--- a/Doc/Full Project Study 2.0.docx
+++ b/Doc/Full Project Study 2.0.docx
@@ -115,23 +115,23 @@
           <w:rStyle w:val="Hyperlink"/>
           <w:lang w:val="fr-FR"/>
         </w:rPr>
-        <w:t xml:space="preserve">Cahier des </w:t>
-      </w:r>
-      <w:proofErr w:type="gramStart"/>
+        <w:t xml:space="preserve">Cahier des Charges: </w:t>
+      </w:r>
+      <w:proofErr w:type="spellStart"/>
       <w:r>
         <w:rPr>
           <w:rStyle w:val="Hyperlink"/>
           <w:lang w:val="fr-FR"/>
         </w:rPr>
-        <w:t>Charges:</w:t>
-      </w:r>
-      <w:proofErr w:type="gramEnd"/>
+        <w:t>Functional</w:t>
+      </w:r>
+      <w:proofErr w:type="spellEnd"/>
       <w:r>
         <w:rPr>
           <w:rStyle w:val="Hyperlink"/>
           <w:lang w:val="fr-FR"/>
         </w:rPr>
-        <w:t xml:space="preserve"> </w:t>
+        <w:t xml:space="preserve"> &amp; Non-</w:t>
       </w:r>
       <w:proofErr w:type="spellStart"/>
       <w:r>
@@ -147,7 +147,7 @@
           <w:rStyle w:val="Hyperlink"/>
           <w:lang w:val="fr-FR"/>
         </w:rPr>
-        <w:t xml:space="preserve"> &amp; Non-</w:t>
+        <w:t xml:space="preserve"> </w:t>
       </w:r>
       <w:proofErr w:type="spellStart"/>
       <w:r>
@@ -155,22 +155,6 @@
           <w:rStyle w:val="Hyperlink"/>
           <w:lang w:val="fr-FR"/>
         </w:rPr>
-        <w:t>Functional</w:t>
-      </w:r>
-      <w:proofErr w:type="spellEnd"/>
-      <w:r>
-        <w:rPr>
-          <w:rStyle w:val="Hyperlink"/>
-          <w:lang w:val="fr-FR"/>
-        </w:rPr>
-        <w:t xml:space="preserve"> </w:t>
-      </w:r>
-      <w:proofErr w:type="spellStart"/>
-      <w:r>
-        <w:rPr>
-          <w:rStyle w:val="Hyperlink"/>
-          <w:lang w:val="fr-FR"/>
-        </w:rPr>
         <w:t>Specifications</w:t>
       </w:r>
       <w:proofErr w:type="spellEnd"/>
@@ -428,7 +412,7 @@
         <w:pStyle w:val="Heading1"/>
         <w:numPr>
           <w:ilvl w:val="0"/>
-          <w:numId w:val="34"/>
+          <w:numId w:val="28"/>
         </w:numPr>
       </w:pPr>
       <w:bookmarkStart w:id="0" w:name="_INTRODUCTION"/>
@@ -442,7 +426,7 @@
         <w:pStyle w:val="Heading2"/>
         <w:numPr>
           <w:ilvl w:val="0"/>
-          <w:numId w:val="35"/>
+          <w:numId w:val="29"/>
         </w:numPr>
       </w:pPr>
       <w:r>
@@ -533,7 +517,7 @@
         <w:pStyle w:val="Heading2"/>
         <w:numPr>
           <w:ilvl w:val="0"/>
-          <w:numId w:val="35"/>
+          <w:numId w:val="29"/>
         </w:numPr>
       </w:pPr>
       <w:r>
@@ -607,7 +591,7 @@
         <w:pStyle w:val="Heading2"/>
         <w:numPr>
           <w:ilvl w:val="0"/>
-          <w:numId w:val="35"/>
+          <w:numId w:val="29"/>
         </w:numPr>
       </w:pPr>
       <w:r>
@@ -664,15 +648,7 @@
         <w:t>Manage Timesheets:</w:t>
       </w:r>
       <w:r>
-        <w:t xml:space="preserve"> Allow supervisors to manage, edit, and view their </w:t>
-      </w:r>
-      <w:proofErr w:type="gramStart"/>
-      <w:r>
-        <w:t>timesheets</w:t>
-      </w:r>
-      <w:proofErr w:type="gramEnd"/>
-      <w:r>
-        <w:t xml:space="preserve"> while providing managers and HR teams with capabilities to review and validate them.</w:t>
+        <w:t xml:space="preserve"> Allow supervisors to manage, edit, and view their timesheets while providing managers and HR teams with capabilities to review and validate them.</w:t>
       </w:r>
     </w:p>
     <w:p>
@@ -762,7 +738,7 @@
         <w:pStyle w:val="Heading2"/>
         <w:numPr>
           <w:ilvl w:val="0"/>
-          <w:numId w:val="35"/>
+          <w:numId w:val="29"/>
         </w:numPr>
       </w:pPr>
       <w:r>
@@ -937,7 +913,7 @@
         <w:pStyle w:val="Heading2"/>
         <w:numPr>
           <w:ilvl w:val="0"/>
-          <w:numId w:val="35"/>
+          <w:numId w:val="29"/>
         </w:numPr>
         <w:rPr>
           <w:rStyle w:val="Strong"/>
@@ -1312,7 +1288,6 @@
               <w:br/>
               <w:t xml:space="preserve">- </w:t>
             </w:r>
-            <w:proofErr w:type="gramStart"/>
             <w:r>
               <w:rPr>
                 <w:rFonts w:eastAsia="Times New Roman" w:cs="Times New Roman"/>
@@ -1320,9 +1295,23 @@
                 <w:bCs/>
                 <w:lang w:eastAsia="fr-FR"/>
               </w:rPr>
-              <w:t>Making Adjustments</w:t>
-            </w:r>
-            <w:proofErr w:type="gramEnd"/>
+              <w:t>Making Adjustments:</w:t>
+            </w:r>
+            <w:r>
+              <w:rPr>
+                <w:rFonts w:eastAsia="Times New Roman" w:cs="Times New Roman"/>
+                <w:lang w:eastAsia="fr-FR"/>
+              </w:rPr>
+              <w:t xml:space="preserve"> Modify or update timesheets, manage visit schedules, and ensure any anomalies are addressed.</w:t>
+            </w:r>
+            <w:r>
+              <w:rPr>
+                <w:rFonts w:eastAsia="Times New Roman" w:cs="Times New Roman"/>
+                <w:lang w:eastAsia="fr-FR"/>
+              </w:rPr>
+              <w:br/>
+              <w:t xml:space="preserve">- </w:t>
+            </w:r>
             <w:r>
               <w:rPr>
                 <w:rFonts w:eastAsia="Times New Roman" w:cs="Times New Roman"/>
@@ -1330,21 +1319,29 @@
                 <w:bCs/>
                 <w:lang w:eastAsia="fr-FR"/>
               </w:rPr>
-              <w:t>:</w:t>
+              <w:t>Approving Schedules:</w:t>
             </w:r>
             <w:r>
               <w:rPr>
                 <w:rFonts w:eastAsia="Times New Roman" w:cs="Times New Roman"/>
                 <w:lang w:eastAsia="fr-FR"/>
               </w:rPr>
-              <w:t xml:space="preserve"> Modify or update timesheets, manage visit schedules, and ensure any anomalies are addressed.</w:t>
-            </w:r>
-            <w:r>
+              <w:t xml:space="preserve"> Approve or amend regional supervisors' schedules as needed.</w:t>
+            </w:r>
+          </w:p>
+          <w:p>
+            <w:pPr>
+              <w:spacing w:before="0"/>
               <w:rPr>
                 <w:rFonts w:eastAsia="Times New Roman" w:cs="Times New Roman"/>
                 <w:lang w:eastAsia="fr-FR"/>
               </w:rPr>
-              <w:br/>
+            </w:pPr>
+            <w:r>
+              <w:rPr>
+                <w:rFonts w:eastAsia="Times New Roman" w:cs="Times New Roman"/>
+                <w:lang w:eastAsia="fr-FR"/>
+              </w:rPr>
               <w:t xml:space="preserve">- </w:t>
             </w:r>
             <w:r>
@@ -1354,67 +1351,89 @@
                 <w:bCs/>
                 <w:lang w:eastAsia="fr-FR"/>
               </w:rPr>
-              <w:t>Approving Schedules:</w:t>
+              <w:t>Reporting Oversight:</w:t>
             </w:r>
             <w:r>
               <w:rPr>
                 <w:rFonts w:eastAsia="Times New Roman" w:cs="Times New Roman"/>
                 <w:lang w:eastAsia="fr-FR"/>
               </w:rPr>
-              <w:t xml:space="preserve"> Approve or amend regional supervisors' schedules as needed.</w:t>
-            </w:r>
-          </w:p>
-          <w:p>
-            <w:pPr>
-              <w:spacing w:before="0"/>
-              <w:rPr>
-                <w:rFonts w:eastAsia="Times New Roman" w:cs="Times New Roman"/>
-                <w:lang w:eastAsia="fr-FR"/>
-              </w:rPr>
-            </w:pPr>
-            <w:r>
-              <w:rPr>
-                <w:rFonts w:eastAsia="Times New Roman" w:cs="Times New Roman"/>
-                <w:lang w:eastAsia="fr-FR"/>
-              </w:rPr>
-              <w:t xml:space="preserve">- </w:t>
-            </w:r>
-            <w:r>
+              <w:t xml:space="preserve"> generate and get reports.</w:t>
+            </w:r>
+          </w:p>
+        </w:tc>
+      </w:tr>
+      <w:tr>
+        <w:tc>
+          <w:tcPr>
+            <w:tcW w:w="1477" w:type="dxa"/>
+            <w:hideMark/>
+          </w:tcPr>
+          <w:p>
+            <w:pPr>
+              <w:spacing w:before="0"/>
+              <w:jc w:val="both"/>
               <w:rPr>
                 <w:rFonts w:eastAsia="Times New Roman" w:cs="Times New Roman"/>
                 <w:b/>
                 <w:bCs/>
                 <w:lang w:eastAsia="fr-FR"/>
               </w:rPr>
-              <w:t>Reporting Oversight:</w:t>
-            </w:r>
-            <w:r>
-              <w:rPr>
-                <w:rFonts w:eastAsia="Times New Roman" w:cs="Times New Roman"/>
-                <w:lang w:eastAsia="fr-FR"/>
-              </w:rPr>
-              <w:t xml:space="preserve"> generate and get reports.</w:t>
-            </w:r>
-          </w:p>
-        </w:tc>
-      </w:tr>
-      <w:tr>
-        <w:tc>
-          <w:tcPr>
-            <w:tcW w:w="1477" w:type="dxa"/>
-            <w:hideMark/>
-          </w:tcPr>
-          <w:p>
-            <w:pPr>
-              <w:spacing w:before="0"/>
-              <w:jc w:val="both"/>
+            </w:pPr>
+            <w:r>
               <w:rPr>
                 <w:rFonts w:eastAsia="Times New Roman" w:cs="Times New Roman"/>
                 <w:b/>
                 <w:bCs/>
                 <w:lang w:eastAsia="fr-FR"/>
               </w:rPr>
-            </w:pPr>
+              <w:t>HR</w:t>
+            </w:r>
+          </w:p>
+        </w:tc>
+        <w:tc>
+          <w:tcPr>
+            <w:tcW w:w="2350" w:type="dxa"/>
+            <w:hideMark/>
+          </w:tcPr>
+          <w:p>
+            <w:pPr>
+              <w:spacing w:before="0"/>
+              <w:jc w:val="both"/>
+              <w:rPr>
+                <w:rFonts w:eastAsia="Times New Roman" w:cs="Times New Roman"/>
+                <w:lang w:eastAsia="fr-FR"/>
+              </w:rPr>
+            </w:pPr>
+            <w:r>
+              <w:rPr>
+                <w:rFonts w:eastAsia="Times New Roman" w:cs="Times New Roman"/>
+                <w:lang w:eastAsia="fr-FR"/>
+              </w:rPr>
+              <w:t>Human Resources Team</w:t>
+            </w:r>
+          </w:p>
+        </w:tc>
+        <w:tc>
+          <w:tcPr>
+            <w:tcW w:w="6350" w:type="dxa"/>
+            <w:hideMark/>
+          </w:tcPr>
+          <w:p>
+            <w:pPr>
+              <w:spacing w:before="0"/>
+              <w:rPr>
+                <w:rFonts w:eastAsia="Times New Roman" w:cs="Times New Roman"/>
+                <w:lang w:eastAsia="fr-FR"/>
+              </w:rPr>
+            </w:pPr>
+            <w:r>
+              <w:rPr>
+                <w:rFonts w:eastAsia="Times New Roman" w:cs="Times New Roman"/>
+                <w:lang w:eastAsia="fr-FR"/>
+              </w:rPr>
+              <w:t xml:space="preserve">- </w:t>
+            </w:r>
             <w:r>
               <w:rPr>
                 <w:rFonts w:eastAsia="Times New Roman" w:cs="Times New Roman"/>
@@ -1422,51 +1441,21 @@
                 <w:bCs/>
                 <w:lang w:eastAsia="fr-FR"/>
               </w:rPr>
-              <w:t>HR</w:t>
-            </w:r>
-          </w:p>
-        </w:tc>
-        <w:tc>
-          <w:tcPr>
-            <w:tcW w:w="2350" w:type="dxa"/>
-            <w:hideMark/>
-          </w:tcPr>
-          <w:p>
-            <w:pPr>
-              <w:spacing w:before="0"/>
-              <w:jc w:val="both"/>
+              <w:t>Managing Data:</w:t>
+            </w:r>
+            <w:r>
               <w:rPr>
                 <w:rFonts w:eastAsia="Times New Roman" w:cs="Times New Roman"/>
                 <w:lang w:eastAsia="fr-FR"/>
               </w:rPr>
-            </w:pPr>
+              <w:t xml:space="preserve"> Track and manage employee attendance, leave, and working hours based on visit logs and timesheets.</w:t>
+            </w:r>
             <w:r>
               <w:rPr>
                 <w:rFonts w:eastAsia="Times New Roman" w:cs="Times New Roman"/>
                 <w:lang w:eastAsia="fr-FR"/>
               </w:rPr>
-              <w:t>Human Resources Team</w:t>
-            </w:r>
-          </w:p>
-        </w:tc>
-        <w:tc>
-          <w:tcPr>
-            <w:tcW w:w="6350" w:type="dxa"/>
-            <w:hideMark/>
-          </w:tcPr>
-          <w:p>
-            <w:pPr>
-              <w:spacing w:before="0"/>
-              <w:rPr>
-                <w:rFonts w:eastAsia="Times New Roman" w:cs="Times New Roman"/>
-                <w:lang w:eastAsia="fr-FR"/>
-              </w:rPr>
-            </w:pPr>
-            <w:r>
-              <w:rPr>
-                <w:rFonts w:eastAsia="Times New Roman" w:cs="Times New Roman"/>
-                <w:lang w:eastAsia="fr-FR"/>
-              </w:rPr>
+              <w:br/>
               <w:t xml:space="preserve">- </w:t>
             </w:r>
             <w:r>
@@ -1476,23 +1465,33 @@
                 <w:bCs/>
                 <w:lang w:eastAsia="fr-FR"/>
               </w:rPr>
-              <w:t>Managing Data:</w:t>
+              <w:t>System Configuration:</w:t>
             </w:r>
             <w:r>
               <w:rPr>
                 <w:rFonts w:eastAsia="Times New Roman" w:cs="Times New Roman"/>
                 <w:lang w:eastAsia="fr-FR"/>
               </w:rPr>
-              <w:t xml:space="preserve"> Track and manage employee attendance, leave, and working hours based on visit logs and timesheets.</w:t>
-            </w:r>
-            <w:r>
+              <w:t xml:space="preserve"> Ensure user accounts and roles are correctly set up and maintain access controls.</w:t>
+            </w:r>
+          </w:p>
+        </w:tc>
+      </w:tr>
+      <w:tr>
+        <w:tc>
+          <w:tcPr>
+            <w:tcW w:w="1477" w:type="dxa"/>
+            <w:hideMark/>
+          </w:tcPr>
+          <w:p>
+            <w:pPr>
+              <w:spacing w:before="0"/>
+              <w:jc w:val="both"/>
               <w:rPr>
                 <w:rFonts w:eastAsia="Times New Roman" w:cs="Times New Roman"/>
                 <w:lang w:eastAsia="fr-FR"/>
               </w:rPr>
-              <w:br/>
-              <w:t xml:space="preserve">- </w:t>
-            </w:r>
+            </w:pPr>
             <w:r>
               <w:rPr>
                 <w:rFonts w:eastAsia="Times New Roman" w:cs="Times New Roman"/>
@@ -1500,33 +1499,53 @@
                 <w:bCs/>
                 <w:lang w:eastAsia="fr-FR"/>
               </w:rPr>
-              <w:t>System Configuration:</w:t>
-            </w:r>
-            <w:r>
+              <w:t>Administrator</w:t>
+            </w:r>
+          </w:p>
+        </w:tc>
+        <w:tc>
+          <w:tcPr>
+            <w:tcW w:w="2350" w:type="dxa"/>
+            <w:hideMark/>
+          </w:tcPr>
+          <w:p>
+            <w:pPr>
+              <w:spacing w:before="0"/>
+              <w:jc w:val="both"/>
               <w:rPr>
                 <w:rFonts w:eastAsia="Times New Roman" w:cs="Times New Roman"/>
                 <w:lang w:eastAsia="fr-FR"/>
               </w:rPr>
-              <w:t xml:space="preserve"> Ensure user accounts and roles are correctly set up and maintain access controls.</w:t>
-            </w:r>
-          </w:p>
-        </w:tc>
-      </w:tr>
-      <w:tr>
-        <w:tc>
-          <w:tcPr>
-            <w:tcW w:w="1477" w:type="dxa"/>
-            <w:hideMark/>
-          </w:tcPr>
-          <w:p>
-            <w:pPr>
-              <w:spacing w:before="0"/>
-              <w:jc w:val="both"/>
+            </w:pPr>
+            <w:r>
               <w:rPr>
                 <w:rFonts w:eastAsia="Times New Roman" w:cs="Times New Roman"/>
                 <w:lang w:eastAsia="fr-FR"/>
               </w:rPr>
-            </w:pPr>
+              <w:t>System Admin</w:t>
+            </w:r>
+          </w:p>
+        </w:tc>
+        <w:tc>
+          <w:tcPr>
+            <w:tcW w:w="6350" w:type="dxa"/>
+            <w:hideMark/>
+          </w:tcPr>
+          <w:p>
+            <w:pPr>
+              <w:spacing w:before="0"/>
+              <w:rPr>
+                <w:rFonts w:eastAsia="Times New Roman" w:cs="Times New Roman"/>
+                <w:lang w:eastAsia="fr-FR"/>
+              </w:rPr>
+            </w:pPr>
+            <w:r>
+              <w:rPr>
+                <w:rFonts w:eastAsia="Times New Roman" w:cs="Times New Roman"/>
+                <w:lang w:eastAsia="fr-FR"/>
+              </w:rPr>
+              <w:t xml:space="preserve">- </w:t>
+            </w:r>
             <w:r>
               <w:rPr>
                 <w:rFonts w:eastAsia="Times New Roman" w:cs="Times New Roman"/>
@@ -1534,51 +1553,21 @@
                 <w:bCs/>
                 <w:lang w:eastAsia="fr-FR"/>
               </w:rPr>
-              <w:t>Administrator</w:t>
-            </w:r>
-          </w:p>
-        </w:tc>
-        <w:tc>
-          <w:tcPr>
-            <w:tcW w:w="2350" w:type="dxa"/>
-            <w:hideMark/>
-          </w:tcPr>
-          <w:p>
-            <w:pPr>
-              <w:spacing w:before="0"/>
-              <w:jc w:val="both"/>
+              <w:t>User Management:</w:t>
+            </w:r>
+            <w:r>
               <w:rPr>
                 <w:rFonts w:eastAsia="Times New Roman" w:cs="Times New Roman"/>
                 <w:lang w:eastAsia="fr-FR"/>
               </w:rPr>
-            </w:pPr>
+              <w:t xml:space="preserve"> Administer user access and permissions.</w:t>
+            </w:r>
             <w:r>
               <w:rPr>
                 <w:rFonts w:eastAsia="Times New Roman" w:cs="Times New Roman"/>
                 <w:lang w:eastAsia="fr-FR"/>
               </w:rPr>
-              <w:t>System Admin</w:t>
-            </w:r>
-          </w:p>
-        </w:tc>
-        <w:tc>
-          <w:tcPr>
-            <w:tcW w:w="6350" w:type="dxa"/>
-            <w:hideMark/>
-          </w:tcPr>
-          <w:p>
-            <w:pPr>
-              <w:spacing w:before="0"/>
-              <w:rPr>
-                <w:rFonts w:eastAsia="Times New Roman" w:cs="Times New Roman"/>
-                <w:lang w:eastAsia="fr-FR"/>
-              </w:rPr>
-            </w:pPr>
-            <w:r>
-              <w:rPr>
-                <w:rFonts w:eastAsia="Times New Roman" w:cs="Times New Roman"/>
-                <w:lang w:eastAsia="fr-FR"/>
-              </w:rPr>
+              <w:br/>
               <w:t xml:space="preserve">- </w:t>
             </w:r>
             <w:r>
@@ -1588,30 +1577,6 @@
                 <w:bCs/>
                 <w:lang w:eastAsia="fr-FR"/>
               </w:rPr>
-              <w:t>User Management:</w:t>
-            </w:r>
-            <w:r>
-              <w:rPr>
-                <w:rFonts w:eastAsia="Times New Roman" w:cs="Times New Roman"/>
-                <w:lang w:eastAsia="fr-FR"/>
-              </w:rPr>
-              <w:t xml:space="preserve"> Administer user access and permissions.</w:t>
-            </w:r>
-            <w:r>
-              <w:rPr>
-                <w:rFonts w:eastAsia="Times New Roman" w:cs="Times New Roman"/>
-                <w:lang w:eastAsia="fr-FR"/>
-              </w:rPr>
-              <w:br/>
-              <w:t xml:space="preserve">- </w:t>
-            </w:r>
-            <w:r>
-              <w:rPr>
-                <w:rFonts w:eastAsia="Times New Roman" w:cs="Times New Roman"/>
-                <w:b/>
-                <w:bCs/>
-                <w:lang w:eastAsia="fr-FR"/>
-              </w:rPr>
               <w:t>Data Security:</w:t>
             </w:r>
             <w:r>
@@ -1640,7 +1605,7 @@
         <w:pStyle w:val="Heading1"/>
         <w:numPr>
           <w:ilvl w:val="0"/>
-          <w:numId w:val="34"/>
+          <w:numId w:val="28"/>
         </w:numPr>
         <w:rPr>
           <w:lang w:val="fr-FR"/>
@@ -1652,22 +1617,7 @@
         <w:rPr>
           <w:lang w:val="fr-FR"/>
         </w:rPr>
-        <w:lastRenderedPageBreak/>
-        <w:t xml:space="preserve">CAHIER DES </w:t>
-      </w:r>
-      <w:proofErr w:type="gramStart"/>
-      <w:r>
-        <w:rPr>
-          <w:lang w:val="fr-FR"/>
-        </w:rPr>
-        <w:t>CHARGES:</w:t>
-      </w:r>
-      <w:proofErr w:type="gramEnd"/>
-      <w:r>
-        <w:rPr>
-          <w:lang w:val="fr-FR"/>
-        </w:rPr>
-        <w:t xml:space="preserve"> FUNCTIONAL &amp; NON-FUNCTIONAL SPECIFICATIONS</w:t>
+        <w:t>CAHIER DES CHARGES: FUNCTIONAL &amp; NON-FUNCTIONAL SPECIFICATIONS</w:t>
       </w:r>
     </w:p>
     <w:p>
@@ -1675,7 +1625,7 @@
         <w:pStyle w:val="Heading2"/>
         <w:numPr>
           <w:ilvl w:val="0"/>
-          <w:numId w:val="36"/>
+          <w:numId w:val="30"/>
         </w:numPr>
       </w:pPr>
       <w:r>
@@ -1687,7 +1637,7 @@
         <w:pStyle w:val="Heading3"/>
         <w:numPr>
           <w:ilvl w:val="0"/>
-          <w:numId w:val="45"/>
+          <w:numId w:val="38"/>
         </w:numPr>
       </w:pPr>
       <w:r>
@@ -1875,7 +1825,7 @@
         <w:pStyle w:val="Heading3"/>
         <w:numPr>
           <w:ilvl w:val="0"/>
-          <w:numId w:val="45"/>
+          <w:numId w:val="38"/>
         </w:numPr>
       </w:pPr>
       <w:r>
@@ -1972,29 +1922,13 @@
         <w:jc w:val="both"/>
       </w:pPr>
       <w:r>
-        <w:t xml:space="preserve">Supervisors can </w:t>
-      </w:r>
-      <w:proofErr w:type="gramStart"/>
-      <w:r>
-        <w:t>create</w:t>
-      </w:r>
-      <w:r>
-        <w:t>(</w:t>
-      </w:r>
-      <w:proofErr w:type="gramEnd"/>
-      <w:r>
-        <w:t>propose depending on a deadline)</w:t>
-      </w:r>
-      <w:r>
-        <w:t xml:space="preserve"> and update their </w:t>
-      </w:r>
-      <w:proofErr w:type="gramStart"/>
-      <w:r>
-        <w:t>timesheets</w:t>
-      </w:r>
-      <w:proofErr w:type="gramEnd"/>
-      <w:r>
-        <w:t>.</w:t>
+        <w:t>Supervisors can create</w:t>
+      </w:r>
+      <w:r>
+        <w:t>(propose depending on a deadline)</w:t>
+      </w:r>
+      <w:r>
+        <w:t xml:space="preserve"> and update their timesheets.</w:t>
       </w:r>
     </w:p>
     <w:p>
@@ -2053,7 +1987,7 @@
         <w:pStyle w:val="Heading3"/>
         <w:numPr>
           <w:ilvl w:val="0"/>
-          <w:numId w:val="45"/>
+          <w:numId w:val="38"/>
         </w:numPr>
       </w:pPr>
       <w:r>
@@ -2168,11 +2102,10 @@
         <w:pStyle w:val="Heading3"/>
         <w:numPr>
           <w:ilvl w:val="0"/>
-          <w:numId w:val="45"/>
-        </w:numPr>
-      </w:pPr>
-      <w:r>
-        <w:lastRenderedPageBreak/>
+          <w:numId w:val="38"/>
+        </w:numPr>
+      </w:pPr>
+      <w:r>
         <w:t>Notifications and Alerts</w:t>
       </w:r>
     </w:p>
@@ -2221,7 +2154,7 @@
         <w:pStyle w:val="Heading3"/>
         <w:numPr>
           <w:ilvl w:val="0"/>
-          <w:numId w:val="45"/>
+          <w:numId w:val="38"/>
         </w:numPr>
       </w:pPr>
       <w:r>
@@ -2323,7 +2256,7 @@
         <w:pStyle w:val="Heading3"/>
         <w:numPr>
           <w:ilvl w:val="0"/>
-          <w:numId w:val="45"/>
+          <w:numId w:val="38"/>
         </w:numPr>
       </w:pPr>
       <w:r>
@@ -2419,7 +2352,7 @@
         <w:pStyle w:val="Heading2"/>
         <w:numPr>
           <w:ilvl w:val="0"/>
-          <w:numId w:val="36"/>
+          <w:numId w:val="30"/>
         </w:numPr>
       </w:pPr>
       <w:r>
@@ -2431,7 +2364,7 @@
         <w:pStyle w:val="Heading3"/>
         <w:numPr>
           <w:ilvl w:val="0"/>
-          <w:numId w:val="46"/>
+          <w:numId w:val="39"/>
         </w:numPr>
       </w:pPr>
       <w:r>
@@ -2455,7 +2388,7 @@
         <w:pStyle w:val="Heading3"/>
         <w:numPr>
           <w:ilvl w:val="0"/>
-          <w:numId w:val="46"/>
+          <w:numId w:val="39"/>
         </w:numPr>
       </w:pPr>
       <w:r>
@@ -2485,7 +2418,7 @@
         <w:pStyle w:val="Heading3"/>
         <w:numPr>
           <w:ilvl w:val="0"/>
-          <w:numId w:val="46"/>
+          <w:numId w:val="39"/>
         </w:numPr>
       </w:pPr>
       <w:r>
@@ -2509,7 +2442,7 @@
         <w:pStyle w:val="Heading3"/>
         <w:numPr>
           <w:ilvl w:val="0"/>
-          <w:numId w:val="46"/>
+          <w:numId w:val="39"/>
         </w:numPr>
       </w:pPr>
       <w:r>
@@ -2533,7 +2466,7 @@
         <w:pStyle w:val="Heading3"/>
         <w:numPr>
           <w:ilvl w:val="0"/>
-          <w:numId w:val="46"/>
+          <w:numId w:val="39"/>
         </w:numPr>
       </w:pPr>
       <w:r>
@@ -2567,13 +2500,12 @@
         <w:pStyle w:val="Heading1"/>
         <w:numPr>
           <w:ilvl w:val="0"/>
-          <w:numId w:val="34"/>
+          <w:numId w:val="28"/>
         </w:numPr>
       </w:pPr>
       <w:bookmarkStart w:id="2" w:name="_SYSTEM_ARCHITECTURE_AND"/>
       <w:bookmarkEnd w:id="2"/>
       <w:r>
-        <w:lastRenderedPageBreak/>
         <w:t>SYSTEM ARCHITECTURE AND DESIGN</w:t>
       </w:r>
     </w:p>
@@ -2582,7 +2514,7 @@
         <w:pStyle w:val="Heading2"/>
         <w:numPr>
           <w:ilvl w:val="0"/>
-          <w:numId w:val="37"/>
+          <w:numId w:val="31"/>
         </w:numPr>
       </w:pPr>
       <w:r>
@@ -2611,7 +2543,7 @@
       <w:pPr>
         <w:numPr>
           <w:ilvl w:val="0"/>
-          <w:numId w:val="48"/>
+          <w:numId w:val="41"/>
         </w:numPr>
         <w:tabs>
           <w:tab w:val="clear" w:pos="720"/>
@@ -2636,7 +2568,7 @@
       <w:pPr>
         <w:numPr>
           <w:ilvl w:val="1"/>
-          <w:numId w:val="48"/>
+          <w:numId w:val="41"/>
         </w:numPr>
         <w:tabs>
           <w:tab w:val="clear" w:pos="1440"/>
@@ -2653,7 +2585,7 @@
       <w:pPr>
         <w:numPr>
           <w:ilvl w:val="1"/>
-          <w:numId w:val="48"/>
+          <w:numId w:val="41"/>
         </w:numPr>
         <w:tabs>
           <w:tab w:val="clear" w:pos="1440"/>
@@ -2670,7 +2602,7 @@
       <w:pPr>
         <w:numPr>
           <w:ilvl w:val="1"/>
-          <w:numId w:val="48"/>
+          <w:numId w:val="41"/>
         </w:numPr>
         <w:tabs>
           <w:tab w:val="clear" w:pos="1440"/>
@@ -2687,7 +2619,7 @@
       <w:pPr>
         <w:numPr>
           <w:ilvl w:val="1"/>
-          <w:numId w:val="48"/>
+          <w:numId w:val="41"/>
         </w:numPr>
         <w:tabs>
           <w:tab w:val="clear" w:pos="1440"/>
@@ -2704,7 +2636,7 @@
       <w:pPr>
         <w:numPr>
           <w:ilvl w:val="1"/>
-          <w:numId w:val="48"/>
+          <w:numId w:val="41"/>
         </w:numPr>
         <w:tabs>
           <w:tab w:val="clear" w:pos="1440"/>
@@ -2730,7 +2662,7 @@
       <w:pPr>
         <w:numPr>
           <w:ilvl w:val="0"/>
-          <w:numId w:val="49"/>
+          <w:numId w:val="42"/>
         </w:numPr>
         <w:tabs>
           <w:tab w:val="clear" w:pos="720"/>
@@ -2755,7 +2687,7 @@
       <w:pPr>
         <w:numPr>
           <w:ilvl w:val="1"/>
-          <w:numId w:val="49"/>
+          <w:numId w:val="42"/>
         </w:numPr>
         <w:tabs>
           <w:tab w:val="clear" w:pos="1440"/>
@@ -2772,7 +2704,7 @@
       <w:pPr>
         <w:numPr>
           <w:ilvl w:val="1"/>
-          <w:numId w:val="49"/>
+          <w:numId w:val="42"/>
         </w:numPr>
         <w:tabs>
           <w:tab w:val="clear" w:pos="1440"/>
@@ -2789,7 +2721,7 @@
       <w:pPr>
         <w:numPr>
           <w:ilvl w:val="1"/>
-          <w:numId w:val="49"/>
+          <w:numId w:val="42"/>
         </w:numPr>
         <w:tabs>
           <w:tab w:val="clear" w:pos="1440"/>
@@ -2806,7 +2738,7 @@
       <w:pPr>
         <w:numPr>
           <w:ilvl w:val="1"/>
-          <w:numId w:val="49"/>
+          <w:numId w:val="42"/>
         </w:numPr>
         <w:tabs>
           <w:tab w:val="clear" w:pos="1440"/>
@@ -2832,7 +2764,7 @@
       <w:pPr>
         <w:numPr>
           <w:ilvl w:val="0"/>
-          <w:numId w:val="50"/>
+          <w:numId w:val="43"/>
         </w:numPr>
         <w:tabs>
           <w:tab w:val="clear" w:pos="720"/>
@@ -2857,7 +2789,7 @@
       <w:pPr>
         <w:numPr>
           <w:ilvl w:val="1"/>
-          <w:numId w:val="50"/>
+          <w:numId w:val="43"/>
         </w:numPr>
         <w:tabs>
           <w:tab w:val="clear" w:pos="1440"/>
@@ -2874,7 +2806,7 @@
       <w:pPr>
         <w:numPr>
           <w:ilvl w:val="1"/>
-          <w:numId w:val="50"/>
+          <w:numId w:val="43"/>
         </w:numPr>
         <w:tabs>
           <w:tab w:val="clear" w:pos="1440"/>
@@ -2891,7 +2823,7 @@
       <w:pPr>
         <w:numPr>
           <w:ilvl w:val="1"/>
-          <w:numId w:val="50"/>
+          <w:numId w:val="43"/>
         </w:numPr>
         <w:tabs>
           <w:tab w:val="clear" w:pos="1440"/>
@@ -2908,7 +2840,7 @@
       <w:pPr>
         <w:numPr>
           <w:ilvl w:val="1"/>
-          <w:numId w:val="50"/>
+          <w:numId w:val="43"/>
         </w:numPr>
         <w:tabs>
           <w:tab w:val="clear" w:pos="1440"/>
@@ -2934,7 +2866,7 @@
       <w:pPr>
         <w:numPr>
           <w:ilvl w:val="0"/>
-          <w:numId w:val="51"/>
+          <w:numId w:val="44"/>
         </w:numPr>
         <w:tabs>
           <w:tab w:val="clear" w:pos="720"/>
@@ -2959,7 +2891,7 @@
       <w:pPr>
         <w:numPr>
           <w:ilvl w:val="1"/>
-          <w:numId w:val="51"/>
+          <w:numId w:val="44"/>
         </w:numPr>
         <w:tabs>
           <w:tab w:val="clear" w:pos="1440"/>
@@ -2976,7 +2908,7 @@
       <w:pPr>
         <w:numPr>
           <w:ilvl w:val="1"/>
-          <w:numId w:val="51"/>
+          <w:numId w:val="44"/>
         </w:numPr>
         <w:tabs>
           <w:tab w:val="clear" w:pos="1440"/>
@@ -2999,7 +2931,7 @@
       <w:pPr>
         <w:numPr>
           <w:ilvl w:val="1"/>
-          <w:numId w:val="51"/>
+          <w:numId w:val="44"/>
         </w:numPr>
         <w:tabs>
           <w:tab w:val="clear" w:pos="1440"/>
@@ -3016,7 +2948,7 @@
       <w:pPr>
         <w:numPr>
           <w:ilvl w:val="1"/>
-          <w:numId w:val="51"/>
+          <w:numId w:val="44"/>
         </w:numPr>
         <w:tabs>
           <w:tab w:val="clear" w:pos="1440"/>
@@ -3059,7 +2991,7 @@
       <w:pPr>
         <w:numPr>
           <w:ilvl w:val="0"/>
-          <w:numId w:val="54"/>
+          <w:numId w:val="46"/>
         </w:numPr>
         <w:tabs>
           <w:tab w:val="clear" w:pos="720"/>
@@ -3076,7 +3008,7 @@
       <w:pPr>
         <w:numPr>
           <w:ilvl w:val="0"/>
-          <w:numId w:val="54"/>
+          <w:numId w:val="46"/>
         </w:numPr>
         <w:tabs>
           <w:tab w:val="clear" w:pos="720"/>
@@ -3086,7 +3018,6 @@
         <w:jc w:val="both"/>
       </w:pPr>
       <w:r>
-        <w:lastRenderedPageBreak/>
         <w:t>Reduces server-side computation, minimizing latency.</w:t>
       </w:r>
     </w:p>
@@ -3094,7 +3025,7 @@
       <w:pPr>
         <w:numPr>
           <w:ilvl w:val="0"/>
-          <w:numId w:val="54"/>
+          <w:numId w:val="46"/>
         </w:numPr>
         <w:tabs>
           <w:tab w:val="clear" w:pos="720"/>
@@ -3111,7 +3042,7 @@
       <w:pPr>
         <w:numPr>
           <w:ilvl w:val="0"/>
-          <w:numId w:val="54"/>
+          <w:numId w:val="46"/>
         </w:numPr>
         <w:tabs>
           <w:tab w:val="clear" w:pos="720"/>
@@ -3153,7 +3084,7 @@
       <w:pPr>
         <w:numPr>
           <w:ilvl w:val="0"/>
-          <w:numId w:val="55"/>
+          <w:numId w:val="47"/>
         </w:numPr>
         <w:tabs>
           <w:tab w:val="clear" w:pos="720"/>
@@ -3170,7 +3101,7 @@
       <w:pPr>
         <w:numPr>
           <w:ilvl w:val="0"/>
-          <w:numId w:val="55"/>
+          <w:numId w:val="47"/>
         </w:numPr>
         <w:tabs>
           <w:tab w:val="clear" w:pos="720"/>
@@ -3202,7 +3133,7 @@
       <w:pPr>
         <w:numPr>
           <w:ilvl w:val="0"/>
-          <w:numId w:val="53"/>
+          <w:numId w:val="45"/>
         </w:numPr>
         <w:tabs>
           <w:tab w:val="clear" w:pos="720"/>
@@ -3227,7 +3158,7 @@
       <w:pPr>
         <w:numPr>
           <w:ilvl w:val="1"/>
-          <w:numId w:val="53"/>
+          <w:numId w:val="45"/>
         </w:numPr>
         <w:tabs>
           <w:tab w:val="clear" w:pos="1440"/>
@@ -3244,7 +3175,7 @@
       <w:pPr>
         <w:numPr>
           <w:ilvl w:val="1"/>
-          <w:numId w:val="53"/>
+          <w:numId w:val="45"/>
         </w:numPr>
         <w:tabs>
           <w:tab w:val="clear" w:pos="1440"/>
@@ -3269,7 +3200,7 @@
       <w:pPr>
         <w:numPr>
           <w:ilvl w:val="1"/>
-          <w:numId w:val="53"/>
+          <w:numId w:val="45"/>
         </w:numPr>
         <w:tabs>
           <w:tab w:val="clear" w:pos="1440"/>
@@ -3286,7 +3217,7 @@
       <w:pPr>
         <w:numPr>
           <w:ilvl w:val="1"/>
-          <w:numId w:val="53"/>
+          <w:numId w:val="45"/>
         </w:numPr>
         <w:tabs>
           <w:tab w:val="clear" w:pos="1440"/>
@@ -3304,7 +3235,7 @@
         <w:pStyle w:val="Heading2"/>
         <w:numPr>
           <w:ilvl w:val="0"/>
-          <w:numId w:val="37"/>
+          <w:numId w:val="31"/>
         </w:numPr>
       </w:pPr>
       <w:r>
@@ -3316,11 +3247,568 @@
         <w:pStyle w:val="Heading3"/>
         <w:numPr>
           <w:ilvl w:val="0"/>
-          <w:numId w:val="47"/>
+          <w:numId w:val="40"/>
         </w:numPr>
       </w:pPr>
       <w:r>
         <w:t>UML Diagrams</w:t>
+      </w:r>
+    </w:p>
+    <w:p>
+      <w:pPr>
+        <w:numPr>
+          <w:ilvl w:val="0"/>
+          <w:numId w:val="12"/>
+        </w:numPr>
+        <w:jc w:val="both"/>
+      </w:pPr>
+      <w:r>
+        <w:rPr>
+          <w:b/>
+          <w:bCs/>
+        </w:rPr>
+        <w:t>Use Case Diagram:</w:t>
+      </w:r>
+    </w:p>
+    <w:p>
+      <w:pPr>
+        <w:numPr>
+          <w:ilvl w:val="1"/>
+          <w:numId w:val="12"/>
+        </w:numPr>
+        <w:jc w:val="both"/>
+      </w:pPr>
+      <w:r>
+        <w:rPr>
+          <w:b/>
+          <w:bCs/>
+        </w:rPr>
+        <w:t>Actors:</w:t>
+      </w:r>
+      <w:r>
+        <w:t xml:space="preserve"> Supervisors, Managers, H</w:t>
+      </w:r>
+      <w:r>
+        <w:t>R</w:t>
+      </w:r>
+      <w:r>
+        <w:t>, Administrators, and AI Module.</w:t>
+      </w:r>
+    </w:p>
+    <w:p>
+      <w:pPr>
+        <w:numPr>
+          <w:ilvl w:val="1"/>
+          <w:numId w:val="12"/>
+        </w:numPr>
+        <w:spacing w:after="0"/>
+        <w:jc w:val="both"/>
+      </w:pPr>
+      <w:r>
+        <w:rPr>
+          <w:b/>
+          <w:bCs/>
+        </w:rPr>
+        <w:t>Key Use Cases:</w:t>
+      </w:r>
+      <w:r>
+        <w:t xml:space="preserve"> </w:t>
+      </w:r>
+    </w:p>
+    <w:p>
+      <w:pPr>
+        <w:pStyle w:val="ListParagraph"/>
+        <w:numPr>
+          <w:ilvl w:val="0"/>
+          <w:numId w:val="50"/>
+        </w:numPr>
+        <w:jc w:val="both"/>
+      </w:pPr>
+      <w:r>
+        <w:t>Supervisor : Log visits, manage timesheets, receive notifications.</w:t>
+      </w:r>
+    </w:p>
+    <w:p>
+      <w:pPr>
+        <w:pStyle w:val="ListParagraph"/>
+        <w:numPr>
+          <w:ilvl w:val="0"/>
+          <w:numId w:val="50"/>
+        </w:numPr>
+        <w:jc w:val="both"/>
+      </w:pPr>
+      <w:r>
+        <w:t>Manager : Validate timesheets, view dashboards, generate reports.</w:t>
+      </w:r>
+    </w:p>
+    <w:p>
+      <w:pPr>
+        <w:pStyle w:val="ListParagraph"/>
+        <w:numPr>
+          <w:ilvl w:val="0"/>
+          <w:numId w:val="50"/>
+        </w:numPr>
+        <w:jc w:val="both"/>
+      </w:pPr>
+      <w:r>
+        <w:t>HR : Monitor activity, view timesheets.</w:t>
+      </w:r>
+    </w:p>
+    <w:p>
+      <w:pPr>
+        <w:pStyle w:val="ListParagraph"/>
+        <w:numPr>
+          <w:ilvl w:val="0"/>
+          <w:numId w:val="50"/>
+        </w:numPr>
+        <w:jc w:val="both"/>
+      </w:pPr>
+      <w:r>
+        <w:t>Admin : Manage users and roles.</w:t>
+      </w:r>
+    </w:p>
+    <w:p>
+      <w:pPr>
+        <w:pStyle w:val="ListParagraph"/>
+        <w:numPr>
+          <w:ilvl w:val="0"/>
+          <w:numId w:val="50"/>
+        </w:numPr>
+        <w:jc w:val="both"/>
+      </w:pPr>
+      <w:r>
+        <w:t>AI Module : Detect anomalies, automate reports, monitor activity.</w:t>
+      </w:r>
+    </w:p>
+    <w:p>
+      <w:pPr>
+        <w:numPr>
+          <w:ilvl w:val="0"/>
+          <w:numId w:val="12"/>
+        </w:numPr>
+        <w:jc w:val="both"/>
+      </w:pPr>
+      <w:r>
+        <w:rPr>
+          <w:b/>
+          <w:bCs/>
+        </w:rPr>
+        <w:t>Class Diagram:</w:t>
+      </w:r>
+    </w:p>
+    <w:p>
+      <w:pPr>
+        <w:numPr>
+          <w:ilvl w:val="0"/>
+          <w:numId w:val="12"/>
+        </w:numPr>
+        <w:jc w:val="both"/>
+      </w:pPr>
+      <w:r>
+        <w:rPr>
+          <w:b/>
+          <w:bCs/>
+        </w:rPr>
+        <w:t>User :</w:t>
+      </w:r>
+      <w:r>
+        <w:t xml:space="preserve">Attributes: userID, name, </w:t>
+      </w:r>
+      <w:proofErr w:type="spellStart"/>
+      <w:r>
+        <w:t>lastname</w:t>
+      </w:r>
+      <w:proofErr w:type="spellEnd"/>
+      <w:r>
+        <w:t>, phone, email, password.</w:t>
+      </w:r>
+    </w:p>
+    <w:p>
+      <w:pPr>
+        <w:numPr>
+          <w:ilvl w:val="0"/>
+          <w:numId w:val="12"/>
+        </w:numPr>
+        <w:jc w:val="both"/>
+      </w:pPr>
+      <w:r>
+        <w:rPr>
+          <w:b/>
+          <w:bCs/>
+        </w:rPr>
+        <w:t>Role :</w:t>
+      </w:r>
+      <w:r>
+        <w:t xml:space="preserve">Attributes: </w:t>
+      </w:r>
+      <w:proofErr w:type="spellStart"/>
+      <w:r>
+        <w:t>roleID</w:t>
+      </w:r>
+      <w:proofErr w:type="spellEnd"/>
+      <w:r>
+        <w:t>, name, permissions.</w:t>
+      </w:r>
+    </w:p>
+    <w:p>
+      <w:pPr>
+        <w:numPr>
+          <w:ilvl w:val="0"/>
+          <w:numId w:val="12"/>
+        </w:numPr>
+        <w:jc w:val="both"/>
+      </w:pPr>
+      <w:r>
+        <w:rPr>
+          <w:b/>
+          <w:bCs/>
+        </w:rPr>
+        <w:t>Agent :</w:t>
+      </w:r>
+      <w:r>
+        <w:t xml:space="preserve">Attributes: agentID, name, </w:t>
+      </w:r>
+      <w:proofErr w:type="spellStart"/>
+      <w:r>
+        <w:t>lastname</w:t>
+      </w:r>
+      <w:proofErr w:type="spellEnd"/>
+      <w:r>
+        <w:t>, email, phone.</w:t>
+      </w:r>
+    </w:p>
+    <w:p>
+      <w:pPr>
+        <w:numPr>
+          <w:ilvl w:val="0"/>
+          <w:numId w:val="12"/>
+        </w:numPr>
+        <w:jc w:val="both"/>
+      </w:pPr>
+      <w:r>
+        <w:rPr>
+          <w:b/>
+          <w:bCs/>
+        </w:rPr>
+        <w:t>Visit :</w:t>
+      </w:r>
+      <w:r>
+        <w:t>Attributes: visitID, date, time, duration, location, reason, agentID, checklist, photos, comment.</w:t>
+      </w:r>
+    </w:p>
+    <w:p>
+      <w:pPr>
+        <w:numPr>
+          <w:ilvl w:val="0"/>
+          <w:numId w:val="12"/>
+        </w:numPr>
+        <w:jc w:val="both"/>
+      </w:pPr>
+      <w:r>
+        <w:rPr>
+          <w:b/>
+          <w:bCs/>
+        </w:rPr>
+        <w:t>Timesheet :</w:t>
+      </w:r>
+      <w:r>
+        <w:t>Attributes: timesheetID, userID, weekNumber, year, visits.</w:t>
+      </w:r>
+    </w:p>
+    <w:p>
+      <w:pPr>
+        <w:numPr>
+          <w:ilvl w:val="0"/>
+          <w:numId w:val="12"/>
+        </w:numPr>
+        <w:jc w:val="both"/>
+      </w:pPr>
+      <w:r>
+        <w:rPr>
+          <w:b/>
+          <w:bCs/>
+        </w:rPr>
+        <w:t>Report :</w:t>
+      </w:r>
+      <w:r>
+        <w:t>Attributes: reportID, startDate, endDate, supervisorID, region.</w:t>
+      </w:r>
+    </w:p>
+    <w:p>
+      <w:pPr>
+        <w:numPr>
+          <w:ilvl w:val="0"/>
+          <w:numId w:val="12"/>
+        </w:numPr>
+        <w:jc w:val="both"/>
+      </w:pPr>
+      <w:r>
+        <w:rPr>
+          <w:b/>
+          <w:bCs/>
+        </w:rPr>
+        <w:t>Notification :</w:t>
+      </w:r>
+      <w:r>
+        <w:t xml:space="preserve">Attributes: </w:t>
+      </w:r>
+      <w:proofErr w:type="spellStart"/>
+      <w:r>
+        <w:t>notificationID</w:t>
+      </w:r>
+      <w:proofErr w:type="spellEnd"/>
+      <w:r>
+        <w:t xml:space="preserve">, </w:t>
+      </w:r>
+      <w:proofErr w:type="spellStart"/>
+      <w:r>
+        <w:t>recipientID</w:t>
+      </w:r>
+      <w:proofErr w:type="spellEnd"/>
+      <w:r>
+        <w:t>, message, timestamp.</w:t>
+      </w:r>
+    </w:p>
+    <w:p>
+      <w:pPr>
+        <w:numPr>
+          <w:ilvl w:val="0"/>
+          <w:numId w:val="12"/>
+        </w:numPr>
+        <w:jc w:val="both"/>
+      </w:pPr>
+      <w:r>
+        <w:rPr>
+          <w:b/>
+          <w:bCs/>
+        </w:rPr>
+        <w:t>AIModel :</w:t>
+      </w:r>
+      <w:r>
+        <w:t>Attributes: modelID, taskType, config.</w:t>
+      </w:r>
+    </w:p>
+    <w:p>
+      <w:pPr>
+        <w:numPr>
+          <w:ilvl w:val="0"/>
+          <w:numId w:val="12"/>
+        </w:numPr>
+        <w:jc w:val="both"/>
+      </w:pPr>
+      <w:r>
+        <w:rPr>
+          <w:b/>
+          <w:bCs/>
+        </w:rPr>
+        <w:t>Sequence Diagram:</w:t>
+      </w:r>
+    </w:p>
+    <w:p>
+      <w:pPr>
+        <w:numPr>
+          <w:ilvl w:val="1"/>
+          <w:numId w:val="12"/>
+        </w:numPr>
+        <w:jc w:val="both"/>
+      </w:pPr>
+      <w:r>
+        <w:rPr>
+          <w:i/>
+          <w:iCs/>
+        </w:rPr>
+        <w:t>Example:</w:t>
+      </w:r>
+      <w:r>
+        <w:t xml:space="preserve"> Logging a Visit</w:t>
+      </w:r>
+    </w:p>
+    <w:p>
+      <w:pPr>
+        <w:numPr>
+          <w:ilvl w:val="2"/>
+          <w:numId w:val="12"/>
+        </w:numPr>
+        <w:jc w:val="both"/>
+      </w:pPr>
+      <w:proofErr w:type="gramStart"/>
+      <w:r>
+        <w:t>Supervisor</w:t>
+      </w:r>
+      <w:proofErr w:type="gramEnd"/>
+      <w:r>
+        <w:t xml:space="preserve"> scans </w:t>
+      </w:r>
+      <w:r>
+        <w:t>the QR</w:t>
+      </w:r>
+      <w:r>
+        <w:t xml:space="preserve"> code or manually enters </w:t>
+      </w:r>
+      <w:r>
+        <w:t>the agent’s</w:t>
+      </w:r>
+      <w:r>
+        <w:t xml:space="preserve"> details.</w:t>
+      </w:r>
+    </w:p>
+    <w:p>
+      <w:pPr>
+        <w:numPr>
+          <w:ilvl w:val="2"/>
+          <w:numId w:val="12"/>
+        </w:numPr>
+        <w:jc w:val="both"/>
+      </w:pPr>
+      <w:proofErr w:type="gramStart"/>
+      <w:r>
+        <w:t>System</w:t>
+      </w:r>
+      <w:proofErr w:type="gramEnd"/>
+      <w:r>
+        <w:t xml:space="preserve"> validates and displays agent information.</w:t>
+      </w:r>
+    </w:p>
+    <w:p>
+      <w:pPr>
+        <w:numPr>
+          <w:ilvl w:val="2"/>
+          <w:numId w:val="12"/>
+        </w:numPr>
+        <w:jc w:val="both"/>
+      </w:pPr>
+      <w:proofErr w:type="gramStart"/>
+      <w:r>
+        <w:t>Supervisor</w:t>
+      </w:r>
+      <w:proofErr w:type="gramEnd"/>
+      <w:r>
+        <w:t xml:space="preserve"> completes visit details; system saves data.</w:t>
+      </w:r>
+    </w:p>
+    <w:p>
+      <w:pPr>
+        <w:numPr>
+          <w:ilvl w:val="2"/>
+          <w:numId w:val="12"/>
+        </w:numPr>
+        <w:jc w:val="both"/>
+      </w:pPr>
+      <w:r>
+        <w:t>A confirmation notification is sent.</w:t>
+      </w:r>
+    </w:p>
+    <w:p>
+      <w:pPr>
+        <w:numPr>
+          <w:ilvl w:val="0"/>
+          <w:numId w:val="12"/>
+        </w:numPr>
+        <w:jc w:val="both"/>
+      </w:pPr>
+      <w:r>
+        <w:rPr>
+          <w:b/>
+          <w:bCs/>
+        </w:rPr>
+        <w:t>Activity Diagram:</w:t>
+      </w:r>
+    </w:p>
+    <w:p>
+      <w:pPr>
+        <w:numPr>
+          <w:ilvl w:val="1"/>
+          <w:numId w:val="12"/>
+        </w:numPr>
+        <w:jc w:val="both"/>
+      </w:pPr>
+      <w:r>
+        <w:rPr>
+          <w:i/>
+          <w:iCs/>
+        </w:rPr>
+        <w:t>Example:</w:t>
+      </w:r>
+      <w:r>
+        <w:t xml:space="preserve"> Automated Report Generation</w:t>
+      </w:r>
+    </w:p>
+    <w:p>
+      <w:pPr>
+        <w:numPr>
+          <w:ilvl w:val="2"/>
+          <w:numId w:val="12"/>
+        </w:numPr>
+        <w:jc w:val="both"/>
+      </w:pPr>
+      <w:r>
+        <w:t>Manager selects filters (date, supervisor, region).</w:t>
+      </w:r>
+    </w:p>
+    <w:p>
+      <w:pPr>
+        <w:numPr>
+          <w:ilvl w:val="2"/>
+          <w:numId w:val="12"/>
+        </w:numPr>
+        <w:jc w:val="both"/>
+      </w:pPr>
+      <w:r>
+        <w:t>System queries PostgreSQL for matching data.</w:t>
+      </w:r>
+    </w:p>
+    <w:p>
+      <w:pPr>
+        <w:numPr>
+          <w:ilvl w:val="2"/>
+          <w:numId w:val="12"/>
+        </w:numPr>
+        <w:jc w:val="both"/>
+      </w:pPr>
+      <w:r>
+        <w:t>Phi-4 compiles data into a report.</w:t>
+      </w:r>
+    </w:p>
+    <w:p>
+      <w:pPr>
+        <w:numPr>
+          <w:ilvl w:val="2"/>
+          <w:numId w:val="12"/>
+        </w:numPr>
+        <w:jc w:val="both"/>
+      </w:pPr>
+      <w:proofErr w:type="gramStart"/>
+      <w:r>
+        <w:t>Report is</w:t>
+      </w:r>
+      <w:proofErr w:type="gramEnd"/>
+      <w:r>
+        <w:t xml:space="preserve"> generated and made available for download.</w:t>
+      </w:r>
+    </w:p>
+    <w:p>
+      <w:pPr>
+        <w:jc w:val="both"/>
+      </w:pPr>
+    </w:p>
+    <w:p>
+      <w:pPr>
+        <w:pStyle w:val="Heading3"/>
+        <w:numPr>
+          <w:ilvl w:val="0"/>
+          <w:numId w:val="40"/>
+        </w:numPr>
+      </w:pPr>
+      <w:r>
+        <w:t>Wireframes (Maquettes)</w:t>
+      </w:r>
+    </w:p>
+    <w:p>
+      <w:pPr>
+        <w:jc w:val="both"/>
+      </w:pPr>
+      <w:r>
+        <w:t>Key screen designs include:</w:t>
       </w:r>
     </w:p>
     <w:p>
@@ -3336,7 +3824,7 @@
           <w:b/>
           <w:bCs/>
         </w:rPr>
-        <w:t>Use Case Diagram:</w:t>
+        <w:t>Login Screen:</w:t>
       </w:r>
     </w:p>
     <w:p>
@@ -3348,20 +3836,23 @@
         <w:jc w:val="both"/>
       </w:pPr>
       <w:r>
+        <w:t>Fields for username and password with “forgot password” functionality.</w:t>
+      </w:r>
+    </w:p>
+    <w:p>
+      <w:pPr>
+        <w:numPr>
+          <w:ilvl w:val="0"/>
+          <w:numId w:val="13"/>
+        </w:numPr>
+        <w:jc w:val="both"/>
+      </w:pPr>
+      <w:r>
         <w:rPr>
           <w:b/>
           <w:bCs/>
         </w:rPr>
-        <w:t>Actors:</w:t>
-      </w:r>
-      <w:r>
-        <w:t xml:space="preserve"> Supervisors, Managers, H</w:t>
-      </w:r>
-      <w:r>
-        <w:t>R</w:t>
-      </w:r>
-      <w:r>
-        <w:t>, Administrators, and AI Module.</w:t>
+        <w:t>Dashboard (Supervisor):</w:t>
       </w:r>
     </w:p>
     <w:p>
@@ -3370,7 +3861,18 @@
           <w:ilvl w:val="1"/>
           <w:numId w:val="13"/>
         </w:numPr>
-        <w:spacing w:after="0"/>
+        <w:jc w:val="both"/>
+      </w:pPr>
+      <w:r>
+        <w:t>Calendar view for timesheet management, quick access to log new visits, and a notifications panel.</w:t>
+      </w:r>
+    </w:p>
+    <w:p>
+      <w:pPr>
+        <w:numPr>
+          <w:ilvl w:val="0"/>
+          <w:numId w:val="13"/>
+        </w:numPr>
         <w:jc w:val="both"/>
       </w:pPr>
       <w:r>
@@ -3378,103 +3880,19 @@
           <w:b/>
           <w:bCs/>
         </w:rPr>
-        <w:t>Key Use Cases:</w:t>
-      </w:r>
-      <w:r>
-        <w:t xml:space="preserve"> </w:t>
-      </w:r>
-    </w:p>
-    <w:p>
-      <w:pPr>
-        <w:pStyle w:val="ListParagraph"/>
-        <w:numPr>
-          <w:ilvl w:val="0"/>
-          <w:numId w:val="60"/>
-        </w:numPr>
-        <w:jc w:val="both"/>
-      </w:pPr>
-      <w:proofErr w:type="gramStart"/>
-      <w:r>
-        <w:t>Supervisor :</w:t>
-      </w:r>
-      <w:proofErr w:type="gramEnd"/>
-      <w:r>
-        <w:t xml:space="preserve"> Log visits, manage timesheets, receive notifications.</w:t>
-      </w:r>
-    </w:p>
-    <w:p>
-      <w:pPr>
-        <w:pStyle w:val="ListParagraph"/>
-        <w:numPr>
-          <w:ilvl w:val="0"/>
-          <w:numId w:val="60"/>
-        </w:numPr>
-        <w:jc w:val="both"/>
-      </w:pPr>
-      <w:proofErr w:type="gramStart"/>
-      <w:r>
-        <w:t>Manager :</w:t>
-      </w:r>
-      <w:proofErr w:type="gramEnd"/>
-      <w:r>
-        <w:t xml:space="preserve"> Validate timesheets, view dashboards, generate reports.</w:t>
-      </w:r>
-    </w:p>
-    <w:p>
-      <w:pPr>
-        <w:pStyle w:val="ListParagraph"/>
-        <w:numPr>
-          <w:ilvl w:val="0"/>
-          <w:numId w:val="60"/>
-        </w:numPr>
-        <w:jc w:val="both"/>
-      </w:pPr>
-      <w:proofErr w:type="gramStart"/>
-      <w:r>
-        <w:t>HR :</w:t>
-      </w:r>
-      <w:proofErr w:type="gramEnd"/>
-      <w:r>
-        <w:t xml:space="preserve"> Monitor activity, view timesheets.</w:t>
-      </w:r>
-    </w:p>
-    <w:p>
-      <w:pPr>
-        <w:pStyle w:val="ListParagraph"/>
-        <w:numPr>
-          <w:ilvl w:val="0"/>
-          <w:numId w:val="60"/>
-        </w:numPr>
-        <w:jc w:val="both"/>
-      </w:pPr>
-      <w:proofErr w:type="gramStart"/>
-      <w:r>
-        <w:t>Admin :</w:t>
-      </w:r>
-      <w:proofErr w:type="gramEnd"/>
-      <w:r>
-        <w:t xml:space="preserve"> Manage users and roles.</w:t>
-      </w:r>
-    </w:p>
-    <w:p>
-      <w:pPr>
-        <w:pStyle w:val="ListParagraph"/>
-        <w:numPr>
-          <w:ilvl w:val="0"/>
-          <w:numId w:val="60"/>
-        </w:numPr>
-        <w:jc w:val="both"/>
-      </w:pPr>
-      <w:r>
-        <w:t xml:space="preserve">AI </w:t>
-      </w:r>
-      <w:proofErr w:type="gramStart"/>
-      <w:r>
-        <w:t>Module :</w:t>
-      </w:r>
-      <w:proofErr w:type="gramEnd"/>
-      <w:r>
-        <w:t xml:space="preserve"> Detect anomalies, automate reports, monitor activity.</w:t>
+        <w:t>Visit Logging Form:</w:t>
+      </w:r>
+    </w:p>
+    <w:p>
+      <w:pPr>
+        <w:numPr>
+          <w:ilvl w:val="1"/>
+          <w:numId w:val="13"/>
+        </w:numPr>
+        <w:jc w:val="both"/>
+      </w:pPr>
+      <w:r>
+        <w:t>Detailed input fields for date, time, duration, location, photo uploads, checklist, and QR code scanning.</w:t>
       </w:r>
     </w:p>
     <w:p>
@@ -3490,7 +3908,19 @@
           <w:b/>
           <w:bCs/>
         </w:rPr>
-        <w:t>Class Diagram:</w:t>
+        <w:t>Performance Dashboard (Manager):</w:t>
+      </w:r>
+    </w:p>
+    <w:p>
+      <w:pPr>
+        <w:numPr>
+          <w:ilvl w:val="1"/>
+          <w:numId w:val="13"/>
+        </w:numPr>
+        <w:jc w:val="both"/>
+      </w:pPr>
+      <w:r>
+        <w:t>Graphs/charts representing KPIs with filter options.</w:t>
       </w:r>
     </w:p>
     <w:p>
@@ -3501,36 +3931,24 @@
         </w:numPr>
         <w:jc w:val="both"/>
       </w:pPr>
-      <w:proofErr w:type="gramStart"/>
       <w:r>
         <w:rPr>
           <w:b/>
           <w:bCs/>
         </w:rPr>
-        <w:t>User :</w:t>
-      </w:r>
-      <w:r>
-        <w:t>Attributes</w:t>
-      </w:r>
-      <w:proofErr w:type="gramEnd"/>
-      <w:r>
-        <w:t xml:space="preserve">: </w:t>
-      </w:r>
-      <w:proofErr w:type="spellStart"/>
-      <w:r>
-        <w:t>userID</w:t>
-      </w:r>
-      <w:proofErr w:type="spellEnd"/>
-      <w:r>
-        <w:t xml:space="preserve">, name, </w:t>
-      </w:r>
-      <w:proofErr w:type="spellStart"/>
-      <w:r>
-        <w:t>lastname</w:t>
-      </w:r>
-      <w:proofErr w:type="spellEnd"/>
-      <w:r>
-        <w:t>, phone, email, password.</w:t>
+        <w:t>Report Generation Screen:</w:t>
+      </w:r>
+    </w:p>
+    <w:p>
+      <w:pPr>
+        <w:numPr>
+          <w:ilvl w:val="1"/>
+          <w:numId w:val="13"/>
+        </w:numPr>
+        <w:jc w:val="both"/>
+      </w:pPr>
+      <w:r>
+        <w:t>Filter selection for dates, supervisors, regions, and export options.</w:t>
       </w:r>
     </w:p>
     <w:p>
@@ -3541,318 +3959,12 @@
         </w:numPr>
         <w:jc w:val="both"/>
       </w:pPr>
-      <w:proofErr w:type="gramStart"/>
       <w:r>
         <w:rPr>
           <w:b/>
           <w:bCs/>
         </w:rPr>
-        <w:t>Role :</w:t>
-      </w:r>
-      <w:r>
-        <w:t>Attributes</w:t>
-      </w:r>
-      <w:proofErr w:type="gramEnd"/>
-      <w:r>
-        <w:t xml:space="preserve">: </w:t>
-      </w:r>
-      <w:proofErr w:type="spellStart"/>
-      <w:r>
-        <w:t>roleID</w:t>
-      </w:r>
-      <w:proofErr w:type="spellEnd"/>
-      <w:r>
-        <w:t>, name, permissions.</w:t>
-      </w:r>
-    </w:p>
-    <w:p>
-      <w:pPr>
-        <w:numPr>
-          <w:ilvl w:val="0"/>
-          <w:numId w:val="13"/>
-        </w:numPr>
-        <w:jc w:val="both"/>
-      </w:pPr>
-      <w:proofErr w:type="gramStart"/>
-      <w:r>
-        <w:rPr>
-          <w:b/>
-          <w:bCs/>
-        </w:rPr>
-        <w:t>Agent :</w:t>
-      </w:r>
-      <w:r>
-        <w:t>Attributes</w:t>
-      </w:r>
-      <w:proofErr w:type="gramEnd"/>
-      <w:r>
-        <w:t xml:space="preserve">: </w:t>
-      </w:r>
-      <w:proofErr w:type="spellStart"/>
-      <w:r>
-        <w:t>agentID</w:t>
-      </w:r>
-      <w:proofErr w:type="spellEnd"/>
-      <w:r>
-        <w:t xml:space="preserve">, name, </w:t>
-      </w:r>
-      <w:proofErr w:type="spellStart"/>
-      <w:r>
-        <w:t>lastname</w:t>
-      </w:r>
-      <w:proofErr w:type="spellEnd"/>
-      <w:r>
-        <w:t>, email, phone.</w:t>
-      </w:r>
-    </w:p>
-    <w:p>
-      <w:pPr>
-        <w:numPr>
-          <w:ilvl w:val="0"/>
-          <w:numId w:val="13"/>
-        </w:numPr>
-        <w:jc w:val="both"/>
-      </w:pPr>
-      <w:proofErr w:type="gramStart"/>
-      <w:r>
-        <w:rPr>
-          <w:b/>
-          <w:bCs/>
-        </w:rPr>
-        <w:t>Visit :</w:t>
-      </w:r>
-      <w:r>
-        <w:t>Attributes</w:t>
-      </w:r>
-      <w:proofErr w:type="gramEnd"/>
-      <w:r>
-        <w:t xml:space="preserve">: </w:t>
-      </w:r>
-      <w:proofErr w:type="spellStart"/>
-      <w:r>
-        <w:t>visitID</w:t>
-      </w:r>
-      <w:proofErr w:type="spellEnd"/>
-      <w:r>
-        <w:t xml:space="preserve">, date, time, duration, location, reason, </w:t>
-      </w:r>
-      <w:proofErr w:type="spellStart"/>
-      <w:r>
-        <w:t>agentID</w:t>
-      </w:r>
-      <w:proofErr w:type="spellEnd"/>
-      <w:r>
-        <w:t>, checklist, photos, comment.</w:t>
-      </w:r>
-    </w:p>
-    <w:p>
-      <w:pPr>
-        <w:numPr>
-          <w:ilvl w:val="0"/>
-          <w:numId w:val="13"/>
-        </w:numPr>
-        <w:jc w:val="both"/>
-      </w:pPr>
-      <w:proofErr w:type="gramStart"/>
-      <w:r>
-        <w:rPr>
-          <w:b/>
-          <w:bCs/>
-        </w:rPr>
-        <w:t>Timesheet :</w:t>
-      </w:r>
-      <w:r>
-        <w:t>Attributes</w:t>
-      </w:r>
-      <w:proofErr w:type="gramEnd"/>
-      <w:r>
-        <w:t xml:space="preserve">: </w:t>
-      </w:r>
-      <w:proofErr w:type="spellStart"/>
-      <w:r>
-        <w:t>timesheetID</w:t>
-      </w:r>
-      <w:proofErr w:type="spellEnd"/>
-      <w:r>
-        <w:t xml:space="preserve">, </w:t>
-      </w:r>
-      <w:proofErr w:type="spellStart"/>
-      <w:r>
-        <w:t>userID</w:t>
-      </w:r>
-      <w:proofErr w:type="spellEnd"/>
-      <w:r>
-        <w:t xml:space="preserve">, </w:t>
-      </w:r>
-      <w:proofErr w:type="spellStart"/>
-      <w:r>
-        <w:t>weekNumber</w:t>
-      </w:r>
-      <w:proofErr w:type="spellEnd"/>
-      <w:r>
-        <w:t>, year, visits.</w:t>
-      </w:r>
-    </w:p>
-    <w:p>
-      <w:pPr>
-        <w:numPr>
-          <w:ilvl w:val="0"/>
-          <w:numId w:val="13"/>
-        </w:numPr>
-        <w:jc w:val="both"/>
-      </w:pPr>
-      <w:proofErr w:type="gramStart"/>
-      <w:r>
-        <w:rPr>
-          <w:b/>
-          <w:bCs/>
-        </w:rPr>
-        <w:t>Report :</w:t>
-      </w:r>
-      <w:r>
-        <w:t>Attributes</w:t>
-      </w:r>
-      <w:proofErr w:type="gramEnd"/>
-      <w:r>
-        <w:t xml:space="preserve">: </w:t>
-      </w:r>
-      <w:proofErr w:type="spellStart"/>
-      <w:r>
-        <w:t>reportID</w:t>
-      </w:r>
-      <w:proofErr w:type="spellEnd"/>
-      <w:r>
-        <w:t xml:space="preserve">, </w:t>
-      </w:r>
-      <w:proofErr w:type="spellStart"/>
-      <w:r>
-        <w:t>startDate</w:t>
-      </w:r>
-      <w:proofErr w:type="spellEnd"/>
-      <w:r>
-        <w:t xml:space="preserve">, </w:t>
-      </w:r>
-      <w:proofErr w:type="spellStart"/>
-      <w:r>
-        <w:t>endDate</w:t>
-      </w:r>
-      <w:proofErr w:type="spellEnd"/>
-      <w:r>
-        <w:t xml:space="preserve">, </w:t>
-      </w:r>
-      <w:proofErr w:type="spellStart"/>
-      <w:r>
-        <w:t>supervisorID</w:t>
-      </w:r>
-      <w:proofErr w:type="spellEnd"/>
-      <w:r>
-        <w:t>, region.</w:t>
-      </w:r>
-    </w:p>
-    <w:p>
-      <w:pPr>
-        <w:numPr>
-          <w:ilvl w:val="0"/>
-          <w:numId w:val="13"/>
-        </w:numPr>
-        <w:jc w:val="both"/>
-      </w:pPr>
-      <w:proofErr w:type="gramStart"/>
-      <w:r>
-        <w:rPr>
-          <w:b/>
-          <w:bCs/>
-        </w:rPr>
-        <w:t>Notification :</w:t>
-      </w:r>
-      <w:r>
-        <w:t>Attributes</w:t>
-      </w:r>
-      <w:proofErr w:type="gramEnd"/>
-      <w:r>
-        <w:t xml:space="preserve">: </w:t>
-      </w:r>
-      <w:proofErr w:type="spellStart"/>
-      <w:r>
-        <w:t>notificationID</w:t>
-      </w:r>
-      <w:proofErr w:type="spellEnd"/>
-      <w:r>
-        <w:t xml:space="preserve">, </w:t>
-      </w:r>
-      <w:proofErr w:type="spellStart"/>
-      <w:r>
-        <w:t>recipientID</w:t>
-      </w:r>
-      <w:proofErr w:type="spellEnd"/>
-      <w:r>
-        <w:t>, message, timestamp.</w:t>
-      </w:r>
-    </w:p>
-    <w:p>
-      <w:pPr>
-        <w:numPr>
-          <w:ilvl w:val="0"/>
-          <w:numId w:val="13"/>
-        </w:numPr>
-        <w:jc w:val="both"/>
-      </w:pPr>
-      <w:proofErr w:type="spellStart"/>
-      <w:proofErr w:type="gramStart"/>
-      <w:r>
-        <w:rPr>
-          <w:b/>
-          <w:bCs/>
-        </w:rPr>
-        <w:t>AIModel</w:t>
-      </w:r>
-      <w:proofErr w:type="spellEnd"/>
-      <w:r>
-        <w:rPr>
-          <w:b/>
-          <w:bCs/>
-        </w:rPr>
-        <w:t xml:space="preserve"> :</w:t>
-      </w:r>
-      <w:r>
-        <w:t>Attributes</w:t>
-      </w:r>
-      <w:proofErr w:type="gramEnd"/>
-      <w:r>
-        <w:t xml:space="preserve">: </w:t>
-      </w:r>
-      <w:proofErr w:type="spellStart"/>
-      <w:r>
-        <w:t>modelID</w:t>
-      </w:r>
-      <w:proofErr w:type="spellEnd"/>
-      <w:r>
-        <w:t xml:space="preserve">, </w:t>
-      </w:r>
-      <w:proofErr w:type="spellStart"/>
-      <w:r>
-        <w:t>taskType</w:t>
-      </w:r>
-      <w:proofErr w:type="spellEnd"/>
-      <w:r>
-        <w:t>, config.</w:t>
-      </w:r>
-    </w:p>
-    <w:p>
-      <w:pPr>
-        <w:numPr>
-          <w:ilvl w:val="0"/>
-          <w:numId w:val="13"/>
-        </w:numPr>
-        <w:jc w:val="both"/>
-      </w:pPr>
-      <w:r>
-        <w:rPr>
-          <w:b/>
-          <w:bCs/>
-        </w:rPr>
-        <w:lastRenderedPageBreak/>
-        <w:t>Sequence Diagram:</w:t>
+        <w:t>Anomaly Detection Panel (Manager):</w:t>
       </w:r>
     </w:p>
     <w:p>
@@ -3864,202 +3976,27 @@
         <w:jc w:val="both"/>
       </w:pPr>
       <w:r>
-        <w:rPr>
-          <w:i/>
-          <w:iCs/>
-        </w:rPr>
-        <w:t>Example:</w:t>
-      </w:r>
-      <w:r>
-        <w:t xml:space="preserve"> Logging a Visit</w:t>
-      </w:r>
-    </w:p>
-    <w:p>
-      <w:pPr>
-        <w:numPr>
-          <w:ilvl w:val="2"/>
-          <w:numId w:val="13"/>
-        </w:numPr>
-        <w:jc w:val="both"/>
-      </w:pPr>
-      <w:proofErr w:type="gramStart"/>
-      <w:r>
-        <w:t>Supervisor</w:t>
-      </w:r>
-      <w:proofErr w:type="gramEnd"/>
-      <w:r>
-        <w:t xml:space="preserve"> scans </w:t>
-      </w:r>
-      <w:r>
-        <w:t>the QR</w:t>
-      </w:r>
-      <w:r>
-        <w:t xml:space="preserve"> code or manually enters </w:t>
-      </w:r>
-      <w:r>
-        <w:t>the agent’s</w:t>
-      </w:r>
-      <w:r>
-        <w:t xml:space="preserve"> details.</w:t>
-      </w:r>
-    </w:p>
-    <w:p>
-      <w:pPr>
-        <w:numPr>
-          <w:ilvl w:val="2"/>
-          <w:numId w:val="13"/>
-        </w:numPr>
-        <w:jc w:val="both"/>
-      </w:pPr>
-      <w:proofErr w:type="gramStart"/>
-      <w:r>
-        <w:t>System</w:t>
-      </w:r>
-      <w:proofErr w:type="gramEnd"/>
-      <w:r>
-        <w:t xml:space="preserve"> validates and displays agent information.</w:t>
-      </w:r>
-    </w:p>
-    <w:p>
-      <w:pPr>
-        <w:numPr>
-          <w:ilvl w:val="2"/>
-          <w:numId w:val="13"/>
-        </w:numPr>
-        <w:jc w:val="both"/>
-      </w:pPr>
-      <w:proofErr w:type="gramStart"/>
-      <w:r>
-        <w:t>Supervisor</w:t>
-      </w:r>
-      <w:proofErr w:type="gramEnd"/>
-      <w:r>
-        <w:t xml:space="preserve"> completes visit details; system saves data.</w:t>
-      </w:r>
-    </w:p>
-    <w:p>
-      <w:pPr>
-        <w:numPr>
-          <w:ilvl w:val="2"/>
-          <w:numId w:val="13"/>
-        </w:numPr>
-        <w:jc w:val="both"/>
-      </w:pPr>
-      <w:r>
-        <w:t>A confirmation notification is sent.</w:t>
-      </w:r>
-    </w:p>
-    <w:p>
-      <w:pPr>
+        <w:t>Real-time display of flagged anomalies with actionable alerts.</w:t>
+      </w:r>
+    </w:p>
+    <w:p>
+      <w:pPr>
+        <w:pStyle w:val="Heading3"/>
         <w:numPr>
           <w:ilvl w:val="0"/>
-          <w:numId w:val="13"/>
-        </w:numPr>
-        <w:jc w:val="both"/>
-      </w:pPr>
-      <w:r>
-        <w:rPr>
-          <w:b/>
-          <w:bCs/>
-        </w:rPr>
-        <w:t>Activity Diagram:</w:t>
-      </w:r>
-    </w:p>
-    <w:p>
-      <w:pPr>
-        <w:numPr>
-          <w:ilvl w:val="1"/>
-          <w:numId w:val="13"/>
-        </w:numPr>
-        <w:jc w:val="both"/>
-      </w:pPr>
-      <w:r>
-        <w:rPr>
-          <w:i/>
-          <w:iCs/>
-        </w:rPr>
-        <w:t>Example:</w:t>
-      </w:r>
-      <w:r>
-        <w:t xml:space="preserve"> Automated Report Generation</w:t>
-      </w:r>
-    </w:p>
-    <w:p>
-      <w:pPr>
-        <w:numPr>
-          <w:ilvl w:val="2"/>
-          <w:numId w:val="13"/>
-        </w:numPr>
-        <w:jc w:val="both"/>
-      </w:pPr>
-      <w:r>
-        <w:t>Manager selects filters (date, supervisor, region).</w:t>
-      </w:r>
-    </w:p>
-    <w:p>
-      <w:pPr>
-        <w:numPr>
-          <w:ilvl w:val="2"/>
-          <w:numId w:val="13"/>
-        </w:numPr>
-        <w:jc w:val="both"/>
-      </w:pPr>
-      <w:r>
-        <w:t>System queries PostgreSQL for matching data.</w:t>
-      </w:r>
-    </w:p>
-    <w:p>
-      <w:pPr>
-        <w:numPr>
-          <w:ilvl w:val="2"/>
-          <w:numId w:val="13"/>
-        </w:numPr>
-        <w:jc w:val="both"/>
-      </w:pPr>
-      <w:r>
-        <w:t>Phi-4 compiles data into a report.</w:t>
-      </w:r>
-    </w:p>
-    <w:p>
-      <w:pPr>
-        <w:numPr>
-          <w:ilvl w:val="2"/>
-          <w:numId w:val="13"/>
-        </w:numPr>
-        <w:jc w:val="both"/>
-      </w:pPr>
-      <w:proofErr w:type="gramStart"/>
-      <w:r>
-        <w:t>Report is</w:t>
-      </w:r>
-      <w:proofErr w:type="gramEnd"/>
-      <w:r>
-        <w:t xml:space="preserve"> generated and made available for download.</w:t>
-      </w:r>
-    </w:p>
-    <w:p>
-      <w:pPr>
-        <w:jc w:val="both"/>
-      </w:pPr>
-    </w:p>
-    <w:p>
-      <w:pPr>
-        <w:pStyle w:val="Heading3"/>
-        <w:numPr>
-          <w:ilvl w:val="0"/>
-          <w:numId w:val="47"/>
-        </w:numPr>
-      </w:pPr>
-      <w:r>
-        <w:t>Wireframes (Maquettes)</w:t>
-      </w:r>
-    </w:p>
-    <w:p>
-      <w:pPr>
-        <w:jc w:val="both"/>
-      </w:pPr>
-      <w:r>
-        <w:t>Key screen designs include:</w:t>
+          <w:numId w:val="40"/>
+        </w:numPr>
+      </w:pPr>
+      <w:r>
+        <w:t>Data Flow Diagram (DFD)</w:t>
+      </w:r>
+    </w:p>
+    <w:p>
+      <w:pPr>
+        <w:jc w:val="both"/>
+      </w:pPr>
+      <w:r>
+        <w:t>Illustrates the journey of data:</w:t>
       </w:r>
     </w:p>
     <w:p>
@@ -4071,23 +4008,7 @@
         <w:jc w:val="both"/>
       </w:pPr>
       <w:r>
-        <w:rPr>
-          <w:b/>
-          <w:bCs/>
-        </w:rPr>
-        <w:t>Login Screen:</w:t>
-      </w:r>
-    </w:p>
-    <w:p>
-      <w:pPr>
-        <w:numPr>
-          <w:ilvl w:val="1"/>
-          <w:numId w:val="14"/>
-        </w:numPr>
-        <w:jc w:val="both"/>
-      </w:pPr>
-      <w:r>
-        <w:t>Fields for username and password with “forgot password” functionality.</w:t>
+        <w:t>User (supervisor) inputs visit details via web or mobile.</w:t>
       </w:r>
     </w:p>
     <w:p>
@@ -4099,23 +4020,7 @@
         <w:jc w:val="both"/>
       </w:pPr>
       <w:r>
-        <w:rPr>
-          <w:b/>
-          <w:bCs/>
-        </w:rPr>
-        <w:t>Dashboard (Supervisor):</w:t>
-      </w:r>
-    </w:p>
-    <w:p>
-      <w:pPr>
-        <w:numPr>
-          <w:ilvl w:val="1"/>
-          <w:numId w:val="14"/>
-        </w:numPr>
-        <w:jc w:val="both"/>
-      </w:pPr>
-      <w:r>
-        <w:t>Calendar view for timesheet management, quick access to log new visits, and a notifications panel.</w:t>
+        <w:t>Data is transmitted to the backend API.</w:t>
       </w:r>
     </w:p>
     <w:p>
@@ -4127,23 +4032,7 @@
         <w:jc w:val="both"/>
       </w:pPr>
       <w:r>
-        <w:rPr>
-          <w:b/>
-          <w:bCs/>
-        </w:rPr>
-        <w:t>Visit Logging Form:</w:t>
-      </w:r>
-    </w:p>
-    <w:p>
-      <w:pPr>
-        <w:numPr>
-          <w:ilvl w:val="1"/>
-          <w:numId w:val="14"/>
-        </w:numPr>
-        <w:jc w:val="both"/>
-      </w:pPr>
-      <w:r>
-        <w:t>Detailed input fields for date, time, duration, location, photo uploads, checklist, and QR code scanning.</w:t>
+        <w:t>The API validates and stores data in PostgreSQL.</w:t>
       </w:r>
     </w:p>
     <w:p>
@@ -4155,23 +4044,15 @@
         <w:jc w:val="both"/>
       </w:pPr>
       <w:r>
-        <w:rPr>
-          <w:b/>
-          <w:bCs/>
-        </w:rPr>
-        <w:t>Performance Dashboard (Manager):</w:t>
-      </w:r>
-    </w:p>
-    <w:p>
-      <w:pPr>
-        <w:numPr>
-          <w:ilvl w:val="1"/>
-          <w:numId w:val="14"/>
-        </w:numPr>
-        <w:jc w:val="both"/>
-      </w:pPr>
-      <w:r>
-        <w:t>Graphs/charts representing KPIs with filter options.</w:t>
+        <w:t xml:space="preserve">Phi-4 processes </w:t>
+      </w:r>
+      <w:proofErr w:type="gramStart"/>
+      <w:r>
+        <w:t>the data</w:t>
+      </w:r>
+      <w:proofErr w:type="gramEnd"/>
+      <w:r>
+        <w:t xml:space="preserve"> for anomaly detection and predictive insights.</w:t>
       </w:r>
     </w:p>
     <w:p>
@@ -4183,23 +4064,7 @@
         <w:jc w:val="both"/>
       </w:pPr>
       <w:r>
-        <w:rPr>
-          <w:b/>
-          <w:bCs/>
-        </w:rPr>
-        <w:t>Report Generation Screen:</w:t>
-      </w:r>
-    </w:p>
-    <w:p>
-      <w:pPr>
-        <w:numPr>
-          <w:ilvl w:val="1"/>
-          <w:numId w:val="14"/>
-        </w:numPr>
-        <w:jc w:val="both"/>
-      </w:pPr>
-      <w:r>
-        <w:t>Filter selection for dates, supervisors, regions, and export options.</w:t>
+        <w:t>Notifications are dispatched in real time via Socket.IO.</w:t>
       </w:r>
     </w:p>
     <w:p>
@@ -4207,123 +4072,6 @@
         <w:numPr>
           <w:ilvl w:val="0"/>
           <w:numId w:val="14"/>
-        </w:numPr>
-        <w:jc w:val="both"/>
-      </w:pPr>
-      <w:r>
-        <w:rPr>
-          <w:b/>
-          <w:bCs/>
-        </w:rPr>
-        <w:t>Anomaly Detection Panel (Manager):</w:t>
-      </w:r>
-    </w:p>
-    <w:p>
-      <w:pPr>
-        <w:numPr>
-          <w:ilvl w:val="1"/>
-          <w:numId w:val="14"/>
-        </w:numPr>
-        <w:jc w:val="both"/>
-      </w:pPr>
-      <w:r>
-        <w:t>Real-time display of flagged anomalies with actionable alerts.</w:t>
-      </w:r>
-    </w:p>
-    <w:p>
-      <w:pPr>
-        <w:pStyle w:val="Heading3"/>
-        <w:numPr>
-          <w:ilvl w:val="0"/>
-          <w:numId w:val="47"/>
-        </w:numPr>
-      </w:pPr>
-      <w:r>
-        <w:t>Data Flow Diagram (DFD)</w:t>
-      </w:r>
-    </w:p>
-    <w:p>
-      <w:pPr>
-        <w:jc w:val="both"/>
-      </w:pPr>
-      <w:r>
-        <w:t>Illustrates the journey of data:</w:t>
-      </w:r>
-    </w:p>
-    <w:p>
-      <w:pPr>
-        <w:numPr>
-          <w:ilvl w:val="0"/>
-          <w:numId w:val="15"/>
-        </w:numPr>
-        <w:jc w:val="both"/>
-      </w:pPr>
-      <w:r>
-        <w:t>User (supervisor) inputs visit details via web or mobile.</w:t>
-      </w:r>
-    </w:p>
-    <w:p>
-      <w:pPr>
-        <w:numPr>
-          <w:ilvl w:val="0"/>
-          <w:numId w:val="15"/>
-        </w:numPr>
-        <w:jc w:val="both"/>
-      </w:pPr>
-      <w:r>
-        <w:t>Data is transmitted to the backend API.</w:t>
-      </w:r>
-    </w:p>
-    <w:p>
-      <w:pPr>
-        <w:numPr>
-          <w:ilvl w:val="0"/>
-          <w:numId w:val="15"/>
-        </w:numPr>
-        <w:jc w:val="both"/>
-      </w:pPr>
-      <w:r>
-        <w:t>The API validates and stores data in PostgreSQL.</w:t>
-      </w:r>
-    </w:p>
-    <w:p>
-      <w:pPr>
-        <w:numPr>
-          <w:ilvl w:val="0"/>
-          <w:numId w:val="15"/>
-        </w:numPr>
-        <w:jc w:val="both"/>
-      </w:pPr>
-      <w:r>
-        <w:lastRenderedPageBreak/>
-        <w:t xml:space="preserve">Phi-4 processes </w:t>
-      </w:r>
-      <w:proofErr w:type="gramStart"/>
-      <w:r>
-        <w:t>the data</w:t>
-      </w:r>
-      <w:proofErr w:type="gramEnd"/>
-      <w:r>
-        <w:t xml:space="preserve"> for anomaly detection and predictive insights.</w:t>
-      </w:r>
-    </w:p>
-    <w:p>
-      <w:pPr>
-        <w:numPr>
-          <w:ilvl w:val="0"/>
-          <w:numId w:val="15"/>
-        </w:numPr>
-        <w:jc w:val="both"/>
-      </w:pPr>
-      <w:r>
-        <w:t>Notifications are dispatched in real time via Socket.IO.</w:t>
-      </w:r>
-    </w:p>
-    <w:p>
-      <w:pPr>
-        <w:numPr>
-          <w:ilvl w:val="0"/>
-          <w:numId w:val="15"/>
         </w:numPr>
         <w:jc w:val="both"/>
       </w:pPr>
@@ -4354,7 +4102,7 @@
         <w:pStyle w:val="Heading1"/>
         <w:numPr>
           <w:ilvl w:val="0"/>
-          <w:numId w:val="34"/>
+          <w:numId w:val="28"/>
         </w:numPr>
       </w:pPr>
       <w:bookmarkStart w:id="3" w:name="_PROJECT_PHASES_&amp;"/>
@@ -4368,7 +4116,7 @@
         <w:pStyle w:val="Heading2"/>
         <w:numPr>
           <w:ilvl w:val="0"/>
-          <w:numId w:val="38"/>
+          <w:numId w:val="32"/>
         </w:numPr>
       </w:pPr>
       <w:r>
@@ -4379,7 +4127,7 @@
       <w:pPr>
         <w:numPr>
           <w:ilvl w:val="0"/>
-          <w:numId w:val="16"/>
+          <w:numId w:val="15"/>
         </w:numPr>
         <w:jc w:val="both"/>
       </w:pPr>
@@ -4395,7 +4143,7 @@
       <w:pPr>
         <w:numPr>
           <w:ilvl w:val="1"/>
-          <w:numId w:val="16"/>
+          <w:numId w:val="15"/>
         </w:numPr>
         <w:jc w:val="both"/>
       </w:pPr>
@@ -4415,7 +4163,7 @@
       <w:pPr>
         <w:numPr>
           <w:ilvl w:val="1"/>
-          <w:numId w:val="16"/>
+          <w:numId w:val="15"/>
         </w:numPr>
         <w:jc w:val="both"/>
       </w:pPr>
@@ -4435,7 +4183,7 @@
       <w:pPr>
         <w:numPr>
           <w:ilvl w:val="1"/>
-          <w:numId w:val="16"/>
+          <w:numId w:val="15"/>
         </w:numPr>
         <w:jc w:val="both"/>
       </w:pPr>
@@ -4447,7 +4195,7 @@
       <w:pPr>
         <w:numPr>
           <w:ilvl w:val="0"/>
-          <w:numId w:val="16"/>
+          <w:numId w:val="15"/>
         </w:numPr>
         <w:jc w:val="both"/>
       </w:pPr>
@@ -4463,7 +4211,7 @@
       <w:pPr>
         <w:numPr>
           <w:ilvl w:val="1"/>
-          <w:numId w:val="16"/>
+          <w:numId w:val="15"/>
         </w:numPr>
         <w:jc w:val="both"/>
       </w:pPr>
@@ -4482,7 +4230,7 @@
       <w:pPr>
         <w:numPr>
           <w:ilvl w:val="1"/>
-          <w:numId w:val="16"/>
+          <w:numId w:val="15"/>
         </w:numPr>
         <w:jc w:val="both"/>
       </w:pPr>
@@ -4501,7 +4249,7 @@
       <w:pPr>
         <w:numPr>
           <w:ilvl w:val="1"/>
-          <w:numId w:val="16"/>
+          <w:numId w:val="15"/>
         </w:numPr>
         <w:jc w:val="both"/>
       </w:pPr>
@@ -4520,7 +4268,7 @@
       <w:pPr>
         <w:numPr>
           <w:ilvl w:val="1"/>
-          <w:numId w:val="16"/>
+          <w:numId w:val="15"/>
         </w:numPr>
         <w:jc w:val="both"/>
       </w:pPr>
@@ -4539,7 +4287,7 @@
       <w:pPr>
         <w:numPr>
           <w:ilvl w:val="1"/>
-          <w:numId w:val="16"/>
+          <w:numId w:val="15"/>
         </w:numPr>
         <w:jc w:val="both"/>
       </w:pPr>
@@ -4558,7 +4306,7 @@
       <w:pPr>
         <w:numPr>
           <w:ilvl w:val="0"/>
-          <w:numId w:val="16"/>
+          <w:numId w:val="15"/>
         </w:numPr>
         <w:jc w:val="both"/>
       </w:pPr>
@@ -4574,7 +4322,7 @@
       <w:pPr>
         <w:numPr>
           <w:ilvl w:val="1"/>
-          <w:numId w:val="16"/>
+          <w:numId w:val="15"/>
         </w:numPr>
         <w:jc w:val="both"/>
       </w:pPr>
@@ -4586,7 +4334,7 @@
       <w:pPr>
         <w:numPr>
           <w:ilvl w:val="0"/>
-          <w:numId w:val="16"/>
+          <w:numId w:val="15"/>
         </w:numPr>
         <w:jc w:val="both"/>
       </w:pPr>
@@ -4602,7 +4350,7 @@
       <w:pPr>
         <w:numPr>
           <w:ilvl w:val="1"/>
-          <w:numId w:val="16"/>
+          <w:numId w:val="15"/>
         </w:numPr>
         <w:jc w:val="both"/>
       </w:pPr>
@@ -4614,7 +4362,7 @@
       <w:pPr>
         <w:numPr>
           <w:ilvl w:val="0"/>
-          <w:numId w:val="16"/>
+          <w:numId w:val="15"/>
         </w:numPr>
         <w:jc w:val="both"/>
       </w:pPr>
@@ -4630,7 +4378,7 @@
       <w:pPr>
         <w:numPr>
           <w:ilvl w:val="1"/>
-          <w:numId w:val="16"/>
+          <w:numId w:val="15"/>
         </w:numPr>
         <w:jc w:val="both"/>
       </w:pPr>
@@ -4643,7 +4391,7 @@
         <w:pStyle w:val="Heading2"/>
         <w:numPr>
           <w:ilvl w:val="0"/>
-          <w:numId w:val="38"/>
+          <w:numId w:val="32"/>
         </w:numPr>
       </w:pPr>
       <w:r>
@@ -4668,7 +4416,7 @@
       <w:pPr>
         <w:numPr>
           <w:ilvl w:val="0"/>
-          <w:numId w:val="56"/>
+          <w:numId w:val="48"/>
         </w:numPr>
         <w:tabs>
           <w:tab w:val="clear" w:pos="720"/>
@@ -4709,7 +4457,7 @@
       <w:pPr>
         <w:numPr>
           <w:ilvl w:val="0"/>
-          <w:numId w:val="56"/>
+          <w:numId w:val="48"/>
         </w:numPr>
         <w:tabs>
           <w:tab w:val="clear" w:pos="720"/>
@@ -4750,7 +4498,7 @@
       <w:pPr>
         <w:numPr>
           <w:ilvl w:val="0"/>
-          <w:numId w:val="56"/>
+          <w:numId w:val="48"/>
         </w:numPr>
         <w:tabs>
           <w:tab w:val="clear" w:pos="720"/>
@@ -4782,7 +4530,7 @@
       <w:pPr>
         <w:numPr>
           <w:ilvl w:val="0"/>
-          <w:numId w:val="56"/>
+          <w:numId w:val="48"/>
         </w:numPr>
         <w:tabs>
           <w:tab w:val="clear" w:pos="720"/>
@@ -4796,7 +4544,6 @@
         <w:rPr>
           <w:rStyle w:val="Strong"/>
         </w:rPr>
-        <w:lastRenderedPageBreak/>
         <w:t>Working Software at All Times</w:t>
       </w:r>
       <w:proofErr w:type="gramEnd"/>
@@ -4832,7 +4579,7 @@
       <w:pPr>
         <w:numPr>
           <w:ilvl w:val="0"/>
-          <w:numId w:val="56"/>
+          <w:numId w:val="48"/>
         </w:numPr>
         <w:tabs>
           <w:tab w:val="clear" w:pos="720"/>
@@ -5497,7 +5244,7 @@
       <w:pPr>
         <w:numPr>
           <w:ilvl w:val="0"/>
-          <w:numId w:val="58"/>
+          <w:numId w:val="49"/>
         </w:numPr>
         <w:rPr>
           <w:b/>
@@ -5519,7 +5266,7 @@
       <w:pPr>
         <w:numPr>
           <w:ilvl w:val="0"/>
-          <w:numId w:val="58"/>
+          <w:numId w:val="49"/>
         </w:numPr>
         <w:rPr>
           <w:b/>
@@ -5541,7 +5288,7 @@
       <w:pPr>
         <w:numPr>
           <w:ilvl w:val="0"/>
-          <w:numId w:val="58"/>
+          <w:numId w:val="49"/>
         </w:numPr>
         <w:rPr>
           <w:b/>
@@ -5560,7 +5307,7 @@
       <w:pPr>
         <w:numPr>
           <w:ilvl w:val="1"/>
-          <w:numId w:val="58"/>
+          <w:numId w:val="49"/>
         </w:numPr>
         <w:rPr>
           <w:b/>
@@ -5582,7 +5329,7 @@
       <w:pPr>
         <w:numPr>
           <w:ilvl w:val="1"/>
-          <w:numId w:val="58"/>
+          <w:numId w:val="49"/>
         </w:numPr>
         <w:rPr>
           <w:b/>
@@ -5604,7 +5351,7 @@
       <w:pPr>
         <w:numPr>
           <w:ilvl w:val="1"/>
-          <w:numId w:val="58"/>
+          <w:numId w:val="49"/>
         </w:numPr>
         <w:rPr>
           <w:b/>
@@ -5616,7 +5363,6 @@
           <w:b/>
           <w:bCs/>
         </w:rPr>
-        <w:lastRenderedPageBreak/>
         <w:t xml:space="preserve">Database: </w:t>
       </w:r>
       <w:r>
@@ -5627,7 +5373,7 @@
       <w:pPr>
         <w:numPr>
           <w:ilvl w:val="1"/>
-          <w:numId w:val="58"/>
+          <w:numId w:val="49"/>
         </w:numPr>
         <w:rPr>
           <w:b/>
@@ -5649,7 +5395,7 @@
       <w:pPr>
         <w:numPr>
           <w:ilvl w:val="1"/>
-          <w:numId w:val="58"/>
+          <w:numId w:val="49"/>
         </w:numPr>
         <w:rPr>
           <w:b/>
@@ -5783,7 +5529,6 @@
           <w:tcPr>
             <w:tcW w:w="695" w:type="dxa"/>
             <w:noWrap/>
-            <w:hideMark/>
           </w:tcPr>
           <w:p>
             <w:pPr>
@@ -5794,13 +5539,6 @@
                 <w:color w:val="000000"/>
               </w:rPr>
             </w:pPr>
-            <w:r>
-              <w:rPr>
-                <w:rFonts w:eastAsia="Times New Roman" w:cs="Times New Roman"/>
-                <w:color w:val="000000"/>
-              </w:rPr>
-              <w:t>Effort</w:t>
-            </w:r>
           </w:p>
         </w:tc>
       </w:tr>
@@ -5902,7 +5640,6 @@
         <w:tc>
           <w:tcPr>
             <w:tcW w:w="695" w:type="dxa"/>
-            <w:hideMark/>
           </w:tcPr>
           <w:p>
             <w:pPr>
@@ -5913,13 +5650,6 @@
                 <w:color w:val="000000"/>
               </w:rPr>
             </w:pPr>
-            <w:r>
-              <w:rPr>
-                <w:rFonts w:eastAsia="Times New Roman" w:cs="Arial"/>
-                <w:color w:val="000000"/>
-              </w:rPr>
-              <w:t>5</w:t>
-            </w:r>
           </w:p>
         </w:tc>
       </w:tr>
@@ -6021,7 +5751,6 @@
         <w:tc>
           <w:tcPr>
             <w:tcW w:w="695" w:type="dxa"/>
-            <w:hideMark/>
           </w:tcPr>
           <w:p>
             <w:pPr>
@@ -6032,13 +5761,6 @@
                 <w:color w:val="000000"/>
               </w:rPr>
             </w:pPr>
-            <w:r>
-              <w:rPr>
-                <w:rFonts w:eastAsia="Times New Roman" w:cs="Arial"/>
-                <w:color w:val="000000"/>
-              </w:rPr>
-              <w:t>8</w:t>
-            </w:r>
           </w:p>
         </w:tc>
       </w:tr>
@@ -6140,7 +5862,6 @@
         <w:tc>
           <w:tcPr>
             <w:tcW w:w="695" w:type="dxa"/>
-            <w:hideMark/>
           </w:tcPr>
           <w:p>
             <w:pPr>
@@ -6151,13 +5872,6 @@
                 <w:color w:val="000000"/>
               </w:rPr>
             </w:pPr>
-            <w:r>
-              <w:rPr>
-                <w:rFonts w:eastAsia="Times New Roman" w:cs="Arial"/>
-                <w:color w:val="000000"/>
-              </w:rPr>
-              <w:t>5</w:t>
-            </w:r>
           </w:p>
         </w:tc>
       </w:tr>
@@ -6259,7 +5973,6 @@
         <w:tc>
           <w:tcPr>
             <w:tcW w:w="695" w:type="dxa"/>
-            <w:hideMark/>
           </w:tcPr>
           <w:p>
             <w:pPr>
@@ -6270,13 +5983,6 @@
                 <w:color w:val="000000"/>
               </w:rPr>
             </w:pPr>
-            <w:r>
-              <w:rPr>
-                <w:rFonts w:eastAsia="Times New Roman" w:cs="Arial"/>
-                <w:color w:val="000000"/>
-              </w:rPr>
-              <w:t>5</w:t>
-            </w:r>
           </w:p>
         </w:tc>
       </w:tr>
@@ -6378,7 +6084,6 @@
         <w:tc>
           <w:tcPr>
             <w:tcW w:w="695" w:type="dxa"/>
-            <w:hideMark/>
           </w:tcPr>
           <w:p>
             <w:pPr>
@@ -6389,13 +6094,6 @@
                 <w:color w:val="000000"/>
               </w:rPr>
             </w:pPr>
-            <w:r>
-              <w:rPr>
-                <w:rFonts w:eastAsia="Times New Roman" w:cs="Arial"/>
-                <w:color w:val="000000"/>
-              </w:rPr>
-              <w:t>5</w:t>
-            </w:r>
           </w:p>
         </w:tc>
       </w:tr>
@@ -6497,7 +6195,6 @@
         <w:tc>
           <w:tcPr>
             <w:tcW w:w="695" w:type="dxa"/>
-            <w:hideMark/>
           </w:tcPr>
           <w:p>
             <w:pPr>
@@ -6508,13 +6205,6 @@
                 <w:color w:val="000000"/>
               </w:rPr>
             </w:pPr>
-            <w:r>
-              <w:rPr>
-                <w:rFonts w:eastAsia="Times New Roman" w:cs="Arial"/>
-                <w:color w:val="000000"/>
-              </w:rPr>
-              <w:t>8</w:t>
-            </w:r>
           </w:p>
         </w:tc>
       </w:tr>
@@ -6616,7 +6306,6 @@
         <w:tc>
           <w:tcPr>
             <w:tcW w:w="695" w:type="dxa"/>
-            <w:hideMark/>
           </w:tcPr>
           <w:p>
             <w:pPr>
@@ -6627,13 +6316,6 @@
                 <w:color w:val="000000"/>
               </w:rPr>
             </w:pPr>
-            <w:r>
-              <w:rPr>
-                <w:rFonts w:eastAsia="Times New Roman" w:cs="Arial"/>
-                <w:color w:val="000000"/>
-              </w:rPr>
-              <w:t>8</w:t>
-            </w:r>
           </w:p>
         </w:tc>
       </w:tr>
@@ -6735,7 +6417,6 @@
         <w:tc>
           <w:tcPr>
             <w:tcW w:w="695" w:type="dxa"/>
-            <w:hideMark/>
           </w:tcPr>
           <w:p>
             <w:pPr>
@@ -6746,13 +6427,6 @@
                 <w:color w:val="000000"/>
               </w:rPr>
             </w:pPr>
-            <w:r>
-              <w:rPr>
-                <w:rFonts w:eastAsia="Times New Roman" w:cs="Arial"/>
-                <w:color w:val="000000"/>
-              </w:rPr>
-              <w:t>8</w:t>
-            </w:r>
           </w:p>
         </w:tc>
       </w:tr>
@@ -6854,7 +6528,6 @@
         <w:tc>
           <w:tcPr>
             <w:tcW w:w="695" w:type="dxa"/>
-            <w:hideMark/>
           </w:tcPr>
           <w:p>
             <w:pPr>
@@ -6865,13 +6538,6 @@
                 <w:color w:val="000000"/>
               </w:rPr>
             </w:pPr>
-            <w:r>
-              <w:rPr>
-                <w:rFonts w:eastAsia="Times New Roman" w:cs="Arial"/>
-                <w:color w:val="000000"/>
-              </w:rPr>
-              <w:t>3</w:t>
-            </w:r>
           </w:p>
         </w:tc>
       </w:tr>
@@ -6973,7 +6639,6 @@
         <w:tc>
           <w:tcPr>
             <w:tcW w:w="695" w:type="dxa"/>
-            <w:hideMark/>
           </w:tcPr>
           <w:p>
             <w:pPr>
@@ -6984,13 +6649,6 @@
                 <w:color w:val="000000"/>
               </w:rPr>
             </w:pPr>
-            <w:r>
-              <w:rPr>
-                <w:rFonts w:eastAsia="Times New Roman" w:cs="Arial"/>
-                <w:color w:val="000000"/>
-              </w:rPr>
-              <w:t>5</w:t>
-            </w:r>
           </w:p>
         </w:tc>
       </w:tr>
@@ -7092,7 +6750,6 @@
         <w:tc>
           <w:tcPr>
             <w:tcW w:w="695" w:type="dxa"/>
-            <w:hideMark/>
           </w:tcPr>
           <w:p>
             <w:pPr>
@@ -7103,13 +6760,6 @@
                 <w:color w:val="000000"/>
               </w:rPr>
             </w:pPr>
-            <w:r>
-              <w:rPr>
-                <w:rFonts w:eastAsia="Times New Roman" w:cs="Arial"/>
-                <w:color w:val="000000"/>
-              </w:rPr>
-              <w:t>5</w:t>
-            </w:r>
           </w:p>
         </w:tc>
       </w:tr>
@@ -7211,7 +6861,6 @@
         <w:tc>
           <w:tcPr>
             <w:tcW w:w="695" w:type="dxa"/>
-            <w:hideMark/>
           </w:tcPr>
           <w:p>
             <w:pPr>
@@ -7222,13 +6871,6 @@
                 <w:color w:val="000000"/>
               </w:rPr>
             </w:pPr>
-            <w:r>
-              <w:rPr>
-                <w:rFonts w:eastAsia="Times New Roman" w:cs="Arial"/>
-                <w:color w:val="000000"/>
-              </w:rPr>
-              <w:t>5</w:t>
-            </w:r>
           </w:p>
         </w:tc>
       </w:tr>
@@ -7330,7 +6972,6 @@
         <w:tc>
           <w:tcPr>
             <w:tcW w:w="695" w:type="dxa"/>
-            <w:hideMark/>
           </w:tcPr>
           <w:p>
             <w:pPr>
@@ -7341,13 +6982,6 @@
                 <w:color w:val="000000"/>
               </w:rPr>
             </w:pPr>
-            <w:r>
-              <w:rPr>
-                <w:rFonts w:eastAsia="Times New Roman" w:cs="Arial"/>
-                <w:color w:val="000000"/>
-              </w:rPr>
-              <w:t>8</w:t>
-            </w:r>
           </w:p>
         </w:tc>
       </w:tr>
@@ -7449,7 +7083,6 @@
         <w:tc>
           <w:tcPr>
             <w:tcW w:w="695" w:type="dxa"/>
-            <w:hideMark/>
           </w:tcPr>
           <w:p>
             <w:pPr>
@@ -7460,13 +7093,6 @@
                 <w:color w:val="000000"/>
               </w:rPr>
             </w:pPr>
-            <w:r>
-              <w:rPr>
-                <w:rFonts w:eastAsia="Times New Roman" w:cs="Arial"/>
-                <w:color w:val="000000"/>
-              </w:rPr>
-              <w:t>8</w:t>
-            </w:r>
           </w:p>
         </w:tc>
       </w:tr>
@@ -7584,7 +7210,6 @@
         <w:tc>
           <w:tcPr>
             <w:tcW w:w="695" w:type="dxa"/>
-            <w:hideMark/>
           </w:tcPr>
           <w:p>
             <w:pPr>
@@ -7595,13 +7220,6 @@
                 <w:color w:val="000000"/>
               </w:rPr>
             </w:pPr>
-            <w:r>
-              <w:rPr>
-                <w:rFonts w:eastAsia="Times New Roman" w:cs="Arial"/>
-                <w:color w:val="000000"/>
-              </w:rPr>
-              <w:t>5</w:t>
-            </w:r>
           </w:p>
         </w:tc>
       </w:tr>
@@ -7703,7 +7321,6 @@
         <w:tc>
           <w:tcPr>
             <w:tcW w:w="695" w:type="dxa"/>
-            <w:hideMark/>
           </w:tcPr>
           <w:p>
             <w:pPr>
@@ -7714,13 +7331,6 @@
                 <w:color w:val="000000"/>
               </w:rPr>
             </w:pPr>
-            <w:r>
-              <w:rPr>
-                <w:rFonts w:eastAsia="Times New Roman" w:cs="Arial"/>
-                <w:color w:val="000000"/>
-              </w:rPr>
-              <w:t>5</w:t>
-            </w:r>
           </w:p>
         </w:tc>
       </w:tr>
@@ -7822,7 +7432,6 @@
         <w:tc>
           <w:tcPr>
             <w:tcW w:w="695" w:type="dxa"/>
-            <w:hideMark/>
           </w:tcPr>
           <w:p>
             <w:pPr>
@@ -7833,13 +7442,6 @@
                 <w:color w:val="000000"/>
               </w:rPr>
             </w:pPr>
-            <w:r>
-              <w:rPr>
-                <w:rFonts w:eastAsia="Times New Roman" w:cs="Arial"/>
-                <w:color w:val="000000"/>
-              </w:rPr>
-              <w:t>3</w:t>
-            </w:r>
           </w:p>
         </w:tc>
       </w:tr>
@@ -7941,7 +7543,6 @@
         <w:tc>
           <w:tcPr>
             <w:tcW w:w="695" w:type="dxa"/>
-            <w:hideMark/>
           </w:tcPr>
           <w:p>
             <w:pPr>
@@ -7952,13 +7553,6 @@
                 <w:color w:val="000000"/>
               </w:rPr>
             </w:pPr>
-            <w:r>
-              <w:rPr>
-                <w:rFonts w:eastAsia="Times New Roman" w:cs="Arial"/>
-                <w:color w:val="000000"/>
-              </w:rPr>
-              <w:t>3</w:t>
-            </w:r>
           </w:p>
         </w:tc>
       </w:tr>
@@ -8076,7 +7670,6 @@
         <w:tc>
           <w:tcPr>
             <w:tcW w:w="695" w:type="dxa"/>
-            <w:hideMark/>
           </w:tcPr>
           <w:p>
             <w:pPr>
@@ -8087,13 +7680,6 @@
                 <w:color w:val="000000"/>
               </w:rPr>
             </w:pPr>
-            <w:r>
-              <w:rPr>
-                <w:rFonts w:eastAsia="Times New Roman" w:cs="Arial"/>
-                <w:color w:val="000000"/>
-              </w:rPr>
-              <w:t>5</w:t>
-            </w:r>
           </w:p>
         </w:tc>
       </w:tr>
@@ -8211,7 +7797,6 @@
         <w:tc>
           <w:tcPr>
             <w:tcW w:w="695" w:type="dxa"/>
-            <w:hideMark/>
           </w:tcPr>
           <w:p>
             <w:pPr>
@@ -8222,13 +7807,6 @@
                 <w:color w:val="000000"/>
               </w:rPr>
             </w:pPr>
-            <w:r>
-              <w:rPr>
-                <w:rFonts w:eastAsia="Times New Roman" w:cs="Arial"/>
-                <w:color w:val="000000"/>
-              </w:rPr>
-              <w:t>5</w:t>
-            </w:r>
           </w:p>
         </w:tc>
       </w:tr>
@@ -8330,7 +7908,6 @@
         <w:tc>
           <w:tcPr>
             <w:tcW w:w="695" w:type="dxa"/>
-            <w:hideMark/>
           </w:tcPr>
           <w:p>
             <w:pPr>
@@ -8341,13 +7918,6 @@
                 <w:color w:val="000000"/>
               </w:rPr>
             </w:pPr>
-            <w:r>
-              <w:rPr>
-                <w:rFonts w:eastAsia="Times New Roman" w:cs="Arial"/>
-                <w:color w:val="000000"/>
-              </w:rPr>
-              <w:t>5</w:t>
-            </w:r>
           </w:p>
         </w:tc>
       </w:tr>
@@ -8449,7 +8019,6 @@
         <w:tc>
           <w:tcPr>
             <w:tcW w:w="695" w:type="dxa"/>
-            <w:hideMark/>
           </w:tcPr>
           <w:p>
             <w:pPr>
@@ -8460,13 +8029,6 @@
                 <w:color w:val="000000"/>
               </w:rPr>
             </w:pPr>
-            <w:r>
-              <w:rPr>
-                <w:rFonts w:eastAsia="Times New Roman" w:cs="Arial"/>
-                <w:color w:val="000000"/>
-              </w:rPr>
-              <w:t>8</w:t>
-            </w:r>
           </w:p>
         </w:tc>
       </w:tr>
@@ -8568,7 +8130,6 @@
         <w:tc>
           <w:tcPr>
             <w:tcW w:w="695" w:type="dxa"/>
-            <w:hideMark/>
           </w:tcPr>
           <w:p>
             <w:pPr>
@@ -8579,13 +8140,6 @@
                 <w:color w:val="000000"/>
               </w:rPr>
             </w:pPr>
-            <w:r>
-              <w:rPr>
-                <w:rFonts w:eastAsia="Times New Roman" w:cs="Arial"/>
-                <w:color w:val="000000"/>
-              </w:rPr>
-              <w:t>5</w:t>
-            </w:r>
           </w:p>
         </w:tc>
       </w:tr>
@@ -8687,7 +8241,6 @@
         <w:tc>
           <w:tcPr>
             <w:tcW w:w="695" w:type="dxa"/>
-            <w:hideMark/>
           </w:tcPr>
           <w:p>
             <w:pPr>
@@ -8698,13 +8251,6 @@
                 <w:color w:val="000000"/>
               </w:rPr>
             </w:pPr>
-            <w:r>
-              <w:rPr>
-                <w:rFonts w:eastAsia="Times New Roman" w:cs="Arial"/>
-                <w:color w:val="000000"/>
-              </w:rPr>
-              <w:t>2</w:t>
-            </w:r>
           </w:p>
         </w:tc>
       </w:tr>
@@ -8822,7 +8368,6 @@
         <w:tc>
           <w:tcPr>
             <w:tcW w:w="695" w:type="dxa"/>
-            <w:hideMark/>
           </w:tcPr>
           <w:p>
             <w:pPr>
@@ -8833,13 +8378,6 @@
                 <w:color w:val="000000"/>
               </w:rPr>
             </w:pPr>
-            <w:r>
-              <w:rPr>
-                <w:rFonts w:eastAsia="Times New Roman" w:cs="Arial"/>
-                <w:color w:val="000000"/>
-              </w:rPr>
-              <w:t>3</w:t>
-            </w:r>
           </w:p>
         </w:tc>
       </w:tr>
@@ -8941,7 +8479,6 @@
         <w:tc>
           <w:tcPr>
             <w:tcW w:w="695" w:type="dxa"/>
-            <w:hideMark/>
           </w:tcPr>
           <w:p>
             <w:pPr>
@@ -8952,13 +8489,6 @@
                 <w:color w:val="000000"/>
               </w:rPr>
             </w:pPr>
-            <w:r>
-              <w:rPr>
-                <w:rFonts w:eastAsia="Times New Roman" w:cs="Arial"/>
-                <w:color w:val="000000"/>
-              </w:rPr>
-              <w:t>3</w:t>
-            </w:r>
           </w:p>
         </w:tc>
       </w:tr>
@@ -9060,7 +8590,6 @@
         <w:tc>
           <w:tcPr>
             <w:tcW w:w="695" w:type="dxa"/>
-            <w:hideMark/>
           </w:tcPr>
           <w:p>
             <w:pPr>
@@ -9071,13 +8600,6 @@
                 <w:color w:val="000000"/>
               </w:rPr>
             </w:pPr>
-            <w:r>
-              <w:rPr>
-                <w:rFonts w:eastAsia="Times New Roman" w:cs="Arial"/>
-                <w:color w:val="000000"/>
-              </w:rPr>
-              <w:t>3</w:t>
-            </w:r>
           </w:p>
         </w:tc>
       </w:tr>
@@ -9179,7 +8701,6 @@
         <w:tc>
           <w:tcPr>
             <w:tcW w:w="695" w:type="dxa"/>
-            <w:hideMark/>
           </w:tcPr>
           <w:p>
             <w:pPr>
@@ -9190,13 +8711,6 @@
                 <w:color w:val="000000"/>
               </w:rPr>
             </w:pPr>
-            <w:r>
-              <w:rPr>
-                <w:rFonts w:eastAsia="Times New Roman" w:cs="Arial"/>
-                <w:color w:val="000000"/>
-              </w:rPr>
-              <w:t>3</w:t>
-            </w:r>
           </w:p>
         </w:tc>
       </w:tr>
@@ -9298,7 +8812,6 @@
         <w:tc>
           <w:tcPr>
             <w:tcW w:w="695" w:type="dxa"/>
-            <w:hideMark/>
           </w:tcPr>
           <w:p>
             <w:pPr>
@@ -9309,13 +8822,6 @@
                 <w:color w:val="000000"/>
               </w:rPr>
             </w:pPr>
-            <w:r>
-              <w:rPr>
-                <w:rFonts w:eastAsia="Times New Roman" w:cs="Arial"/>
-                <w:color w:val="000000"/>
-              </w:rPr>
-              <w:t>2</w:t>
-            </w:r>
           </w:p>
         </w:tc>
       </w:tr>
@@ -9342,7 +8848,6 @@
                 <w:rFonts w:eastAsia="Times New Roman" w:cs="Arial"/>
                 <w:color w:val="000000"/>
               </w:rPr>
-              <w:lastRenderedPageBreak/>
               <w:t>13</w:t>
             </w:r>
           </w:p>
@@ -9418,7 +8923,6 @@
         <w:tc>
           <w:tcPr>
             <w:tcW w:w="695" w:type="dxa"/>
-            <w:hideMark/>
           </w:tcPr>
           <w:p>
             <w:pPr>
@@ -9429,13 +8933,6 @@
                 <w:color w:val="000000"/>
               </w:rPr>
             </w:pPr>
-            <w:r>
-              <w:rPr>
-                <w:rFonts w:eastAsia="Times New Roman" w:cs="Arial"/>
-                <w:color w:val="000000"/>
-              </w:rPr>
-              <w:t>3</w:t>
-            </w:r>
           </w:p>
         </w:tc>
       </w:tr>
@@ -9537,7 +9034,6 @@
         <w:tc>
           <w:tcPr>
             <w:tcW w:w="695" w:type="dxa"/>
-            <w:hideMark/>
           </w:tcPr>
           <w:p>
             <w:pPr>
@@ -9548,13 +9044,6 @@
                 <w:color w:val="000000"/>
               </w:rPr>
             </w:pPr>
-            <w:r>
-              <w:rPr>
-                <w:rFonts w:eastAsia="Times New Roman" w:cs="Arial"/>
-                <w:color w:val="000000"/>
-              </w:rPr>
-              <w:t>3</w:t>
-            </w:r>
           </w:p>
         </w:tc>
       </w:tr>
@@ -9656,7 +9145,6 @@
         <w:tc>
           <w:tcPr>
             <w:tcW w:w="695" w:type="dxa"/>
-            <w:hideMark/>
           </w:tcPr>
           <w:p>
             <w:pPr>
@@ -9667,13 +9155,6 @@
                 <w:color w:val="000000"/>
               </w:rPr>
             </w:pPr>
-            <w:r>
-              <w:rPr>
-                <w:rFonts w:eastAsia="Times New Roman" w:cs="Arial"/>
-                <w:color w:val="000000"/>
-              </w:rPr>
-              <w:t>2</w:t>
-            </w:r>
           </w:p>
         </w:tc>
       </w:tr>
@@ -9775,7 +9256,6 @@
         <w:tc>
           <w:tcPr>
             <w:tcW w:w="695" w:type="dxa"/>
-            <w:hideMark/>
           </w:tcPr>
           <w:p>
             <w:pPr>
@@ -9786,13 +9266,6 @@
                 <w:color w:val="000000"/>
               </w:rPr>
             </w:pPr>
-            <w:r>
-              <w:rPr>
-                <w:rFonts w:eastAsia="Times New Roman" w:cs="Arial"/>
-                <w:color w:val="000000"/>
-              </w:rPr>
-              <w:t>3</w:t>
-            </w:r>
           </w:p>
         </w:tc>
       </w:tr>
@@ -9910,7 +9383,6 @@
         <w:tc>
           <w:tcPr>
             <w:tcW w:w="695" w:type="dxa"/>
-            <w:hideMark/>
           </w:tcPr>
           <w:p>
             <w:pPr>
@@ -9921,13 +9393,6 @@
                 <w:color w:val="000000"/>
               </w:rPr>
             </w:pPr>
-            <w:r>
-              <w:rPr>
-                <w:rFonts w:eastAsia="Times New Roman" w:cs="Arial"/>
-                <w:color w:val="000000"/>
-              </w:rPr>
-              <w:t>3</w:t>
-            </w:r>
           </w:p>
         </w:tc>
       </w:tr>
@@ -9946,7 +9411,7 @@
         <w:pStyle w:val="Heading1"/>
         <w:numPr>
           <w:ilvl w:val="0"/>
-          <w:numId w:val="34"/>
+          <w:numId w:val="28"/>
         </w:numPr>
       </w:pPr>
       <w:bookmarkStart w:id="4" w:name="_SECURITY,_PERFORMANCE,_AND"/>
@@ -9960,11 +9425,155 @@
         <w:pStyle w:val="Heading2"/>
         <w:numPr>
           <w:ilvl w:val="0"/>
-          <w:numId w:val="39"/>
+          <w:numId w:val="33"/>
         </w:numPr>
       </w:pPr>
       <w:r>
         <w:t>Security Measures</w:t>
+      </w:r>
+    </w:p>
+    <w:p>
+      <w:pPr>
+        <w:numPr>
+          <w:ilvl w:val="0"/>
+          <w:numId w:val="16"/>
+        </w:numPr>
+        <w:jc w:val="both"/>
+      </w:pPr>
+      <w:r>
+        <w:rPr>
+          <w:b/>
+          <w:bCs/>
+        </w:rPr>
+        <w:t>Authentication &amp; Authorization:</w:t>
+      </w:r>
+    </w:p>
+    <w:p>
+      <w:pPr>
+        <w:numPr>
+          <w:ilvl w:val="1"/>
+          <w:numId w:val="16"/>
+        </w:numPr>
+        <w:jc w:val="both"/>
+      </w:pPr>
+      <w:r>
+        <w:t xml:space="preserve">Use secure login mechanisms with hashed passwords (e.g., </w:t>
+      </w:r>
+      <w:proofErr w:type="spellStart"/>
+      <w:r>
+        <w:t>bcrypt</w:t>
+      </w:r>
+      <w:proofErr w:type="spellEnd"/>
+      <w:r>
+        <w:t>) and token-based sessions (JWT).</w:t>
+      </w:r>
+    </w:p>
+    <w:p>
+      <w:pPr>
+        <w:numPr>
+          <w:ilvl w:val="1"/>
+          <w:numId w:val="16"/>
+        </w:numPr>
+        <w:jc w:val="both"/>
+      </w:pPr>
+      <w:r>
+        <w:t>Implement role-based access control (RBAC) to ensure that users can only access authorized functions.</w:t>
+      </w:r>
+    </w:p>
+    <w:p>
+      <w:pPr>
+        <w:numPr>
+          <w:ilvl w:val="0"/>
+          <w:numId w:val="16"/>
+        </w:numPr>
+        <w:jc w:val="both"/>
+      </w:pPr>
+      <w:r>
+        <w:rPr>
+          <w:b/>
+          <w:bCs/>
+        </w:rPr>
+        <w:t>Data Encryption:</w:t>
+      </w:r>
+    </w:p>
+    <w:p>
+      <w:pPr>
+        <w:numPr>
+          <w:ilvl w:val="1"/>
+          <w:numId w:val="16"/>
+        </w:numPr>
+        <w:jc w:val="both"/>
+      </w:pPr>
+      <w:r>
+        <w:t>Encrypt sensitive data both in transit (using HTTPS) and at rest.</w:t>
+      </w:r>
+    </w:p>
+    <w:p>
+      <w:pPr>
+        <w:numPr>
+          <w:ilvl w:val="0"/>
+          <w:numId w:val="16"/>
+        </w:numPr>
+        <w:jc w:val="both"/>
+      </w:pPr>
+      <w:r>
+        <w:rPr>
+          <w:b/>
+          <w:bCs/>
+        </w:rPr>
+        <w:t>Secure Data Storage:</w:t>
+      </w:r>
+    </w:p>
+    <w:p>
+      <w:pPr>
+        <w:numPr>
+          <w:ilvl w:val="1"/>
+          <w:numId w:val="16"/>
+        </w:numPr>
+        <w:jc w:val="both"/>
+      </w:pPr>
+      <w:r>
+        <w:t>Employ PostgreSQL’s built-in security features, including role-based access, to protect sensitive information.</w:t>
+      </w:r>
+    </w:p>
+    <w:p>
+      <w:pPr>
+        <w:numPr>
+          <w:ilvl w:val="0"/>
+          <w:numId w:val="16"/>
+        </w:numPr>
+        <w:jc w:val="both"/>
+      </w:pPr>
+      <w:r>
+        <w:rPr>
+          <w:b/>
+          <w:bCs/>
+        </w:rPr>
+        <w:t>Regular Audits:</w:t>
+      </w:r>
+    </w:p>
+    <w:p>
+      <w:pPr>
+        <w:numPr>
+          <w:ilvl w:val="1"/>
+          <w:numId w:val="16"/>
+        </w:numPr>
+        <w:jc w:val="both"/>
+      </w:pPr>
+      <w:r>
+        <w:t>Schedule periodic security reviews and vulnerability assessments.</w:t>
+      </w:r>
+    </w:p>
+    <w:p>
+      <w:pPr>
+        <w:pStyle w:val="Heading2"/>
+        <w:numPr>
+          <w:ilvl w:val="0"/>
+          <w:numId w:val="33"/>
+        </w:numPr>
+      </w:pPr>
+      <w:r>
+        <w:t>Performance</w:t>
       </w:r>
     </w:p>
     <w:p>
@@ -9980,7 +9589,7 @@
           <w:b/>
           <w:bCs/>
         </w:rPr>
-        <w:t>Authentication &amp; Authorization:</w:t>
+        <w:t>Optimized API Endpoints:</w:t>
       </w:r>
     </w:p>
     <w:p>
@@ -9992,15 +9601,23 @@
         <w:jc w:val="both"/>
       </w:pPr>
       <w:r>
-        <w:t xml:space="preserve">Use secure login mechanisms with hashed passwords (e.g., </w:t>
-      </w:r>
-      <w:proofErr w:type="spellStart"/>
-      <w:r>
-        <w:t>bcrypt</w:t>
-      </w:r>
-      <w:proofErr w:type="spellEnd"/>
-      <w:r>
-        <w:t>) and token-based sessions (JWT).</w:t>
+        <w:t>Ensure all backend endpoints are optimized for speed and scalability.</w:t>
+      </w:r>
+    </w:p>
+    <w:p>
+      <w:pPr>
+        <w:numPr>
+          <w:ilvl w:val="0"/>
+          <w:numId w:val="17"/>
+        </w:numPr>
+        <w:jc w:val="both"/>
+      </w:pPr>
+      <w:r>
+        <w:rPr>
+          <w:b/>
+          <w:bCs/>
+        </w:rPr>
+        <w:t>Efficient Database Queries:</w:t>
       </w:r>
     </w:p>
     <w:p>
@@ -10012,7 +9629,13 @@
         <w:jc w:val="both"/>
       </w:pPr>
       <w:r>
-        <w:t>Implement role-based access control (RBAC) to ensure that users can only access authorized functions.</w:t>
+        <w:t xml:space="preserve">Use advanced indexing and query optimization in PostgreSQL to </w:t>
+      </w:r>
+      <w:r>
+        <w:t>manage</w:t>
+      </w:r>
+      <w:r>
+        <w:t xml:space="preserve"> large datasets.</w:t>
       </w:r>
     </w:p>
     <w:p>
@@ -10028,7 +9651,7 @@
           <w:b/>
           <w:bCs/>
         </w:rPr>
-        <w:t>Data Encryption:</w:t>
+        <w:t>Real-Time Communication:</w:t>
       </w:r>
     </w:p>
     <w:p>
@@ -10040,14 +9663,26 @@
         <w:jc w:val="both"/>
       </w:pPr>
       <w:r>
-        <w:t>Encrypt sensitive data both in transit (using HTTPS) and at rest.</w:t>
-      </w:r>
-    </w:p>
-    <w:p>
-      <w:pPr>
+        <w:t>Leverage Socket.IO for efficient real-time notifications without overloading the server.</w:t>
+      </w:r>
+    </w:p>
+    <w:p>
+      <w:pPr>
+        <w:pStyle w:val="Heading2"/>
         <w:numPr>
           <w:ilvl w:val="0"/>
-          <w:numId w:val="17"/>
+          <w:numId w:val="33"/>
+        </w:numPr>
+      </w:pPr>
+      <w:r>
+        <w:t>Scalability</w:t>
+      </w:r>
+    </w:p>
+    <w:p>
+      <w:pPr>
+        <w:numPr>
+          <w:ilvl w:val="0"/>
+          <w:numId w:val="18"/>
         </w:numPr>
         <w:jc w:val="both"/>
       </w:pPr>
@@ -10056,26 +9691,26 @@
           <w:b/>
           <w:bCs/>
         </w:rPr>
-        <w:t>Secure Data Storage:</w:t>
+        <w:t>Modular Architecture:</w:t>
       </w:r>
     </w:p>
     <w:p>
       <w:pPr>
         <w:numPr>
           <w:ilvl w:val="1"/>
-          <w:numId w:val="17"/>
-        </w:numPr>
-        <w:jc w:val="both"/>
-      </w:pPr>
-      <w:r>
-        <w:t>Employ PostgreSQL’s built-in security features, including role-based access, to protect sensitive information.</w:t>
+          <w:numId w:val="18"/>
+        </w:numPr>
+        <w:jc w:val="both"/>
+      </w:pPr>
+      <w:r>
+        <w:t>Design the system with modular components that can be individually scaled as user demand increases.</w:t>
       </w:r>
     </w:p>
     <w:p>
       <w:pPr>
         <w:numPr>
           <w:ilvl w:val="0"/>
-          <w:numId w:val="17"/>
+          <w:numId w:val="18"/>
         </w:numPr>
         <w:jc w:val="both"/>
       </w:pPr>
@@ -10084,19 +9719,39 @@
           <w:b/>
           <w:bCs/>
         </w:rPr>
-        <w:t>Regular Audits:</w:t>
+        <w:t>Future Enhancements:</w:t>
       </w:r>
     </w:p>
     <w:p>
       <w:pPr>
         <w:numPr>
           <w:ilvl w:val="1"/>
-          <w:numId w:val="17"/>
-        </w:numPr>
-        <w:jc w:val="both"/>
-      </w:pPr>
-      <w:r>
-        <w:t>Schedule periodic security reviews and vulnerability assessments.</w:t>
+          <w:numId w:val="18"/>
+        </w:numPr>
+        <w:jc w:val="both"/>
+      </w:pPr>
+      <w:r>
+        <w:t xml:space="preserve">Allow room for additional features, enhanced AI capabilities, and </w:t>
+      </w:r>
+      <w:r>
+        <w:t>integration</w:t>
+      </w:r>
+      <w:r>
+        <w:t xml:space="preserve"> with other systems.</w:t>
+      </w:r>
+    </w:p>
+    <w:p>
+      <w:pPr>
+        <w:pStyle w:val="Heading1"/>
+        <w:numPr>
+          <w:ilvl w:val="0"/>
+          <w:numId w:val="28"/>
+        </w:numPr>
+      </w:pPr>
+      <w:bookmarkStart w:id="5" w:name="_AI/ML_INTEGRATION_(PHI-4)"/>
+      <w:bookmarkEnd w:id="5"/>
+      <w:r>
+        <w:t>AI/ML INTEGRATION (PHI-4)</w:t>
       </w:r>
     </w:p>
     <w:p>
@@ -10104,18 +9759,18 @@
         <w:pStyle w:val="Heading2"/>
         <w:numPr>
           <w:ilvl w:val="0"/>
-          <w:numId w:val="39"/>
-        </w:numPr>
-      </w:pPr>
-      <w:r>
-        <w:t>Performance</w:t>
+          <w:numId w:val="34"/>
+        </w:numPr>
+      </w:pPr>
+      <w:r>
+        <w:t>Role and Objectives</w:t>
       </w:r>
     </w:p>
     <w:p>
       <w:pPr>
         <w:numPr>
           <w:ilvl w:val="0"/>
-          <w:numId w:val="18"/>
+          <w:numId w:val="19"/>
         </w:numPr>
         <w:jc w:val="both"/>
       </w:pPr>
@@ -10124,26 +9779,26 @@
           <w:b/>
           <w:bCs/>
         </w:rPr>
-        <w:t>Optimized API Endpoints:</w:t>
+        <w:t>Anomaly Detection:</w:t>
       </w:r>
     </w:p>
     <w:p>
       <w:pPr>
         <w:numPr>
           <w:ilvl w:val="1"/>
-          <w:numId w:val="18"/>
-        </w:numPr>
-        <w:jc w:val="both"/>
-      </w:pPr>
-      <w:r>
-        <w:t>Ensure all backend endpoints are optimized for speed and scalability.</w:t>
+          <w:numId w:val="19"/>
+        </w:numPr>
+        <w:jc w:val="both"/>
+      </w:pPr>
+      <w:r>
+        <w:t>Analyze visit and timesheet data to identify irregular patterns (e.g., missing entries, unusual durations).</w:t>
       </w:r>
     </w:p>
     <w:p>
       <w:pPr>
         <w:numPr>
           <w:ilvl w:val="0"/>
-          <w:numId w:val="18"/>
+          <w:numId w:val="19"/>
         </w:numPr>
         <w:jc w:val="both"/>
       </w:pPr>
@@ -10152,32 +9807,26 @@
           <w:b/>
           <w:bCs/>
         </w:rPr>
-        <w:t>Efficient Database Queries:</w:t>
+        <w:t>Automated Reporting:</w:t>
       </w:r>
     </w:p>
     <w:p>
       <w:pPr>
         <w:numPr>
           <w:ilvl w:val="1"/>
-          <w:numId w:val="18"/>
-        </w:numPr>
-        <w:jc w:val="both"/>
-      </w:pPr>
-      <w:r>
-        <w:t xml:space="preserve">Use advanced indexing and query optimization in PostgreSQL to </w:t>
-      </w:r>
-      <w:r>
-        <w:t>manage</w:t>
-      </w:r>
-      <w:r>
-        <w:t xml:space="preserve"> large datasets.</w:t>
+          <w:numId w:val="19"/>
+        </w:numPr>
+        <w:jc w:val="both"/>
+      </w:pPr>
+      <w:r>
+        <w:t>Leverage predictive analytics to generate comprehensive and accurate reports.</w:t>
       </w:r>
     </w:p>
     <w:p>
       <w:pPr>
         <w:numPr>
           <w:ilvl w:val="0"/>
-          <w:numId w:val="18"/>
+          <w:numId w:val="19"/>
         </w:numPr>
         <w:jc w:val="both"/>
       </w:pPr>
@@ -10186,19 +9835,19 @@
           <w:b/>
           <w:bCs/>
         </w:rPr>
-        <w:t>Real-Time Communication:</w:t>
+        <w:t>Real-Time Alerts:</w:t>
       </w:r>
     </w:p>
     <w:p>
       <w:pPr>
         <w:numPr>
           <w:ilvl w:val="1"/>
-          <w:numId w:val="18"/>
-        </w:numPr>
-        <w:jc w:val="both"/>
-      </w:pPr>
-      <w:r>
-        <w:t>Leverage Socket.IO for efficient real-time notifications without overloading the server.</w:t>
+          <w:numId w:val="19"/>
+        </w:numPr>
+        <w:jc w:val="both"/>
+      </w:pPr>
+      <w:r>
+        <w:t>Provide immediate notifications when anomalies are detected.</w:t>
       </w:r>
     </w:p>
     <w:p>
@@ -10206,18 +9855,18 @@
         <w:pStyle w:val="Heading2"/>
         <w:numPr>
           <w:ilvl w:val="0"/>
-          <w:numId w:val="39"/>
-        </w:numPr>
-      </w:pPr>
-      <w:r>
-        <w:t>Scalability</w:t>
+          <w:numId w:val="34"/>
+        </w:numPr>
+      </w:pPr>
+      <w:r>
+        <w:t>Technical Integration</w:t>
       </w:r>
     </w:p>
     <w:p>
       <w:pPr>
         <w:numPr>
           <w:ilvl w:val="0"/>
-          <w:numId w:val="19"/>
+          <w:numId w:val="20"/>
         </w:numPr>
         <w:jc w:val="both"/>
       </w:pPr>
@@ -10226,26 +9875,26 @@
           <w:b/>
           <w:bCs/>
         </w:rPr>
-        <w:t>Modular Architecture:</w:t>
+        <w:t>Data Sources:</w:t>
       </w:r>
     </w:p>
     <w:p>
       <w:pPr>
         <w:numPr>
           <w:ilvl w:val="1"/>
-          <w:numId w:val="19"/>
-        </w:numPr>
-        <w:jc w:val="both"/>
-      </w:pPr>
-      <w:r>
-        <w:t>Design the system with modular components that can be individually scaled as user demand increases.</w:t>
+          <w:numId w:val="20"/>
+        </w:numPr>
+        <w:jc w:val="both"/>
+      </w:pPr>
+      <w:r>
+        <w:t>Utilize structured data from visit logs, timesheets, and user inputs.</w:t>
       </w:r>
     </w:p>
     <w:p>
       <w:pPr>
         <w:numPr>
           <w:ilvl w:val="0"/>
-          <w:numId w:val="19"/>
+          <w:numId w:val="20"/>
         </w:numPr>
         <w:jc w:val="both"/>
       </w:pPr>
@@ -10254,51 +9903,19 @@
           <w:b/>
           <w:bCs/>
         </w:rPr>
-        <w:t>Future Enhancements:</w:t>
+        <w:t>Model Details:</w:t>
       </w:r>
     </w:p>
     <w:p>
       <w:pPr>
         <w:numPr>
           <w:ilvl w:val="1"/>
-          <w:numId w:val="19"/>
-        </w:numPr>
-        <w:jc w:val="both"/>
-      </w:pPr>
-      <w:r>
-        <w:t xml:space="preserve">Allow room for additional features, enhanced AI capabilities, and </w:t>
-      </w:r>
-      <w:r>
-        <w:t>integration</w:t>
-      </w:r>
-      <w:r>
-        <w:t xml:space="preserve"> with other systems.</w:t>
-      </w:r>
-    </w:p>
-    <w:p>
-      <w:pPr>
-        <w:pStyle w:val="Heading1"/>
-        <w:numPr>
-          <w:ilvl w:val="0"/>
-          <w:numId w:val="34"/>
-        </w:numPr>
-      </w:pPr>
-      <w:bookmarkStart w:id="5" w:name="_AI/ML_INTEGRATION_(PHI-4)"/>
-      <w:bookmarkEnd w:id="5"/>
-      <w:r>
-        <w:t>AI/ML INTEGRATION (PHI-4)</w:t>
-      </w:r>
-    </w:p>
-    <w:p>
-      <w:pPr>
-        <w:pStyle w:val="Heading2"/>
-        <w:numPr>
-          <w:ilvl w:val="0"/>
-          <w:numId w:val="40"/>
-        </w:numPr>
-      </w:pPr>
-      <w:r>
-        <w:t>Role and Objectives</w:t>
+          <w:numId w:val="20"/>
+        </w:numPr>
+        <w:jc w:val="both"/>
+      </w:pPr>
+      <w:r>
+        <w:t>Implement or integrate Phi-4 using frameworks such as TensorFlow.js, ensuring continuous learning from new data.</w:t>
       </w:r>
     </w:p>
     <w:p>
@@ -10314,27 +9931,100 @@
           <w:b/>
           <w:bCs/>
         </w:rPr>
-        <w:lastRenderedPageBreak/>
-        <w:t>Anomaly Detection:</w:t>
+        <w:t>Workflow:</w:t>
       </w:r>
     </w:p>
     <w:p>
       <w:pPr>
         <w:numPr>
           <w:ilvl w:val="1"/>
-          <w:numId w:val="20"/>
-        </w:numPr>
-        <w:jc w:val="both"/>
-      </w:pPr>
-      <w:r>
-        <w:t>Analyze visit and timesheet data to identify irregular patterns (e.g., missing entries, unusual durations).</w:t>
-      </w:r>
-    </w:p>
-    <w:p>
-      <w:pPr>
+          <w:numId w:val="21"/>
+        </w:numPr>
+        <w:jc w:val="both"/>
+      </w:pPr>
+      <w:r>
+        <w:t>Data collection from frontend and mobile.</w:t>
+      </w:r>
+    </w:p>
+    <w:p>
+      <w:pPr>
+        <w:numPr>
+          <w:ilvl w:val="1"/>
+          <w:numId w:val="21"/>
+        </w:numPr>
+        <w:jc w:val="both"/>
+      </w:pPr>
+      <w:r>
+        <w:t>Backend API forwards data to the AI module.</w:t>
+      </w:r>
+    </w:p>
+    <w:p>
+      <w:pPr>
+        <w:numPr>
+          <w:ilvl w:val="1"/>
+          <w:numId w:val="21"/>
+        </w:numPr>
+        <w:jc w:val="both"/>
+      </w:pPr>
+      <w:r>
+        <w:t>Phi-4 processes and analyzes the data.</w:t>
+      </w:r>
+    </w:p>
+    <w:p>
+      <w:pPr>
+        <w:numPr>
+          <w:ilvl w:val="1"/>
+          <w:numId w:val="21"/>
+        </w:numPr>
+        <w:jc w:val="both"/>
+      </w:pPr>
+      <w:r>
+        <w:t>Anomalies are flagged, and automated reports are generated.</w:t>
+      </w:r>
+    </w:p>
+    <w:p>
+      <w:pPr>
+        <w:numPr>
+          <w:ilvl w:val="1"/>
+          <w:numId w:val="21"/>
+        </w:numPr>
+        <w:jc w:val="both"/>
+      </w:pPr>
+      <w:r>
+        <w:t>Real-time notifications are sent to relevant users.</w:t>
+      </w:r>
+    </w:p>
+    <w:p>
+      <w:pPr>
+        <w:pStyle w:val="Heading1"/>
         <w:numPr>
           <w:ilvl w:val="0"/>
-          <w:numId w:val="20"/>
+          <w:numId w:val="28"/>
+        </w:numPr>
+      </w:pPr>
+      <w:bookmarkStart w:id="6" w:name="_TESTING_AND_QUALITY"/>
+      <w:bookmarkEnd w:id="6"/>
+      <w:r>
+        <w:t>TESTING AND QUALITY ASSURANCE</w:t>
+      </w:r>
+    </w:p>
+    <w:p>
+      <w:pPr>
+        <w:pStyle w:val="Heading2"/>
+        <w:numPr>
+          <w:ilvl w:val="0"/>
+          <w:numId w:val="35"/>
+        </w:numPr>
+      </w:pPr>
+      <w:r>
+        <w:t>Testing Strategies</w:t>
+      </w:r>
+    </w:p>
+    <w:p>
+      <w:pPr>
+        <w:numPr>
+          <w:ilvl w:val="0"/>
+          <w:numId w:val="22"/>
         </w:numPr>
         <w:jc w:val="both"/>
       </w:pPr>
@@ -10343,26 +10033,26 @@
           <w:b/>
           <w:bCs/>
         </w:rPr>
-        <w:t>Automated Reporting:</w:t>
+        <w:t>Functional Testing:</w:t>
       </w:r>
     </w:p>
     <w:p>
       <w:pPr>
         <w:numPr>
           <w:ilvl w:val="1"/>
-          <w:numId w:val="20"/>
-        </w:numPr>
-        <w:jc w:val="both"/>
-      </w:pPr>
-      <w:r>
-        <w:t>Leverage predictive analytics to generate comprehensive and accurate reports.</w:t>
+          <w:numId w:val="22"/>
+        </w:numPr>
+        <w:jc w:val="both"/>
+      </w:pPr>
+      <w:r>
+        <w:t>Verify all functionalities (visit logging, timesheet management, report generation, notifications, AI features) work as expected.</w:t>
       </w:r>
     </w:p>
     <w:p>
       <w:pPr>
         <w:numPr>
           <w:ilvl w:val="0"/>
-          <w:numId w:val="20"/>
+          <w:numId w:val="22"/>
         </w:numPr>
         <w:jc w:val="both"/>
       </w:pPr>
@@ -10371,38 +10061,26 @@
           <w:b/>
           <w:bCs/>
         </w:rPr>
-        <w:t>Real-Time Alerts:</w:t>
+        <w:t>Automated Testing:</w:t>
       </w:r>
     </w:p>
     <w:p>
       <w:pPr>
         <w:numPr>
           <w:ilvl w:val="1"/>
-          <w:numId w:val="20"/>
-        </w:numPr>
-        <w:jc w:val="both"/>
-      </w:pPr>
-      <w:r>
-        <w:t>Provide immediate notifications when anomalies are detected.</w:t>
-      </w:r>
-    </w:p>
-    <w:p>
-      <w:pPr>
-        <w:pStyle w:val="Heading2"/>
+          <w:numId w:val="22"/>
+        </w:numPr>
+        <w:jc w:val="both"/>
+      </w:pPr>
+      <w:r>
+        <w:t>Employ testing frameworks such as Jest (for React.js) and Mocha/Chai (for Node.js) for automated unit and integration tests.</w:t>
+      </w:r>
+    </w:p>
+    <w:p>
+      <w:pPr>
         <w:numPr>
           <w:ilvl w:val="0"/>
-          <w:numId w:val="40"/>
-        </w:numPr>
-      </w:pPr>
-      <w:r>
-        <w:t>Technical Integration</w:t>
-      </w:r>
-    </w:p>
-    <w:p>
-      <w:pPr>
-        <w:numPr>
-          <w:ilvl w:val="0"/>
-          <w:numId w:val="21"/>
+          <w:numId w:val="22"/>
         </w:numPr>
         <w:jc w:val="both"/>
       </w:pPr>
@@ -10411,26 +10089,31 @@
           <w:b/>
           <w:bCs/>
         </w:rPr>
-        <w:t>Data Sources:</w:t>
+        <w:t>User Testing:</w:t>
       </w:r>
     </w:p>
     <w:p>
       <w:pPr>
         <w:numPr>
           <w:ilvl w:val="1"/>
-          <w:numId w:val="21"/>
-        </w:numPr>
-        <w:jc w:val="both"/>
-      </w:pPr>
-      <w:r>
-        <w:t>Utilize structured data from visit logs, timesheets, and user inputs.</w:t>
-      </w:r>
+          <w:numId w:val="22"/>
+        </w:numPr>
+        <w:jc w:val="both"/>
+      </w:pPr>
+      <w:r>
+        <w:t>Conduct usability testing sessions with real users (supervisors, managers, HR) to gather feedback.</w:t>
+      </w:r>
+    </w:p>
+    <w:p>
+      <w:pPr>
+        <w:jc w:val="both"/>
+      </w:pPr>
     </w:p>
     <w:p>
       <w:pPr>
         <w:numPr>
           <w:ilvl w:val="0"/>
-          <w:numId w:val="21"/>
+          <w:numId w:val="22"/>
         </w:numPr>
         <w:jc w:val="both"/>
       </w:pPr>
@@ -10439,26 +10122,26 @@
           <w:b/>
           <w:bCs/>
         </w:rPr>
-        <w:t>Model Details:</w:t>
+        <w:t>Performance and Load Testing:</w:t>
       </w:r>
     </w:p>
     <w:p>
       <w:pPr>
         <w:numPr>
           <w:ilvl w:val="1"/>
-          <w:numId w:val="21"/>
-        </w:numPr>
-        <w:jc w:val="both"/>
-      </w:pPr>
-      <w:r>
-        <w:t>Implement or integrate Phi-4 using frameworks such as TensorFlow.js, ensuring continuous learning from new data.</w:t>
+          <w:numId w:val="22"/>
+        </w:numPr>
+        <w:jc w:val="both"/>
+      </w:pPr>
+      <w:r>
+        <w:t>Assess system performance under high load conditions.</w:t>
       </w:r>
     </w:p>
     <w:p>
       <w:pPr>
         <w:numPr>
           <w:ilvl w:val="0"/>
-          <w:numId w:val="21"/>
+          <w:numId w:val="22"/>
         </w:numPr>
         <w:jc w:val="both"/>
       </w:pPr>
@@ -10467,7 +10150,7 @@
           <w:b/>
           <w:bCs/>
         </w:rPr>
-        <w:t>Workflow:</w:t>
+        <w:t>Security Testing:</w:t>
       </w:r>
     </w:p>
     <w:p>
@@ -10479,81 +10162,19 @@
         <w:jc w:val="both"/>
       </w:pPr>
       <w:r>
-        <w:t>Data collection from frontend and mobile.</w:t>
-      </w:r>
-    </w:p>
-    <w:p>
-      <w:pPr>
-        <w:numPr>
-          <w:ilvl w:val="1"/>
-          <w:numId w:val="22"/>
-        </w:numPr>
-        <w:jc w:val="both"/>
-      </w:pPr>
-      <w:r>
-        <w:t>Backend API forwards data to the AI module.</w:t>
-      </w:r>
-    </w:p>
-    <w:p>
-      <w:pPr>
-        <w:numPr>
-          <w:ilvl w:val="1"/>
-          <w:numId w:val="22"/>
-        </w:numPr>
-        <w:jc w:val="both"/>
-      </w:pPr>
-      <w:r>
-        <w:t>Phi-4 processes and analyzes the data.</w:t>
-      </w:r>
-    </w:p>
-    <w:p>
-      <w:pPr>
-        <w:numPr>
-          <w:ilvl w:val="1"/>
-          <w:numId w:val="22"/>
-        </w:numPr>
-        <w:jc w:val="both"/>
-      </w:pPr>
-      <w:r>
-        <w:t>Anomalies are flagged, and automated reports are generated.</w:t>
-      </w:r>
-    </w:p>
-    <w:p>
-      <w:pPr>
-        <w:numPr>
-          <w:ilvl w:val="1"/>
-          <w:numId w:val="22"/>
-        </w:numPr>
-        <w:jc w:val="both"/>
-      </w:pPr>
-      <w:r>
-        <w:t>Real-time notifications are sent to relevant users.</w:t>
-      </w:r>
-    </w:p>
-    <w:p>
-      <w:pPr>
-        <w:pStyle w:val="Heading1"/>
+        <w:t>Perform vulnerability scanning and penetration testing.</w:t>
+      </w:r>
+    </w:p>
+    <w:p>
+      <w:pPr>
+        <w:pStyle w:val="Heading2"/>
         <w:numPr>
           <w:ilvl w:val="0"/>
-          <w:numId w:val="34"/>
-        </w:numPr>
-      </w:pPr>
-      <w:bookmarkStart w:id="6" w:name="_TESTING_AND_QUALITY"/>
-      <w:bookmarkEnd w:id="6"/>
-      <w:r>
-        <w:t>TESTING AND QUALITY ASSURANCE</w:t>
-      </w:r>
-    </w:p>
-    <w:p>
-      <w:pPr>
-        <w:pStyle w:val="Heading2"/>
-        <w:numPr>
-          <w:ilvl w:val="0"/>
-          <w:numId w:val="41"/>
-        </w:numPr>
-      </w:pPr>
-      <w:r>
-        <w:t>Testing Strategies</w:t>
+          <w:numId w:val="35"/>
+        </w:numPr>
+      </w:pPr>
+      <w:r>
+        <w:t>Validation Criteria</w:t>
       </w:r>
     </w:p>
     <w:p>
@@ -10569,7 +10190,7 @@
           <w:b/>
           <w:bCs/>
         </w:rPr>
-        <w:t>Functional Testing:</w:t>
+        <w:t>Success Metrics:</w:t>
       </w:r>
     </w:p>
     <w:p>
@@ -10581,7 +10202,15 @@
         <w:jc w:val="both"/>
       </w:pPr>
       <w:r>
-        <w:t>Verify all functionalities (visit logging, timesheet management, report generation, notifications, AI features) work as expected.</w:t>
+        <w:t xml:space="preserve">Example: 80% of users can </w:t>
+      </w:r>
+      <w:proofErr w:type="gramStart"/>
+      <w:r>
+        <w:t>log</w:t>
+      </w:r>
+      <w:proofErr w:type="gramEnd"/>
+      <w:r>
+        <w:t xml:space="preserve"> a visit or generate a report without assistance.</w:t>
       </w:r>
     </w:p>
     <w:p>
@@ -10597,7 +10226,7 @@
           <w:b/>
           <w:bCs/>
         </w:rPr>
-        <w:t>Automated Testing:</w:t>
+        <w:t>Acceptance Testing:</w:t>
       </w:r>
     </w:p>
     <w:p>
@@ -10609,14 +10238,45 @@
         <w:jc w:val="both"/>
       </w:pPr>
       <w:r>
-        <w:t>Employ testing frameworks such as Jest (for React.js) and Mocha/Chai (for Node.js) for automated unit and integration tests.</w:t>
-      </w:r>
-    </w:p>
-    <w:p>
-      <w:pPr>
+        <w:t>All features must pass functional tests and meet performance benchmarks before final deployment.</w:t>
+      </w:r>
+    </w:p>
+    <w:p>
+      <w:pPr>
+        <w:jc w:val="both"/>
+      </w:pPr>
+    </w:p>
+    <w:p>
+      <w:pPr>
+        <w:pStyle w:val="Heading1"/>
         <w:numPr>
           <w:ilvl w:val="0"/>
-          <w:numId w:val="23"/>
+          <w:numId w:val="28"/>
+        </w:numPr>
+      </w:pPr>
+      <w:bookmarkStart w:id="7" w:name="_DEPLOYMENT_STRATEGY"/>
+      <w:bookmarkEnd w:id="7"/>
+      <w:r>
+        <w:t>DEPLOYMENT STRATEGY</w:t>
+      </w:r>
+    </w:p>
+    <w:p>
+      <w:pPr>
+        <w:pStyle w:val="Heading2"/>
+        <w:numPr>
+          <w:ilvl w:val="0"/>
+          <w:numId w:val="36"/>
+        </w:numPr>
+      </w:pPr>
+      <w:r>
+        <w:t>Web Platform Deployment</w:t>
+      </w:r>
+    </w:p>
+    <w:p>
+      <w:pPr>
+        <w:numPr>
+          <w:ilvl w:val="0"/>
+          <w:numId w:val="24"/>
         </w:numPr>
         <w:jc w:val="both"/>
       </w:pPr>
@@ -10625,31 +10285,26 @@
           <w:b/>
           <w:bCs/>
         </w:rPr>
-        <w:t>User Testing:</w:t>
+        <w:t>Server Environment:</w:t>
       </w:r>
     </w:p>
     <w:p>
       <w:pPr>
         <w:numPr>
           <w:ilvl w:val="1"/>
-          <w:numId w:val="23"/>
-        </w:numPr>
-        <w:jc w:val="both"/>
-      </w:pPr>
-      <w:r>
-        <w:t>Conduct usability testing sessions with real users (supervisors, managers, HR) to gather feedback.</w:t>
-      </w:r>
-    </w:p>
-    <w:p>
-      <w:pPr>
-        <w:jc w:val="both"/>
-      </w:pPr>
+          <w:numId w:val="24"/>
+        </w:numPr>
+        <w:jc w:val="both"/>
+      </w:pPr>
+      <w:r>
+        <w:t>Host on the company’s local servers with secure configurations.</w:t>
+      </w:r>
     </w:p>
     <w:p>
       <w:pPr>
         <w:numPr>
           <w:ilvl w:val="0"/>
-          <w:numId w:val="23"/>
+          <w:numId w:val="24"/>
         </w:numPr>
         <w:jc w:val="both"/>
       </w:pPr>
@@ -10658,26 +10313,26 @@
           <w:b/>
           <w:bCs/>
         </w:rPr>
-        <w:t>Performance and Load Testing:</w:t>
+        <w:t>Process Management:</w:t>
       </w:r>
     </w:p>
     <w:p>
       <w:pPr>
         <w:numPr>
           <w:ilvl w:val="1"/>
-          <w:numId w:val="23"/>
-        </w:numPr>
-        <w:jc w:val="both"/>
-      </w:pPr>
-      <w:r>
-        <w:t>Assess system performance under high load conditions.</w:t>
+          <w:numId w:val="24"/>
+        </w:numPr>
+        <w:jc w:val="both"/>
+      </w:pPr>
+      <w:r>
+        <w:t>Use PM2 to manage Node.js processes.</w:t>
       </w:r>
     </w:p>
     <w:p>
       <w:pPr>
         <w:numPr>
           <w:ilvl w:val="0"/>
-          <w:numId w:val="23"/>
+          <w:numId w:val="24"/>
         </w:numPr>
         <w:jc w:val="both"/>
       </w:pPr>
@@ -10686,19 +10341,19 @@
           <w:b/>
           <w:bCs/>
         </w:rPr>
-        <w:t>Security Testing:</w:t>
+        <w:t>Continuous Integration/Deployment:</w:t>
       </w:r>
     </w:p>
     <w:p>
       <w:pPr>
         <w:numPr>
           <w:ilvl w:val="1"/>
-          <w:numId w:val="23"/>
-        </w:numPr>
-        <w:jc w:val="both"/>
-      </w:pPr>
-      <w:r>
-        <w:t>Perform vulnerability scanning and penetration testing.</w:t>
+          <w:numId w:val="24"/>
+        </w:numPr>
+        <w:jc w:val="both"/>
+      </w:pPr>
+      <w:r>
+        <w:t>Implement CI/CD pipelines to streamline future updates.</w:t>
       </w:r>
     </w:p>
     <w:p>
@@ -10706,19 +10361,18 @@
         <w:pStyle w:val="Heading2"/>
         <w:numPr>
           <w:ilvl w:val="0"/>
-          <w:numId w:val="41"/>
-        </w:numPr>
-      </w:pPr>
-      <w:r>
-        <w:lastRenderedPageBreak/>
-        <w:t>Validation Criteria</w:t>
+          <w:numId w:val="36"/>
+        </w:numPr>
+      </w:pPr>
+      <w:r>
+        <w:t>Mobile Application Deployment</w:t>
       </w:r>
     </w:p>
     <w:p>
       <w:pPr>
         <w:numPr>
           <w:ilvl w:val="0"/>
-          <w:numId w:val="24"/>
+          <w:numId w:val="25"/>
         </w:numPr>
         <w:jc w:val="both"/>
       </w:pPr>
@@ -10727,34 +10381,26 @@
           <w:b/>
           <w:bCs/>
         </w:rPr>
-        <w:t>Success Metrics:</w:t>
+        <w:t>App Stores:</w:t>
       </w:r>
     </w:p>
     <w:p>
       <w:pPr>
         <w:numPr>
           <w:ilvl w:val="1"/>
-          <w:numId w:val="24"/>
-        </w:numPr>
-        <w:jc w:val="both"/>
-      </w:pPr>
-      <w:r>
-        <w:t xml:space="preserve">Example: 80% of users can </w:t>
-      </w:r>
-      <w:proofErr w:type="gramStart"/>
-      <w:r>
-        <w:t>log</w:t>
-      </w:r>
-      <w:proofErr w:type="gramEnd"/>
-      <w:r>
-        <w:t xml:space="preserve"> a visit or generate a report without assistance.</w:t>
+          <w:numId w:val="25"/>
+        </w:numPr>
+        <w:jc w:val="both"/>
+      </w:pPr>
+      <w:r>
+        <w:t>Publish the Flutter app on both the Apple App Store and Google Play Store.</w:t>
       </w:r>
     </w:p>
     <w:p>
       <w:pPr>
         <w:numPr>
           <w:ilvl w:val="0"/>
-          <w:numId w:val="24"/>
+          <w:numId w:val="25"/>
         </w:numPr>
         <w:jc w:val="both"/>
       </w:pPr>
@@ -10763,19 +10409,19 @@
           <w:b/>
           <w:bCs/>
         </w:rPr>
-        <w:t>Acceptance Testing:</w:t>
+        <w:t>Post-Launch Monitoring:</w:t>
       </w:r>
     </w:p>
     <w:p>
       <w:pPr>
         <w:numPr>
           <w:ilvl w:val="1"/>
-          <w:numId w:val="24"/>
-        </w:numPr>
-        <w:jc w:val="both"/>
-      </w:pPr>
-      <w:r>
-        <w:t>All features must pass functional tests and meet performance benchmarks before final deployment.</w:t>
+          <w:numId w:val="25"/>
+        </w:numPr>
+        <w:jc w:val="both"/>
+      </w:pPr>
+      <w:r>
+        <w:t>Gather user feedback and monitor performance for iterative improvements.</w:t>
       </w:r>
     </w:p>
     <w:p>
@@ -10788,32 +10434,20 @@
         <w:pStyle w:val="Heading1"/>
         <w:numPr>
           <w:ilvl w:val="0"/>
-          <w:numId w:val="34"/>
-        </w:numPr>
-      </w:pPr>
-      <w:bookmarkStart w:id="7" w:name="_DEPLOYMENT_STRATEGY"/>
-      <w:bookmarkEnd w:id="7"/>
-      <w:r>
-        <w:t>DEPLOYMENT STRATEGY</w:t>
-      </w:r>
-    </w:p>
-    <w:p>
-      <w:pPr>
-        <w:pStyle w:val="Heading2"/>
+          <w:numId w:val="28"/>
+        </w:numPr>
+      </w:pPr>
+      <w:bookmarkStart w:id="8" w:name="_DOCUMENTATION"/>
+      <w:bookmarkEnd w:id="8"/>
+      <w:r>
+        <w:t>DOCUMENTATION</w:t>
+      </w:r>
+    </w:p>
+    <w:p>
+      <w:pPr>
         <w:numPr>
           <w:ilvl w:val="0"/>
-          <w:numId w:val="42"/>
-        </w:numPr>
-      </w:pPr>
-      <w:r>
-        <w:t>Web Platform Deployment</w:t>
-      </w:r>
-    </w:p>
-    <w:p>
-      <w:pPr>
-        <w:numPr>
-          <w:ilvl w:val="0"/>
-          <w:numId w:val="25"/>
+          <w:numId w:val="26"/>
         </w:numPr>
         <w:jc w:val="both"/>
       </w:pPr>
@@ -10822,26 +10456,26 @@
           <w:b/>
           <w:bCs/>
         </w:rPr>
-        <w:t>Server Environment:</w:t>
+        <w:t>Technical Documentation:</w:t>
       </w:r>
     </w:p>
     <w:p>
       <w:pPr>
         <w:numPr>
           <w:ilvl w:val="1"/>
-          <w:numId w:val="25"/>
-        </w:numPr>
-        <w:jc w:val="both"/>
-      </w:pPr>
-      <w:r>
-        <w:t>Host on the company’s local servers with secure configurations.</w:t>
+          <w:numId w:val="26"/>
+        </w:numPr>
+        <w:jc w:val="both"/>
+      </w:pPr>
+      <w:r>
+        <w:t>Detailed API documentation, UML diagrams, database schemas, and integration guides.</w:t>
       </w:r>
     </w:p>
     <w:p>
       <w:pPr>
         <w:numPr>
           <w:ilvl w:val="0"/>
-          <w:numId w:val="25"/>
+          <w:numId w:val="26"/>
         </w:numPr>
         <w:jc w:val="both"/>
       </w:pPr>
@@ -10850,26 +10484,82 @@
           <w:b/>
           <w:bCs/>
         </w:rPr>
-        <w:t>Process Management:</w:t>
+        <w:t>User Manuals:</w:t>
       </w:r>
     </w:p>
     <w:p>
       <w:pPr>
         <w:numPr>
           <w:ilvl w:val="1"/>
-          <w:numId w:val="25"/>
-        </w:numPr>
-        <w:jc w:val="both"/>
-      </w:pPr>
-      <w:r>
-        <w:t>Use PM2 to manage Node.js processes.</w:t>
-      </w:r>
-    </w:p>
-    <w:p>
-      <w:pPr>
+          <w:numId w:val="26"/>
+        </w:numPr>
+        <w:jc w:val="both"/>
+      </w:pPr>
+      <w:r>
+        <w:t>Step-by-step guides with screenshots, FAQs, and troubleshooting sections.</w:t>
+      </w:r>
+    </w:p>
+    <w:p>
+      <w:pPr>
+        <w:pStyle w:val="Heading1"/>
         <w:numPr>
           <w:ilvl w:val="0"/>
-          <w:numId w:val="25"/>
+          <w:numId w:val="28"/>
+        </w:numPr>
+      </w:pPr>
+      <w:bookmarkStart w:id="9" w:name="_CONCLUSION_AND_EXPECTED"/>
+      <w:bookmarkEnd w:id="9"/>
+      <w:r>
+        <w:t>CONCLUSION AND EXPECTED IMPACT</w:t>
+      </w:r>
+    </w:p>
+    <w:p>
+      <w:pPr>
+        <w:pStyle w:val="Heading2"/>
+        <w:numPr>
+          <w:ilvl w:val="0"/>
+          <w:numId w:val="37"/>
+        </w:numPr>
+      </w:pPr>
+      <w:r>
+        <w:t>Summary</w:t>
+      </w:r>
+    </w:p>
+    <w:p>
+      <w:pPr>
+        <w:jc w:val="both"/>
+      </w:pPr>
+      <w:r>
+        <w:t>This project delivers a centralized, user-friendly platform that revolutionizes the management of visit logs and timesheets for payment agents. By integrating a modern web interface, a cross-platform mobile application, and advanced AI capabilities (Phi-4), the solution meets and exceeds the requirements laid out in the final cahier des charges.</w:t>
+      </w:r>
+    </w:p>
+    <w:p>
+      <w:pPr>
+        <w:jc w:val="both"/>
+      </w:pPr>
+    </w:p>
+    <w:p>
+      <w:pPr>
+        <w:jc w:val="both"/>
+      </w:pPr>
+    </w:p>
+    <w:p>
+      <w:pPr>
+        <w:pStyle w:val="Heading2"/>
+        <w:numPr>
+          <w:ilvl w:val="0"/>
+          <w:numId w:val="37"/>
+        </w:numPr>
+      </w:pPr>
+      <w:r>
+        <w:t>Expected Outcomes</w:t>
+      </w:r>
+    </w:p>
+    <w:p>
+      <w:pPr>
+        <w:numPr>
+          <w:ilvl w:val="0"/>
+          <w:numId w:val="27"/>
         </w:numPr>
         <w:jc w:val="both"/>
       </w:pPr>
@@ -10878,38 +10568,26 @@
           <w:b/>
           <w:bCs/>
         </w:rPr>
-        <w:t>Continuous Integration/Deployment:</w:t>
+        <w:t>Operational Efficiency:</w:t>
       </w:r>
     </w:p>
     <w:p>
       <w:pPr>
         <w:numPr>
           <w:ilvl w:val="1"/>
-          <w:numId w:val="25"/>
-        </w:numPr>
-        <w:jc w:val="both"/>
-      </w:pPr>
-      <w:r>
-        <w:t>Implement CI/CD pipelines to streamline future updates.</w:t>
-      </w:r>
-    </w:p>
-    <w:p>
-      <w:pPr>
-        <w:pStyle w:val="Heading2"/>
+          <w:numId w:val="27"/>
+        </w:numPr>
+        <w:jc w:val="both"/>
+      </w:pPr>
+      <w:r>
+        <w:t>Streamlined visit logging and timesheet management will reduce manual effort and minimize errors.</w:t>
+      </w:r>
+    </w:p>
+    <w:p>
+      <w:pPr>
         <w:numPr>
           <w:ilvl w:val="0"/>
-          <w:numId w:val="42"/>
-        </w:numPr>
-      </w:pPr>
-      <w:r>
-        <w:t>Mobile Application Deployment</w:t>
-      </w:r>
-    </w:p>
-    <w:p>
-      <w:pPr>
-        <w:numPr>
-          <w:ilvl w:val="0"/>
-          <w:numId w:val="26"/>
+          <w:numId w:val="27"/>
         </w:numPr>
         <w:jc w:val="both"/>
       </w:pPr>
@@ -10918,26 +10596,26 @@
           <w:b/>
           <w:bCs/>
         </w:rPr>
-        <w:t>App Stores:</w:t>
+        <w:t>Enhanced Reporting:</w:t>
       </w:r>
     </w:p>
     <w:p>
       <w:pPr>
         <w:numPr>
           <w:ilvl w:val="1"/>
-          <w:numId w:val="26"/>
-        </w:numPr>
-        <w:jc w:val="both"/>
-      </w:pPr>
-      <w:r>
-        <w:t>Publish the Flutter app on both the Apple App Store and Google Play Store.</w:t>
+          <w:numId w:val="27"/>
+        </w:numPr>
+        <w:jc w:val="both"/>
+      </w:pPr>
+      <w:r>
+        <w:t>Dynamic dashboards and AI-driven report automation will provide valuable insights, driving timely decision-making.</w:t>
       </w:r>
     </w:p>
     <w:p>
       <w:pPr>
         <w:numPr>
           <w:ilvl w:val="0"/>
-          <w:numId w:val="26"/>
+          <w:numId w:val="27"/>
         </w:numPr>
         <w:jc w:val="both"/>
       </w:pPr>
@@ -10946,38 +10624,27 @@
           <w:b/>
           <w:bCs/>
         </w:rPr>
-        <w:t>Post-Launch Monitoring:</w:t>
+        <w:t>Improved User Experience:</w:t>
       </w:r>
     </w:p>
     <w:p>
       <w:pPr>
         <w:numPr>
           <w:ilvl w:val="1"/>
-          <w:numId w:val="26"/>
-        </w:numPr>
-        <w:jc w:val="both"/>
-      </w:pPr>
-      <w:r>
-        <w:t>Gather user feedback and monitor performance for iterative improvements.</w:t>
-      </w:r>
-    </w:p>
-    <w:p>
-      <w:pPr>
-        <w:jc w:val="both"/>
-      </w:pPr>
-    </w:p>
-    <w:p>
-      <w:pPr>
-        <w:pStyle w:val="Heading1"/>
-        <w:numPr>
-          <w:ilvl w:val="0"/>
-          <w:numId w:val="34"/>
-        </w:numPr>
-      </w:pPr>
-      <w:bookmarkStart w:id="8" w:name="_DOCUMENTATION"/>
-      <w:bookmarkEnd w:id="8"/>
-      <w:r>
-        <w:t>DOCUMENTATION</w:t>
+          <w:numId w:val="27"/>
+        </w:numPr>
+        <w:jc w:val="both"/>
+      </w:pPr>
+      <w:r>
+        <w:t xml:space="preserve">A responsive, intuitive interface across </w:t>
+      </w:r>
+      <w:proofErr w:type="gramStart"/>
+      <w:r>
+        <w:t>web</w:t>
+      </w:r>
+      <w:proofErr w:type="gramEnd"/>
+      <w:r>
+        <w:t xml:space="preserve"> and mobile platforms ensures a consistent experience.</w:t>
       </w:r>
     </w:p>
     <w:p>
@@ -10993,7 +10660,7 @@
           <w:b/>
           <w:bCs/>
         </w:rPr>
-        <w:t>Technical Documentation:</w:t>
+        <w:t>Scalability:</w:t>
       </w:r>
     </w:p>
     <w:p>
@@ -11001,211 +10668,6 @@
         <w:numPr>
           <w:ilvl w:val="1"/>
           <w:numId w:val="27"/>
-        </w:numPr>
-        <w:jc w:val="both"/>
-      </w:pPr>
-      <w:r>
-        <w:t>Detailed API documentation, UML diagrams, database schemas, and integration guides.</w:t>
-      </w:r>
-    </w:p>
-    <w:p>
-      <w:pPr>
-        <w:numPr>
-          <w:ilvl w:val="0"/>
-          <w:numId w:val="27"/>
-        </w:numPr>
-        <w:jc w:val="both"/>
-      </w:pPr>
-      <w:r>
-        <w:rPr>
-          <w:b/>
-          <w:bCs/>
-        </w:rPr>
-        <w:t>User Manuals:</w:t>
-      </w:r>
-    </w:p>
-    <w:p>
-      <w:pPr>
-        <w:numPr>
-          <w:ilvl w:val="1"/>
-          <w:numId w:val="27"/>
-        </w:numPr>
-        <w:jc w:val="both"/>
-      </w:pPr>
-      <w:r>
-        <w:t>Step-by-step guides with screenshots, FAQs, and troubleshooting sections.</w:t>
-      </w:r>
-    </w:p>
-    <w:p>
-      <w:pPr>
-        <w:pStyle w:val="Heading1"/>
-        <w:numPr>
-          <w:ilvl w:val="0"/>
-          <w:numId w:val="34"/>
-        </w:numPr>
-      </w:pPr>
-      <w:bookmarkStart w:id="9" w:name="_CONCLUSION_AND_EXPECTED"/>
-      <w:bookmarkEnd w:id="9"/>
-      <w:r>
-        <w:t>CONCLUSION AND EXPECTED IMPACT</w:t>
-      </w:r>
-    </w:p>
-    <w:p>
-      <w:pPr>
-        <w:pStyle w:val="Heading2"/>
-        <w:numPr>
-          <w:ilvl w:val="0"/>
-          <w:numId w:val="44"/>
-        </w:numPr>
-      </w:pPr>
-      <w:r>
-        <w:t>Summary</w:t>
-      </w:r>
-    </w:p>
-    <w:p>
-      <w:pPr>
-        <w:jc w:val="both"/>
-      </w:pPr>
-      <w:r>
-        <w:t>This project delivers a centralized, user-friendly platform that revolutionizes the management of visit logs and timesheets for payment agents. By integrating a modern web interface, a cross-platform mobile application, and advanced AI capabilities (Phi-4), the solution meets and exceeds the requirements laid out in the final cahier des charges.</w:t>
-      </w:r>
-    </w:p>
-    <w:p>
-      <w:pPr>
-        <w:jc w:val="both"/>
-      </w:pPr>
-    </w:p>
-    <w:p>
-      <w:pPr>
-        <w:jc w:val="both"/>
-      </w:pPr>
-    </w:p>
-    <w:p>
-      <w:pPr>
-        <w:pStyle w:val="Heading2"/>
-        <w:numPr>
-          <w:ilvl w:val="0"/>
-          <w:numId w:val="44"/>
-        </w:numPr>
-      </w:pPr>
-      <w:r>
-        <w:lastRenderedPageBreak/>
-        <w:t>Expected Outcomes</w:t>
-      </w:r>
-    </w:p>
-    <w:p>
-      <w:pPr>
-        <w:numPr>
-          <w:ilvl w:val="0"/>
-          <w:numId w:val="29"/>
-        </w:numPr>
-        <w:jc w:val="both"/>
-      </w:pPr>
-      <w:r>
-        <w:rPr>
-          <w:b/>
-          <w:bCs/>
-        </w:rPr>
-        <w:t>Operational Efficiency:</w:t>
-      </w:r>
-    </w:p>
-    <w:p>
-      <w:pPr>
-        <w:numPr>
-          <w:ilvl w:val="1"/>
-          <w:numId w:val="29"/>
-        </w:numPr>
-        <w:jc w:val="both"/>
-      </w:pPr>
-      <w:r>
-        <w:t>Streamlined visit logging and timesheet management will reduce manual effort and minimize errors.</w:t>
-      </w:r>
-    </w:p>
-    <w:p>
-      <w:pPr>
-        <w:numPr>
-          <w:ilvl w:val="0"/>
-          <w:numId w:val="29"/>
-        </w:numPr>
-        <w:jc w:val="both"/>
-      </w:pPr>
-      <w:r>
-        <w:rPr>
-          <w:b/>
-          <w:bCs/>
-        </w:rPr>
-        <w:t>Enhanced Reporting:</w:t>
-      </w:r>
-    </w:p>
-    <w:p>
-      <w:pPr>
-        <w:numPr>
-          <w:ilvl w:val="1"/>
-          <w:numId w:val="29"/>
-        </w:numPr>
-        <w:jc w:val="both"/>
-      </w:pPr>
-      <w:r>
-        <w:t>Dynamic dashboards and AI-driven report automation will provide valuable insights, driving timely decision-making.</w:t>
-      </w:r>
-    </w:p>
-    <w:p>
-      <w:pPr>
-        <w:numPr>
-          <w:ilvl w:val="0"/>
-          <w:numId w:val="29"/>
-        </w:numPr>
-        <w:jc w:val="both"/>
-      </w:pPr>
-      <w:r>
-        <w:rPr>
-          <w:b/>
-          <w:bCs/>
-        </w:rPr>
-        <w:t>Improved User Experience:</w:t>
-      </w:r>
-    </w:p>
-    <w:p>
-      <w:pPr>
-        <w:numPr>
-          <w:ilvl w:val="1"/>
-          <w:numId w:val="29"/>
-        </w:numPr>
-        <w:jc w:val="both"/>
-      </w:pPr>
-      <w:r>
-        <w:t xml:space="preserve">A responsive, intuitive interface across </w:t>
-      </w:r>
-      <w:proofErr w:type="gramStart"/>
-      <w:r>
-        <w:t>web</w:t>
-      </w:r>
-      <w:proofErr w:type="gramEnd"/>
-      <w:r>
-        <w:t xml:space="preserve"> and mobile platforms ensures a consistent experience.</w:t>
-      </w:r>
-    </w:p>
-    <w:p>
-      <w:pPr>
-        <w:numPr>
-          <w:ilvl w:val="0"/>
-          <w:numId w:val="29"/>
-        </w:numPr>
-        <w:jc w:val="both"/>
-      </w:pPr>
-      <w:r>
-        <w:rPr>
-          <w:b/>
-          <w:bCs/>
-        </w:rPr>
-        <w:t>Scalability:</w:t>
-      </w:r>
-    </w:p>
-    <w:p>
-      <w:pPr>
-        <w:numPr>
-          <w:ilvl w:val="1"/>
-          <w:numId w:val="29"/>
         </w:numPr>
         <w:jc w:val="both"/>
       </w:pPr>
@@ -11701,155 +11163,6 @@
     </w:lvl>
   </w:abstractNum>
   <w:abstractNum w:abstractNumId="4" w15:restartNumberingAfterBreak="0">
-    <w:nsid w:val="11826725"/>
-    <w:multiLevelType w:val="multilevel"/>
-    <w:tmpl w:val="75A0F766"/>
-    <w:lvl w:ilvl="0">
-      <w:start w:val="1"/>
-      <w:numFmt w:val="bullet"/>
-      <w:lvlText w:val=""/>
-      <w:lvlJc w:val="left"/>
-      <w:pPr>
-        <w:tabs>
-          <w:tab w:val="num" w:pos="720"/>
-        </w:tabs>
-        <w:ind w:left="720" w:hanging="360"/>
-      </w:pPr>
-      <w:rPr>
-        <w:rFonts w:ascii="Symbol" w:hAnsi="Symbol" w:hint="default"/>
-        <w:sz w:val="20"/>
-      </w:rPr>
-    </w:lvl>
-    <w:lvl w:ilvl="1" w:tentative="1">
-      <w:start w:val="1"/>
-      <w:numFmt w:val="bullet"/>
-      <w:lvlText w:val="o"/>
-      <w:lvlJc w:val="left"/>
-      <w:pPr>
-        <w:tabs>
-          <w:tab w:val="num" w:pos="1440"/>
-        </w:tabs>
-        <w:ind w:left="1440" w:hanging="360"/>
-      </w:pPr>
-      <w:rPr>
-        <w:rFonts w:ascii="Courier New" w:hAnsi="Courier New" w:hint="default"/>
-        <w:sz w:val="20"/>
-      </w:rPr>
-    </w:lvl>
-    <w:lvl w:ilvl="2" w:tentative="1">
-      <w:start w:val="1"/>
-      <w:numFmt w:val="bullet"/>
-      <w:lvlText w:val=""/>
-      <w:lvlJc w:val="left"/>
-      <w:pPr>
-        <w:tabs>
-          <w:tab w:val="num" w:pos="2160"/>
-        </w:tabs>
-        <w:ind w:left="2160" w:hanging="360"/>
-      </w:pPr>
-      <w:rPr>
-        <w:rFonts w:ascii="Wingdings" w:hAnsi="Wingdings" w:hint="default"/>
-        <w:sz w:val="20"/>
-      </w:rPr>
-    </w:lvl>
-    <w:lvl w:ilvl="3" w:tentative="1">
-      <w:start w:val="1"/>
-      <w:numFmt w:val="bullet"/>
-      <w:lvlText w:val=""/>
-      <w:lvlJc w:val="left"/>
-      <w:pPr>
-        <w:tabs>
-          <w:tab w:val="num" w:pos="2880"/>
-        </w:tabs>
-        <w:ind w:left="2880" w:hanging="360"/>
-      </w:pPr>
-      <w:rPr>
-        <w:rFonts w:ascii="Wingdings" w:hAnsi="Wingdings" w:hint="default"/>
-        <w:sz w:val="20"/>
-      </w:rPr>
-    </w:lvl>
-    <w:lvl w:ilvl="4" w:tentative="1">
-      <w:start w:val="1"/>
-      <w:numFmt w:val="bullet"/>
-      <w:lvlText w:val=""/>
-      <w:lvlJc w:val="left"/>
-      <w:pPr>
-        <w:tabs>
-          <w:tab w:val="num" w:pos="3600"/>
-        </w:tabs>
-        <w:ind w:left="3600" w:hanging="360"/>
-      </w:pPr>
-      <w:rPr>
-        <w:rFonts w:ascii="Wingdings" w:hAnsi="Wingdings" w:hint="default"/>
-        <w:sz w:val="20"/>
-      </w:rPr>
-    </w:lvl>
-    <w:lvl w:ilvl="5" w:tentative="1">
-      <w:start w:val="1"/>
-      <w:numFmt w:val="bullet"/>
-      <w:lvlText w:val=""/>
-      <w:lvlJc w:val="left"/>
-      <w:pPr>
-        <w:tabs>
-          <w:tab w:val="num" w:pos="4320"/>
-        </w:tabs>
-        <w:ind w:left="4320" w:hanging="360"/>
-      </w:pPr>
-      <w:rPr>
-        <w:rFonts w:ascii="Wingdings" w:hAnsi="Wingdings" w:hint="default"/>
-        <w:sz w:val="20"/>
-      </w:rPr>
-    </w:lvl>
-    <w:lvl w:ilvl="6" w:tentative="1">
-      <w:start w:val="1"/>
-      <w:numFmt w:val="bullet"/>
-      <w:lvlText w:val=""/>
-      <w:lvlJc w:val="left"/>
-      <w:pPr>
-        <w:tabs>
-          <w:tab w:val="num" w:pos="5040"/>
-        </w:tabs>
-        <w:ind w:left="5040" w:hanging="360"/>
-      </w:pPr>
-      <w:rPr>
-        <w:rFonts w:ascii="Wingdings" w:hAnsi="Wingdings" w:hint="default"/>
-        <w:sz w:val="20"/>
-      </w:rPr>
-    </w:lvl>
-    <w:lvl w:ilvl="7" w:tentative="1">
-      <w:start w:val="1"/>
-      <w:numFmt w:val="bullet"/>
-      <w:lvlText w:val=""/>
-      <w:lvlJc w:val="left"/>
-      <w:pPr>
-        <w:tabs>
-          <w:tab w:val="num" w:pos="5760"/>
-        </w:tabs>
-        <w:ind w:left="5760" w:hanging="360"/>
-      </w:pPr>
-      <w:rPr>
-        <w:rFonts w:ascii="Wingdings" w:hAnsi="Wingdings" w:hint="default"/>
-        <w:sz w:val="20"/>
-      </w:rPr>
-    </w:lvl>
-    <w:lvl w:ilvl="8" w:tentative="1">
-      <w:start w:val="1"/>
-      <w:numFmt w:val="bullet"/>
-      <w:lvlText w:val=""/>
-      <w:lvlJc w:val="left"/>
-      <w:pPr>
-        <w:tabs>
-          <w:tab w:val="num" w:pos="6480"/>
-        </w:tabs>
-        <w:ind w:left="6480" w:hanging="360"/>
-      </w:pPr>
-      <w:rPr>
-        <w:rFonts w:ascii="Wingdings" w:hAnsi="Wingdings" w:hint="default"/>
-        <w:sz w:val="20"/>
-      </w:rPr>
-    </w:lvl>
-  </w:abstractNum>
-  <w:abstractNum w:abstractNumId="5" w15:restartNumberingAfterBreak="0">
     <w:nsid w:val="12724A19"/>
     <w:multiLevelType w:val="hybridMultilevel"/>
     <w:tmpl w:val="1AB02FC2"/>
@@ -11935,7 +11248,7 @@
       </w:pPr>
     </w:lvl>
   </w:abstractNum>
-  <w:abstractNum w:abstractNumId="6" w15:restartNumberingAfterBreak="0">
+  <w:abstractNum w:abstractNumId="5" w15:restartNumberingAfterBreak="0">
     <w:nsid w:val="12E51C52"/>
     <w:multiLevelType w:val="multilevel"/>
     <w:tmpl w:val="775C6556"/>
@@ -12048,7 +11361,7 @@
       </w:pPr>
     </w:lvl>
   </w:abstractNum>
-  <w:abstractNum w:abstractNumId="7" w15:restartNumberingAfterBreak="0">
+  <w:abstractNum w:abstractNumId="6" w15:restartNumberingAfterBreak="0">
     <w:nsid w:val="17D02DD5"/>
     <w:multiLevelType w:val="multilevel"/>
     <w:tmpl w:val="ED100452"/>
@@ -12197,7 +11510,7 @@
       </w:rPr>
     </w:lvl>
   </w:abstractNum>
-  <w:abstractNum w:abstractNumId="8" w15:restartNumberingAfterBreak="0">
+  <w:abstractNum w:abstractNumId="7" w15:restartNumberingAfterBreak="0">
     <w:nsid w:val="180C26DA"/>
     <w:multiLevelType w:val="multilevel"/>
     <w:tmpl w:val="59FC69C2"/>
@@ -12346,7 +11659,7 @@
       </w:rPr>
     </w:lvl>
   </w:abstractNum>
-  <w:abstractNum w:abstractNumId="9" w15:restartNumberingAfterBreak="0">
+  <w:abstractNum w:abstractNumId="8" w15:restartNumberingAfterBreak="0">
     <w:nsid w:val="1824586D"/>
     <w:multiLevelType w:val="multilevel"/>
     <w:tmpl w:val="1E4CADD8"/>
@@ -12495,156 +11808,7 @@
       </w:rPr>
     </w:lvl>
   </w:abstractNum>
-  <w:abstractNum w:abstractNumId="10" w15:restartNumberingAfterBreak="0">
-    <w:nsid w:val="1C5E022B"/>
-    <w:multiLevelType w:val="multilevel"/>
-    <w:tmpl w:val="CF569D8E"/>
-    <w:lvl w:ilvl="0">
-      <w:start w:val="1"/>
-      <w:numFmt w:val="bullet"/>
-      <w:lvlText w:val=""/>
-      <w:lvlJc w:val="left"/>
-      <w:pPr>
-        <w:tabs>
-          <w:tab w:val="num" w:pos="720"/>
-        </w:tabs>
-        <w:ind w:left="720" w:hanging="360"/>
-      </w:pPr>
-      <w:rPr>
-        <w:rFonts w:ascii="Symbol" w:hAnsi="Symbol" w:hint="default"/>
-        <w:sz w:val="20"/>
-      </w:rPr>
-    </w:lvl>
-    <w:lvl w:ilvl="1" w:tentative="1">
-      <w:start w:val="1"/>
-      <w:numFmt w:val="bullet"/>
-      <w:lvlText w:val="o"/>
-      <w:lvlJc w:val="left"/>
-      <w:pPr>
-        <w:tabs>
-          <w:tab w:val="num" w:pos="1440"/>
-        </w:tabs>
-        <w:ind w:left="1440" w:hanging="360"/>
-      </w:pPr>
-      <w:rPr>
-        <w:rFonts w:ascii="Courier New" w:hAnsi="Courier New" w:hint="default"/>
-        <w:sz w:val="20"/>
-      </w:rPr>
-    </w:lvl>
-    <w:lvl w:ilvl="2" w:tentative="1">
-      <w:start w:val="1"/>
-      <w:numFmt w:val="bullet"/>
-      <w:lvlText w:val=""/>
-      <w:lvlJc w:val="left"/>
-      <w:pPr>
-        <w:tabs>
-          <w:tab w:val="num" w:pos="2160"/>
-        </w:tabs>
-        <w:ind w:left="2160" w:hanging="360"/>
-      </w:pPr>
-      <w:rPr>
-        <w:rFonts w:ascii="Wingdings" w:hAnsi="Wingdings" w:hint="default"/>
-        <w:sz w:val="20"/>
-      </w:rPr>
-    </w:lvl>
-    <w:lvl w:ilvl="3" w:tentative="1">
-      <w:start w:val="1"/>
-      <w:numFmt w:val="bullet"/>
-      <w:lvlText w:val=""/>
-      <w:lvlJc w:val="left"/>
-      <w:pPr>
-        <w:tabs>
-          <w:tab w:val="num" w:pos="2880"/>
-        </w:tabs>
-        <w:ind w:left="2880" w:hanging="360"/>
-      </w:pPr>
-      <w:rPr>
-        <w:rFonts w:ascii="Wingdings" w:hAnsi="Wingdings" w:hint="default"/>
-        <w:sz w:val="20"/>
-      </w:rPr>
-    </w:lvl>
-    <w:lvl w:ilvl="4" w:tentative="1">
-      <w:start w:val="1"/>
-      <w:numFmt w:val="bullet"/>
-      <w:lvlText w:val=""/>
-      <w:lvlJc w:val="left"/>
-      <w:pPr>
-        <w:tabs>
-          <w:tab w:val="num" w:pos="3600"/>
-        </w:tabs>
-        <w:ind w:left="3600" w:hanging="360"/>
-      </w:pPr>
-      <w:rPr>
-        <w:rFonts w:ascii="Wingdings" w:hAnsi="Wingdings" w:hint="default"/>
-        <w:sz w:val="20"/>
-      </w:rPr>
-    </w:lvl>
-    <w:lvl w:ilvl="5" w:tentative="1">
-      <w:start w:val="1"/>
-      <w:numFmt w:val="bullet"/>
-      <w:lvlText w:val=""/>
-      <w:lvlJc w:val="left"/>
-      <w:pPr>
-        <w:tabs>
-          <w:tab w:val="num" w:pos="4320"/>
-        </w:tabs>
-        <w:ind w:left="4320" w:hanging="360"/>
-      </w:pPr>
-      <w:rPr>
-        <w:rFonts w:ascii="Wingdings" w:hAnsi="Wingdings" w:hint="default"/>
-        <w:sz w:val="20"/>
-      </w:rPr>
-    </w:lvl>
-    <w:lvl w:ilvl="6" w:tentative="1">
-      <w:start w:val="1"/>
-      <w:numFmt w:val="bullet"/>
-      <w:lvlText w:val=""/>
-      <w:lvlJc w:val="left"/>
-      <w:pPr>
-        <w:tabs>
-          <w:tab w:val="num" w:pos="5040"/>
-        </w:tabs>
-        <w:ind w:left="5040" w:hanging="360"/>
-      </w:pPr>
-      <w:rPr>
-        <w:rFonts w:ascii="Wingdings" w:hAnsi="Wingdings" w:hint="default"/>
-        <w:sz w:val="20"/>
-      </w:rPr>
-    </w:lvl>
-    <w:lvl w:ilvl="7" w:tentative="1">
-      <w:start w:val="1"/>
-      <w:numFmt w:val="bullet"/>
-      <w:lvlText w:val=""/>
-      <w:lvlJc w:val="left"/>
-      <w:pPr>
-        <w:tabs>
-          <w:tab w:val="num" w:pos="5760"/>
-        </w:tabs>
-        <w:ind w:left="5760" w:hanging="360"/>
-      </w:pPr>
-      <w:rPr>
-        <w:rFonts w:ascii="Wingdings" w:hAnsi="Wingdings" w:hint="default"/>
-        <w:sz w:val="20"/>
-      </w:rPr>
-    </w:lvl>
-    <w:lvl w:ilvl="8" w:tentative="1">
-      <w:start w:val="1"/>
-      <w:numFmt w:val="bullet"/>
-      <w:lvlText w:val=""/>
-      <w:lvlJc w:val="left"/>
-      <w:pPr>
-        <w:tabs>
-          <w:tab w:val="num" w:pos="6480"/>
-        </w:tabs>
-        <w:ind w:left="6480" w:hanging="360"/>
-      </w:pPr>
-      <w:rPr>
-        <w:rFonts w:ascii="Wingdings" w:hAnsi="Wingdings" w:hint="default"/>
-        <w:sz w:val="20"/>
-      </w:rPr>
-    </w:lvl>
-  </w:abstractNum>
-  <w:abstractNum w:abstractNumId="11" w15:restartNumberingAfterBreak="0">
+  <w:abstractNum w:abstractNumId="9" w15:restartNumberingAfterBreak="0">
     <w:nsid w:val="1C5F19B1"/>
     <w:multiLevelType w:val="hybridMultilevel"/>
     <w:tmpl w:val="1AB02FC2"/>
@@ -12730,93 +11894,7 @@
       </w:pPr>
     </w:lvl>
   </w:abstractNum>
-  <w:abstractNum w:abstractNumId="12" w15:restartNumberingAfterBreak="0">
-    <w:nsid w:val="22EE3A87"/>
-    <w:multiLevelType w:val="hybridMultilevel"/>
-    <w:tmpl w:val="1AB02FC2"/>
-    <w:lvl w:ilvl="0" w:tplc="FFFFFFFF">
-      <w:start w:val="1"/>
-      <w:numFmt w:val="decimal"/>
-      <w:lvlText w:val="%1."/>
-      <w:lvlJc w:val="left"/>
-      <w:pPr>
-        <w:ind w:left="720" w:hanging="360"/>
-      </w:pPr>
-    </w:lvl>
-    <w:lvl w:ilvl="1" w:tplc="FFFFFFFF" w:tentative="1">
-      <w:start w:val="1"/>
-      <w:numFmt w:val="lowerLetter"/>
-      <w:lvlText w:val="%2."/>
-      <w:lvlJc w:val="left"/>
-      <w:pPr>
-        <w:ind w:left="1440" w:hanging="360"/>
-      </w:pPr>
-    </w:lvl>
-    <w:lvl w:ilvl="2" w:tplc="FFFFFFFF" w:tentative="1">
-      <w:start w:val="1"/>
-      <w:numFmt w:val="lowerRoman"/>
-      <w:lvlText w:val="%3."/>
-      <w:lvlJc w:val="right"/>
-      <w:pPr>
-        <w:ind w:left="2160" w:hanging="180"/>
-      </w:pPr>
-    </w:lvl>
-    <w:lvl w:ilvl="3" w:tplc="FFFFFFFF" w:tentative="1">
-      <w:start w:val="1"/>
-      <w:numFmt w:val="decimal"/>
-      <w:lvlText w:val="%4."/>
-      <w:lvlJc w:val="left"/>
-      <w:pPr>
-        <w:ind w:left="2880" w:hanging="360"/>
-      </w:pPr>
-    </w:lvl>
-    <w:lvl w:ilvl="4" w:tplc="FFFFFFFF" w:tentative="1">
-      <w:start w:val="1"/>
-      <w:numFmt w:val="lowerLetter"/>
-      <w:lvlText w:val="%5."/>
-      <w:lvlJc w:val="left"/>
-      <w:pPr>
-        <w:ind w:left="3600" w:hanging="360"/>
-      </w:pPr>
-    </w:lvl>
-    <w:lvl w:ilvl="5" w:tplc="FFFFFFFF" w:tentative="1">
-      <w:start w:val="1"/>
-      <w:numFmt w:val="lowerRoman"/>
-      <w:lvlText w:val="%6."/>
-      <w:lvlJc w:val="right"/>
-      <w:pPr>
-        <w:ind w:left="4320" w:hanging="180"/>
-      </w:pPr>
-    </w:lvl>
-    <w:lvl w:ilvl="6" w:tplc="FFFFFFFF" w:tentative="1">
-      <w:start w:val="1"/>
-      <w:numFmt w:val="decimal"/>
-      <w:lvlText w:val="%7."/>
-      <w:lvlJc w:val="left"/>
-      <w:pPr>
-        <w:ind w:left="5040" w:hanging="360"/>
-      </w:pPr>
-    </w:lvl>
-    <w:lvl w:ilvl="7" w:tplc="FFFFFFFF" w:tentative="1">
-      <w:start w:val="1"/>
-      <w:numFmt w:val="lowerLetter"/>
-      <w:lvlText w:val="%8."/>
-      <w:lvlJc w:val="left"/>
-      <w:pPr>
-        <w:ind w:left="5760" w:hanging="360"/>
-      </w:pPr>
-    </w:lvl>
-    <w:lvl w:ilvl="8" w:tplc="FFFFFFFF" w:tentative="1">
-      <w:start w:val="1"/>
-      <w:numFmt w:val="lowerRoman"/>
-      <w:lvlText w:val="%9."/>
-      <w:lvlJc w:val="right"/>
-      <w:pPr>
-        <w:ind w:left="6480" w:hanging="180"/>
-      </w:pPr>
-    </w:lvl>
-  </w:abstractNum>
-  <w:abstractNum w:abstractNumId="13" w15:restartNumberingAfterBreak="0">
+  <w:abstractNum w:abstractNumId="10" w15:restartNumberingAfterBreak="0">
     <w:nsid w:val="23565E92"/>
     <w:multiLevelType w:val="multilevel"/>
     <w:tmpl w:val="936AF1BE"/>
@@ -12965,7 +12043,7 @@
       </w:rPr>
     </w:lvl>
   </w:abstractNum>
-  <w:abstractNum w:abstractNumId="14" w15:restartNumberingAfterBreak="0">
+  <w:abstractNum w:abstractNumId="11" w15:restartNumberingAfterBreak="0">
     <w:nsid w:val="28015791"/>
     <w:multiLevelType w:val="multilevel"/>
     <w:tmpl w:val="542C821E"/>
@@ -13114,156 +12192,7 @@
       </w:rPr>
     </w:lvl>
   </w:abstractNum>
-  <w:abstractNum w:abstractNumId="15" w15:restartNumberingAfterBreak="0">
-    <w:nsid w:val="2AFF3A7D"/>
-    <w:multiLevelType w:val="multilevel"/>
-    <w:tmpl w:val="180CF042"/>
-    <w:lvl w:ilvl="0">
-      <w:start w:val="1"/>
-      <w:numFmt w:val="bullet"/>
-      <w:lvlText w:val=""/>
-      <w:lvlJc w:val="left"/>
-      <w:pPr>
-        <w:tabs>
-          <w:tab w:val="num" w:pos="720"/>
-        </w:tabs>
-        <w:ind w:left="720" w:hanging="360"/>
-      </w:pPr>
-      <w:rPr>
-        <w:rFonts w:ascii="Symbol" w:hAnsi="Symbol" w:hint="default"/>
-        <w:sz w:val="20"/>
-      </w:rPr>
-    </w:lvl>
-    <w:lvl w:ilvl="1" w:tentative="1">
-      <w:start w:val="1"/>
-      <w:numFmt w:val="bullet"/>
-      <w:lvlText w:val="o"/>
-      <w:lvlJc w:val="left"/>
-      <w:pPr>
-        <w:tabs>
-          <w:tab w:val="num" w:pos="1440"/>
-        </w:tabs>
-        <w:ind w:left="1440" w:hanging="360"/>
-      </w:pPr>
-      <w:rPr>
-        <w:rFonts w:ascii="Courier New" w:hAnsi="Courier New" w:hint="default"/>
-        <w:sz w:val="20"/>
-      </w:rPr>
-    </w:lvl>
-    <w:lvl w:ilvl="2" w:tentative="1">
-      <w:start w:val="1"/>
-      <w:numFmt w:val="bullet"/>
-      <w:lvlText w:val=""/>
-      <w:lvlJc w:val="left"/>
-      <w:pPr>
-        <w:tabs>
-          <w:tab w:val="num" w:pos="2160"/>
-        </w:tabs>
-        <w:ind w:left="2160" w:hanging="360"/>
-      </w:pPr>
-      <w:rPr>
-        <w:rFonts w:ascii="Wingdings" w:hAnsi="Wingdings" w:hint="default"/>
-        <w:sz w:val="20"/>
-      </w:rPr>
-    </w:lvl>
-    <w:lvl w:ilvl="3" w:tentative="1">
-      <w:start w:val="1"/>
-      <w:numFmt w:val="bullet"/>
-      <w:lvlText w:val=""/>
-      <w:lvlJc w:val="left"/>
-      <w:pPr>
-        <w:tabs>
-          <w:tab w:val="num" w:pos="2880"/>
-        </w:tabs>
-        <w:ind w:left="2880" w:hanging="360"/>
-      </w:pPr>
-      <w:rPr>
-        <w:rFonts w:ascii="Wingdings" w:hAnsi="Wingdings" w:hint="default"/>
-        <w:sz w:val="20"/>
-      </w:rPr>
-    </w:lvl>
-    <w:lvl w:ilvl="4" w:tentative="1">
-      <w:start w:val="1"/>
-      <w:numFmt w:val="bullet"/>
-      <w:lvlText w:val=""/>
-      <w:lvlJc w:val="left"/>
-      <w:pPr>
-        <w:tabs>
-          <w:tab w:val="num" w:pos="3600"/>
-        </w:tabs>
-        <w:ind w:left="3600" w:hanging="360"/>
-      </w:pPr>
-      <w:rPr>
-        <w:rFonts w:ascii="Wingdings" w:hAnsi="Wingdings" w:hint="default"/>
-        <w:sz w:val="20"/>
-      </w:rPr>
-    </w:lvl>
-    <w:lvl w:ilvl="5" w:tentative="1">
-      <w:start w:val="1"/>
-      <w:numFmt w:val="bullet"/>
-      <w:lvlText w:val=""/>
-      <w:lvlJc w:val="left"/>
-      <w:pPr>
-        <w:tabs>
-          <w:tab w:val="num" w:pos="4320"/>
-        </w:tabs>
-        <w:ind w:left="4320" w:hanging="360"/>
-      </w:pPr>
-      <w:rPr>
-        <w:rFonts w:ascii="Wingdings" w:hAnsi="Wingdings" w:hint="default"/>
-        <w:sz w:val="20"/>
-      </w:rPr>
-    </w:lvl>
-    <w:lvl w:ilvl="6" w:tentative="1">
-      <w:start w:val="1"/>
-      <w:numFmt w:val="bullet"/>
-      <w:lvlText w:val=""/>
-      <w:lvlJc w:val="left"/>
-      <w:pPr>
-        <w:tabs>
-          <w:tab w:val="num" w:pos="5040"/>
-        </w:tabs>
-        <w:ind w:left="5040" w:hanging="360"/>
-      </w:pPr>
-      <w:rPr>
-        <w:rFonts w:ascii="Wingdings" w:hAnsi="Wingdings" w:hint="default"/>
-        <w:sz w:val="20"/>
-      </w:rPr>
-    </w:lvl>
-    <w:lvl w:ilvl="7" w:tentative="1">
-      <w:start w:val="1"/>
-      <w:numFmt w:val="bullet"/>
-      <w:lvlText w:val=""/>
-      <w:lvlJc w:val="left"/>
-      <w:pPr>
-        <w:tabs>
-          <w:tab w:val="num" w:pos="5760"/>
-        </w:tabs>
-        <w:ind w:left="5760" w:hanging="360"/>
-      </w:pPr>
-      <w:rPr>
-        <w:rFonts w:ascii="Wingdings" w:hAnsi="Wingdings" w:hint="default"/>
-        <w:sz w:val="20"/>
-      </w:rPr>
-    </w:lvl>
-    <w:lvl w:ilvl="8" w:tentative="1">
-      <w:start w:val="1"/>
-      <w:numFmt w:val="bullet"/>
-      <w:lvlText w:val=""/>
-      <w:lvlJc w:val="left"/>
-      <w:pPr>
-        <w:tabs>
-          <w:tab w:val="num" w:pos="6480"/>
-        </w:tabs>
-        <w:ind w:left="6480" w:hanging="360"/>
-      </w:pPr>
-      <w:rPr>
-        <w:rFonts w:ascii="Wingdings" w:hAnsi="Wingdings" w:hint="default"/>
-        <w:sz w:val="20"/>
-      </w:rPr>
-    </w:lvl>
-  </w:abstractNum>
-  <w:abstractNum w:abstractNumId="16" w15:restartNumberingAfterBreak="0">
+  <w:abstractNum w:abstractNumId="12" w15:restartNumberingAfterBreak="0">
     <w:nsid w:val="2F8B1FCC"/>
     <w:multiLevelType w:val="hybridMultilevel"/>
     <w:tmpl w:val="8640CD10"/>
@@ -13354,7 +12283,7 @@
       </w:pPr>
     </w:lvl>
   </w:abstractNum>
-  <w:abstractNum w:abstractNumId="17" w15:restartNumberingAfterBreak="0">
+  <w:abstractNum w:abstractNumId="13" w15:restartNumberingAfterBreak="0">
     <w:nsid w:val="31455BE5"/>
     <w:multiLevelType w:val="hybridMultilevel"/>
     <w:tmpl w:val="ED1627A8"/>
@@ -13440,7 +12369,7 @@
       </w:pPr>
     </w:lvl>
   </w:abstractNum>
-  <w:abstractNum w:abstractNumId="18" w15:restartNumberingAfterBreak="0">
+  <w:abstractNum w:abstractNumId="14" w15:restartNumberingAfterBreak="0">
     <w:nsid w:val="31682787"/>
     <w:multiLevelType w:val="multilevel"/>
     <w:tmpl w:val="60A0509E"/>
@@ -13589,7 +12518,7 @@
       </w:rPr>
     </w:lvl>
   </w:abstractNum>
-  <w:abstractNum w:abstractNumId="19" w15:restartNumberingAfterBreak="0">
+  <w:abstractNum w:abstractNumId="15" w15:restartNumberingAfterBreak="0">
     <w:nsid w:val="317F2301"/>
     <w:multiLevelType w:val="multilevel"/>
     <w:tmpl w:val="2E6A1BA8"/>
@@ -13738,7 +12667,7 @@
       </w:rPr>
     </w:lvl>
   </w:abstractNum>
-  <w:abstractNum w:abstractNumId="20" w15:restartNumberingAfterBreak="0">
+  <w:abstractNum w:abstractNumId="16" w15:restartNumberingAfterBreak="0">
     <w:nsid w:val="351A5BA9"/>
     <w:multiLevelType w:val="multilevel"/>
     <w:tmpl w:val="729E703E"/>
@@ -13887,7 +12816,7 @@
       </w:rPr>
     </w:lvl>
   </w:abstractNum>
-  <w:abstractNum w:abstractNumId="21" w15:restartNumberingAfterBreak="0">
+  <w:abstractNum w:abstractNumId="17" w15:restartNumberingAfterBreak="0">
     <w:nsid w:val="384F7A3C"/>
     <w:multiLevelType w:val="multilevel"/>
     <w:tmpl w:val="25BADDA2"/>
@@ -14000,7 +12929,7 @@
       </w:pPr>
     </w:lvl>
   </w:abstractNum>
-  <w:abstractNum w:abstractNumId="22" w15:restartNumberingAfterBreak="0">
+  <w:abstractNum w:abstractNumId="18" w15:restartNumberingAfterBreak="0">
     <w:nsid w:val="3A1C7C4E"/>
     <w:multiLevelType w:val="multilevel"/>
     <w:tmpl w:val="2A9E756A"/>
@@ -14145,7 +13074,7 @@
       </w:rPr>
     </w:lvl>
   </w:abstractNum>
-  <w:abstractNum w:abstractNumId="23" w15:restartNumberingAfterBreak="0">
+  <w:abstractNum w:abstractNumId="19" w15:restartNumberingAfterBreak="0">
     <w:nsid w:val="3A60333F"/>
     <w:multiLevelType w:val="multilevel"/>
     <w:tmpl w:val="84262BE0"/>
@@ -14294,7 +13223,7 @@
       </w:rPr>
     </w:lvl>
   </w:abstractNum>
-  <w:abstractNum w:abstractNumId="24" w15:restartNumberingAfterBreak="0">
+  <w:abstractNum w:abstractNumId="20" w15:restartNumberingAfterBreak="0">
     <w:nsid w:val="3CFE12E8"/>
     <w:multiLevelType w:val="multilevel"/>
     <w:tmpl w:val="E5C2CA88"/>
@@ -14443,7 +13372,7 @@
       </w:rPr>
     </w:lvl>
   </w:abstractNum>
-  <w:abstractNum w:abstractNumId="25" w15:restartNumberingAfterBreak="0">
+  <w:abstractNum w:abstractNumId="21" w15:restartNumberingAfterBreak="0">
     <w:nsid w:val="3DA65615"/>
     <w:multiLevelType w:val="multilevel"/>
     <w:tmpl w:val="59129446"/>
@@ -14592,7 +13521,7 @@
       </w:rPr>
     </w:lvl>
   </w:abstractNum>
-  <w:abstractNum w:abstractNumId="26" w15:restartNumberingAfterBreak="0">
+  <w:abstractNum w:abstractNumId="22" w15:restartNumberingAfterBreak="0">
     <w:nsid w:val="457F5ED1"/>
     <w:multiLevelType w:val="multilevel"/>
     <w:tmpl w:val="8B84F348"/>
@@ -14741,7 +13670,7 @@
       </w:rPr>
     </w:lvl>
   </w:abstractNum>
-  <w:abstractNum w:abstractNumId="27" w15:restartNumberingAfterBreak="0">
+  <w:abstractNum w:abstractNumId="23" w15:restartNumberingAfterBreak="0">
     <w:nsid w:val="4766607D"/>
     <w:multiLevelType w:val="hybridMultilevel"/>
     <w:tmpl w:val="1AB02FC2"/>
@@ -14827,7 +13756,7 @@
       </w:pPr>
     </w:lvl>
   </w:abstractNum>
-  <w:abstractNum w:abstractNumId="28" w15:restartNumberingAfterBreak="0">
+  <w:abstractNum w:abstractNumId="24" w15:restartNumberingAfterBreak="0">
     <w:nsid w:val="4C7264E4"/>
     <w:multiLevelType w:val="multilevel"/>
     <w:tmpl w:val="A1DE736C"/>
@@ -14976,7 +13905,7 @@
       </w:rPr>
     </w:lvl>
   </w:abstractNum>
-  <w:abstractNum w:abstractNumId="29" w15:restartNumberingAfterBreak="0">
+  <w:abstractNum w:abstractNumId="25" w15:restartNumberingAfterBreak="0">
     <w:nsid w:val="4DF27742"/>
     <w:multiLevelType w:val="hybridMultilevel"/>
     <w:tmpl w:val="D73E0990"/>
@@ -15089,93 +14018,7 @@
       </w:rPr>
     </w:lvl>
   </w:abstractNum>
-  <w:abstractNum w:abstractNumId="30" w15:restartNumberingAfterBreak="0">
-    <w:nsid w:val="4E4F65D4"/>
-    <w:multiLevelType w:val="hybridMultilevel"/>
-    <w:tmpl w:val="A68E0C82"/>
-    <w:lvl w:ilvl="0" w:tplc="0409000F">
-      <w:start w:val="1"/>
-      <w:numFmt w:val="decimal"/>
-      <w:lvlText w:val="%1."/>
-      <w:lvlJc w:val="left"/>
-      <w:pPr>
-        <w:ind w:left="720" w:hanging="360"/>
-      </w:pPr>
-    </w:lvl>
-    <w:lvl w:ilvl="1" w:tplc="040C0019" w:tentative="1">
-      <w:start w:val="1"/>
-      <w:numFmt w:val="lowerLetter"/>
-      <w:lvlText w:val="%2."/>
-      <w:lvlJc w:val="left"/>
-      <w:pPr>
-        <w:ind w:left="1440" w:hanging="360"/>
-      </w:pPr>
-    </w:lvl>
-    <w:lvl w:ilvl="2" w:tplc="040C001B" w:tentative="1">
-      <w:start w:val="1"/>
-      <w:numFmt w:val="lowerRoman"/>
-      <w:lvlText w:val="%3."/>
-      <w:lvlJc w:val="right"/>
-      <w:pPr>
-        <w:ind w:left="2160" w:hanging="180"/>
-      </w:pPr>
-    </w:lvl>
-    <w:lvl w:ilvl="3" w:tplc="040C000F" w:tentative="1">
-      <w:start w:val="1"/>
-      <w:numFmt w:val="decimal"/>
-      <w:lvlText w:val="%4."/>
-      <w:lvlJc w:val="left"/>
-      <w:pPr>
-        <w:ind w:left="2880" w:hanging="360"/>
-      </w:pPr>
-    </w:lvl>
-    <w:lvl w:ilvl="4" w:tplc="040C0019" w:tentative="1">
-      <w:start w:val="1"/>
-      <w:numFmt w:val="lowerLetter"/>
-      <w:lvlText w:val="%5."/>
-      <w:lvlJc w:val="left"/>
-      <w:pPr>
-        <w:ind w:left="3600" w:hanging="360"/>
-      </w:pPr>
-    </w:lvl>
-    <w:lvl w:ilvl="5" w:tplc="040C001B" w:tentative="1">
-      <w:start w:val="1"/>
-      <w:numFmt w:val="lowerRoman"/>
-      <w:lvlText w:val="%6."/>
-      <w:lvlJc w:val="right"/>
-      <w:pPr>
-        <w:ind w:left="4320" w:hanging="180"/>
-      </w:pPr>
-    </w:lvl>
-    <w:lvl w:ilvl="6" w:tplc="040C000F" w:tentative="1">
-      <w:start w:val="1"/>
-      <w:numFmt w:val="decimal"/>
-      <w:lvlText w:val="%7."/>
-      <w:lvlJc w:val="left"/>
-      <w:pPr>
-        <w:ind w:left="5040" w:hanging="360"/>
-      </w:pPr>
-    </w:lvl>
-    <w:lvl w:ilvl="7" w:tplc="040C0019" w:tentative="1">
-      <w:start w:val="1"/>
-      <w:numFmt w:val="lowerLetter"/>
-      <w:lvlText w:val="%8."/>
-      <w:lvlJc w:val="left"/>
-      <w:pPr>
-        <w:ind w:left="5760" w:hanging="360"/>
-      </w:pPr>
-    </w:lvl>
-    <w:lvl w:ilvl="8" w:tplc="040C001B" w:tentative="1">
-      <w:start w:val="1"/>
-      <w:numFmt w:val="lowerRoman"/>
-      <w:lvlText w:val="%9."/>
-      <w:lvlJc w:val="right"/>
-      <w:pPr>
-        <w:ind w:left="6480" w:hanging="180"/>
-      </w:pPr>
-    </w:lvl>
-  </w:abstractNum>
-  <w:abstractNum w:abstractNumId="31" w15:restartNumberingAfterBreak="0">
+  <w:abstractNum w:abstractNumId="26" w15:restartNumberingAfterBreak="0">
     <w:nsid w:val="50312A03"/>
     <w:multiLevelType w:val="multilevel"/>
     <w:tmpl w:val="C246A038"/>
@@ -15324,93 +14167,7 @@
       </w:rPr>
     </w:lvl>
   </w:abstractNum>
-  <w:abstractNum w:abstractNumId="32" w15:restartNumberingAfterBreak="0">
-    <w:nsid w:val="50547ACE"/>
-    <w:multiLevelType w:val="hybridMultilevel"/>
-    <w:tmpl w:val="048CC424"/>
-    <w:lvl w:ilvl="0" w:tplc="04090015">
-      <w:start w:val="1"/>
-      <w:numFmt w:val="upperLetter"/>
-      <w:lvlText w:val="%1."/>
-      <w:lvlJc w:val="left"/>
-      <w:pPr>
-        <w:ind w:left="720" w:hanging="360"/>
-      </w:pPr>
-    </w:lvl>
-    <w:lvl w:ilvl="1" w:tplc="040C0019" w:tentative="1">
-      <w:start w:val="1"/>
-      <w:numFmt w:val="lowerLetter"/>
-      <w:lvlText w:val="%2."/>
-      <w:lvlJc w:val="left"/>
-      <w:pPr>
-        <w:ind w:left="1440" w:hanging="360"/>
-      </w:pPr>
-    </w:lvl>
-    <w:lvl w:ilvl="2" w:tplc="040C001B" w:tentative="1">
-      <w:start w:val="1"/>
-      <w:numFmt w:val="lowerRoman"/>
-      <w:lvlText w:val="%3."/>
-      <w:lvlJc w:val="right"/>
-      <w:pPr>
-        <w:ind w:left="2160" w:hanging="180"/>
-      </w:pPr>
-    </w:lvl>
-    <w:lvl w:ilvl="3" w:tplc="040C000F" w:tentative="1">
-      <w:start w:val="1"/>
-      <w:numFmt w:val="decimal"/>
-      <w:lvlText w:val="%4."/>
-      <w:lvlJc w:val="left"/>
-      <w:pPr>
-        <w:ind w:left="2880" w:hanging="360"/>
-      </w:pPr>
-    </w:lvl>
-    <w:lvl w:ilvl="4" w:tplc="040C0019" w:tentative="1">
-      <w:start w:val="1"/>
-      <w:numFmt w:val="lowerLetter"/>
-      <w:lvlText w:val="%5."/>
-      <w:lvlJc w:val="left"/>
-      <w:pPr>
-        <w:ind w:left="3600" w:hanging="360"/>
-      </w:pPr>
-    </w:lvl>
-    <w:lvl w:ilvl="5" w:tplc="040C001B" w:tentative="1">
-      <w:start w:val="1"/>
-      <w:numFmt w:val="lowerRoman"/>
-      <w:lvlText w:val="%6."/>
-      <w:lvlJc w:val="right"/>
-      <w:pPr>
-        <w:ind w:left="4320" w:hanging="180"/>
-      </w:pPr>
-    </w:lvl>
-    <w:lvl w:ilvl="6" w:tplc="040C000F" w:tentative="1">
-      <w:start w:val="1"/>
-      <w:numFmt w:val="decimal"/>
-      <w:lvlText w:val="%7."/>
-      <w:lvlJc w:val="left"/>
-      <w:pPr>
-        <w:ind w:left="5040" w:hanging="360"/>
-      </w:pPr>
-    </w:lvl>
-    <w:lvl w:ilvl="7" w:tplc="040C0019" w:tentative="1">
-      <w:start w:val="1"/>
-      <w:numFmt w:val="lowerLetter"/>
-      <w:lvlText w:val="%8."/>
-      <w:lvlJc w:val="left"/>
-      <w:pPr>
-        <w:ind w:left="5760" w:hanging="360"/>
-      </w:pPr>
-    </w:lvl>
-    <w:lvl w:ilvl="8" w:tplc="040C001B" w:tentative="1">
-      <w:start w:val="1"/>
-      <w:numFmt w:val="lowerRoman"/>
-      <w:lvlText w:val="%9."/>
-      <w:lvlJc w:val="right"/>
-      <w:pPr>
-        <w:ind w:left="6480" w:hanging="180"/>
-      </w:pPr>
-    </w:lvl>
-  </w:abstractNum>
-  <w:abstractNum w:abstractNumId="33" w15:restartNumberingAfterBreak="0">
+  <w:abstractNum w:abstractNumId="27" w15:restartNumberingAfterBreak="0">
     <w:nsid w:val="50DE0F7D"/>
     <w:multiLevelType w:val="multilevel"/>
     <w:tmpl w:val="AD6A3DB6"/>
@@ -15559,7 +14316,7 @@
       </w:rPr>
     </w:lvl>
   </w:abstractNum>
-  <w:abstractNum w:abstractNumId="34" w15:restartNumberingAfterBreak="0">
+  <w:abstractNum w:abstractNumId="28" w15:restartNumberingAfterBreak="0">
     <w:nsid w:val="56D73760"/>
     <w:multiLevelType w:val="multilevel"/>
     <w:tmpl w:val="4D8EC638"/>
@@ -15708,156 +14465,7 @@
       </w:rPr>
     </w:lvl>
   </w:abstractNum>
-  <w:abstractNum w:abstractNumId="35" w15:restartNumberingAfterBreak="0">
-    <w:nsid w:val="57BD429C"/>
-    <w:multiLevelType w:val="multilevel"/>
-    <w:tmpl w:val="137E0930"/>
-    <w:lvl w:ilvl="0">
-      <w:start w:val="1"/>
-      <w:numFmt w:val="bullet"/>
-      <w:lvlText w:val=""/>
-      <w:lvlJc w:val="left"/>
-      <w:pPr>
-        <w:tabs>
-          <w:tab w:val="num" w:pos="720"/>
-        </w:tabs>
-        <w:ind w:left="720" w:hanging="360"/>
-      </w:pPr>
-      <w:rPr>
-        <w:rFonts w:ascii="Symbol" w:hAnsi="Symbol" w:hint="default"/>
-        <w:sz w:val="20"/>
-      </w:rPr>
-    </w:lvl>
-    <w:lvl w:ilvl="1">
-      <w:start w:val="1"/>
-      <w:numFmt w:val="bullet"/>
-      <w:lvlText w:val="o"/>
-      <w:lvlJc w:val="left"/>
-      <w:pPr>
-        <w:tabs>
-          <w:tab w:val="num" w:pos="1440"/>
-        </w:tabs>
-        <w:ind w:left="1440" w:hanging="360"/>
-      </w:pPr>
-      <w:rPr>
-        <w:rFonts w:ascii="Courier New" w:hAnsi="Courier New" w:hint="default"/>
-        <w:sz w:val="20"/>
-      </w:rPr>
-    </w:lvl>
-    <w:lvl w:ilvl="2" w:tentative="1">
-      <w:start w:val="1"/>
-      <w:numFmt w:val="bullet"/>
-      <w:lvlText w:val=""/>
-      <w:lvlJc w:val="left"/>
-      <w:pPr>
-        <w:tabs>
-          <w:tab w:val="num" w:pos="2160"/>
-        </w:tabs>
-        <w:ind w:left="2160" w:hanging="360"/>
-      </w:pPr>
-      <w:rPr>
-        <w:rFonts w:ascii="Wingdings" w:hAnsi="Wingdings" w:hint="default"/>
-        <w:sz w:val="20"/>
-      </w:rPr>
-    </w:lvl>
-    <w:lvl w:ilvl="3" w:tentative="1">
-      <w:start w:val="1"/>
-      <w:numFmt w:val="bullet"/>
-      <w:lvlText w:val=""/>
-      <w:lvlJc w:val="left"/>
-      <w:pPr>
-        <w:tabs>
-          <w:tab w:val="num" w:pos="2880"/>
-        </w:tabs>
-        <w:ind w:left="2880" w:hanging="360"/>
-      </w:pPr>
-      <w:rPr>
-        <w:rFonts w:ascii="Wingdings" w:hAnsi="Wingdings" w:hint="default"/>
-        <w:sz w:val="20"/>
-      </w:rPr>
-    </w:lvl>
-    <w:lvl w:ilvl="4" w:tentative="1">
-      <w:start w:val="1"/>
-      <w:numFmt w:val="bullet"/>
-      <w:lvlText w:val=""/>
-      <w:lvlJc w:val="left"/>
-      <w:pPr>
-        <w:tabs>
-          <w:tab w:val="num" w:pos="3600"/>
-        </w:tabs>
-        <w:ind w:left="3600" w:hanging="360"/>
-      </w:pPr>
-      <w:rPr>
-        <w:rFonts w:ascii="Wingdings" w:hAnsi="Wingdings" w:hint="default"/>
-        <w:sz w:val="20"/>
-      </w:rPr>
-    </w:lvl>
-    <w:lvl w:ilvl="5" w:tentative="1">
-      <w:start w:val="1"/>
-      <w:numFmt w:val="bullet"/>
-      <w:lvlText w:val=""/>
-      <w:lvlJc w:val="left"/>
-      <w:pPr>
-        <w:tabs>
-          <w:tab w:val="num" w:pos="4320"/>
-        </w:tabs>
-        <w:ind w:left="4320" w:hanging="360"/>
-      </w:pPr>
-      <w:rPr>
-        <w:rFonts w:ascii="Wingdings" w:hAnsi="Wingdings" w:hint="default"/>
-        <w:sz w:val="20"/>
-      </w:rPr>
-    </w:lvl>
-    <w:lvl w:ilvl="6" w:tentative="1">
-      <w:start w:val="1"/>
-      <w:numFmt w:val="bullet"/>
-      <w:lvlText w:val=""/>
-      <w:lvlJc w:val="left"/>
-      <w:pPr>
-        <w:tabs>
-          <w:tab w:val="num" w:pos="5040"/>
-        </w:tabs>
-        <w:ind w:left="5040" w:hanging="360"/>
-      </w:pPr>
-      <w:rPr>
-        <w:rFonts w:ascii="Wingdings" w:hAnsi="Wingdings" w:hint="default"/>
-        <w:sz w:val="20"/>
-      </w:rPr>
-    </w:lvl>
-    <w:lvl w:ilvl="7" w:tentative="1">
-      <w:start w:val="1"/>
-      <w:numFmt w:val="bullet"/>
-      <w:lvlText w:val=""/>
-      <w:lvlJc w:val="left"/>
-      <w:pPr>
-        <w:tabs>
-          <w:tab w:val="num" w:pos="5760"/>
-        </w:tabs>
-        <w:ind w:left="5760" w:hanging="360"/>
-      </w:pPr>
-      <w:rPr>
-        <w:rFonts w:ascii="Wingdings" w:hAnsi="Wingdings" w:hint="default"/>
-        <w:sz w:val="20"/>
-      </w:rPr>
-    </w:lvl>
-    <w:lvl w:ilvl="8" w:tentative="1">
-      <w:start w:val="1"/>
-      <w:numFmt w:val="bullet"/>
-      <w:lvlText w:val=""/>
-      <w:lvlJc w:val="left"/>
-      <w:pPr>
-        <w:tabs>
-          <w:tab w:val="num" w:pos="6480"/>
-        </w:tabs>
-        <w:ind w:left="6480" w:hanging="360"/>
-      </w:pPr>
-      <w:rPr>
-        <w:rFonts w:ascii="Wingdings" w:hAnsi="Wingdings" w:hint="default"/>
-        <w:sz w:val="20"/>
-      </w:rPr>
-    </w:lvl>
-  </w:abstractNum>
-  <w:abstractNum w:abstractNumId="36" w15:restartNumberingAfterBreak="0">
+  <w:abstractNum w:abstractNumId="29" w15:restartNumberingAfterBreak="0">
     <w:nsid w:val="5BAC1DDB"/>
     <w:multiLevelType w:val="multilevel"/>
     <w:tmpl w:val="2682C4DC"/>
@@ -16006,7 +14614,7 @@
       </w:rPr>
     </w:lvl>
   </w:abstractNum>
-  <w:abstractNum w:abstractNumId="37" w15:restartNumberingAfterBreak="0">
+  <w:abstractNum w:abstractNumId="30" w15:restartNumberingAfterBreak="0">
     <w:nsid w:val="5BAD4AF9"/>
     <w:multiLevelType w:val="multilevel"/>
     <w:tmpl w:val="0B2614B0"/>
@@ -16155,7 +14763,7 @@
       </w:rPr>
     </w:lvl>
   </w:abstractNum>
-  <w:abstractNum w:abstractNumId="38" w15:restartNumberingAfterBreak="0">
+  <w:abstractNum w:abstractNumId="31" w15:restartNumberingAfterBreak="0">
     <w:nsid w:val="5E437B2B"/>
     <w:multiLevelType w:val="multilevel"/>
     <w:tmpl w:val="CD2459EA"/>
@@ -16304,7 +14912,7 @@
       </w:rPr>
     </w:lvl>
   </w:abstractNum>
-  <w:abstractNum w:abstractNumId="39" w15:restartNumberingAfterBreak="0">
+  <w:abstractNum w:abstractNumId="32" w15:restartNumberingAfterBreak="0">
     <w:nsid w:val="5E437BC2"/>
     <w:multiLevelType w:val="multilevel"/>
     <w:tmpl w:val="3A34476E"/>
@@ -16453,7 +15061,7 @@
       </w:rPr>
     </w:lvl>
   </w:abstractNum>
-  <w:abstractNum w:abstractNumId="40" w15:restartNumberingAfterBreak="0">
+  <w:abstractNum w:abstractNumId="33" w15:restartNumberingAfterBreak="0">
     <w:nsid w:val="5F0209CC"/>
     <w:multiLevelType w:val="multilevel"/>
     <w:tmpl w:val="06703D66"/>
@@ -16602,7 +15210,7 @@
       </w:rPr>
     </w:lvl>
   </w:abstractNum>
-  <w:abstractNum w:abstractNumId="41" w15:restartNumberingAfterBreak="0">
+  <w:abstractNum w:abstractNumId="34" w15:restartNumberingAfterBreak="0">
     <w:nsid w:val="61B361F3"/>
     <w:multiLevelType w:val="multilevel"/>
     <w:tmpl w:val="F902663C"/>
@@ -16751,7 +15359,7 @@
       </w:rPr>
     </w:lvl>
   </w:abstractNum>
-  <w:abstractNum w:abstractNumId="42" w15:restartNumberingAfterBreak="0">
+  <w:abstractNum w:abstractNumId="35" w15:restartNumberingAfterBreak="0">
     <w:nsid w:val="62121387"/>
     <w:multiLevelType w:val="multilevel"/>
     <w:tmpl w:val="BC00CFBC"/>
@@ -16900,156 +15508,7 @@
       </w:rPr>
     </w:lvl>
   </w:abstractNum>
-  <w:abstractNum w:abstractNumId="43" w15:restartNumberingAfterBreak="0">
-    <w:nsid w:val="635B68EE"/>
-    <w:multiLevelType w:val="multilevel"/>
-    <w:tmpl w:val="8F20672E"/>
-    <w:lvl w:ilvl="0">
-      <w:start w:val="1"/>
-      <w:numFmt w:val="bullet"/>
-      <w:lvlText w:val=""/>
-      <w:lvlJc w:val="left"/>
-      <w:pPr>
-        <w:tabs>
-          <w:tab w:val="num" w:pos="720"/>
-        </w:tabs>
-        <w:ind w:left="720" w:hanging="360"/>
-      </w:pPr>
-      <w:rPr>
-        <w:rFonts w:ascii="Symbol" w:hAnsi="Symbol" w:hint="default"/>
-        <w:sz w:val="20"/>
-      </w:rPr>
-    </w:lvl>
-    <w:lvl w:ilvl="1" w:tentative="1">
-      <w:start w:val="1"/>
-      <w:numFmt w:val="bullet"/>
-      <w:lvlText w:val="o"/>
-      <w:lvlJc w:val="left"/>
-      <w:pPr>
-        <w:tabs>
-          <w:tab w:val="num" w:pos="1440"/>
-        </w:tabs>
-        <w:ind w:left="1440" w:hanging="360"/>
-      </w:pPr>
-      <w:rPr>
-        <w:rFonts w:ascii="Courier New" w:hAnsi="Courier New" w:hint="default"/>
-        <w:sz w:val="20"/>
-      </w:rPr>
-    </w:lvl>
-    <w:lvl w:ilvl="2" w:tentative="1">
-      <w:start w:val="1"/>
-      <w:numFmt w:val="bullet"/>
-      <w:lvlText w:val=""/>
-      <w:lvlJc w:val="left"/>
-      <w:pPr>
-        <w:tabs>
-          <w:tab w:val="num" w:pos="2160"/>
-        </w:tabs>
-        <w:ind w:left="2160" w:hanging="360"/>
-      </w:pPr>
-      <w:rPr>
-        <w:rFonts w:ascii="Wingdings" w:hAnsi="Wingdings" w:hint="default"/>
-        <w:sz w:val="20"/>
-      </w:rPr>
-    </w:lvl>
-    <w:lvl w:ilvl="3" w:tentative="1">
-      <w:start w:val="1"/>
-      <w:numFmt w:val="bullet"/>
-      <w:lvlText w:val=""/>
-      <w:lvlJc w:val="left"/>
-      <w:pPr>
-        <w:tabs>
-          <w:tab w:val="num" w:pos="2880"/>
-        </w:tabs>
-        <w:ind w:left="2880" w:hanging="360"/>
-      </w:pPr>
-      <w:rPr>
-        <w:rFonts w:ascii="Wingdings" w:hAnsi="Wingdings" w:hint="default"/>
-        <w:sz w:val="20"/>
-      </w:rPr>
-    </w:lvl>
-    <w:lvl w:ilvl="4" w:tentative="1">
-      <w:start w:val="1"/>
-      <w:numFmt w:val="bullet"/>
-      <w:lvlText w:val=""/>
-      <w:lvlJc w:val="left"/>
-      <w:pPr>
-        <w:tabs>
-          <w:tab w:val="num" w:pos="3600"/>
-        </w:tabs>
-        <w:ind w:left="3600" w:hanging="360"/>
-      </w:pPr>
-      <w:rPr>
-        <w:rFonts w:ascii="Wingdings" w:hAnsi="Wingdings" w:hint="default"/>
-        <w:sz w:val="20"/>
-      </w:rPr>
-    </w:lvl>
-    <w:lvl w:ilvl="5" w:tentative="1">
-      <w:start w:val="1"/>
-      <w:numFmt w:val="bullet"/>
-      <w:lvlText w:val=""/>
-      <w:lvlJc w:val="left"/>
-      <w:pPr>
-        <w:tabs>
-          <w:tab w:val="num" w:pos="4320"/>
-        </w:tabs>
-        <w:ind w:left="4320" w:hanging="360"/>
-      </w:pPr>
-      <w:rPr>
-        <w:rFonts w:ascii="Wingdings" w:hAnsi="Wingdings" w:hint="default"/>
-        <w:sz w:val="20"/>
-      </w:rPr>
-    </w:lvl>
-    <w:lvl w:ilvl="6" w:tentative="1">
-      <w:start w:val="1"/>
-      <w:numFmt w:val="bullet"/>
-      <w:lvlText w:val=""/>
-      <w:lvlJc w:val="left"/>
-      <w:pPr>
-        <w:tabs>
-          <w:tab w:val="num" w:pos="5040"/>
-        </w:tabs>
-        <w:ind w:left="5040" w:hanging="360"/>
-      </w:pPr>
-      <w:rPr>
-        <w:rFonts w:ascii="Wingdings" w:hAnsi="Wingdings" w:hint="default"/>
-        <w:sz w:val="20"/>
-      </w:rPr>
-    </w:lvl>
-    <w:lvl w:ilvl="7" w:tentative="1">
-      <w:start w:val="1"/>
-      <w:numFmt w:val="bullet"/>
-      <w:lvlText w:val=""/>
-      <w:lvlJc w:val="left"/>
-      <w:pPr>
-        <w:tabs>
-          <w:tab w:val="num" w:pos="5760"/>
-        </w:tabs>
-        <w:ind w:left="5760" w:hanging="360"/>
-      </w:pPr>
-      <w:rPr>
-        <w:rFonts w:ascii="Wingdings" w:hAnsi="Wingdings" w:hint="default"/>
-        <w:sz w:val="20"/>
-      </w:rPr>
-    </w:lvl>
-    <w:lvl w:ilvl="8" w:tentative="1">
-      <w:start w:val="1"/>
-      <w:numFmt w:val="bullet"/>
-      <w:lvlText w:val=""/>
-      <w:lvlJc w:val="left"/>
-      <w:pPr>
-        <w:tabs>
-          <w:tab w:val="num" w:pos="6480"/>
-        </w:tabs>
-        <w:ind w:left="6480" w:hanging="360"/>
-      </w:pPr>
-      <w:rPr>
-        <w:rFonts w:ascii="Wingdings" w:hAnsi="Wingdings" w:hint="default"/>
-        <w:sz w:val="20"/>
-      </w:rPr>
-    </w:lvl>
-  </w:abstractNum>
-  <w:abstractNum w:abstractNumId="44" w15:restartNumberingAfterBreak="0">
+  <w:abstractNum w:abstractNumId="36" w15:restartNumberingAfterBreak="0">
     <w:nsid w:val="656A67C6"/>
     <w:multiLevelType w:val="multilevel"/>
     <w:tmpl w:val="CB88B6BE"/>
@@ -17162,7 +15621,7 @@
       </w:pPr>
     </w:lvl>
   </w:abstractNum>
-  <w:abstractNum w:abstractNumId="45" w15:restartNumberingAfterBreak="0">
+  <w:abstractNum w:abstractNumId="37" w15:restartNumberingAfterBreak="0">
     <w:nsid w:val="658C6EF0"/>
     <w:multiLevelType w:val="multilevel"/>
     <w:tmpl w:val="81227C5A"/>
@@ -17311,7 +15770,7 @@
       </w:rPr>
     </w:lvl>
   </w:abstractNum>
-  <w:abstractNum w:abstractNumId="46" w15:restartNumberingAfterBreak="0">
+  <w:abstractNum w:abstractNumId="38" w15:restartNumberingAfterBreak="0">
     <w:nsid w:val="68526F6D"/>
     <w:multiLevelType w:val="hybridMultilevel"/>
     <w:tmpl w:val="1AB02FC2"/>
@@ -17397,7 +15856,7 @@
       </w:pPr>
     </w:lvl>
   </w:abstractNum>
-  <w:abstractNum w:abstractNumId="47" w15:restartNumberingAfterBreak="0">
+  <w:abstractNum w:abstractNumId="39" w15:restartNumberingAfterBreak="0">
     <w:nsid w:val="695F3AF5"/>
     <w:multiLevelType w:val="hybridMultilevel"/>
     <w:tmpl w:val="1AB02FC2"/>
@@ -17483,152 +15942,7 @@
       </w:pPr>
     </w:lvl>
   </w:abstractNum>
-  <w:abstractNum w:abstractNumId="48" w15:restartNumberingAfterBreak="0">
-    <w:nsid w:val="6A41066F"/>
-    <w:multiLevelType w:val="multilevel"/>
-    <w:tmpl w:val="990AAFB6"/>
-    <w:lvl w:ilvl="0">
-      <w:start w:val="1"/>
-      <w:numFmt w:val="bullet"/>
-      <w:lvlText w:val=""/>
-      <w:lvlJc w:val="left"/>
-      <w:pPr>
-        <w:tabs>
-          <w:tab w:val="num" w:pos="720"/>
-        </w:tabs>
-        <w:ind w:left="720" w:hanging="360"/>
-      </w:pPr>
-      <w:rPr>
-        <w:rFonts w:ascii="Symbol" w:hAnsi="Symbol" w:hint="default"/>
-        <w:sz w:val="20"/>
-      </w:rPr>
-    </w:lvl>
-    <w:lvl w:ilvl="1">
-      <w:start w:val="1"/>
-      <w:numFmt w:val="bullet"/>
-      <w:lvlText w:val="o"/>
-      <w:lvlJc w:val="left"/>
-      <w:pPr>
-        <w:tabs>
-          <w:tab w:val="num" w:pos="1440"/>
-        </w:tabs>
-        <w:ind w:left="1440" w:hanging="360"/>
-      </w:pPr>
-      <w:rPr>
-        <w:rFonts w:ascii="Courier New" w:hAnsi="Courier New" w:hint="default"/>
-        <w:sz w:val="20"/>
-      </w:rPr>
-    </w:lvl>
-    <w:lvl w:ilvl="2">
-      <w:start w:val="1"/>
-      <w:numFmt w:val="bullet"/>
-      <w:lvlText w:val=""/>
-      <w:lvlJc w:val="left"/>
-      <w:pPr>
-        <w:ind w:left="2160" w:hanging="360"/>
-      </w:pPr>
-      <w:rPr>
-        <w:rFonts w:ascii="Symbol" w:hAnsi="Symbol" w:hint="default"/>
-      </w:rPr>
-    </w:lvl>
-    <w:lvl w:ilvl="3" w:tentative="1">
-      <w:start w:val="1"/>
-      <w:numFmt w:val="bullet"/>
-      <w:lvlText w:val=""/>
-      <w:lvlJc w:val="left"/>
-      <w:pPr>
-        <w:tabs>
-          <w:tab w:val="num" w:pos="2880"/>
-        </w:tabs>
-        <w:ind w:left="2880" w:hanging="360"/>
-      </w:pPr>
-      <w:rPr>
-        <w:rFonts w:ascii="Wingdings" w:hAnsi="Wingdings" w:hint="default"/>
-        <w:sz w:val="20"/>
-      </w:rPr>
-    </w:lvl>
-    <w:lvl w:ilvl="4" w:tentative="1">
-      <w:start w:val="1"/>
-      <w:numFmt w:val="bullet"/>
-      <w:lvlText w:val=""/>
-      <w:lvlJc w:val="left"/>
-      <w:pPr>
-        <w:tabs>
-          <w:tab w:val="num" w:pos="3600"/>
-        </w:tabs>
-        <w:ind w:left="3600" w:hanging="360"/>
-      </w:pPr>
-      <w:rPr>
-        <w:rFonts w:ascii="Wingdings" w:hAnsi="Wingdings" w:hint="default"/>
-        <w:sz w:val="20"/>
-      </w:rPr>
-    </w:lvl>
-    <w:lvl w:ilvl="5" w:tentative="1">
-      <w:start w:val="1"/>
-      <w:numFmt w:val="bullet"/>
-      <w:lvlText w:val=""/>
-      <w:lvlJc w:val="left"/>
-      <w:pPr>
-        <w:tabs>
-          <w:tab w:val="num" w:pos="4320"/>
-        </w:tabs>
-        <w:ind w:left="4320" w:hanging="360"/>
-      </w:pPr>
-      <w:rPr>
-        <w:rFonts w:ascii="Wingdings" w:hAnsi="Wingdings" w:hint="default"/>
-        <w:sz w:val="20"/>
-      </w:rPr>
-    </w:lvl>
-    <w:lvl w:ilvl="6" w:tentative="1">
-      <w:start w:val="1"/>
-      <w:numFmt w:val="bullet"/>
-      <w:lvlText w:val=""/>
-      <w:lvlJc w:val="left"/>
-      <w:pPr>
-        <w:tabs>
-          <w:tab w:val="num" w:pos="5040"/>
-        </w:tabs>
-        <w:ind w:left="5040" w:hanging="360"/>
-      </w:pPr>
-      <w:rPr>
-        <w:rFonts w:ascii="Wingdings" w:hAnsi="Wingdings" w:hint="default"/>
-        <w:sz w:val="20"/>
-      </w:rPr>
-    </w:lvl>
-    <w:lvl w:ilvl="7" w:tentative="1">
-      <w:start w:val="1"/>
-      <w:numFmt w:val="bullet"/>
-      <w:lvlText w:val=""/>
-      <w:lvlJc w:val="left"/>
-      <w:pPr>
-        <w:tabs>
-          <w:tab w:val="num" w:pos="5760"/>
-        </w:tabs>
-        <w:ind w:left="5760" w:hanging="360"/>
-      </w:pPr>
-      <w:rPr>
-        <w:rFonts w:ascii="Wingdings" w:hAnsi="Wingdings" w:hint="default"/>
-        <w:sz w:val="20"/>
-      </w:rPr>
-    </w:lvl>
-    <w:lvl w:ilvl="8" w:tentative="1">
-      <w:start w:val="1"/>
-      <w:numFmt w:val="bullet"/>
-      <w:lvlText w:val=""/>
-      <w:lvlJc w:val="left"/>
-      <w:pPr>
-        <w:tabs>
-          <w:tab w:val="num" w:pos="6480"/>
-        </w:tabs>
-        <w:ind w:left="6480" w:hanging="360"/>
-      </w:pPr>
-      <w:rPr>
-        <w:rFonts w:ascii="Wingdings" w:hAnsi="Wingdings" w:hint="default"/>
-        <w:sz w:val="20"/>
-      </w:rPr>
-    </w:lvl>
-  </w:abstractNum>
-  <w:abstractNum w:abstractNumId="49" w15:restartNumberingAfterBreak="0">
+  <w:abstractNum w:abstractNumId="40" w15:restartNumberingAfterBreak="0">
     <w:nsid w:val="6AF9288F"/>
     <w:multiLevelType w:val="multilevel"/>
     <w:tmpl w:val="7F0A0A86"/>
@@ -17777,7 +16091,7 @@
       </w:rPr>
     </w:lvl>
   </w:abstractNum>
-  <w:abstractNum w:abstractNumId="50" w15:restartNumberingAfterBreak="0">
+  <w:abstractNum w:abstractNumId="41" w15:restartNumberingAfterBreak="0">
     <w:nsid w:val="6FEC7302"/>
     <w:multiLevelType w:val="multilevel"/>
     <w:tmpl w:val="A6C4562A"/>
@@ -17894,7 +16208,7 @@
       </w:pPr>
     </w:lvl>
   </w:abstractNum>
-  <w:abstractNum w:abstractNumId="51" w15:restartNumberingAfterBreak="0">
+  <w:abstractNum w:abstractNumId="42" w15:restartNumberingAfterBreak="0">
     <w:nsid w:val="722B2911"/>
     <w:multiLevelType w:val="hybridMultilevel"/>
     <w:tmpl w:val="1AB02FC2"/>
@@ -17980,7 +16294,7 @@
       </w:pPr>
     </w:lvl>
   </w:abstractNum>
-  <w:abstractNum w:abstractNumId="52" w15:restartNumberingAfterBreak="0">
+  <w:abstractNum w:abstractNumId="43" w15:restartNumberingAfterBreak="0">
     <w:nsid w:val="76817428"/>
     <w:multiLevelType w:val="hybridMultilevel"/>
     <w:tmpl w:val="1AB02FC2"/>
@@ -18066,156 +16380,7 @@
       </w:pPr>
     </w:lvl>
   </w:abstractNum>
-  <w:abstractNum w:abstractNumId="53" w15:restartNumberingAfterBreak="0">
-    <w:nsid w:val="791D2FC1"/>
-    <w:multiLevelType w:val="multilevel"/>
-    <w:tmpl w:val="911C7498"/>
-    <w:lvl w:ilvl="0">
-      <w:start w:val="1"/>
-      <w:numFmt w:val="bullet"/>
-      <w:lvlText w:val=""/>
-      <w:lvlJc w:val="left"/>
-      <w:pPr>
-        <w:tabs>
-          <w:tab w:val="num" w:pos="720"/>
-        </w:tabs>
-        <w:ind w:left="720" w:hanging="360"/>
-      </w:pPr>
-      <w:rPr>
-        <w:rFonts w:ascii="Symbol" w:hAnsi="Symbol" w:hint="default"/>
-        <w:sz w:val="20"/>
-      </w:rPr>
-    </w:lvl>
-    <w:lvl w:ilvl="1">
-      <w:start w:val="1"/>
-      <w:numFmt w:val="bullet"/>
-      <w:lvlText w:val="o"/>
-      <w:lvlJc w:val="left"/>
-      <w:pPr>
-        <w:tabs>
-          <w:tab w:val="num" w:pos="1440"/>
-        </w:tabs>
-        <w:ind w:left="1440" w:hanging="360"/>
-      </w:pPr>
-      <w:rPr>
-        <w:rFonts w:ascii="Courier New" w:hAnsi="Courier New" w:hint="default"/>
-        <w:sz w:val="20"/>
-      </w:rPr>
-    </w:lvl>
-    <w:lvl w:ilvl="2" w:tentative="1">
-      <w:start w:val="1"/>
-      <w:numFmt w:val="bullet"/>
-      <w:lvlText w:val=""/>
-      <w:lvlJc w:val="left"/>
-      <w:pPr>
-        <w:tabs>
-          <w:tab w:val="num" w:pos="2160"/>
-        </w:tabs>
-        <w:ind w:left="2160" w:hanging="360"/>
-      </w:pPr>
-      <w:rPr>
-        <w:rFonts w:ascii="Wingdings" w:hAnsi="Wingdings" w:hint="default"/>
-        <w:sz w:val="20"/>
-      </w:rPr>
-    </w:lvl>
-    <w:lvl w:ilvl="3" w:tentative="1">
-      <w:start w:val="1"/>
-      <w:numFmt w:val="bullet"/>
-      <w:lvlText w:val=""/>
-      <w:lvlJc w:val="left"/>
-      <w:pPr>
-        <w:tabs>
-          <w:tab w:val="num" w:pos="2880"/>
-        </w:tabs>
-        <w:ind w:left="2880" w:hanging="360"/>
-      </w:pPr>
-      <w:rPr>
-        <w:rFonts w:ascii="Wingdings" w:hAnsi="Wingdings" w:hint="default"/>
-        <w:sz w:val="20"/>
-      </w:rPr>
-    </w:lvl>
-    <w:lvl w:ilvl="4" w:tentative="1">
-      <w:start w:val="1"/>
-      <w:numFmt w:val="bullet"/>
-      <w:lvlText w:val=""/>
-      <w:lvlJc w:val="left"/>
-      <w:pPr>
-        <w:tabs>
-          <w:tab w:val="num" w:pos="3600"/>
-        </w:tabs>
-        <w:ind w:left="3600" w:hanging="360"/>
-      </w:pPr>
-      <w:rPr>
-        <w:rFonts w:ascii="Wingdings" w:hAnsi="Wingdings" w:hint="default"/>
-        <w:sz w:val="20"/>
-      </w:rPr>
-    </w:lvl>
-    <w:lvl w:ilvl="5" w:tentative="1">
-      <w:start w:val="1"/>
-      <w:numFmt w:val="bullet"/>
-      <w:lvlText w:val=""/>
-      <w:lvlJc w:val="left"/>
-      <w:pPr>
-        <w:tabs>
-          <w:tab w:val="num" w:pos="4320"/>
-        </w:tabs>
-        <w:ind w:left="4320" w:hanging="360"/>
-      </w:pPr>
-      <w:rPr>
-        <w:rFonts w:ascii="Wingdings" w:hAnsi="Wingdings" w:hint="default"/>
-        <w:sz w:val="20"/>
-      </w:rPr>
-    </w:lvl>
-    <w:lvl w:ilvl="6" w:tentative="1">
-      <w:start w:val="1"/>
-      <w:numFmt w:val="bullet"/>
-      <w:lvlText w:val=""/>
-      <w:lvlJc w:val="left"/>
-      <w:pPr>
-        <w:tabs>
-          <w:tab w:val="num" w:pos="5040"/>
-        </w:tabs>
-        <w:ind w:left="5040" w:hanging="360"/>
-      </w:pPr>
-      <w:rPr>
-        <w:rFonts w:ascii="Wingdings" w:hAnsi="Wingdings" w:hint="default"/>
-        <w:sz w:val="20"/>
-      </w:rPr>
-    </w:lvl>
-    <w:lvl w:ilvl="7" w:tentative="1">
-      <w:start w:val="1"/>
-      <w:numFmt w:val="bullet"/>
-      <w:lvlText w:val=""/>
-      <w:lvlJc w:val="left"/>
-      <w:pPr>
-        <w:tabs>
-          <w:tab w:val="num" w:pos="5760"/>
-        </w:tabs>
-        <w:ind w:left="5760" w:hanging="360"/>
-      </w:pPr>
-      <w:rPr>
-        <w:rFonts w:ascii="Wingdings" w:hAnsi="Wingdings" w:hint="default"/>
-        <w:sz w:val="20"/>
-      </w:rPr>
-    </w:lvl>
-    <w:lvl w:ilvl="8" w:tentative="1">
-      <w:start w:val="1"/>
-      <w:numFmt w:val="bullet"/>
-      <w:lvlText w:val=""/>
-      <w:lvlJc w:val="left"/>
-      <w:pPr>
-        <w:tabs>
-          <w:tab w:val="num" w:pos="6480"/>
-        </w:tabs>
-        <w:ind w:left="6480" w:hanging="360"/>
-      </w:pPr>
-      <w:rPr>
-        <w:rFonts w:ascii="Wingdings" w:hAnsi="Wingdings" w:hint="default"/>
-        <w:sz w:val="20"/>
-      </w:rPr>
-    </w:lvl>
-  </w:abstractNum>
-  <w:abstractNum w:abstractNumId="54" w15:restartNumberingAfterBreak="0">
+  <w:abstractNum w:abstractNumId="44" w15:restartNumberingAfterBreak="0">
     <w:nsid w:val="79C01A34"/>
     <w:multiLevelType w:val="hybridMultilevel"/>
     <w:tmpl w:val="ED1627A8"/>
@@ -18301,7 +16466,7 @@
       </w:pPr>
     </w:lvl>
   </w:abstractNum>
-  <w:abstractNum w:abstractNumId="55" w15:restartNumberingAfterBreak="0">
+  <w:abstractNum w:abstractNumId="45" w15:restartNumberingAfterBreak="0">
     <w:nsid w:val="79E922D9"/>
     <w:multiLevelType w:val="multilevel"/>
     <w:tmpl w:val="11A44808"/>
@@ -18450,7 +16615,7 @@
       </w:rPr>
     </w:lvl>
   </w:abstractNum>
-  <w:abstractNum w:abstractNumId="56" w15:restartNumberingAfterBreak="0">
+  <w:abstractNum w:abstractNumId="46" w15:restartNumberingAfterBreak="0">
     <w:nsid w:val="7CD83B21"/>
     <w:multiLevelType w:val="multilevel"/>
     <w:tmpl w:val="24B0B77A"/>
@@ -18599,7 +16764,7 @@
       </w:rPr>
     </w:lvl>
   </w:abstractNum>
-  <w:abstractNum w:abstractNumId="57" w15:restartNumberingAfterBreak="0">
+  <w:abstractNum w:abstractNumId="47" w15:restartNumberingAfterBreak="0">
     <w:nsid w:val="7D311537"/>
     <w:multiLevelType w:val="multilevel"/>
     <w:tmpl w:val="408A3978"/>
@@ -18748,7 +16913,7 @@
       </w:rPr>
     </w:lvl>
   </w:abstractNum>
-  <w:abstractNum w:abstractNumId="58" w15:restartNumberingAfterBreak="0">
+  <w:abstractNum w:abstractNumId="48" w15:restartNumberingAfterBreak="0">
     <w:nsid w:val="7D47610E"/>
     <w:multiLevelType w:val="hybridMultilevel"/>
     <w:tmpl w:val="1AB02FC2"/>
@@ -18835,70 +17000,67 @@
     </w:lvl>
   </w:abstractNum>
   <w:num w:numId="1" w16cid:durableId="653074000">
-    <w:abstractNumId w:val="44"/>
+    <w:abstractNumId w:val="36"/>
   </w:num>
   <w:num w:numId="2" w16cid:durableId="1448550550">
-    <w:abstractNumId w:val="8"/>
+    <w:abstractNumId w:val="7"/>
   </w:num>
   <w:num w:numId="3" w16cid:durableId="1579513013">
-    <w:abstractNumId w:val="33"/>
+    <w:abstractNumId w:val="27"/>
   </w:num>
   <w:num w:numId="4" w16cid:durableId="998734840">
     <w:abstractNumId w:val="0"/>
   </w:num>
   <w:num w:numId="5" w16cid:durableId="1408772505">
-    <w:abstractNumId w:val="23"/>
+    <w:abstractNumId w:val="19"/>
   </w:num>
   <w:num w:numId="6" w16cid:durableId="1588533735">
-    <w:abstractNumId w:val="9"/>
+    <w:abstractNumId w:val="8"/>
   </w:num>
   <w:num w:numId="7" w16cid:durableId="1200126893">
+    <w:abstractNumId w:val="34"/>
+  </w:num>
+  <w:num w:numId="8" w16cid:durableId="2059938222">
+    <w:abstractNumId w:val="40"/>
+  </w:num>
+  <w:num w:numId="9" w16cid:durableId="592083658">
+    <w:abstractNumId w:val="14"/>
+  </w:num>
+  <w:num w:numId="10" w16cid:durableId="162399767">
+    <w:abstractNumId w:val="30"/>
+  </w:num>
+  <w:num w:numId="11" w16cid:durableId="1652558775">
+    <w:abstractNumId w:val="22"/>
+  </w:num>
+  <w:num w:numId="12" w16cid:durableId="2068720848">
+    <w:abstractNumId w:val="18"/>
+  </w:num>
+  <w:num w:numId="13" w16cid:durableId="2058435352">
+    <w:abstractNumId w:val="31"/>
+  </w:num>
+  <w:num w:numId="14" w16cid:durableId="195778074">
+    <w:abstractNumId w:val="17"/>
+  </w:num>
+  <w:num w:numId="15" w16cid:durableId="1912306967">
     <w:abstractNumId w:val="41"/>
   </w:num>
-  <w:num w:numId="8" w16cid:durableId="2059938222">
-    <w:abstractNumId w:val="49"/>
+  <w:num w:numId="16" w16cid:durableId="1909262939">
+    <w:abstractNumId w:val="45"/>
   </w:num>
-  <w:num w:numId="9" w16cid:durableId="592083658">
-    <w:abstractNumId w:val="18"/>
+  <w:num w:numId="17" w16cid:durableId="345643221">
+    <w:abstractNumId w:val="47"/>
   </w:num>
-  <w:num w:numId="10" w16cid:durableId="162399767">
-    <w:abstractNumId w:val="37"/>
+  <w:num w:numId="18" w16cid:durableId="1607468049">
+    <w:abstractNumId w:val="29"/>
   </w:num>
-  <w:num w:numId="11" w16cid:durableId="1652558775">
-    <w:abstractNumId w:val="26"/>
+  <w:num w:numId="19" w16cid:durableId="511921006">
+    <w:abstractNumId w:val="11"/>
   </w:num>
-  <w:num w:numId="12" w16cid:durableId="1344210695">
-    <w:abstractNumId w:val="4"/>
+  <w:num w:numId="20" w16cid:durableId="509374794">
+    <w:abstractNumId w:val="46"/>
   </w:num>
-  <w:num w:numId="13" w16cid:durableId="2068720848">
-    <w:abstractNumId w:val="22"/>
-  </w:num>
-  <w:num w:numId="14" w16cid:durableId="2058435352">
-    <w:abstractNumId w:val="38"/>
-  </w:num>
-  <w:num w:numId="15" w16cid:durableId="195778074">
-    <w:abstractNumId w:val="21"/>
-  </w:num>
-  <w:num w:numId="16" w16cid:durableId="1912306967">
-    <w:abstractNumId w:val="50"/>
-  </w:num>
-  <w:num w:numId="17" w16cid:durableId="1909262939">
-    <w:abstractNumId w:val="55"/>
-  </w:num>
-  <w:num w:numId="18" w16cid:durableId="345643221">
-    <w:abstractNumId w:val="57"/>
-  </w:num>
-  <w:num w:numId="19" w16cid:durableId="1607468049">
-    <w:abstractNumId w:val="36"/>
-  </w:num>
-  <w:num w:numId="20" w16cid:durableId="511921006">
-    <w:abstractNumId w:val="14"/>
-  </w:num>
-  <w:num w:numId="21" w16cid:durableId="509374794">
-    <w:abstractNumId w:val="56"/>
-  </w:num>
-  <w:num w:numId="22" w16cid:durableId="150945399">
-    <w:abstractNumId w:val="56"/>
+  <w:num w:numId="21" w16cid:durableId="150945399">
+    <w:abstractNumId w:val="46"/>
     <w:lvlOverride w:ilvl="1">
       <w:lvl w:ilvl="1">
         <w:numFmt w:val="decimal"/>
@@ -18907,120 +17069,94 @@
       </w:lvl>
     </w:lvlOverride>
   </w:num>
-  <w:num w:numId="23" w16cid:durableId="892615995">
-    <w:abstractNumId w:val="19"/>
+  <w:num w:numId="22" w16cid:durableId="892615995">
+    <w:abstractNumId w:val="15"/>
   </w:num>
-  <w:num w:numId="24" w16cid:durableId="1858537963">
+  <w:num w:numId="23" w16cid:durableId="1858537963">
+    <w:abstractNumId w:val="21"/>
+  </w:num>
+  <w:num w:numId="24" w16cid:durableId="1045445589">
+    <w:abstractNumId w:val="20"/>
+  </w:num>
+  <w:num w:numId="25" w16cid:durableId="406996164">
+    <w:abstractNumId w:val="6"/>
+  </w:num>
+  <w:num w:numId="26" w16cid:durableId="2017152610">
+    <w:abstractNumId w:val="33"/>
+  </w:num>
+  <w:num w:numId="27" w16cid:durableId="1615134898">
+    <w:abstractNumId w:val="32"/>
+  </w:num>
+  <w:num w:numId="28" w16cid:durableId="370808714">
+    <w:abstractNumId w:val="12"/>
+  </w:num>
+  <w:num w:numId="29" w16cid:durableId="849292974">
+    <w:abstractNumId w:val="42"/>
+  </w:num>
+  <w:num w:numId="30" w16cid:durableId="1832063288">
+    <w:abstractNumId w:val="43"/>
+  </w:num>
+  <w:num w:numId="31" w16cid:durableId="1780027484">
+    <w:abstractNumId w:val="4"/>
+  </w:num>
+  <w:num w:numId="32" w16cid:durableId="365103494">
+    <w:abstractNumId w:val="48"/>
+  </w:num>
+  <w:num w:numId="33" w16cid:durableId="1496336517">
+    <w:abstractNumId w:val="23"/>
+  </w:num>
+  <w:num w:numId="34" w16cid:durableId="1536500484">
+    <w:abstractNumId w:val="3"/>
+  </w:num>
+  <w:num w:numId="35" w16cid:durableId="1314523972">
+    <w:abstractNumId w:val="9"/>
+  </w:num>
+  <w:num w:numId="36" w16cid:durableId="173569603">
+    <w:abstractNumId w:val="38"/>
+  </w:num>
+  <w:num w:numId="37" w16cid:durableId="1983774926">
+    <w:abstractNumId w:val="39"/>
+  </w:num>
+  <w:num w:numId="38" w16cid:durableId="806975115">
+    <w:abstractNumId w:val="44"/>
+  </w:num>
+  <w:num w:numId="39" w16cid:durableId="1220478126">
+    <w:abstractNumId w:val="1"/>
+  </w:num>
+  <w:num w:numId="40" w16cid:durableId="387531181">
+    <w:abstractNumId w:val="13"/>
+  </w:num>
+  <w:num w:numId="41" w16cid:durableId="2125269084">
+    <w:abstractNumId w:val="37"/>
+  </w:num>
+  <w:num w:numId="42" w16cid:durableId="1949460872">
+    <w:abstractNumId w:val="35"/>
+  </w:num>
+  <w:num w:numId="43" w16cid:durableId="952833388">
+    <w:abstractNumId w:val="24"/>
+  </w:num>
+  <w:num w:numId="44" w16cid:durableId="2068796567">
+    <w:abstractNumId w:val="2"/>
+  </w:num>
+  <w:num w:numId="45" w16cid:durableId="1685589337">
+    <w:abstractNumId w:val="28"/>
+  </w:num>
+  <w:num w:numId="46" w16cid:durableId="1711492709">
+    <w:abstractNumId w:val="10"/>
+  </w:num>
+  <w:num w:numId="47" w16cid:durableId="940795427">
+    <w:abstractNumId w:val="16"/>
+  </w:num>
+  <w:num w:numId="48" w16cid:durableId="2121489400">
+    <w:abstractNumId w:val="5"/>
+  </w:num>
+  <w:num w:numId="49" w16cid:durableId="447626371">
+    <w:abstractNumId w:val="26"/>
+  </w:num>
+  <w:num w:numId="50" w16cid:durableId="1184902598">
     <w:abstractNumId w:val="25"/>
   </w:num>
-  <w:num w:numId="25" w16cid:durableId="1045445589">
-    <w:abstractNumId w:val="24"/>
-  </w:num>
-  <w:num w:numId="26" w16cid:durableId="406996164">
-    <w:abstractNumId w:val="7"/>
-  </w:num>
-  <w:num w:numId="27" w16cid:durableId="2017152610">
-    <w:abstractNumId w:val="40"/>
-  </w:num>
-  <w:num w:numId="28" w16cid:durableId="1562474299">
-    <w:abstractNumId w:val="35"/>
-  </w:num>
-  <w:num w:numId="29" w16cid:durableId="1615134898">
-    <w:abstractNumId w:val="39"/>
-  </w:num>
-  <w:num w:numId="30" w16cid:durableId="1779987661">
-    <w:abstractNumId w:val="43"/>
-  </w:num>
-  <w:num w:numId="31" w16cid:durableId="1629317233">
-    <w:abstractNumId w:val="15"/>
-  </w:num>
-  <w:num w:numId="32" w16cid:durableId="1333874378">
-    <w:abstractNumId w:val="30"/>
-  </w:num>
-  <w:num w:numId="33" w16cid:durableId="607471222">
-    <w:abstractNumId w:val="32"/>
-  </w:num>
-  <w:num w:numId="34" w16cid:durableId="370808714">
-    <w:abstractNumId w:val="16"/>
-  </w:num>
-  <w:num w:numId="35" w16cid:durableId="849292974">
-    <w:abstractNumId w:val="51"/>
-  </w:num>
-  <w:num w:numId="36" w16cid:durableId="1832063288">
-    <w:abstractNumId w:val="52"/>
-  </w:num>
-  <w:num w:numId="37" w16cid:durableId="1780027484">
-    <w:abstractNumId w:val="5"/>
-  </w:num>
-  <w:num w:numId="38" w16cid:durableId="365103494">
-    <w:abstractNumId w:val="58"/>
-  </w:num>
-  <w:num w:numId="39" w16cid:durableId="1496336517">
-    <w:abstractNumId w:val="27"/>
-  </w:num>
-  <w:num w:numId="40" w16cid:durableId="1536500484">
-    <w:abstractNumId w:val="3"/>
-  </w:num>
-  <w:num w:numId="41" w16cid:durableId="1314523972">
-    <w:abstractNumId w:val="11"/>
-  </w:num>
-  <w:num w:numId="42" w16cid:durableId="173569603">
-    <w:abstractNumId w:val="46"/>
-  </w:num>
-  <w:num w:numId="43" w16cid:durableId="290944030">
-    <w:abstractNumId w:val="12"/>
-  </w:num>
-  <w:num w:numId="44" w16cid:durableId="1983774926">
-    <w:abstractNumId w:val="47"/>
-  </w:num>
-  <w:num w:numId="45" w16cid:durableId="806975115">
-    <w:abstractNumId w:val="54"/>
-  </w:num>
-  <w:num w:numId="46" w16cid:durableId="1220478126">
-    <w:abstractNumId w:val="1"/>
-  </w:num>
-  <w:num w:numId="47" w16cid:durableId="387531181">
-    <w:abstractNumId w:val="17"/>
-  </w:num>
-  <w:num w:numId="48" w16cid:durableId="2125269084">
-    <w:abstractNumId w:val="45"/>
-  </w:num>
-  <w:num w:numId="49" w16cid:durableId="1949460872">
-    <w:abstractNumId w:val="42"/>
-  </w:num>
-  <w:num w:numId="50" w16cid:durableId="952833388">
-    <w:abstractNumId w:val="28"/>
-  </w:num>
-  <w:num w:numId="51" w16cid:durableId="2068796567">
-    <w:abstractNumId w:val="2"/>
-  </w:num>
-  <w:num w:numId="52" w16cid:durableId="954022400">
-    <w:abstractNumId w:val="53"/>
-  </w:num>
-  <w:num w:numId="53" w16cid:durableId="1685589337">
-    <w:abstractNumId w:val="34"/>
-  </w:num>
-  <w:num w:numId="54" w16cid:durableId="1711492709">
-    <w:abstractNumId w:val="13"/>
-  </w:num>
-  <w:num w:numId="55" w16cid:durableId="940795427">
-    <w:abstractNumId w:val="20"/>
-  </w:num>
-  <w:num w:numId="56" w16cid:durableId="2121489400">
-    <w:abstractNumId w:val="6"/>
-  </w:num>
-  <w:num w:numId="57" w16cid:durableId="1566452856">
-    <w:abstractNumId w:val="10"/>
-  </w:num>
-  <w:num w:numId="58" w16cid:durableId="447626371">
-    <w:abstractNumId w:val="31"/>
-  </w:num>
-  <w:num w:numId="59" w16cid:durableId="1972973569">
-    <w:abstractNumId w:val="48"/>
-  </w:num>
-  <w:num w:numId="60" w16cid:durableId="1184902598">
-    <w:abstractNumId w:val="29"/>
-  </w:num>
+  <w:numIdMacAtCleanup w:val="50"/>
 </w:numbering>
 </file>
 

--- a/Doc/Full Project Study 2.0.docx
+++ b/Doc/Full Project Study 2.0.docx
@@ -1288,6 +1288,7 @@
               <w:br/>
               <w:t xml:space="preserve">- </w:t>
             </w:r>
+            <w:proofErr w:type="gramStart"/>
             <w:r>
               <w:rPr>
                 <w:rFonts w:eastAsia="Times New Roman" w:cs="Times New Roman"/>
@@ -1295,7 +1296,17 @@
                 <w:bCs/>
                 <w:lang w:eastAsia="fr-FR"/>
               </w:rPr>
-              <w:t>Making Adjustments:</w:t>
+              <w:t>Making Adjustments</w:t>
+            </w:r>
+            <w:proofErr w:type="gramEnd"/>
+            <w:r>
+              <w:rPr>
+                <w:rFonts w:eastAsia="Times New Roman" w:cs="Times New Roman"/>
+                <w:b/>
+                <w:bCs/>
+                <w:lang w:eastAsia="fr-FR"/>
+              </w:rPr>
+              <w:t>:</w:t>
             </w:r>
             <w:r>
               <w:rPr>
@@ -3788,11 +3799,6 @@
     </w:p>
     <w:p>
       <w:pPr>
-        <w:jc w:val="both"/>
-      </w:pPr>
-    </w:p>
-    <w:p>
-      <w:pPr>
         <w:pStyle w:val="Heading3"/>
         <w:numPr>
           <w:ilvl w:val="0"/>
@@ -4085,16 +4091,6 @@
       <w:proofErr w:type="gramEnd"/>
       <w:r>
         <w:t>.</w:t>
-      </w:r>
-    </w:p>
-    <w:p>
-      <w:pPr>
-        <w:jc w:val="both"/>
-      </w:pPr>
-      <w:r>
-        <w:pict w14:anchorId="0CC3547C">
-          <v:rect id="_x0000_i1028" style="width:0;height:1.5pt" o:hralign="center" o:hrstd="t" o:hr="t" fillcolor="#a0a0a0" stroked="f"/>
-        </w:pict>
       </w:r>
     </w:p>
     <w:p>
@@ -5000,44 +4996,54 @@
     </w:tbl>
     <w:p>
       <w:pPr>
+        <w:pStyle w:val="Heading3"/>
+      </w:pPr>
+      <w:r>
+        <w:rPr>
+          <w:rStyle w:val="Strong"/>
+          <w:b w:val="0"/>
+          <w:bCs w:val="0"/>
+        </w:rPr>
+        <w:t>Project Plan</w:t>
+      </w:r>
+    </w:p>
+    <w:p>
+      <w:pPr>
+        <w:spacing w:line="360" w:lineRule="auto"/>
+        <w:rPr>
+          <w:b/>
+          <w:bCs/>
+        </w:rPr>
+      </w:pPr>
+      <w:r>
+        <w:t>This plan includes:</w:t>
+      </w:r>
+      <w:r>
+        <w:br/>
+      </w:r>
+      <w:r>
         <w:rPr>
           <w:rFonts w:ascii="Segoe UI Emoji" w:hAnsi="Segoe UI Emoji" w:cs="Segoe UI Emoji"/>
           <w:b/>
           <w:bCs/>
         </w:rPr>
-      </w:pPr>
-    </w:p>
-    <w:p>
-      <w:pPr>
-        <w:pStyle w:val="Heading3"/>
-        <w:rPr>
-          <w:rStyle w:val="Strong"/>
-          <w:b w:val="0"/>
-          <w:bCs w:val="0"/>
-        </w:rPr>
-      </w:pPr>
-      <w:r>
-        <w:rPr>
-          <w:rStyle w:val="Strong"/>
-          <w:b w:val="0"/>
-          <w:bCs w:val="0"/>
-        </w:rPr>
-        <w:t>Project Plan</w:t>
-      </w:r>
-    </w:p>
-    <w:p/>
-    <w:p>
-      <w:pPr>
-        <w:spacing w:line="360" w:lineRule="auto"/>
+        <w:t>✅</w:t>
+      </w:r>
+      <w:r>
         <w:rPr>
           <w:b/>
           <w:bCs/>
         </w:rPr>
-      </w:pPr>
-      <w:r>
-        <w:t>This plan includes:</w:t>
-      </w:r>
-      <w:r>
+        <w:t xml:space="preserve"> UML Diagrams: </w:t>
+      </w:r>
+      <w:r>
+        <w:t>Use Case, Class, Sequence, Data Flow, Deployment, Activity</w:t>
+      </w:r>
+      <w:r>
+        <w:rPr>
+          <w:b/>
+          <w:bCs/>
+        </w:rPr>
         <w:br/>
       </w:r>
       <w:r>
@@ -5053,10 +5059,10 @@
           <w:b/>
           <w:bCs/>
         </w:rPr>
-        <w:t xml:space="preserve"> UML Diagrams: </w:t>
-      </w:r>
-      <w:r>
-        <w:t>Use Case, Class, Sequence, Data Flow, Deployment, Activity</w:t>
+        <w:t xml:space="preserve"> AI Integration with Phi-4: </w:t>
+      </w:r>
+      <w:r>
+        <w:t>Fine-tuning, testing, API development</w:t>
       </w:r>
       <w:r>
         <w:rPr>
@@ -5078,10 +5084,10 @@
           <w:b/>
           <w:bCs/>
         </w:rPr>
-        <w:t xml:space="preserve"> AI Integration with Phi-4: </w:t>
-      </w:r>
-      <w:r>
-        <w:t>Fine-tuning, testing, API development</w:t>
+        <w:t xml:space="preserve"> Database Design &amp; Optimization: </w:t>
+      </w:r>
+      <w:r>
+        <w:t>Indexing, Query Performance, Backup Strategy</w:t>
       </w:r>
       <w:r>
         <w:rPr>
@@ -5103,10 +5109,10 @@
           <w:b/>
           <w:bCs/>
         </w:rPr>
-        <w:t xml:space="preserve"> Database Design &amp; Optimization: </w:t>
-      </w:r>
-      <w:r>
-        <w:t>Indexing, Query Performance, Backup Strategy</w:t>
+        <w:t xml:space="preserve"> Security &amp; Data Protection: </w:t>
+      </w:r>
+      <w:r>
+        <w:t>JWT, Role-Based Access, OWASP Guidelines</w:t>
       </w:r>
       <w:r>
         <w:rPr>
@@ -5128,10 +5134,10 @@
           <w:b/>
           <w:bCs/>
         </w:rPr>
-        <w:t xml:space="preserve"> Security &amp; Data Protection: </w:t>
-      </w:r>
-      <w:r>
-        <w:t>JWT, Role-Based Access, OWASP Guidelines</w:t>
+        <w:t xml:space="preserve"> Frontend &amp; Backend Development: </w:t>
+      </w:r>
+      <w:r>
+        <w:t>Component-based architecture, API design</w:t>
       </w:r>
       <w:r>
         <w:rPr>
@@ -5153,10 +5159,10 @@
           <w:b/>
           <w:bCs/>
         </w:rPr>
-        <w:t xml:space="preserve"> Frontend &amp; Backend Development: </w:t>
-      </w:r>
-      <w:r>
-        <w:t>Component-based architecture, API design</w:t>
+        <w:t xml:space="preserve"> Testing Strategy: </w:t>
+      </w:r>
+      <w:r>
+        <w:t>Unit, Integration, Load, Security, User Testing</w:t>
       </w:r>
       <w:r>
         <w:rPr>
@@ -5178,66 +5184,85 @@
           <w:b/>
           <w:bCs/>
         </w:rPr>
-        <w:t xml:space="preserve"> Testing Strategy: </w:t>
-      </w:r>
-      <w:r>
-        <w:t>Unit, Integration, Load, Security, User Testing</w:t>
-      </w:r>
-      <w:r>
+        <w:t xml:space="preserve"> Deployment &amp; Documentation: </w:t>
+      </w:r>
+      <w:r>
+        <w:t>Server setup, CI/CD pipeline, User Manuals</w:t>
+      </w:r>
+    </w:p>
+    <w:p>
+      <w:pPr>
         <w:rPr>
           <w:b/>
           <w:bCs/>
         </w:rPr>
-        <w:br/>
-      </w:r>
+      </w:pPr>
+    </w:p>
+    <w:p>
+      <w:pPr>
+        <w:rPr>
+          <w:b/>
+          <w:bCs/>
+        </w:rPr>
+      </w:pPr>
       <w:r>
         <w:rPr>
           <w:rFonts w:ascii="Segoe UI Emoji" w:hAnsi="Segoe UI Emoji" w:cs="Segoe UI Emoji"/>
           <w:b/>
           <w:bCs/>
         </w:rPr>
-        <w:t>✅</w:t>
+        <w:t>📌</w:t>
       </w:r>
       <w:r>
         <w:rPr>
           <w:b/>
           <w:bCs/>
         </w:rPr>
-        <w:t xml:space="preserve"> Deployment &amp; Documentation: </w:t>
-      </w:r>
-      <w:r>
-        <w:t>Server setup, CI/CD pipeline, User Manuals</w:t>
-      </w:r>
-    </w:p>
-    <w:p>
-      <w:pPr>
+        <w:t xml:space="preserve"> Key Assumptions</w:t>
+      </w:r>
+    </w:p>
+    <w:p>
+      <w:pPr>
+        <w:numPr>
+          <w:ilvl w:val="0"/>
+          <w:numId w:val="49"/>
+        </w:numPr>
         <w:rPr>
           <w:b/>
           <w:bCs/>
         </w:rPr>
       </w:pPr>
-    </w:p>
-    <w:p>
-      <w:pPr>
+      <w:r>
         <w:rPr>
           <w:b/>
           <w:bCs/>
         </w:rPr>
-      </w:pPr>
-      <w:r>
-        <w:rPr>
-          <w:rFonts w:ascii="Segoe UI Emoji" w:hAnsi="Segoe UI Emoji" w:cs="Segoe UI Emoji"/>
+        <w:t xml:space="preserve">Scrum Framework: </w:t>
+      </w:r>
+      <w:r>
+        <w:t>8 sprints (2 weeks each)</w:t>
+      </w:r>
+    </w:p>
+    <w:p>
+      <w:pPr>
+        <w:numPr>
+          <w:ilvl w:val="0"/>
+          <w:numId w:val="49"/>
+        </w:numPr>
+        <w:rPr>
           <w:b/>
           <w:bCs/>
         </w:rPr>
-        <w:t>📌</w:t>
-      </w:r>
+      </w:pPr>
       <w:r>
         <w:rPr>
           <w:b/>
           <w:bCs/>
         </w:rPr>
-        <w:t xml:space="preserve"> Key Assumptions</w:t>
+        <w:t xml:space="preserve">Team: </w:t>
+      </w:r>
+      <w:r>
+        <w:t>2 students</w:t>
       </w:r>
     </w:p>
     <w:p>
@@ -5256,16 +5281,13 @@
           <w:b/>
           <w:bCs/>
         </w:rPr>
-        <w:t xml:space="preserve">Scrum Framework: </w:t>
-      </w:r>
-      <w:r>
-        <w:t>8 sprints (2 weeks each)</w:t>
-      </w:r>
-    </w:p>
-    <w:p>
-      <w:pPr>
-        <w:numPr>
-          <w:ilvl w:val="0"/>
+        <w:t>Tech Stack:</w:t>
+      </w:r>
+    </w:p>
+    <w:p>
+      <w:pPr>
+        <w:numPr>
+          <w:ilvl w:val="1"/>
           <w:numId w:val="49"/>
         </w:numPr>
         <w:rPr>
@@ -5278,16 +5300,16 @@
           <w:b/>
           <w:bCs/>
         </w:rPr>
-        <w:t xml:space="preserve">Team: </w:t>
-      </w:r>
-      <w:r>
-        <w:t>2 students</w:t>
-      </w:r>
-    </w:p>
-    <w:p>
-      <w:pPr>
-        <w:numPr>
-          <w:ilvl w:val="0"/>
+        <w:t xml:space="preserve">Frontend: </w:t>
+      </w:r>
+      <w:r>
+        <w:t>React.js (Web), Flutter (Mobile)</w:t>
+      </w:r>
+    </w:p>
+    <w:p>
+      <w:pPr>
+        <w:numPr>
+          <w:ilvl w:val="1"/>
           <w:numId w:val="49"/>
         </w:numPr>
         <w:rPr>
@@ -5300,7 +5322,10 @@
           <w:b/>
           <w:bCs/>
         </w:rPr>
-        <w:t>Tech Stack:</w:t>
+        <w:t xml:space="preserve">Backend: </w:t>
+      </w:r>
+      <w:r>
+        <w:t>Node.js + Express.js</w:t>
       </w:r>
     </w:p>
     <w:p>
@@ -5319,10 +5344,10 @@
           <w:b/>
           <w:bCs/>
         </w:rPr>
-        <w:t xml:space="preserve">Frontend: </w:t>
-      </w:r>
-      <w:r>
-        <w:t>React.js (Web), Flutter (Mobile)</w:t>
+        <w:t xml:space="preserve">Database: </w:t>
+      </w:r>
+      <w:r>
+        <w:t>PostgreSQL</w:t>
       </w:r>
     </w:p>
     <w:p>
@@ -5341,10 +5366,10 @@
           <w:b/>
           <w:bCs/>
         </w:rPr>
-        <w:t xml:space="preserve">Backend: </w:t>
-      </w:r>
-      <w:r>
-        <w:t>Node.js + Express.js</w:t>
+        <w:t xml:space="preserve">AI Module: </w:t>
+      </w:r>
+      <w:r>
+        <w:t>TensorFlow.js (Phi-4) for anomaly detection</w:t>
       </w:r>
     </w:p>
     <w:p>
@@ -5363,68 +5388,34 @@
           <w:b/>
           <w:bCs/>
         </w:rPr>
-        <w:t xml:space="preserve">Database: </w:t>
-      </w:r>
-      <w:r>
-        <w:t>PostgreSQL</w:t>
-      </w:r>
-    </w:p>
-    <w:p>
-      <w:pPr>
-        <w:numPr>
-          <w:ilvl w:val="1"/>
-          <w:numId w:val="49"/>
-        </w:numPr>
+        <w:t xml:space="preserve">Real-Time: </w:t>
+      </w:r>
+      <w:r>
+        <w:t>Socket.IO for instant notifications</w:t>
+      </w:r>
+    </w:p>
+    <w:p>
+      <w:pPr>
         <w:rPr>
           <w:b/>
           <w:bCs/>
         </w:rPr>
       </w:pPr>
-      <w:r>
-        <w:rPr>
-          <w:b/>
-          <w:bCs/>
-        </w:rPr>
-        <w:t xml:space="preserve">AI Module: </w:t>
-      </w:r>
-      <w:r>
-        <w:t>TensorFlow.js (Phi-4) for anomaly detection</w:t>
-      </w:r>
-    </w:p>
-    <w:p>
-      <w:pPr>
-        <w:numPr>
-          <w:ilvl w:val="1"/>
-          <w:numId w:val="49"/>
-        </w:numPr>
-        <w:rPr>
-          <w:b/>
-          <w:bCs/>
-        </w:rPr>
-      </w:pPr>
-      <w:r>
-        <w:rPr>
-          <w:b/>
-          <w:bCs/>
-        </w:rPr>
-        <w:t xml:space="preserve">Real-Time: </w:t>
-      </w:r>
-      <w:r>
-        <w:t>Socket.IO for instant notifications</w:t>
-      </w:r>
     </w:p>
     <w:tbl>
       <w:tblPr>
-        <w:tblStyle w:val="TableGridLight"/>
-        <w:tblW w:w="10795" w:type="dxa"/>
+        <w:tblStyle w:val="TableGrid"/>
+        <w:tblW w:w="0" w:type="auto"/>
         <w:tblLook w:val="04A0" w:firstRow="1" w:lastRow="0" w:firstColumn="1" w:lastColumn="0" w:noHBand="0" w:noVBand="1"/>
       </w:tblPr>
       <w:tblGrid>
-        <w:gridCol w:w="430"/>
-        <w:gridCol w:w="7847"/>
-        <w:gridCol w:w="990"/>
-        <w:gridCol w:w="835"/>
-        <w:gridCol w:w="695"/>
+        <w:gridCol w:w="704"/>
+        <w:gridCol w:w="3967"/>
+        <w:gridCol w:w="2068"/>
+        <w:gridCol w:w="957"/>
+        <w:gridCol w:w="997"/>
+        <w:gridCol w:w="847"/>
+        <w:gridCol w:w="916"/>
       </w:tblGrid>
       <w:tr>
         <w:trPr>
@@ -5432,23 +5423,24 @@
         </w:trPr>
         <w:tc>
           <w:tcPr>
-            <w:tcW w:w="428" w:type="dxa"/>
+            <w:tcW w:w="704" w:type="dxa"/>
             <w:noWrap/>
-            <w:hideMark/>
-          </w:tcPr>
-          <w:p>
-            <w:pPr>
-              <w:spacing w:before="0"/>
+            <w:vAlign w:val="center"/>
+            <w:hideMark/>
+          </w:tcPr>
+          <w:p>
+            <w:pPr>
               <w:jc w:val="center"/>
               <w:rPr>
-                <w:rFonts w:eastAsia="Times New Roman" w:cs="Times New Roman"/>
-                <w:color w:val="000000"/>
-              </w:rPr>
-            </w:pPr>
-            <w:r>
-              <w:rPr>
-                <w:rFonts w:eastAsia="Times New Roman" w:cs="Times New Roman"/>
-                <w:color w:val="000000"/>
+                <w:b/>
+                <w:bCs/>
+                <w:lang w:val="fr-FR"/>
+              </w:rPr>
+            </w:pPr>
+            <w:r>
+              <w:rPr>
+                <w:b/>
+                <w:bCs/>
               </w:rPr>
               <w:t>ID</w:t>
             </w:r>
@@ -5456,22 +5448,23 @@
         </w:tc>
         <w:tc>
           <w:tcPr>
-            <w:tcW w:w="7847" w:type="dxa"/>
+            <w:tcW w:w="3967" w:type="dxa"/>
             <w:noWrap/>
-            <w:hideMark/>
-          </w:tcPr>
-          <w:p>
-            <w:pPr>
-              <w:spacing w:before="0"/>
-              <w:rPr>
-                <w:rFonts w:eastAsia="Times New Roman" w:cs="Times New Roman"/>
-                <w:color w:val="000000"/>
-              </w:rPr>
-            </w:pPr>
-            <w:r>
-              <w:rPr>
-                <w:rFonts w:eastAsia="Times New Roman" w:cs="Times New Roman"/>
-                <w:color w:val="000000"/>
+            <w:vAlign w:val="center"/>
+            <w:hideMark/>
+          </w:tcPr>
+          <w:p>
+            <w:pPr>
+              <w:jc w:val="center"/>
+              <w:rPr>
+                <w:b/>
+                <w:bCs/>
+              </w:rPr>
+            </w:pPr>
+            <w:r>
+              <w:rPr>
+                <w:b/>
+                <w:bCs/>
               </w:rPr>
               <w:t>US</w:t>
             </w:r>
@@ -5479,23 +5472,47 @@
         </w:tc>
         <w:tc>
           <w:tcPr>
-            <w:tcW w:w="990" w:type="dxa"/>
+            <w:tcW w:w="2068" w:type="dxa"/>
             <w:noWrap/>
-            <w:hideMark/>
-          </w:tcPr>
-          <w:p>
-            <w:pPr>
-              <w:spacing w:before="0"/>
+            <w:vAlign w:val="center"/>
+            <w:hideMark/>
+          </w:tcPr>
+          <w:p>
+            <w:pPr>
               <w:jc w:val="center"/>
               <w:rPr>
-                <w:rFonts w:eastAsia="Times New Roman" w:cs="Times New Roman"/>
-                <w:color w:val="000000"/>
-              </w:rPr>
-            </w:pPr>
-            <w:r>
-              <w:rPr>
-                <w:rFonts w:eastAsia="Times New Roman" w:cs="Times New Roman"/>
-                <w:color w:val="000000"/>
+                <w:b/>
+                <w:bCs/>
+              </w:rPr>
+            </w:pPr>
+            <w:r>
+              <w:rPr>
+                <w:b/>
+                <w:bCs/>
+              </w:rPr>
+              <w:t>Description</w:t>
+            </w:r>
+          </w:p>
+        </w:tc>
+        <w:tc>
+          <w:tcPr>
+            <w:tcW w:w="957" w:type="dxa"/>
+            <w:noWrap/>
+            <w:vAlign w:val="center"/>
+            <w:hideMark/>
+          </w:tcPr>
+          <w:p>
+            <w:pPr>
+              <w:jc w:val="center"/>
+              <w:rPr>
+                <w:b/>
+                <w:bCs/>
+              </w:rPr>
+            </w:pPr>
+            <w:r>
+              <w:rPr>
+                <w:b/>
+                <w:bCs/>
               </w:rPr>
               <w:t>BV</w:t>
             </w:r>
@@ -5503,23 +5520,23 @@
         </w:tc>
         <w:tc>
           <w:tcPr>
-            <w:tcW w:w="835" w:type="dxa"/>
+            <w:tcW w:w="997" w:type="dxa"/>
             <w:noWrap/>
-            <w:hideMark/>
-          </w:tcPr>
-          <w:p>
-            <w:pPr>
-              <w:spacing w:before="0"/>
+            <w:vAlign w:val="center"/>
+            <w:hideMark/>
+          </w:tcPr>
+          <w:p>
+            <w:pPr>
               <w:jc w:val="center"/>
               <w:rPr>
-                <w:rFonts w:eastAsia="Times New Roman" w:cs="Times New Roman"/>
-                <w:color w:val="000000"/>
-              </w:rPr>
-            </w:pPr>
-            <w:r>
-              <w:rPr>
-                <w:rFonts w:eastAsia="Times New Roman" w:cs="Times New Roman"/>
-                <w:color w:val="000000"/>
+                <w:b/>
+                <w:bCs/>
+              </w:rPr>
+            </w:pPr>
+            <w:r>
+              <w:rPr>
+                <w:b/>
+                <w:bCs/>
               </w:rPr>
               <w:t>Priority</w:t>
             </w:r>
@@ -5527,18 +5544,50 @@
         </w:tc>
         <w:tc>
           <w:tcPr>
-            <w:tcW w:w="695" w:type="dxa"/>
+            <w:tcW w:w="847" w:type="dxa"/>
             <w:noWrap/>
-          </w:tcPr>
-          <w:p>
-            <w:pPr>
-              <w:spacing w:before="0"/>
+            <w:vAlign w:val="center"/>
+            <w:hideMark/>
+          </w:tcPr>
+          <w:p>
+            <w:pPr>
               <w:jc w:val="center"/>
               <w:rPr>
-                <w:rFonts w:eastAsia="Times New Roman" w:cs="Times New Roman"/>
-                <w:color w:val="000000"/>
-              </w:rPr>
-            </w:pPr>
+                <w:b/>
+                <w:bCs/>
+              </w:rPr>
+            </w:pPr>
+            <w:r>
+              <w:rPr>
+                <w:b/>
+                <w:bCs/>
+              </w:rPr>
+              <w:t>Effort</w:t>
+            </w:r>
+          </w:p>
+        </w:tc>
+        <w:tc>
+          <w:tcPr>
+            <w:tcW w:w="916" w:type="dxa"/>
+            <w:noWrap/>
+            <w:vAlign w:val="center"/>
+            <w:hideMark/>
+          </w:tcPr>
+          <w:p>
+            <w:pPr>
+              <w:jc w:val="center"/>
+              <w:rPr>
+                <w:b/>
+                <w:bCs/>
+              </w:rPr>
+            </w:pPr>
+            <w:r>
+              <w:rPr>
+                <w:b/>
+                <w:bCs/>
+              </w:rPr>
+              <w:t>Sprints</w:t>
+            </w:r>
           </w:p>
         </w:tc>
       </w:tr>
@@ -5548,44 +5597,43 @@
         </w:trPr>
         <w:tc>
           <w:tcPr>
-            <w:tcW w:w="428" w:type="dxa"/>
-            <w:hideMark/>
-          </w:tcPr>
-          <w:p>
-            <w:pPr>
-              <w:spacing w:before="0"/>
+            <w:tcW w:w="704" w:type="dxa"/>
+            <w:vAlign w:val="center"/>
+            <w:hideMark/>
+          </w:tcPr>
+          <w:p>
+            <w:pPr>
               <w:jc w:val="center"/>
               <w:rPr>
-                <w:rFonts w:eastAsia="Times New Roman" w:cs="Arial"/>
-                <w:color w:val="000000"/>
-              </w:rPr>
-            </w:pPr>
-            <w:r>
-              <w:rPr>
-                <w:rFonts w:eastAsia="Times New Roman" w:cs="Arial"/>
-                <w:color w:val="000000"/>
-              </w:rPr>
-              <w:t>8</w:t>
-            </w:r>
-          </w:p>
-        </w:tc>
-        <w:tc>
-          <w:tcPr>
-            <w:tcW w:w="7847" w:type="dxa"/>
-            <w:hideMark/>
-          </w:tcPr>
-          <w:p>
-            <w:pPr>
-              <w:spacing w:before="0"/>
-              <w:rPr>
-                <w:rFonts w:eastAsia="Times New Roman" w:cs="Arial"/>
-                <w:color w:val="000000"/>
-              </w:rPr>
-            </w:pPr>
-            <w:r>
-              <w:rPr>
-                <w:rFonts w:eastAsia="Times New Roman" w:cs="Arial"/>
-                <w:color w:val="000000"/>
+                <w:b/>
+                <w:bCs/>
+              </w:rPr>
+            </w:pPr>
+            <w:r>
+              <w:rPr>
+                <w:b/>
+                <w:bCs/>
+              </w:rPr>
+              <w:t>US16</w:t>
+            </w:r>
+          </w:p>
+        </w:tc>
+        <w:tc>
+          <w:tcPr>
+            <w:tcW w:w="3967" w:type="dxa"/>
+            <w:hideMark/>
+          </w:tcPr>
+          <w:p>
+            <w:pPr>
+              <w:rPr>
+                <w:b/>
+                <w:bCs/>
+              </w:rPr>
+            </w:pPr>
+            <w:r>
+              <w:rPr>
+                <w:b/>
+                <w:bCs/>
               </w:rPr>
               <w:t>As a Supervisor, I want to log visits manually so that I can record visit details when a QR code is unavailable.</w:t>
             </w:r>
@@ -5593,22 +5641,43 @@
         </w:tc>
         <w:tc>
           <w:tcPr>
-            <w:tcW w:w="990" w:type="dxa"/>
-            <w:hideMark/>
-          </w:tcPr>
-          <w:p>
-            <w:pPr>
-              <w:spacing w:before="0"/>
+            <w:tcW w:w="2068" w:type="dxa"/>
+            <w:hideMark/>
+          </w:tcPr>
+          <w:p>
+            <w:pPr>
+              <w:rPr>
+                <w:b/>
+                <w:bCs/>
+              </w:rPr>
+            </w:pPr>
+            <w:r>
+              <w:rPr>
+                <w:b/>
+                <w:bCs/>
+              </w:rPr>
+              <w:t>Manual visit logging</w:t>
+            </w:r>
+          </w:p>
+        </w:tc>
+        <w:tc>
+          <w:tcPr>
+            <w:tcW w:w="957" w:type="dxa"/>
+            <w:vAlign w:val="center"/>
+            <w:hideMark/>
+          </w:tcPr>
+          <w:p>
+            <w:pPr>
               <w:jc w:val="center"/>
               <w:rPr>
-                <w:rFonts w:eastAsia="Times New Roman" w:cs="Arial"/>
-                <w:color w:val="000000"/>
-              </w:rPr>
-            </w:pPr>
-            <w:r>
-              <w:rPr>
-                <w:rFonts w:eastAsia="Times New Roman" w:cs="Arial"/>
-                <w:color w:val="000000"/>
+                <w:b/>
+                <w:bCs/>
+              </w:rPr>
+            </w:pPr>
+            <w:r>
+              <w:rPr>
+                <w:b/>
+                <w:bCs/>
               </w:rPr>
               <w:t>High</w:t>
             </w:r>
@@ -5616,22 +5685,22 @@
         </w:tc>
         <w:tc>
           <w:tcPr>
-            <w:tcW w:w="835" w:type="dxa"/>
-            <w:hideMark/>
-          </w:tcPr>
-          <w:p>
-            <w:pPr>
-              <w:spacing w:before="0"/>
+            <w:tcW w:w="997" w:type="dxa"/>
+            <w:vAlign w:val="center"/>
+            <w:hideMark/>
+          </w:tcPr>
+          <w:p>
+            <w:pPr>
               <w:jc w:val="center"/>
               <w:rPr>
-                <w:rFonts w:eastAsia="Times New Roman" w:cs="Arial"/>
-                <w:color w:val="000000"/>
-              </w:rPr>
-            </w:pPr>
-            <w:r>
-              <w:rPr>
-                <w:rFonts w:eastAsia="Times New Roman" w:cs="Arial"/>
-                <w:color w:val="000000"/>
+                <w:b/>
+                <w:bCs/>
+              </w:rPr>
+            </w:pPr>
+            <w:r>
+              <w:rPr>
+                <w:b/>
+                <w:bCs/>
               </w:rPr>
               <w:t>1</w:t>
             </w:r>
@@ -5639,17 +5708,50 @@
         </w:tc>
         <w:tc>
           <w:tcPr>
-            <w:tcW w:w="695" w:type="dxa"/>
-          </w:tcPr>
-          <w:p>
-            <w:pPr>
-              <w:spacing w:before="0"/>
+            <w:tcW w:w="847" w:type="dxa"/>
+            <w:vAlign w:val="center"/>
+            <w:hideMark/>
+          </w:tcPr>
+          <w:p>
+            <w:pPr>
               <w:jc w:val="center"/>
               <w:rPr>
-                <w:rFonts w:eastAsia="Times New Roman" w:cs="Arial"/>
-                <w:color w:val="000000"/>
-              </w:rPr>
-            </w:pPr>
+                <w:b/>
+                <w:bCs/>
+              </w:rPr>
+            </w:pPr>
+            <w:r>
+              <w:rPr>
+                <w:b/>
+                <w:bCs/>
+              </w:rPr>
+              <w:t>21</w:t>
+            </w:r>
+          </w:p>
+        </w:tc>
+        <w:tc>
+          <w:tcPr>
+            <w:tcW w:w="916" w:type="dxa"/>
+            <w:vMerge w:val="restart"/>
+            <w:noWrap/>
+            <w:vAlign w:val="center"/>
+            <w:hideMark/>
+          </w:tcPr>
+          <w:p>
+            <w:pPr>
+              <w:jc w:val="center"/>
+              <w:rPr>
+                <w:b/>
+                <w:bCs/>
+              </w:rPr>
+            </w:pPr>
+            <w:r>
+              <w:rPr>
+                <w:b/>
+                <w:bCs/>
+              </w:rPr>
+              <w:t>1</w:t>
+            </w:r>
           </w:p>
         </w:tc>
       </w:tr>
@@ -5659,67 +5761,87 @@
         </w:trPr>
         <w:tc>
           <w:tcPr>
-            <w:tcW w:w="428" w:type="dxa"/>
-            <w:hideMark/>
-          </w:tcPr>
-          <w:p>
-            <w:pPr>
-              <w:spacing w:before="0"/>
+            <w:tcW w:w="704" w:type="dxa"/>
+            <w:vAlign w:val="center"/>
+            <w:hideMark/>
+          </w:tcPr>
+          <w:p>
+            <w:pPr>
               <w:jc w:val="center"/>
               <w:rPr>
-                <w:rFonts w:eastAsia="Times New Roman" w:cs="Arial"/>
-                <w:color w:val="000000"/>
-              </w:rPr>
-            </w:pPr>
-            <w:r>
-              <w:rPr>
-                <w:rFonts w:eastAsia="Times New Roman" w:cs="Arial"/>
-                <w:color w:val="000000"/>
-              </w:rPr>
-              <w:t>9</w:t>
-            </w:r>
-          </w:p>
-        </w:tc>
-        <w:tc>
-          <w:tcPr>
-            <w:tcW w:w="7847" w:type="dxa"/>
-            <w:hideMark/>
-          </w:tcPr>
-          <w:p>
-            <w:pPr>
-              <w:spacing w:before="0"/>
-              <w:rPr>
-                <w:rFonts w:eastAsia="Times New Roman" w:cs="Arial"/>
-                <w:color w:val="000000"/>
-              </w:rPr>
-            </w:pPr>
-            <w:r>
-              <w:rPr>
-                <w:rFonts w:eastAsia="Times New Roman" w:cs="Arial"/>
-                <w:color w:val="000000"/>
-              </w:rPr>
-              <w:t>As a Supervisor, I want to log visits using a QR code scanner so that I can quickly and accurately record visit details.</w:t>
-            </w:r>
-          </w:p>
-        </w:tc>
-        <w:tc>
-          <w:tcPr>
-            <w:tcW w:w="990" w:type="dxa"/>
-            <w:hideMark/>
-          </w:tcPr>
-          <w:p>
-            <w:pPr>
-              <w:spacing w:before="0"/>
+                <w:b/>
+                <w:bCs/>
+              </w:rPr>
+            </w:pPr>
+            <w:r>
+              <w:rPr>
+                <w:b/>
+                <w:bCs/>
+              </w:rPr>
+              <w:t>US22</w:t>
+            </w:r>
+          </w:p>
+        </w:tc>
+        <w:tc>
+          <w:tcPr>
+            <w:tcW w:w="3967" w:type="dxa"/>
+            <w:hideMark/>
+          </w:tcPr>
+          <w:p>
+            <w:pPr>
+              <w:rPr>
+                <w:b/>
+                <w:bCs/>
+              </w:rPr>
+            </w:pPr>
+            <w:r>
+              <w:rPr>
+                <w:b/>
+                <w:bCs/>
+              </w:rPr>
+              <w:t>As a Supervisor, I want to validate checklists for each visit so that all required tasks are completed.</w:t>
+            </w:r>
+          </w:p>
+        </w:tc>
+        <w:tc>
+          <w:tcPr>
+            <w:tcW w:w="2068" w:type="dxa"/>
+            <w:hideMark/>
+          </w:tcPr>
+          <w:p>
+            <w:pPr>
+              <w:rPr>
+                <w:b/>
+                <w:bCs/>
+              </w:rPr>
+            </w:pPr>
+            <w:r>
+              <w:rPr>
+                <w:b/>
+                <w:bCs/>
+              </w:rPr>
+              <w:t>Checklist validation</w:t>
+            </w:r>
+          </w:p>
+        </w:tc>
+        <w:tc>
+          <w:tcPr>
+            <w:tcW w:w="957" w:type="dxa"/>
+            <w:vAlign w:val="center"/>
+            <w:hideMark/>
+          </w:tcPr>
+          <w:p>
+            <w:pPr>
               <w:jc w:val="center"/>
               <w:rPr>
-                <w:rFonts w:eastAsia="Times New Roman" w:cs="Arial"/>
-                <w:color w:val="000000"/>
-              </w:rPr>
-            </w:pPr>
-            <w:r>
-              <w:rPr>
-                <w:rFonts w:eastAsia="Times New Roman" w:cs="Arial"/>
-                <w:color w:val="000000"/>
+                <w:b/>
+                <w:bCs/>
+              </w:rPr>
+            </w:pPr>
+            <w:r>
+              <w:rPr>
+                <w:b/>
+                <w:bCs/>
               </w:rPr>
               <w:t>High</w:t>
             </w:r>
@@ -5727,22 +5849,22 @@
         </w:tc>
         <w:tc>
           <w:tcPr>
-            <w:tcW w:w="835" w:type="dxa"/>
-            <w:hideMark/>
-          </w:tcPr>
-          <w:p>
-            <w:pPr>
-              <w:spacing w:before="0"/>
+            <w:tcW w:w="997" w:type="dxa"/>
+            <w:vAlign w:val="center"/>
+            <w:hideMark/>
+          </w:tcPr>
+          <w:p>
+            <w:pPr>
               <w:jc w:val="center"/>
               <w:rPr>
-                <w:rFonts w:eastAsia="Times New Roman" w:cs="Arial"/>
-                <w:color w:val="000000"/>
-              </w:rPr>
-            </w:pPr>
-            <w:r>
-              <w:rPr>
-                <w:rFonts w:eastAsia="Times New Roman" w:cs="Arial"/>
-                <w:color w:val="000000"/>
+                <w:b/>
+                <w:bCs/>
+              </w:rPr>
+            </w:pPr>
+            <w:r>
+              <w:rPr>
+                <w:b/>
+                <w:bCs/>
               </w:rPr>
               <w:t>2</w:t>
             </w:r>
@@ -5750,15 +5872,40 @@
         </w:tc>
         <w:tc>
           <w:tcPr>
-            <w:tcW w:w="695" w:type="dxa"/>
-          </w:tcPr>
-          <w:p>
-            <w:pPr>
-              <w:spacing w:before="0"/>
+            <w:tcW w:w="847" w:type="dxa"/>
+            <w:vAlign w:val="center"/>
+            <w:hideMark/>
+          </w:tcPr>
+          <w:p>
+            <w:pPr>
               <w:jc w:val="center"/>
               <w:rPr>
-                <w:rFonts w:eastAsia="Times New Roman" w:cs="Arial"/>
-                <w:color w:val="000000"/>
+                <w:b/>
+                <w:bCs/>
+              </w:rPr>
+            </w:pPr>
+            <w:r>
+              <w:rPr>
+                <w:b/>
+                <w:bCs/>
+              </w:rPr>
+              <w:t>3</w:t>
+            </w:r>
+          </w:p>
+        </w:tc>
+        <w:tc>
+          <w:tcPr>
+            <w:tcW w:w="916" w:type="dxa"/>
+            <w:vMerge/>
+            <w:vAlign w:val="center"/>
+            <w:hideMark/>
+          </w:tcPr>
+          <w:p>
+            <w:pPr>
+              <w:jc w:val="center"/>
+              <w:rPr>
+                <w:b/>
+                <w:bCs/>
               </w:rPr>
             </w:pPr>
           </w:p>
@@ -5770,67 +5917,87 @@
         </w:trPr>
         <w:tc>
           <w:tcPr>
-            <w:tcW w:w="428" w:type="dxa"/>
-            <w:hideMark/>
-          </w:tcPr>
-          <w:p>
-            <w:pPr>
-              <w:spacing w:before="0"/>
+            <w:tcW w:w="704" w:type="dxa"/>
+            <w:vAlign w:val="center"/>
+            <w:hideMark/>
+          </w:tcPr>
+          <w:p>
+            <w:pPr>
               <w:jc w:val="center"/>
               <w:rPr>
-                <w:rFonts w:eastAsia="Times New Roman" w:cs="Arial"/>
-                <w:color w:val="000000"/>
-              </w:rPr>
-            </w:pPr>
-            <w:r>
-              <w:rPr>
-                <w:rFonts w:eastAsia="Times New Roman" w:cs="Arial"/>
-                <w:color w:val="000000"/>
-              </w:rPr>
-              <w:t>10</w:t>
-            </w:r>
-          </w:p>
-        </w:tc>
-        <w:tc>
-          <w:tcPr>
-            <w:tcW w:w="7847" w:type="dxa"/>
-            <w:hideMark/>
-          </w:tcPr>
-          <w:p>
-            <w:pPr>
-              <w:spacing w:before="0"/>
-              <w:rPr>
-                <w:rFonts w:eastAsia="Times New Roman" w:cs="Arial"/>
-                <w:color w:val="000000"/>
-              </w:rPr>
-            </w:pPr>
-            <w:r>
-              <w:rPr>
-                <w:rFonts w:eastAsia="Times New Roman" w:cs="Arial"/>
-                <w:color w:val="000000"/>
-              </w:rPr>
-              <w:t>As a Supervisor, I want to validate checklists for each visit so that all required tasks are completed.</w:t>
-            </w:r>
-          </w:p>
-        </w:tc>
-        <w:tc>
-          <w:tcPr>
-            <w:tcW w:w="990" w:type="dxa"/>
-            <w:hideMark/>
-          </w:tcPr>
-          <w:p>
-            <w:pPr>
-              <w:spacing w:before="0"/>
+                <w:b/>
+                <w:bCs/>
+              </w:rPr>
+            </w:pPr>
+            <w:r>
+              <w:rPr>
+                <w:b/>
+                <w:bCs/>
+              </w:rPr>
+              <w:t>US12</w:t>
+            </w:r>
+          </w:p>
+        </w:tc>
+        <w:tc>
+          <w:tcPr>
+            <w:tcW w:w="3967" w:type="dxa"/>
+            <w:hideMark/>
+          </w:tcPr>
+          <w:p>
+            <w:pPr>
+              <w:rPr>
+                <w:b/>
+                <w:bCs/>
+              </w:rPr>
+            </w:pPr>
+            <w:r>
+              <w:rPr>
+                <w:b/>
+                <w:bCs/>
+              </w:rPr>
+              <w:t>As a Supervisor, I want to create new timesheets so that I can manage my weekly schedule.</w:t>
+            </w:r>
+          </w:p>
+        </w:tc>
+        <w:tc>
+          <w:tcPr>
+            <w:tcW w:w="2068" w:type="dxa"/>
+            <w:hideMark/>
+          </w:tcPr>
+          <w:p>
+            <w:pPr>
+              <w:rPr>
+                <w:b/>
+                <w:bCs/>
+              </w:rPr>
+            </w:pPr>
+            <w:r>
+              <w:rPr>
+                <w:b/>
+                <w:bCs/>
+              </w:rPr>
+              <w:t>Create timesheets</w:t>
+            </w:r>
+          </w:p>
+        </w:tc>
+        <w:tc>
+          <w:tcPr>
+            <w:tcW w:w="957" w:type="dxa"/>
+            <w:vAlign w:val="center"/>
+            <w:hideMark/>
+          </w:tcPr>
+          <w:p>
+            <w:pPr>
               <w:jc w:val="center"/>
               <w:rPr>
-                <w:rFonts w:eastAsia="Times New Roman" w:cs="Arial"/>
-                <w:color w:val="000000"/>
-              </w:rPr>
-            </w:pPr>
-            <w:r>
-              <w:rPr>
-                <w:rFonts w:eastAsia="Times New Roman" w:cs="Arial"/>
-                <w:color w:val="000000"/>
+                <w:b/>
+                <w:bCs/>
+              </w:rPr>
+            </w:pPr>
+            <w:r>
+              <w:rPr>
+                <w:b/>
+                <w:bCs/>
               </w:rPr>
               <w:t>High</w:t>
             </w:r>
@@ -5838,22 +6005,22 @@
         </w:tc>
         <w:tc>
           <w:tcPr>
-            <w:tcW w:w="835" w:type="dxa"/>
-            <w:hideMark/>
-          </w:tcPr>
-          <w:p>
-            <w:pPr>
-              <w:spacing w:before="0"/>
+            <w:tcW w:w="997" w:type="dxa"/>
+            <w:vAlign w:val="center"/>
+            <w:hideMark/>
+          </w:tcPr>
+          <w:p>
+            <w:pPr>
               <w:jc w:val="center"/>
               <w:rPr>
-                <w:rFonts w:eastAsia="Times New Roman" w:cs="Arial"/>
-                <w:color w:val="000000"/>
-              </w:rPr>
-            </w:pPr>
-            <w:r>
-              <w:rPr>
-                <w:rFonts w:eastAsia="Times New Roman" w:cs="Arial"/>
-                <w:color w:val="000000"/>
+                <w:b/>
+                <w:bCs/>
+              </w:rPr>
+            </w:pPr>
+            <w:r>
+              <w:rPr>
+                <w:b/>
+                <w:bCs/>
               </w:rPr>
               <w:t>3</w:t>
             </w:r>
@@ -5861,15 +6028,40 @@
         </w:tc>
         <w:tc>
           <w:tcPr>
-            <w:tcW w:w="695" w:type="dxa"/>
-          </w:tcPr>
-          <w:p>
-            <w:pPr>
-              <w:spacing w:before="0"/>
+            <w:tcW w:w="847" w:type="dxa"/>
+            <w:vAlign w:val="center"/>
+            <w:hideMark/>
+          </w:tcPr>
+          <w:p>
+            <w:pPr>
               <w:jc w:val="center"/>
               <w:rPr>
-                <w:rFonts w:eastAsia="Times New Roman" w:cs="Arial"/>
-                <w:color w:val="000000"/>
+                <w:b/>
+                <w:bCs/>
+              </w:rPr>
+            </w:pPr>
+            <w:r>
+              <w:rPr>
+                <w:b/>
+                <w:bCs/>
+              </w:rPr>
+              <w:t>8</w:t>
+            </w:r>
+          </w:p>
+        </w:tc>
+        <w:tc>
+          <w:tcPr>
+            <w:tcW w:w="916" w:type="dxa"/>
+            <w:vMerge/>
+            <w:vAlign w:val="center"/>
+            <w:hideMark/>
+          </w:tcPr>
+          <w:p>
+            <w:pPr>
+              <w:jc w:val="center"/>
+              <w:rPr>
+                <w:b/>
+                <w:bCs/>
               </w:rPr>
             </w:pPr>
           </w:p>
@@ -5881,67 +6073,87 @@
         </w:trPr>
         <w:tc>
           <w:tcPr>
-            <w:tcW w:w="428" w:type="dxa"/>
-            <w:hideMark/>
-          </w:tcPr>
-          <w:p>
-            <w:pPr>
-              <w:spacing w:before="0"/>
+            <w:tcW w:w="704" w:type="dxa"/>
+            <w:vAlign w:val="center"/>
+            <w:hideMark/>
+          </w:tcPr>
+          <w:p>
+            <w:pPr>
               <w:jc w:val="center"/>
               <w:rPr>
-                <w:rFonts w:eastAsia="Times New Roman" w:cs="Arial"/>
-                <w:color w:val="000000"/>
-              </w:rPr>
-            </w:pPr>
-            <w:r>
-              <w:rPr>
-                <w:rFonts w:eastAsia="Times New Roman" w:cs="Arial"/>
-                <w:color w:val="000000"/>
-              </w:rPr>
-              <w:t>16</w:t>
-            </w:r>
-          </w:p>
-        </w:tc>
-        <w:tc>
-          <w:tcPr>
-            <w:tcW w:w="7847" w:type="dxa"/>
-            <w:hideMark/>
-          </w:tcPr>
-          <w:p>
-            <w:pPr>
-              <w:spacing w:before="0"/>
-              <w:rPr>
-                <w:rFonts w:eastAsia="Times New Roman" w:cs="Arial"/>
-                <w:color w:val="000000"/>
-              </w:rPr>
-            </w:pPr>
-            <w:r>
-              <w:rPr>
-                <w:rFonts w:eastAsia="Times New Roman" w:cs="Arial"/>
-                <w:color w:val="000000"/>
-              </w:rPr>
-              <w:t>As a Supervisor, I want to create new timesheets so that I can manage my weekly schedule.</w:t>
-            </w:r>
-          </w:p>
-        </w:tc>
-        <w:tc>
-          <w:tcPr>
-            <w:tcW w:w="990" w:type="dxa"/>
-            <w:hideMark/>
-          </w:tcPr>
-          <w:p>
-            <w:pPr>
-              <w:spacing w:before="0"/>
+                <w:b/>
+                <w:bCs/>
+              </w:rPr>
+            </w:pPr>
+            <w:r>
+              <w:rPr>
+                <w:b/>
+                <w:bCs/>
+              </w:rPr>
+              <w:t>US9</w:t>
+            </w:r>
+          </w:p>
+        </w:tc>
+        <w:tc>
+          <w:tcPr>
+            <w:tcW w:w="3967" w:type="dxa"/>
+            <w:hideMark/>
+          </w:tcPr>
+          <w:p>
+            <w:pPr>
+              <w:rPr>
+                <w:b/>
+                <w:bCs/>
+              </w:rPr>
+            </w:pPr>
+            <w:r>
+              <w:rPr>
+                <w:b/>
+                <w:bCs/>
+              </w:rPr>
+              <w:t>As a Manager, I want to view and validate timesheets so that accuracy is maintained.</w:t>
+            </w:r>
+          </w:p>
+        </w:tc>
+        <w:tc>
+          <w:tcPr>
+            <w:tcW w:w="2068" w:type="dxa"/>
+            <w:hideMark/>
+          </w:tcPr>
+          <w:p>
+            <w:pPr>
+              <w:rPr>
+                <w:b/>
+                <w:bCs/>
+              </w:rPr>
+            </w:pPr>
+            <w:r>
+              <w:rPr>
+                <w:b/>
+                <w:bCs/>
+              </w:rPr>
+              <w:t>Validate timesheets</w:t>
+            </w:r>
+          </w:p>
+        </w:tc>
+        <w:tc>
+          <w:tcPr>
+            <w:tcW w:w="957" w:type="dxa"/>
+            <w:vAlign w:val="center"/>
+            <w:hideMark/>
+          </w:tcPr>
+          <w:p>
+            <w:pPr>
               <w:jc w:val="center"/>
               <w:rPr>
-                <w:rFonts w:eastAsia="Times New Roman" w:cs="Arial"/>
-                <w:color w:val="000000"/>
-              </w:rPr>
-            </w:pPr>
-            <w:r>
-              <w:rPr>
-                <w:rFonts w:eastAsia="Times New Roman" w:cs="Arial"/>
-                <w:color w:val="000000"/>
+                <w:b/>
+                <w:bCs/>
+              </w:rPr>
+            </w:pPr>
+            <w:r>
+              <w:rPr>
+                <w:b/>
+                <w:bCs/>
               </w:rPr>
               <w:t>High</w:t>
             </w:r>
@@ -5949,22 +6161,22 @@
         </w:tc>
         <w:tc>
           <w:tcPr>
-            <w:tcW w:w="835" w:type="dxa"/>
-            <w:hideMark/>
-          </w:tcPr>
-          <w:p>
-            <w:pPr>
-              <w:spacing w:before="0"/>
+            <w:tcW w:w="997" w:type="dxa"/>
+            <w:vAlign w:val="center"/>
+            <w:hideMark/>
+          </w:tcPr>
+          <w:p>
+            <w:pPr>
               <w:jc w:val="center"/>
               <w:rPr>
-                <w:rFonts w:eastAsia="Times New Roman" w:cs="Arial"/>
-                <w:color w:val="000000"/>
-              </w:rPr>
-            </w:pPr>
-            <w:r>
-              <w:rPr>
-                <w:rFonts w:eastAsia="Times New Roman" w:cs="Arial"/>
-                <w:color w:val="000000"/>
+                <w:b/>
+                <w:bCs/>
+              </w:rPr>
+            </w:pPr>
+            <w:r>
+              <w:rPr>
+                <w:b/>
+                <w:bCs/>
               </w:rPr>
               <w:t>4</w:t>
             </w:r>
@@ -5972,17 +6184,50 @@
         </w:tc>
         <w:tc>
           <w:tcPr>
-            <w:tcW w:w="695" w:type="dxa"/>
-          </w:tcPr>
-          <w:p>
-            <w:pPr>
-              <w:spacing w:before="0"/>
+            <w:tcW w:w="847" w:type="dxa"/>
+            <w:vAlign w:val="center"/>
+            <w:hideMark/>
+          </w:tcPr>
+          <w:p>
+            <w:pPr>
               <w:jc w:val="center"/>
               <w:rPr>
-                <w:rFonts w:eastAsia="Times New Roman" w:cs="Arial"/>
-                <w:color w:val="000000"/>
-              </w:rPr>
-            </w:pPr>
+                <w:b/>
+                <w:bCs/>
+              </w:rPr>
+            </w:pPr>
+            <w:r>
+              <w:rPr>
+                <w:b/>
+                <w:bCs/>
+              </w:rPr>
+              <w:t>3</w:t>
+            </w:r>
+          </w:p>
+        </w:tc>
+        <w:tc>
+          <w:tcPr>
+            <w:tcW w:w="916" w:type="dxa"/>
+            <w:vMerge w:val="restart"/>
+            <w:noWrap/>
+            <w:vAlign w:val="center"/>
+            <w:hideMark/>
+          </w:tcPr>
+          <w:p>
+            <w:pPr>
+              <w:jc w:val="center"/>
+              <w:rPr>
+                <w:b/>
+                <w:bCs/>
+              </w:rPr>
+            </w:pPr>
+            <w:r>
+              <w:rPr>
+                <w:b/>
+                <w:bCs/>
+              </w:rPr>
+              <w:t>2</w:t>
+            </w:r>
           </w:p>
         </w:tc>
       </w:tr>
@@ -5992,67 +6237,87 @@
         </w:trPr>
         <w:tc>
           <w:tcPr>
-            <w:tcW w:w="428" w:type="dxa"/>
-            <w:hideMark/>
-          </w:tcPr>
-          <w:p>
-            <w:pPr>
-              <w:spacing w:before="0"/>
+            <w:tcW w:w="704" w:type="dxa"/>
+            <w:vAlign w:val="center"/>
+            <w:hideMark/>
+          </w:tcPr>
+          <w:p>
+            <w:pPr>
               <w:jc w:val="center"/>
               <w:rPr>
-                <w:rFonts w:eastAsia="Times New Roman" w:cs="Arial"/>
-                <w:color w:val="000000"/>
-              </w:rPr>
-            </w:pPr>
-            <w:r>
-              <w:rPr>
-                <w:rFonts w:eastAsia="Times New Roman" w:cs="Arial"/>
-                <w:color w:val="000000"/>
-              </w:rPr>
-              <w:t>21</w:t>
-            </w:r>
-          </w:p>
-        </w:tc>
-        <w:tc>
-          <w:tcPr>
-            <w:tcW w:w="7847" w:type="dxa"/>
-            <w:hideMark/>
-          </w:tcPr>
-          <w:p>
-            <w:pPr>
-              <w:spacing w:before="0"/>
-              <w:rPr>
-                <w:rFonts w:eastAsia="Times New Roman" w:cs="Arial"/>
-                <w:color w:val="000000"/>
-              </w:rPr>
-            </w:pPr>
-            <w:r>
-              <w:rPr>
-                <w:rFonts w:eastAsia="Times New Roman" w:cs="Arial"/>
-                <w:color w:val="000000"/>
-              </w:rPr>
-              <w:t>As a Manager, I want to view and validate timesheets so that accuracy is maintained.</w:t>
-            </w:r>
-          </w:p>
-        </w:tc>
-        <w:tc>
-          <w:tcPr>
-            <w:tcW w:w="990" w:type="dxa"/>
-            <w:hideMark/>
-          </w:tcPr>
-          <w:p>
-            <w:pPr>
-              <w:spacing w:before="0"/>
+                <w:b/>
+                <w:bCs/>
+              </w:rPr>
+            </w:pPr>
+            <w:r>
+              <w:rPr>
+                <w:b/>
+                <w:bCs/>
+              </w:rPr>
+              <w:t>US3</w:t>
+            </w:r>
+          </w:p>
+        </w:tc>
+        <w:tc>
+          <w:tcPr>
+            <w:tcW w:w="3967" w:type="dxa"/>
+            <w:hideMark/>
+          </w:tcPr>
+          <w:p>
+            <w:pPr>
+              <w:rPr>
+                <w:b/>
+                <w:bCs/>
+              </w:rPr>
+            </w:pPr>
+            <w:r>
+              <w:rPr>
+                <w:b/>
+                <w:bCs/>
+              </w:rPr>
+              <w:t>As a Manager, I want to generate dynamic reports filtered by date range so that specific periods can be analyzed.</w:t>
+            </w:r>
+          </w:p>
+        </w:tc>
+        <w:tc>
+          <w:tcPr>
+            <w:tcW w:w="2068" w:type="dxa"/>
+            <w:hideMark/>
+          </w:tcPr>
+          <w:p>
+            <w:pPr>
+              <w:rPr>
+                <w:b/>
+                <w:bCs/>
+              </w:rPr>
+            </w:pPr>
+            <w:r>
+              <w:rPr>
+                <w:b/>
+                <w:bCs/>
+              </w:rPr>
+              <w:t>Generate date-range filtered reports</w:t>
+            </w:r>
+          </w:p>
+        </w:tc>
+        <w:tc>
+          <w:tcPr>
+            <w:tcW w:w="957" w:type="dxa"/>
+            <w:vAlign w:val="center"/>
+            <w:hideMark/>
+          </w:tcPr>
+          <w:p>
+            <w:pPr>
               <w:jc w:val="center"/>
               <w:rPr>
-                <w:rFonts w:eastAsia="Times New Roman" w:cs="Arial"/>
-                <w:color w:val="000000"/>
-              </w:rPr>
-            </w:pPr>
-            <w:r>
-              <w:rPr>
-                <w:rFonts w:eastAsia="Times New Roman" w:cs="Arial"/>
-                <w:color w:val="000000"/>
+                <w:b/>
+                <w:bCs/>
+              </w:rPr>
+            </w:pPr>
+            <w:r>
+              <w:rPr>
+                <w:b/>
+                <w:bCs/>
               </w:rPr>
               <w:t>High</w:t>
             </w:r>
@@ -6060,22 +6325,22 @@
         </w:tc>
         <w:tc>
           <w:tcPr>
-            <w:tcW w:w="835" w:type="dxa"/>
-            <w:hideMark/>
-          </w:tcPr>
-          <w:p>
-            <w:pPr>
-              <w:spacing w:before="0"/>
+            <w:tcW w:w="997" w:type="dxa"/>
+            <w:vAlign w:val="center"/>
+            <w:hideMark/>
+          </w:tcPr>
+          <w:p>
+            <w:pPr>
               <w:jc w:val="center"/>
               <w:rPr>
-                <w:rFonts w:eastAsia="Times New Roman" w:cs="Arial"/>
-                <w:color w:val="000000"/>
-              </w:rPr>
-            </w:pPr>
-            <w:r>
-              <w:rPr>
-                <w:rFonts w:eastAsia="Times New Roman" w:cs="Arial"/>
-                <w:color w:val="000000"/>
+                <w:b/>
+                <w:bCs/>
+              </w:rPr>
+            </w:pPr>
+            <w:r>
+              <w:rPr>
+                <w:b/>
+                <w:bCs/>
               </w:rPr>
               <w:t>5</w:t>
             </w:r>
@@ -6083,15 +6348,40 @@
         </w:tc>
         <w:tc>
           <w:tcPr>
-            <w:tcW w:w="695" w:type="dxa"/>
-          </w:tcPr>
-          <w:p>
-            <w:pPr>
-              <w:spacing w:before="0"/>
+            <w:tcW w:w="847" w:type="dxa"/>
+            <w:vAlign w:val="center"/>
+            <w:hideMark/>
+          </w:tcPr>
+          <w:p>
+            <w:pPr>
               <w:jc w:val="center"/>
               <w:rPr>
-                <w:rFonts w:eastAsia="Times New Roman" w:cs="Arial"/>
-                <w:color w:val="000000"/>
+                <w:b/>
+                <w:bCs/>
+              </w:rPr>
+            </w:pPr>
+            <w:r>
+              <w:rPr>
+                <w:b/>
+                <w:bCs/>
+              </w:rPr>
+              <w:t>8</w:t>
+            </w:r>
+          </w:p>
+        </w:tc>
+        <w:tc>
+          <w:tcPr>
+            <w:tcW w:w="916" w:type="dxa"/>
+            <w:vMerge/>
+            <w:vAlign w:val="center"/>
+            <w:hideMark/>
+          </w:tcPr>
+          <w:p>
+            <w:pPr>
+              <w:jc w:val="center"/>
+              <w:rPr>
+                <w:b/>
+                <w:bCs/>
               </w:rPr>
             </w:pPr>
           </w:p>
@@ -6103,67 +6393,87 @@
         </w:trPr>
         <w:tc>
           <w:tcPr>
-            <w:tcW w:w="428" w:type="dxa"/>
-            <w:hideMark/>
-          </w:tcPr>
-          <w:p>
-            <w:pPr>
-              <w:spacing w:before="0"/>
+            <w:tcW w:w="704" w:type="dxa"/>
+            <w:vAlign w:val="center"/>
+            <w:hideMark/>
+          </w:tcPr>
+          <w:p>
+            <w:pPr>
               <w:jc w:val="center"/>
               <w:rPr>
-                <w:rFonts w:eastAsia="Times New Roman" w:cs="Arial"/>
-                <w:color w:val="000000"/>
-              </w:rPr>
-            </w:pPr>
-            <w:r>
-              <w:rPr>
-                <w:rFonts w:eastAsia="Times New Roman" w:cs="Arial"/>
-                <w:color w:val="000000"/>
-              </w:rPr>
-              <w:t>22</w:t>
-            </w:r>
-          </w:p>
-        </w:tc>
-        <w:tc>
-          <w:tcPr>
-            <w:tcW w:w="7847" w:type="dxa"/>
-            <w:hideMark/>
-          </w:tcPr>
-          <w:p>
-            <w:pPr>
-              <w:spacing w:before="0"/>
-              <w:rPr>
-                <w:rFonts w:eastAsia="Times New Roman" w:cs="Arial"/>
-                <w:color w:val="000000"/>
-              </w:rPr>
-            </w:pPr>
-            <w:r>
-              <w:rPr>
-                <w:rFonts w:eastAsia="Times New Roman" w:cs="Arial"/>
-                <w:color w:val="000000"/>
-              </w:rPr>
-              <w:t>As a Manager, I want to generate dynamic reports filtered by date range so that specific periods can be analyzed.</w:t>
-            </w:r>
-          </w:p>
-        </w:tc>
-        <w:tc>
-          <w:tcPr>
-            <w:tcW w:w="990" w:type="dxa"/>
-            <w:hideMark/>
-          </w:tcPr>
-          <w:p>
-            <w:pPr>
-              <w:spacing w:before="0"/>
+                <w:b/>
+                <w:bCs/>
+              </w:rPr>
+            </w:pPr>
+            <w:r>
+              <w:rPr>
+                <w:b/>
+                <w:bCs/>
+              </w:rPr>
+              <w:t>US10</w:t>
+            </w:r>
+          </w:p>
+        </w:tc>
+        <w:tc>
+          <w:tcPr>
+            <w:tcW w:w="3967" w:type="dxa"/>
+            <w:hideMark/>
+          </w:tcPr>
+          <w:p>
+            <w:pPr>
+              <w:rPr>
+                <w:b/>
+                <w:bCs/>
+              </w:rPr>
+            </w:pPr>
+            <w:r>
+              <w:rPr>
+                <w:b/>
+                <w:bCs/>
+              </w:rPr>
+              <w:t>As a Manager, I want to view KPI dashboards with charts and graphs so that key performance indicators can be visualized.</w:t>
+            </w:r>
+          </w:p>
+        </w:tc>
+        <w:tc>
+          <w:tcPr>
+            <w:tcW w:w="2068" w:type="dxa"/>
+            <w:hideMark/>
+          </w:tcPr>
+          <w:p>
+            <w:pPr>
+              <w:rPr>
+                <w:b/>
+                <w:bCs/>
+              </w:rPr>
+            </w:pPr>
+            <w:r>
+              <w:rPr>
+                <w:b/>
+                <w:bCs/>
+              </w:rPr>
+              <w:t>Visualize KPI dashboards</w:t>
+            </w:r>
+          </w:p>
+        </w:tc>
+        <w:tc>
+          <w:tcPr>
+            <w:tcW w:w="957" w:type="dxa"/>
+            <w:vAlign w:val="center"/>
+            <w:hideMark/>
+          </w:tcPr>
+          <w:p>
+            <w:pPr>
               <w:jc w:val="center"/>
               <w:rPr>
-                <w:rFonts w:eastAsia="Times New Roman" w:cs="Arial"/>
-                <w:color w:val="000000"/>
-              </w:rPr>
-            </w:pPr>
-            <w:r>
-              <w:rPr>
-                <w:rFonts w:eastAsia="Times New Roman" w:cs="Arial"/>
-                <w:color w:val="000000"/>
+                <w:b/>
+                <w:bCs/>
+              </w:rPr>
+            </w:pPr>
+            <w:r>
+              <w:rPr>
+                <w:b/>
+                <w:bCs/>
               </w:rPr>
               <w:t>High</w:t>
             </w:r>
@@ -6171,22 +6481,22 @@
         </w:tc>
         <w:tc>
           <w:tcPr>
-            <w:tcW w:w="835" w:type="dxa"/>
-            <w:hideMark/>
-          </w:tcPr>
-          <w:p>
-            <w:pPr>
-              <w:spacing w:before="0"/>
+            <w:tcW w:w="997" w:type="dxa"/>
+            <w:vAlign w:val="center"/>
+            <w:hideMark/>
+          </w:tcPr>
+          <w:p>
+            <w:pPr>
               <w:jc w:val="center"/>
               <w:rPr>
-                <w:rFonts w:eastAsia="Times New Roman" w:cs="Arial"/>
-                <w:color w:val="000000"/>
-              </w:rPr>
-            </w:pPr>
-            <w:r>
-              <w:rPr>
-                <w:rFonts w:eastAsia="Times New Roman" w:cs="Arial"/>
-                <w:color w:val="000000"/>
+                <w:b/>
+                <w:bCs/>
+              </w:rPr>
+            </w:pPr>
+            <w:r>
+              <w:rPr>
+                <w:b/>
+                <w:bCs/>
               </w:rPr>
               <w:t>6</w:t>
             </w:r>
@@ -6194,15 +6504,40 @@
         </w:tc>
         <w:tc>
           <w:tcPr>
-            <w:tcW w:w="695" w:type="dxa"/>
-          </w:tcPr>
-          <w:p>
-            <w:pPr>
-              <w:spacing w:before="0"/>
+            <w:tcW w:w="847" w:type="dxa"/>
+            <w:vAlign w:val="center"/>
+            <w:hideMark/>
+          </w:tcPr>
+          <w:p>
+            <w:pPr>
               <w:jc w:val="center"/>
               <w:rPr>
-                <w:rFonts w:eastAsia="Times New Roman" w:cs="Arial"/>
-                <w:color w:val="000000"/>
+                <w:b/>
+                <w:bCs/>
+              </w:rPr>
+            </w:pPr>
+            <w:r>
+              <w:rPr>
+                <w:b/>
+                <w:bCs/>
+              </w:rPr>
+              <w:t>5</w:t>
+            </w:r>
+          </w:p>
+        </w:tc>
+        <w:tc>
+          <w:tcPr>
+            <w:tcW w:w="916" w:type="dxa"/>
+            <w:vMerge/>
+            <w:vAlign w:val="center"/>
+            <w:hideMark/>
+          </w:tcPr>
+          <w:p>
+            <w:pPr>
+              <w:jc w:val="center"/>
+              <w:rPr>
+                <w:b/>
+                <w:bCs/>
               </w:rPr>
             </w:pPr>
           </w:p>
@@ -6214,67 +6549,87 @@
         </w:trPr>
         <w:tc>
           <w:tcPr>
-            <w:tcW w:w="428" w:type="dxa"/>
-            <w:hideMark/>
-          </w:tcPr>
-          <w:p>
-            <w:pPr>
-              <w:spacing w:before="0"/>
+            <w:tcW w:w="704" w:type="dxa"/>
+            <w:vAlign w:val="center"/>
+            <w:hideMark/>
+          </w:tcPr>
+          <w:p>
+            <w:pPr>
               <w:jc w:val="center"/>
               <w:rPr>
-                <w:rFonts w:eastAsia="Times New Roman" w:cs="Arial"/>
-                <w:color w:val="000000"/>
-              </w:rPr>
-            </w:pPr>
-            <w:r>
-              <w:rPr>
-                <w:rFonts w:eastAsia="Times New Roman" w:cs="Arial"/>
-                <w:color w:val="000000"/>
-              </w:rPr>
-              <w:t>27</w:t>
-            </w:r>
-          </w:p>
-        </w:tc>
-        <w:tc>
-          <w:tcPr>
-            <w:tcW w:w="7847" w:type="dxa"/>
-            <w:hideMark/>
-          </w:tcPr>
-          <w:p>
-            <w:pPr>
-              <w:spacing w:before="0"/>
-              <w:rPr>
-                <w:rFonts w:eastAsia="Times New Roman" w:cs="Arial"/>
-                <w:color w:val="000000"/>
-              </w:rPr>
-            </w:pPr>
-            <w:r>
-              <w:rPr>
-                <w:rFonts w:eastAsia="Times New Roman" w:cs="Arial"/>
-                <w:color w:val="000000"/>
-              </w:rPr>
-              <w:t>As a Manager, I want to view KPI dashboards with charts and graphs so that key performance indicators can be visualized.</w:t>
-            </w:r>
-          </w:p>
-        </w:tc>
-        <w:tc>
-          <w:tcPr>
-            <w:tcW w:w="990" w:type="dxa"/>
-            <w:hideMark/>
-          </w:tcPr>
-          <w:p>
-            <w:pPr>
-              <w:spacing w:before="0"/>
+                <w:b/>
+                <w:bCs/>
+              </w:rPr>
+            </w:pPr>
+            <w:r>
+              <w:rPr>
+                <w:b/>
+                <w:bCs/>
+              </w:rPr>
+              <w:t>US29</w:t>
+            </w:r>
+          </w:p>
+        </w:tc>
+        <w:tc>
+          <w:tcPr>
+            <w:tcW w:w="3967" w:type="dxa"/>
+            <w:hideMark/>
+          </w:tcPr>
+          <w:p>
+            <w:pPr>
+              <w:rPr>
+                <w:b/>
+                <w:bCs/>
+              </w:rPr>
+            </w:pPr>
+            <w:r>
+              <w:rPr>
+                <w:b/>
+                <w:bCs/>
+              </w:rPr>
+              <w:t>As an Admin, I want to create new user accounts so that users can access the platform.</w:t>
+            </w:r>
+          </w:p>
+        </w:tc>
+        <w:tc>
+          <w:tcPr>
+            <w:tcW w:w="2068" w:type="dxa"/>
+            <w:hideMark/>
+          </w:tcPr>
+          <w:p>
+            <w:pPr>
+              <w:rPr>
+                <w:b/>
+                <w:bCs/>
+              </w:rPr>
+            </w:pPr>
+            <w:r>
+              <w:rPr>
+                <w:b/>
+                <w:bCs/>
+              </w:rPr>
+              <w:t>Create user accounts</w:t>
+            </w:r>
+          </w:p>
+        </w:tc>
+        <w:tc>
+          <w:tcPr>
+            <w:tcW w:w="957" w:type="dxa"/>
+            <w:vAlign w:val="center"/>
+            <w:hideMark/>
+          </w:tcPr>
+          <w:p>
+            <w:pPr>
               <w:jc w:val="center"/>
               <w:rPr>
-                <w:rFonts w:eastAsia="Times New Roman" w:cs="Arial"/>
-                <w:color w:val="000000"/>
-              </w:rPr>
-            </w:pPr>
-            <w:r>
-              <w:rPr>
-                <w:rFonts w:eastAsia="Times New Roman" w:cs="Arial"/>
-                <w:color w:val="000000"/>
+                <w:b/>
+                <w:bCs/>
+              </w:rPr>
+            </w:pPr>
+            <w:r>
+              <w:rPr>
+                <w:b/>
+                <w:bCs/>
               </w:rPr>
               <w:t>High</w:t>
             </w:r>
@@ -6282,22 +6637,22 @@
         </w:tc>
         <w:tc>
           <w:tcPr>
-            <w:tcW w:w="835" w:type="dxa"/>
-            <w:hideMark/>
-          </w:tcPr>
-          <w:p>
-            <w:pPr>
-              <w:spacing w:before="0"/>
+            <w:tcW w:w="997" w:type="dxa"/>
+            <w:vAlign w:val="center"/>
+            <w:hideMark/>
+          </w:tcPr>
+          <w:p>
+            <w:pPr>
               <w:jc w:val="center"/>
               <w:rPr>
-                <w:rFonts w:eastAsia="Times New Roman" w:cs="Arial"/>
-                <w:color w:val="000000"/>
-              </w:rPr>
-            </w:pPr>
-            <w:r>
-              <w:rPr>
-                <w:rFonts w:eastAsia="Times New Roman" w:cs="Arial"/>
-                <w:color w:val="000000"/>
+                <w:b/>
+                <w:bCs/>
+              </w:rPr>
+            </w:pPr>
+            <w:r>
+              <w:rPr>
+                <w:b/>
+                <w:bCs/>
               </w:rPr>
               <w:t>7</w:t>
             </w:r>
@@ -6305,15 +6660,40 @@
         </w:tc>
         <w:tc>
           <w:tcPr>
-            <w:tcW w:w="695" w:type="dxa"/>
-          </w:tcPr>
-          <w:p>
-            <w:pPr>
-              <w:spacing w:before="0"/>
+            <w:tcW w:w="847" w:type="dxa"/>
+            <w:vAlign w:val="center"/>
+            <w:hideMark/>
+          </w:tcPr>
+          <w:p>
+            <w:pPr>
               <w:jc w:val="center"/>
               <w:rPr>
-                <w:rFonts w:eastAsia="Times New Roman" w:cs="Arial"/>
-                <w:color w:val="000000"/>
+                <w:b/>
+                <w:bCs/>
+              </w:rPr>
+            </w:pPr>
+            <w:r>
+              <w:rPr>
+                <w:b/>
+                <w:bCs/>
+              </w:rPr>
+              <w:t>5</w:t>
+            </w:r>
+          </w:p>
+        </w:tc>
+        <w:tc>
+          <w:tcPr>
+            <w:tcW w:w="916" w:type="dxa"/>
+            <w:vMerge/>
+            <w:vAlign w:val="center"/>
+            <w:hideMark/>
+          </w:tcPr>
+          <w:p>
+            <w:pPr>
+              <w:jc w:val="center"/>
+              <w:rPr>
+                <w:b/>
+                <w:bCs/>
               </w:rPr>
             </w:pPr>
           </w:p>
@@ -6325,67 +6705,87 @@
         </w:trPr>
         <w:tc>
           <w:tcPr>
-            <w:tcW w:w="428" w:type="dxa"/>
-            <w:hideMark/>
-          </w:tcPr>
-          <w:p>
-            <w:pPr>
-              <w:spacing w:before="0"/>
+            <w:tcW w:w="704" w:type="dxa"/>
+            <w:vAlign w:val="center"/>
+            <w:hideMark/>
+          </w:tcPr>
+          <w:p>
+            <w:pPr>
               <w:jc w:val="center"/>
               <w:rPr>
-                <w:rFonts w:eastAsia="Times New Roman" w:cs="Arial"/>
-                <w:color w:val="000000"/>
-              </w:rPr>
-            </w:pPr>
-            <w:r>
-              <w:rPr>
-                <w:rFonts w:eastAsia="Times New Roman" w:cs="Arial"/>
-                <w:color w:val="000000"/>
-              </w:rPr>
-              <w:t>32</w:t>
-            </w:r>
-          </w:p>
-        </w:tc>
-        <w:tc>
-          <w:tcPr>
-            <w:tcW w:w="7847" w:type="dxa"/>
-            <w:hideMark/>
-          </w:tcPr>
-          <w:p>
-            <w:pPr>
-              <w:spacing w:before="0"/>
-              <w:rPr>
-                <w:rFonts w:eastAsia="Times New Roman" w:cs="Arial"/>
-                <w:color w:val="000000"/>
-              </w:rPr>
-            </w:pPr>
-            <w:r>
-              <w:rPr>
-                <w:rFonts w:eastAsia="Times New Roman" w:cs="Arial"/>
-                <w:color w:val="000000"/>
-              </w:rPr>
-              <w:t>As an AI Model, I want to analyze timesheet and visit data to detect irregularities so that potential issues can be flagged.</w:t>
-            </w:r>
-          </w:p>
-        </w:tc>
-        <w:tc>
-          <w:tcPr>
-            <w:tcW w:w="990" w:type="dxa"/>
-            <w:hideMark/>
-          </w:tcPr>
-          <w:p>
-            <w:pPr>
-              <w:spacing w:before="0"/>
+                <w:b/>
+                <w:bCs/>
+              </w:rPr>
+            </w:pPr>
+            <w:r>
+              <w:rPr>
+                <w:b/>
+                <w:bCs/>
+              </w:rPr>
+              <w:t>US26</w:t>
+            </w:r>
+          </w:p>
+        </w:tc>
+        <w:tc>
+          <w:tcPr>
+            <w:tcW w:w="3967" w:type="dxa"/>
+            <w:hideMark/>
+          </w:tcPr>
+          <w:p>
+            <w:pPr>
+              <w:rPr>
+                <w:b/>
+                <w:bCs/>
+              </w:rPr>
+            </w:pPr>
+            <w:r>
+              <w:rPr>
+                <w:b/>
+                <w:bCs/>
+              </w:rPr>
+              <w:t>As a User, I want to securely log in using my credentials so that I can access the platform.</w:t>
+            </w:r>
+          </w:p>
+        </w:tc>
+        <w:tc>
+          <w:tcPr>
+            <w:tcW w:w="2068" w:type="dxa"/>
+            <w:hideMark/>
+          </w:tcPr>
+          <w:p>
+            <w:pPr>
+              <w:rPr>
+                <w:b/>
+                <w:bCs/>
+              </w:rPr>
+            </w:pPr>
+            <w:r>
+              <w:rPr>
+                <w:b/>
+                <w:bCs/>
+              </w:rPr>
+              <w:t>Secure login</w:t>
+            </w:r>
+          </w:p>
+        </w:tc>
+        <w:tc>
+          <w:tcPr>
+            <w:tcW w:w="957" w:type="dxa"/>
+            <w:vAlign w:val="center"/>
+            <w:hideMark/>
+          </w:tcPr>
+          <w:p>
+            <w:pPr>
               <w:jc w:val="center"/>
               <w:rPr>
-                <w:rFonts w:eastAsia="Times New Roman" w:cs="Arial"/>
-                <w:color w:val="000000"/>
-              </w:rPr>
-            </w:pPr>
-            <w:r>
-              <w:rPr>
-                <w:rFonts w:eastAsia="Times New Roman" w:cs="Arial"/>
-                <w:color w:val="000000"/>
+                <w:b/>
+                <w:bCs/>
+              </w:rPr>
+            </w:pPr>
+            <w:r>
+              <w:rPr>
+                <w:b/>
+                <w:bCs/>
               </w:rPr>
               <w:t>High</w:t>
             </w:r>
@@ -6393,22 +6793,22 @@
         </w:tc>
         <w:tc>
           <w:tcPr>
-            <w:tcW w:w="835" w:type="dxa"/>
-            <w:hideMark/>
-          </w:tcPr>
-          <w:p>
-            <w:pPr>
-              <w:spacing w:before="0"/>
+            <w:tcW w:w="997" w:type="dxa"/>
+            <w:vAlign w:val="center"/>
+            <w:hideMark/>
+          </w:tcPr>
+          <w:p>
+            <w:pPr>
               <w:jc w:val="center"/>
               <w:rPr>
-                <w:rFonts w:eastAsia="Times New Roman" w:cs="Arial"/>
-                <w:color w:val="000000"/>
-              </w:rPr>
-            </w:pPr>
-            <w:r>
-              <w:rPr>
-                <w:rFonts w:eastAsia="Times New Roman" w:cs="Arial"/>
-                <w:color w:val="000000"/>
+                <w:b/>
+                <w:bCs/>
+              </w:rPr>
+            </w:pPr>
+            <w:r>
+              <w:rPr>
+                <w:b/>
+                <w:bCs/>
               </w:rPr>
               <w:t>8</w:t>
             </w:r>
@@ -6416,15 +6816,40 @@
         </w:tc>
         <w:tc>
           <w:tcPr>
-            <w:tcW w:w="695" w:type="dxa"/>
-          </w:tcPr>
-          <w:p>
-            <w:pPr>
-              <w:spacing w:before="0"/>
+            <w:tcW w:w="847" w:type="dxa"/>
+            <w:vAlign w:val="center"/>
+            <w:hideMark/>
+          </w:tcPr>
+          <w:p>
+            <w:pPr>
               <w:jc w:val="center"/>
               <w:rPr>
-                <w:rFonts w:eastAsia="Times New Roman" w:cs="Arial"/>
-                <w:color w:val="000000"/>
+                <w:b/>
+                <w:bCs/>
+              </w:rPr>
+            </w:pPr>
+            <w:r>
+              <w:rPr>
+                <w:b/>
+                <w:bCs/>
+              </w:rPr>
+              <w:t>8</w:t>
+            </w:r>
+          </w:p>
+        </w:tc>
+        <w:tc>
+          <w:tcPr>
+            <w:tcW w:w="916" w:type="dxa"/>
+            <w:vMerge/>
+            <w:vAlign w:val="center"/>
+            <w:hideMark/>
+          </w:tcPr>
+          <w:p>
+            <w:pPr>
+              <w:jc w:val="center"/>
+              <w:rPr>
+                <w:b/>
+                <w:bCs/>
               </w:rPr>
             </w:pPr>
           </w:p>
@@ -6436,90 +6861,110 @@
         </w:trPr>
         <w:tc>
           <w:tcPr>
-            <w:tcW w:w="428" w:type="dxa"/>
-            <w:hideMark/>
-          </w:tcPr>
-          <w:p>
-            <w:pPr>
-              <w:spacing w:before="0"/>
+            <w:tcW w:w="704" w:type="dxa"/>
+            <w:vAlign w:val="center"/>
+            <w:hideMark/>
+          </w:tcPr>
+          <w:p>
+            <w:pPr>
               <w:jc w:val="center"/>
               <w:rPr>
-                <w:rFonts w:eastAsia="Times New Roman" w:cs="Arial"/>
-                <w:color w:val="000000"/>
-              </w:rPr>
-            </w:pPr>
-            <w:r>
-              <w:rPr>
-                <w:rFonts w:eastAsia="Times New Roman" w:cs="Arial"/>
-                <w:color w:val="000000"/>
-              </w:rPr>
-              <w:t>1</w:t>
-            </w:r>
-          </w:p>
-        </w:tc>
-        <w:tc>
-          <w:tcPr>
-            <w:tcW w:w="7847" w:type="dxa"/>
-            <w:hideMark/>
-          </w:tcPr>
-          <w:p>
-            <w:pPr>
-              <w:spacing w:before="0"/>
-              <w:rPr>
-                <w:rFonts w:eastAsia="Times New Roman" w:cs="Arial"/>
-                <w:color w:val="000000"/>
-              </w:rPr>
-            </w:pPr>
-            <w:r>
-              <w:rPr>
-                <w:rFonts w:eastAsia="Times New Roman" w:cs="Arial"/>
-                <w:color w:val="000000"/>
-              </w:rPr>
-              <w:t>As a User, I want to securely log in using my credentials so that I can access the platform.</w:t>
-            </w:r>
-          </w:p>
-        </w:tc>
-        <w:tc>
-          <w:tcPr>
-            <w:tcW w:w="990" w:type="dxa"/>
-            <w:hideMark/>
-          </w:tcPr>
-          <w:p>
-            <w:pPr>
-              <w:spacing w:before="0"/>
+                <w:b/>
+                <w:bCs/>
+              </w:rPr>
+            </w:pPr>
+            <w:r>
+              <w:rPr>
+                <w:b/>
+                <w:bCs/>
+              </w:rPr>
+              <w:t>US25</w:t>
+            </w:r>
+          </w:p>
+        </w:tc>
+        <w:tc>
+          <w:tcPr>
+            <w:tcW w:w="3967" w:type="dxa"/>
+            <w:hideMark/>
+          </w:tcPr>
+          <w:p>
+            <w:pPr>
+              <w:rPr>
+                <w:b/>
+                <w:bCs/>
+              </w:rPr>
+            </w:pPr>
+            <w:r>
+              <w:rPr>
+                <w:b/>
+                <w:bCs/>
+              </w:rPr>
+              <w:t>As a User, I want to reset my password if I forget it so that I can regain access to the platform.</w:t>
+            </w:r>
+          </w:p>
+        </w:tc>
+        <w:tc>
+          <w:tcPr>
+            <w:tcW w:w="2068" w:type="dxa"/>
+            <w:hideMark/>
+          </w:tcPr>
+          <w:p>
+            <w:pPr>
+              <w:rPr>
+                <w:b/>
+                <w:bCs/>
+              </w:rPr>
+            </w:pPr>
+            <w:r>
+              <w:rPr>
+                <w:b/>
+                <w:bCs/>
+              </w:rPr>
+              <w:t>Password recovery</w:t>
+            </w:r>
+          </w:p>
+        </w:tc>
+        <w:tc>
+          <w:tcPr>
+            <w:tcW w:w="957" w:type="dxa"/>
+            <w:vAlign w:val="center"/>
+            <w:hideMark/>
+          </w:tcPr>
+          <w:p>
+            <w:pPr>
               <w:jc w:val="center"/>
               <w:rPr>
-                <w:rFonts w:eastAsia="Times New Roman" w:cs="Arial"/>
-                <w:color w:val="000000"/>
-              </w:rPr>
-            </w:pPr>
-            <w:r>
-              <w:rPr>
-                <w:rFonts w:eastAsia="Times New Roman" w:cs="Arial"/>
-                <w:color w:val="000000"/>
-              </w:rPr>
-              <w:t>Medium</w:t>
-            </w:r>
-          </w:p>
-        </w:tc>
-        <w:tc>
-          <w:tcPr>
-            <w:tcW w:w="835" w:type="dxa"/>
-            <w:hideMark/>
-          </w:tcPr>
-          <w:p>
-            <w:pPr>
-              <w:spacing w:before="0"/>
+                <w:b/>
+                <w:bCs/>
+              </w:rPr>
+            </w:pPr>
+            <w:r>
+              <w:rPr>
+                <w:b/>
+                <w:bCs/>
+              </w:rPr>
+              <w:t>High</w:t>
+            </w:r>
+          </w:p>
+        </w:tc>
+        <w:tc>
+          <w:tcPr>
+            <w:tcW w:w="997" w:type="dxa"/>
+            <w:vAlign w:val="center"/>
+            <w:hideMark/>
+          </w:tcPr>
+          <w:p>
+            <w:pPr>
               <w:jc w:val="center"/>
               <w:rPr>
-                <w:rFonts w:eastAsia="Times New Roman" w:cs="Arial"/>
-                <w:color w:val="000000"/>
-              </w:rPr>
-            </w:pPr>
-            <w:r>
-              <w:rPr>
-                <w:rFonts w:eastAsia="Times New Roman" w:cs="Arial"/>
-                <w:color w:val="000000"/>
+                <w:b/>
+                <w:bCs/>
+              </w:rPr>
+            </w:pPr>
+            <w:r>
+              <w:rPr>
+                <w:b/>
+                <w:bCs/>
               </w:rPr>
               <w:t>9</w:t>
             </w:r>
@@ -6527,15 +6972,40 @@
         </w:tc>
         <w:tc>
           <w:tcPr>
-            <w:tcW w:w="695" w:type="dxa"/>
-          </w:tcPr>
-          <w:p>
-            <w:pPr>
-              <w:spacing w:before="0"/>
+            <w:tcW w:w="847" w:type="dxa"/>
+            <w:vAlign w:val="center"/>
+            <w:hideMark/>
+          </w:tcPr>
+          <w:p>
+            <w:pPr>
               <w:jc w:val="center"/>
               <w:rPr>
-                <w:rFonts w:eastAsia="Times New Roman" w:cs="Arial"/>
-                <w:color w:val="000000"/>
+                <w:b/>
+                <w:bCs/>
+              </w:rPr>
+            </w:pPr>
+            <w:r>
+              <w:rPr>
+                <w:b/>
+                <w:bCs/>
+              </w:rPr>
+              <w:t>3</w:t>
+            </w:r>
+          </w:p>
+        </w:tc>
+        <w:tc>
+          <w:tcPr>
+            <w:tcW w:w="916" w:type="dxa"/>
+            <w:vMerge/>
+            <w:vAlign w:val="center"/>
+            <w:hideMark/>
+          </w:tcPr>
+          <w:p>
+            <w:pPr>
+              <w:jc w:val="center"/>
+              <w:rPr>
+                <w:b/>
+                <w:bCs/>
               </w:rPr>
             </w:pPr>
           </w:p>
@@ -6547,108 +7017,161 @@
         </w:trPr>
         <w:tc>
           <w:tcPr>
-            <w:tcW w:w="428" w:type="dxa"/>
-            <w:hideMark/>
-          </w:tcPr>
-          <w:p>
-            <w:pPr>
-              <w:spacing w:before="0"/>
+            <w:tcW w:w="704" w:type="dxa"/>
+            <w:vAlign w:val="center"/>
+            <w:hideMark/>
+          </w:tcPr>
+          <w:p>
+            <w:pPr>
               <w:jc w:val="center"/>
               <w:rPr>
-                <w:rFonts w:eastAsia="Times New Roman" w:cs="Arial"/>
-                <w:color w:val="000000"/>
-              </w:rPr>
-            </w:pPr>
-            <w:r>
-              <w:rPr>
-                <w:rFonts w:eastAsia="Times New Roman" w:cs="Arial"/>
-                <w:color w:val="000000"/>
+                <w:b/>
+                <w:bCs/>
+              </w:rPr>
+            </w:pPr>
+            <w:r>
+              <w:rPr>
+                <w:b/>
+                <w:bCs/>
+              </w:rPr>
+              <w:t>US21</w:t>
+            </w:r>
+          </w:p>
+        </w:tc>
+        <w:tc>
+          <w:tcPr>
+            <w:tcW w:w="3967" w:type="dxa"/>
+            <w:hideMark/>
+          </w:tcPr>
+          <w:p>
+            <w:pPr>
+              <w:rPr>
+                <w:b/>
+                <w:bCs/>
+              </w:rPr>
+            </w:pPr>
+            <w:r>
+              <w:rPr>
+                <w:b/>
+                <w:bCs/>
+              </w:rPr>
+              <w:t>As a Supervisor, I want to upload photos related to the visit so that visual documentation is available.</w:t>
+            </w:r>
+          </w:p>
+        </w:tc>
+        <w:tc>
+          <w:tcPr>
+            <w:tcW w:w="2068" w:type="dxa"/>
+            <w:hideMark/>
+          </w:tcPr>
+          <w:p>
+            <w:pPr>
+              <w:rPr>
+                <w:b/>
+                <w:bCs/>
+              </w:rPr>
+            </w:pPr>
+            <w:r>
+              <w:rPr>
+                <w:b/>
+                <w:bCs/>
+              </w:rPr>
+              <w:t>Upload visit photos</w:t>
+            </w:r>
+          </w:p>
+        </w:tc>
+        <w:tc>
+          <w:tcPr>
+            <w:tcW w:w="957" w:type="dxa"/>
+            <w:vAlign w:val="center"/>
+            <w:hideMark/>
+          </w:tcPr>
+          <w:p>
+            <w:pPr>
+              <w:jc w:val="center"/>
+              <w:rPr>
+                <w:b/>
+                <w:bCs/>
+              </w:rPr>
+            </w:pPr>
+            <w:r>
+              <w:rPr>
+                <w:b/>
+                <w:bCs/>
+              </w:rPr>
+              <w:t>High</w:t>
+            </w:r>
+          </w:p>
+        </w:tc>
+        <w:tc>
+          <w:tcPr>
+            <w:tcW w:w="997" w:type="dxa"/>
+            <w:vAlign w:val="center"/>
+            <w:hideMark/>
+          </w:tcPr>
+          <w:p>
+            <w:pPr>
+              <w:jc w:val="center"/>
+              <w:rPr>
+                <w:b/>
+                <w:bCs/>
+              </w:rPr>
+            </w:pPr>
+            <w:r>
+              <w:rPr>
+                <w:b/>
+                <w:bCs/>
+              </w:rPr>
+              <w:t>10</w:t>
+            </w:r>
+          </w:p>
+        </w:tc>
+        <w:tc>
+          <w:tcPr>
+            <w:tcW w:w="847" w:type="dxa"/>
+            <w:vAlign w:val="center"/>
+            <w:hideMark/>
+          </w:tcPr>
+          <w:p>
+            <w:pPr>
+              <w:jc w:val="center"/>
+              <w:rPr>
+                <w:b/>
+                <w:bCs/>
+              </w:rPr>
+            </w:pPr>
+            <w:r>
+              <w:rPr>
+                <w:b/>
+                <w:bCs/>
+              </w:rPr>
+              <w:t>5</w:t>
+            </w:r>
+          </w:p>
+        </w:tc>
+        <w:tc>
+          <w:tcPr>
+            <w:tcW w:w="916" w:type="dxa"/>
+            <w:vMerge w:val="restart"/>
+            <w:noWrap/>
+            <w:vAlign w:val="center"/>
+            <w:hideMark/>
+          </w:tcPr>
+          <w:p>
+            <w:pPr>
+              <w:jc w:val="center"/>
+              <w:rPr>
+                <w:b/>
+                <w:bCs/>
+              </w:rPr>
+            </w:pPr>
+            <w:r>
+              <w:rPr>
+                <w:b/>
+                <w:bCs/>
               </w:rPr>
               <w:t>3</w:t>
             </w:r>
-          </w:p>
-        </w:tc>
-        <w:tc>
-          <w:tcPr>
-            <w:tcW w:w="7847" w:type="dxa"/>
-            <w:hideMark/>
-          </w:tcPr>
-          <w:p>
-            <w:pPr>
-              <w:spacing w:before="0"/>
-              <w:rPr>
-                <w:rFonts w:eastAsia="Times New Roman" w:cs="Arial"/>
-                <w:color w:val="000000"/>
-              </w:rPr>
-            </w:pPr>
-            <w:r>
-              <w:rPr>
-                <w:rFonts w:eastAsia="Times New Roman" w:cs="Arial"/>
-                <w:color w:val="000000"/>
-              </w:rPr>
-              <w:t>As an Admin, I want to create new user accounts so that users can access the platform.</w:t>
-            </w:r>
-          </w:p>
-        </w:tc>
-        <w:tc>
-          <w:tcPr>
-            <w:tcW w:w="990" w:type="dxa"/>
-            <w:hideMark/>
-          </w:tcPr>
-          <w:p>
-            <w:pPr>
-              <w:spacing w:before="0"/>
-              <w:jc w:val="center"/>
-              <w:rPr>
-                <w:rFonts w:eastAsia="Times New Roman" w:cs="Arial"/>
-                <w:color w:val="000000"/>
-              </w:rPr>
-            </w:pPr>
-            <w:r>
-              <w:rPr>
-                <w:rFonts w:eastAsia="Times New Roman" w:cs="Arial"/>
-                <w:color w:val="000000"/>
-              </w:rPr>
-              <w:t>Medium</w:t>
-            </w:r>
-          </w:p>
-        </w:tc>
-        <w:tc>
-          <w:tcPr>
-            <w:tcW w:w="835" w:type="dxa"/>
-            <w:hideMark/>
-          </w:tcPr>
-          <w:p>
-            <w:pPr>
-              <w:spacing w:before="0"/>
-              <w:jc w:val="center"/>
-              <w:rPr>
-                <w:rFonts w:eastAsia="Times New Roman" w:cs="Arial"/>
-                <w:color w:val="000000"/>
-              </w:rPr>
-            </w:pPr>
-            <w:r>
-              <w:rPr>
-                <w:rFonts w:eastAsia="Times New Roman" w:cs="Arial"/>
-                <w:color w:val="000000"/>
-              </w:rPr>
-              <w:t>10</w:t>
-            </w:r>
-          </w:p>
-        </w:tc>
-        <w:tc>
-          <w:tcPr>
-            <w:tcW w:w="695" w:type="dxa"/>
-          </w:tcPr>
-          <w:p>
-            <w:pPr>
-              <w:spacing w:before="0"/>
-              <w:jc w:val="center"/>
-              <w:rPr>
-                <w:rFonts w:eastAsia="Times New Roman" w:cs="Arial"/>
-                <w:color w:val="000000"/>
-              </w:rPr>
-            </w:pPr>
           </w:p>
         </w:tc>
       </w:tr>
@@ -6658,90 +7181,110 @@
         </w:trPr>
         <w:tc>
           <w:tcPr>
-            <w:tcW w:w="428" w:type="dxa"/>
-            <w:hideMark/>
-          </w:tcPr>
-          <w:p>
-            <w:pPr>
-              <w:spacing w:before="0"/>
+            <w:tcW w:w="704" w:type="dxa"/>
+            <w:vAlign w:val="center"/>
+            <w:hideMark/>
+          </w:tcPr>
+          <w:p>
+            <w:pPr>
               <w:jc w:val="center"/>
               <w:rPr>
-                <w:rFonts w:eastAsia="Times New Roman" w:cs="Arial"/>
-                <w:color w:val="000000"/>
-              </w:rPr>
-            </w:pPr>
-            <w:r>
-              <w:rPr>
-                <w:rFonts w:eastAsia="Times New Roman" w:cs="Arial"/>
-                <w:color w:val="000000"/>
-              </w:rPr>
-              <w:t>6</w:t>
-            </w:r>
-          </w:p>
-        </w:tc>
-        <w:tc>
-          <w:tcPr>
-            <w:tcW w:w="7847" w:type="dxa"/>
-            <w:hideMark/>
-          </w:tcPr>
-          <w:p>
-            <w:pPr>
-              <w:spacing w:before="0"/>
-              <w:rPr>
-                <w:rFonts w:eastAsia="Times New Roman" w:cs="Arial"/>
-                <w:color w:val="000000"/>
-              </w:rPr>
-            </w:pPr>
-            <w:r>
-              <w:rPr>
-                <w:rFonts w:eastAsia="Times New Roman" w:cs="Arial"/>
-                <w:color w:val="000000"/>
-              </w:rPr>
-              <w:t>As an Admin, I want to assign roles to users so that they have appropriate permissions.</w:t>
-            </w:r>
-          </w:p>
-        </w:tc>
-        <w:tc>
-          <w:tcPr>
-            <w:tcW w:w="990" w:type="dxa"/>
-            <w:hideMark/>
-          </w:tcPr>
-          <w:p>
-            <w:pPr>
-              <w:spacing w:before="0"/>
+                <w:b/>
+                <w:bCs/>
+              </w:rPr>
+            </w:pPr>
+            <w:r>
+              <w:rPr>
+                <w:b/>
+                <w:bCs/>
+              </w:rPr>
+              <w:t>US17</w:t>
+            </w:r>
+          </w:p>
+        </w:tc>
+        <w:tc>
+          <w:tcPr>
+            <w:tcW w:w="3967" w:type="dxa"/>
+            <w:hideMark/>
+          </w:tcPr>
+          <w:p>
+            <w:pPr>
+              <w:rPr>
+                <w:b/>
+                <w:bCs/>
+              </w:rPr>
+            </w:pPr>
+            <w:r>
+              <w:rPr>
+                <w:b/>
+                <w:bCs/>
+              </w:rPr>
+              <w:t>As a Supervisor, I want to log visits using a QR code scanner so that I can quickly and accurately record visit details.</w:t>
+            </w:r>
+          </w:p>
+        </w:tc>
+        <w:tc>
+          <w:tcPr>
+            <w:tcW w:w="2068" w:type="dxa"/>
+            <w:hideMark/>
+          </w:tcPr>
+          <w:p>
+            <w:pPr>
+              <w:rPr>
+                <w:b/>
+                <w:bCs/>
+              </w:rPr>
+            </w:pPr>
+            <w:r>
+              <w:rPr>
+                <w:b/>
+                <w:bCs/>
+              </w:rPr>
+              <w:t>QR code-based visit logging</w:t>
+            </w:r>
+          </w:p>
+        </w:tc>
+        <w:tc>
+          <w:tcPr>
+            <w:tcW w:w="957" w:type="dxa"/>
+            <w:vAlign w:val="center"/>
+            <w:hideMark/>
+          </w:tcPr>
+          <w:p>
+            <w:pPr>
               <w:jc w:val="center"/>
               <w:rPr>
-                <w:rFonts w:eastAsia="Times New Roman" w:cs="Arial"/>
-                <w:color w:val="000000"/>
-              </w:rPr>
-            </w:pPr>
-            <w:r>
-              <w:rPr>
-                <w:rFonts w:eastAsia="Times New Roman" w:cs="Arial"/>
-                <w:color w:val="000000"/>
-              </w:rPr>
-              <w:t>Medium</w:t>
-            </w:r>
-          </w:p>
-        </w:tc>
-        <w:tc>
-          <w:tcPr>
-            <w:tcW w:w="835" w:type="dxa"/>
-            <w:hideMark/>
-          </w:tcPr>
-          <w:p>
-            <w:pPr>
-              <w:spacing w:before="0"/>
+                <w:b/>
+                <w:bCs/>
+              </w:rPr>
+            </w:pPr>
+            <w:r>
+              <w:rPr>
+                <w:b/>
+                <w:bCs/>
+              </w:rPr>
+              <w:t>High</w:t>
+            </w:r>
+          </w:p>
+        </w:tc>
+        <w:tc>
+          <w:tcPr>
+            <w:tcW w:w="997" w:type="dxa"/>
+            <w:vAlign w:val="center"/>
+            <w:hideMark/>
+          </w:tcPr>
+          <w:p>
+            <w:pPr>
               <w:jc w:val="center"/>
               <w:rPr>
-                <w:rFonts w:eastAsia="Times New Roman" w:cs="Arial"/>
-                <w:color w:val="000000"/>
-              </w:rPr>
-            </w:pPr>
-            <w:r>
-              <w:rPr>
-                <w:rFonts w:eastAsia="Times New Roman" w:cs="Arial"/>
-                <w:color w:val="000000"/>
+                <w:b/>
+                <w:bCs/>
+              </w:rPr>
+            </w:pPr>
+            <w:r>
+              <w:rPr>
+                <w:b/>
+                <w:bCs/>
               </w:rPr>
               <w:t>11</w:t>
             </w:r>
@@ -6749,15 +7292,40 @@
         </w:tc>
         <w:tc>
           <w:tcPr>
-            <w:tcW w:w="695" w:type="dxa"/>
-          </w:tcPr>
-          <w:p>
-            <w:pPr>
-              <w:spacing w:before="0"/>
+            <w:tcW w:w="847" w:type="dxa"/>
+            <w:vAlign w:val="center"/>
+            <w:hideMark/>
+          </w:tcPr>
+          <w:p>
+            <w:pPr>
               <w:jc w:val="center"/>
               <w:rPr>
-                <w:rFonts w:eastAsia="Times New Roman" w:cs="Arial"/>
-                <w:color w:val="000000"/>
+                <w:b/>
+                <w:bCs/>
+              </w:rPr>
+            </w:pPr>
+            <w:r>
+              <w:rPr>
+                <w:b/>
+                <w:bCs/>
+              </w:rPr>
+              <w:t>5</w:t>
+            </w:r>
+          </w:p>
+        </w:tc>
+        <w:tc>
+          <w:tcPr>
+            <w:tcW w:w="916" w:type="dxa"/>
+            <w:vMerge/>
+            <w:vAlign w:val="center"/>
+            <w:hideMark/>
+          </w:tcPr>
+          <w:p>
+            <w:pPr>
+              <w:jc w:val="center"/>
+              <w:rPr>
+                <w:b/>
+                <w:bCs/>
               </w:rPr>
             </w:pPr>
           </w:p>
@@ -6769,67 +7337,103 @@
         </w:trPr>
         <w:tc>
           <w:tcPr>
-            <w:tcW w:w="428" w:type="dxa"/>
-            <w:hideMark/>
-          </w:tcPr>
-          <w:p>
-            <w:pPr>
-              <w:spacing w:before="0"/>
+            <w:tcW w:w="704" w:type="dxa"/>
+            <w:vAlign w:val="center"/>
+            <w:hideMark/>
+          </w:tcPr>
+          <w:p>
+            <w:pPr>
               <w:jc w:val="center"/>
               <w:rPr>
-                <w:rFonts w:eastAsia="Times New Roman" w:cs="Arial"/>
-                <w:color w:val="000000"/>
-              </w:rPr>
-            </w:pPr>
-            <w:r>
-              <w:rPr>
-                <w:rFonts w:eastAsia="Times New Roman" w:cs="Arial"/>
-                <w:color w:val="000000"/>
-              </w:rPr>
-              <w:t>18</w:t>
-            </w:r>
-          </w:p>
-        </w:tc>
-        <w:tc>
-          <w:tcPr>
-            <w:tcW w:w="7847" w:type="dxa"/>
-            <w:hideMark/>
-          </w:tcPr>
-          <w:p>
-            <w:pPr>
-              <w:spacing w:before="0"/>
-              <w:rPr>
-                <w:rFonts w:eastAsia="Times New Roman" w:cs="Arial"/>
-                <w:color w:val="000000"/>
-              </w:rPr>
-            </w:pPr>
-            <w:r>
-              <w:rPr>
-                <w:rFonts w:eastAsia="Times New Roman" w:cs="Arial"/>
-                <w:color w:val="000000"/>
-              </w:rPr>
-              <w:t>As a Supervisor, I want to receive real-time notifications for visits so that I know what to do.</w:t>
-            </w:r>
-          </w:p>
-        </w:tc>
-        <w:tc>
-          <w:tcPr>
-            <w:tcW w:w="990" w:type="dxa"/>
-            <w:hideMark/>
-          </w:tcPr>
-          <w:p>
-            <w:pPr>
-              <w:spacing w:before="0"/>
+                <w:b/>
+                <w:bCs/>
+              </w:rPr>
+            </w:pPr>
+            <w:r>
+              <w:rPr>
+                <w:b/>
+                <w:bCs/>
+              </w:rPr>
+              <w:t>US5</w:t>
+            </w:r>
+          </w:p>
+        </w:tc>
+        <w:tc>
+          <w:tcPr>
+            <w:tcW w:w="3967" w:type="dxa"/>
+            <w:hideMark/>
+          </w:tcPr>
+          <w:p>
+            <w:pPr>
+              <w:rPr>
+                <w:b/>
+                <w:bCs/>
+              </w:rPr>
+            </w:pPr>
+            <w:r>
+              <w:rPr>
+                <w:b/>
+                <w:bCs/>
+              </w:rPr>
+              <w:t xml:space="preserve">As a Manager, I want to generate dynamic reports filtered by </w:t>
+            </w:r>
+            <w:proofErr w:type="gramStart"/>
+            <w:r>
+              <w:rPr>
+                <w:b/>
+                <w:bCs/>
+              </w:rPr>
+              <w:t>supervisor</w:t>
+            </w:r>
+            <w:proofErr w:type="gramEnd"/>
+            <w:r>
+              <w:rPr>
+                <w:b/>
+                <w:bCs/>
+              </w:rPr>
+              <w:t xml:space="preserve"> so that individual performance can be assessed.</w:t>
+            </w:r>
+          </w:p>
+        </w:tc>
+        <w:tc>
+          <w:tcPr>
+            <w:tcW w:w="2068" w:type="dxa"/>
+            <w:hideMark/>
+          </w:tcPr>
+          <w:p>
+            <w:pPr>
+              <w:rPr>
+                <w:b/>
+                <w:bCs/>
+              </w:rPr>
+            </w:pPr>
+            <w:r>
+              <w:rPr>
+                <w:b/>
+                <w:bCs/>
+              </w:rPr>
+              <w:t>Generate supervisor-filtered reports</w:t>
+            </w:r>
+          </w:p>
+        </w:tc>
+        <w:tc>
+          <w:tcPr>
+            <w:tcW w:w="957" w:type="dxa"/>
+            <w:vAlign w:val="center"/>
+            <w:hideMark/>
+          </w:tcPr>
+          <w:p>
+            <w:pPr>
               <w:jc w:val="center"/>
               <w:rPr>
-                <w:rFonts w:eastAsia="Times New Roman" w:cs="Arial"/>
-                <w:color w:val="000000"/>
-              </w:rPr>
-            </w:pPr>
-            <w:r>
-              <w:rPr>
-                <w:rFonts w:eastAsia="Times New Roman" w:cs="Arial"/>
-                <w:color w:val="000000"/>
+                <w:b/>
+                <w:bCs/>
+              </w:rPr>
+            </w:pPr>
+            <w:r>
+              <w:rPr>
+                <w:b/>
+                <w:bCs/>
               </w:rPr>
               <w:t>Medium</w:t>
             </w:r>
@@ -6837,22 +7441,22 @@
         </w:tc>
         <w:tc>
           <w:tcPr>
-            <w:tcW w:w="835" w:type="dxa"/>
-            <w:hideMark/>
-          </w:tcPr>
-          <w:p>
-            <w:pPr>
-              <w:spacing w:before="0"/>
+            <w:tcW w:w="997" w:type="dxa"/>
+            <w:vAlign w:val="center"/>
+            <w:hideMark/>
+          </w:tcPr>
+          <w:p>
+            <w:pPr>
               <w:jc w:val="center"/>
               <w:rPr>
-                <w:rFonts w:eastAsia="Times New Roman" w:cs="Arial"/>
-                <w:color w:val="000000"/>
-              </w:rPr>
-            </w:pPr>
-            <w:r>
-              <w:rPr>
-                <w:rFonts w:eastAsia="Times New Roman" w:cs="Arial"/>
-                <w:color w:val="000000"/>
+                <w:b/>
+                <w:bCs/>
+              </w:rPr>
+            </w:pPr>
+            <w:r>
+              <w:rPr>
+                <w:b/>
+                <w:bCs/>
               </w:rPr>
               <w:t>12</w:t>
             </w:r>
@@ -6860,15 +7464,40 @@
         </w:tc>
         <w:tc>
           <w:tcPr>
-            <w:tcW w:w="695" w:type="dxa"/>
-          </w:tcPr>
-          <w:p>
-            <w:pPr>
-              <w:spacing w:before="0"/>
+            <w:tcW w:w="847" w:type="dxa"/>
+            <w:vAlign w:val="center"/>
+            <w:hideMark/>
+          </w:tcPr>
+          <w:p>
+            <w:pPr>
               <w:jc w:val="center"/>
               <w:rPr>
-                <w:rFonts w:eastAsia="Times New Roman" w:cs="Arial"/>
-                <w:color w:val="000000"/>
+                <w:b/>
+                <w:bCs/>
+              </w:rPr>
+            </w:pPr>
+            <w:r>
+              <w:rPr>
+                <w:b/>
+                <w:bCs/>
+              </w:rPr>
+              <w:t>3</w:t>
+            </w:r>
+          </w:p>
+        </w:tc>
+        <w:tc>
+          <w:tcPr>
+            <w:tcW w:w="916" w:type="dxa"/>
+            <w:vMerge/>
+            <w:vAlign w:val="center"/>
+            <w:hideMark/>
+          </w:tcPr>
+          <w:p>
+            <w:pPr>
+              <w:jc w:val="center"/>
+              <w:rPr>
+                <w:b/>
+                <w:bCs/>
               </w:rPr>
             </w:pPr>
           </w:p>
@@ -6880,67 +7509,87 @@
         </w:trPr>
         <w:tc>
           <w:tcPr>
-            <w:tcW w:w="428" w:type="dxa"/>
-            <w:hideMark/>
-          </w:tcPr>
-          <w:p>
-            <w:pPr>
-              <w:spacing w:before="0"/>
+            <w:tcW w:w="704" w:type="dxa"/>
+            <w:vAlign w:val="center"/>
+            <w:hideMark/>
+          </w:tcPr>
+          <w:p>
+            <w:pPr>
               <w:jc w:val="center"/>
               <w:rPr>
-                <w:rFonts w:eastAsia="Times New Roman" w:cs="Arial"/>
-                <w:color w:val="000000"/>
-              </w:rPr>
-            </w:pPr>
-            <w:r>
-              <w:rPr>
-                <w:rFonts w:eastAsia="Times New Roman" w:cs="Arial"/>
-                <w:color w:val="000000"/>
-              </w:rPr>
-              <w:t>19</w:t>
-            </w:r>
-          </w:p>
-        </w:tc>
-        <w:tc>
-          <w:tcPr>
-            <w:tcW w:w="7847" w:type="dxa"/>
-            <w:hideMark/>
-          </w:tcPr>
-          <w:p>
-            <w:pPr>
-              <w:spacing w:before="0"/>
-              <w:rPr>
-                <w:rFonts w:eastAsia="Times New Roman" w:cs="Arial"/>
-                <w:color w:val="000000"/>
-              </w:rPr>
-            </w:pPr>
-            <w:r>
-              <w:rPr>
-                <w:rFonts w:eastAsia="Times New Roman" w:cs="Arial"/>
-                <w:color w:val="000000"/>
-              </w:rPr>
-              <w:t>As a Supervisor, I want to use a responsive mobile application so that I can access the platform conveniently.</w:t>
-            </w:r>
-          </w:p>
-        </w:tc>
-        <w:tc>
-          <w:tcPr>
-            <w:tcW w:w="990" w:type="dxa"/>
-            <w:hideMark/>
-          </w:tcPr>
-          <w:p>
-            <w:pPr>
-              <w:spacing w:before="0"/>
+                <w:b/>
+                <w:bCs/>
+              </w:rPr>
+            </w:pPr>
+            <w:r>
+              <w:rPr>
+                <w:b/>
+                <w:bCs/>
+              </w:rPr>
+              <w:t>US4</w:t>
+            </w:r>
+          </w:p>
+        </w:tc>
+        <w:tc>
+          <w:tcPr>
+            <w:tcW w:w="3967" w:type="dxa"/>
+            <w:hideMark/>
+          </w:tcPr>
+          <w:p>
+            <w:pPr>
+              <w:rPr>
+                <w:b/>
+                <w:bCs/>
+              </w:rPr>
+            </w:pPr>
+            <w:r>
+              <w:rPr>
+                <w:b/>
+                <w:bCs/>
+              </w:rPr>
+              <w:t>As a Manager, I want to generate dynamic reports filtered by region so that regional performance can be evaluated.</w:t>
+            </w:r>
+          </w:p>
+        </w:tc>
+        <w:tc>
+          <w:tcPr>
+            <w:tcW w:w="2068" w:type="dxa"/>
+            <w:hideMark/>
+          </w:tcPr>
+          <w:p>
+            <w:pPr>
+              <w:rPr>
+                <w:b/>
+                <w:bCs/>
+              </w:rPr>
+            </w:pPr>
+            <w:r>
+              <w:rPr>
+                <w:b/>
+                <w:bCs/>
+              </w:rPr>
+              <w:t>Generate region-filtered reports</w:t>
+            </w:r>
+          </w:p>
+        </w:tc>
+        <w:tc>
+          <w:tcPr>
+            <w:tcW w:w="957" w:type="dxa"/>
+            <w:vAlign w:val="center"/>
+            <w:hideMark/>
+          </w:tcPr>
+          <w:p>
+            <w:pPr>
               <w:jc w:val="center"/>
               <w:rPr>
-                <w:rFonts w:eastAsia="Times New Roman" w:cs="Arial"/>
-                <w:color w:val="000000"/>
-              </w:rPr>
-            </w:pPr>
-            <w:r>
-              <w:rPr>
-                <w:rFonts w:eastAsia="Times New Roman" w:cs="Arial"/>
-                <w:color w:val="000000"/>
+                <w:b/>
+                <w:bCs/>
+              </w:rPr>
+            </w:pPr>
+            <w:r>
+              <w:rPr>
+                <w:b/>
+                <w:bCs/>
               </w:rPr>
               <w:t>Medium</w:t>
             </w:r>
@@ -6948,22 +7597,22 @@
         </w:tc>
         <w:tc>
           <w:tcPr>
-            <w:tcW w:w="835" w:type="dxa"/>
-            <w:hideMark/>
-          </w:tcPr>
-          <w:p>
-            <w:pPr>
-              <w:spacing w:before="0"/>
+            <w:tcW w:w="997" w:type="dxa"/>
+            <w:vAlign w:val="center"/>
+            <w:hideMark/>
+          </w:tcPr>
+          <w:p>
+            <w:pPr>
               <w:jc w:val="center"/>
               <w:rPr>
-                <w:rFonts w:eastAsia="Times New Roman" w:cs="Arial"/>
-                <w:color w:val="000000"/>
-              </w:rPr>
-            </w:pPr>
-            <w:r>
-              <w:rPr>
-                <w:rFonts w:eastAsia="Times New Roman" w:cs="Arial"/>
-                <w:color w:val="000000"/>
+                <w:b/>
+                <w:bCs/>
+              </w:rPr>
+            </w:pPr>
+            <w:r>
+              <w:rPr>
+                <w:b/>
+                <w:bCs/>
               </w:rPr>
               <w:t>13</w:t>
             </w:r>
@@ -6971,15 +7620,40 @@
         </w:tc>
         <w:tc>
           <w:tcPr>
-            <w:tcW w:w="695" w:type="dxa"/>
-          </w:tcPr>
-          <w:p>
-            <w:pPr>
-              <w:spacing w:before="0"/>
+            <w:tcW w:w="847" w:type="dxa"/>
+            <w:vAlign w:val="center"/>
+            <w:hideMark/>
+          </w:tcPr>
+          <w:p>
+            <w:pPr>
               <w:jc w:val="center"/>
               <w:rPr>
-                <w:rFonts w:eastAsia="Times New Roman" w:cs="Arial"/>
-                <w:color w:val="000000"/>
+                <w:b/>
+                <w:bCs/>
+              </w:rPr>
+            </w:pPr>
+            <w:r>
+              <w:rPr>
+                <w:b/>
+                <w:bCs/>
+              </w:rPr>
+              <w:t>3</w:t>
+            </w:r>
+          </w:p>
+        </w:tc>
+        <w:tc>
+          <w:tcPr>
+            <w:tcW w:w="916" w:type="dxa"/>
+            <w:vMerge/>
+            <w:vAlign w:val="center"/>
+            <w:hideMark/>
+          </w:tcPr>
+          <w:p>
+            <w:pPr>
+              <w:jc w:val="center"/>
+              <w:rPr>
+                <w:b/>
+                <w:bCs/>
               </w:rPr>
             </w:pPr>
           </w:p>
@@ -6991,67 +7665,87 @@
         </w:trPr>
         <w:tc>
           <w:tcPr>
-            <w:tcW w:w="428" w:type="dxa"/>
-            <w:hideMark/>
-          </w:tcPr>
-          <w:p>
-            <w:pPr>
-              <w:spacing w:before="0"/>
+            <w:tcW w:w="704" w:type="dxa"/>
+            <w:vAlign w:val="center"/>
+            <w:hideMark/>
+          </w:tcPr>
+          <w:p>
+            <w:pPr>
               <w:jc w:val="center"/>
               <w:rPr>
-                <w:rFonts w:eastAsia="Times New Roman" w:cs="Arial"/>
-                <w:color w:val="000000"/>
-              </w:rPr>
-            </w:pPr>
-            <w:r>
-              <w:rPr>
-                <w:rFonts w:eastAsia="Times New Roman" w:cs="Arial"/>
-                <w:color w:val="000000"/>
-              </w:rPr>
-              <w:t>20</w:t>
-            </w:r>
-          </w:p>
-        </w:tc>
-        <w:tc>
-          <w:tcPr>
-            <w:tcW w:w="7847" w:type="dxa"/>
-            <w:hideMark/>
-          </w:tcPr>
-          <w:p>
-            <w:pPr>
-              <w:spacing w:before="0"/>
-              <w:rPr>
-                <w:rFonts w:eastAsia="Times New Roman" w:cs="Arial"/>
-                <w:color w:val="000000"/>
-              </w:rPr>
-            </w:pPr>
-            <w:r>
-              <w:rPr>
-                <w:rFonts w:eastAsia="Times New Roman" w:cs="Arial"/>
-                <w:color w:val="000000"/>
-              </w:rPr>
-              <w:t>As a Supervisor, I want to enter data offline so that I can continue working without internet connectivity.</w:t>
-            </w:r>
-          </w:p>
-        </w:tc>
-        <w:tc>
-          <w:tcPr>
-            <w:tcW w:w="990" w:type="dxa"/>
-            <w:hideMark/>
-          </w:tcPr>
-          <w:p>
-            <w:pPr>
-              <w:spacing w:before="0"/>
+                <w:b/>
+                <w:bCs/>
+              </w:rPr>
+            </w:pPr>
+            <w:r>
+              <w:rPr>
+                <w:b/>
+                <w:bCs/>
+              </w:rPr>
+              <w:t>US2</w:t>
+            </w:r>
+          </w:p>
+        </w:tc>
+        <w:tc>
+          <w:tcPr>
+            <w:tcW w:w="3967" w:type="dxa"/>
+            <w:hideMark/>
+          </w:tcPr>
+          <w:p>
+            <w:pPr>
+              <w:rPr>
+                <w:b/>
+                <w:bCs/>
+              </w:rPr>
+            </w:pPr>
+            <w:r>
+              <w:rPr>
+                <w:b/>
+                <w:bCs/>
+              </w:rPr>
+              <w:t>As a Manager, I want to export reports in PDF format so that they can be shared easily.</w:t>
+            </w:r>
+          </w:p>
+        </w:tc>
+        <w:tc>
+          <w:tcPr>
+            <w:tcW w:w="2068" w:type="dxa"/>
+            <w:hideMark/>
+          </w:tcPr>
+          <w:p>
+            <w:pPr>
+              <w:rPr>
+                <w:b/>
+                <w:bCs/>
+              </w:rPr>
+            </w:pPr>
+            <w:r>
+              <w:rPr>
+                <w:b/>
+                <w:bCs/>
+              </w:rPr>
+              <w:t>Export reports as PDF</w:t>
+            </w:r>
+          </w:p>
+        </w:tc>
+        <w:tc>
+          <w:tcPr>
+            <w:tcW w:w="957" w:type="dxa"/>
+            <w:vAlign w:val="center"/>
+            <w:hideMark/>
+          </w:tcPr>
+          <w:p>
+            <w:pPr>
               <w:jc w:val="center"/>
               <w:rPr>
-                <w:rFonts w:eastAsia="Times New Roman" w:cs="Arial"/>
-                <w:color w:val="000000"/>
-              </w:rPr>
-            </w:pPr>
-            <w:r>
-              <w:rPr>
-                <w:rFonts w:eastAsia="Times New Roman" w:cs="Arial"/>
-                <w:color w:val="000000"/>
+                <w:b/>
+                <w:bCs/>
+              </w:rPr>
+            </w:pPr>
+            <w:r>
+              <w:rPr>
+                <w:b/>
+                <w:bCs/>
               </w:rPr>
               <w:t>Medium</w:t>
             </w:r>
@@ -7059,22 +7753,22 @@
         </w:tc>
         <w:tc>
           <w:tcPr>
-            <w:tcW w:w="835" w:type="dxa"/>
-            <w:hideMark/>
-          </w:tcPr>
-          <w:p>
-            <w:pPr>
-              <w:spacing w:before="0"/>
+            <w:tcW w:w="997" w:type="dxa"/>
+            <w:vAlign w:val="center"/>
+            <w:hideMark/>
+          </w:tcPr>
+          <w:p>
+            <w:pPr>
               <w:jc w:val="center"/>
               <w:rPr>
-                <w:rFonts w:eastAsia="Times New Roman" w:cs="Arial"/>
-                <w:color w:val="000000"/>
-              </w:rPr>
-            </w:pPr>
-            <w:r>
-              <w:rPr>
-                <w:rFonts w:eastAsia="Times New Roman" w:cs="Arial"/>
-                <w:color w:val="000000"/>
+                <w:b/>
+                <w:bCs/>
+              </w:rPr>
+            </w:pPr>
+            <w:r>
+              <w:rPr>
+                <w:b/>
+                <w:bCs/>
               </w:rPr>
               <w:t>14</w:t>
             </w:r>
@@ -7082,15 +7776,40 @@
         </w:tc>
         <w:tc>
           <w:tcPr>
-            <w:tcW w:w="695" w:type="dxa"/>
-          </w:tcPr>
-          <w:p>
-            <w:pPr>
-              <w:spacing w:before="0"/>
+            <w:tcW w:w="847" w:type="dxa"/>
+            <w:vAlign w:val="center"/>
+            <w:hideMark/>
+          </w:tcPr>
+          <w:p>
+            <w:pPr>
               <w:jc w:val="center"/>
               <w:rPr>
-                <w:rFonts w:eastAsia="Times New Roman" w:cs="Arial"/>
-                <w:color w:val="000000"/>
+                <w:b/>
+                <w:bCs/>
+              </w:rPr>
+            </w:pPr>
+            <w:r>
+              <w:rPr>
+                <w:b/>
+                <w:bCs/>
+              </w:rPr>
+              <w:t>3</w:t>
+            </w:r>
+          </w:p>
+        </w:tc>
+        <w:tc>
+          <w:tcPr>
+            <w:tcW w:w="916" w:type="dxa"/>
+            <w:vMerge/>
+            <w:vAlign w:val="center"/>
+            <w:hideMark/>
+          </w:tcPr>
+          <w:p>
+            <w:pPr>
+              <w:jc w:val="center"/>
+              <w:rPr>
+                <w:b/>
+                <w:bCs/>
               </w:rPr>
             </w:pPr>
           </w:p>
@@ -7102,83 +7821,87 @@
         </w:trPr>
         <w:tc>
           <w:tcPr>
-            <w:tcW w:w="428" w:type="dxa"/>
-            <w:hideMark/>
-          </w:tcPr>
-          <w:p>
-            <w:pPr>
-              <w:spacing w:before="0"/>
+            <w:tcW w:w="704" w:type="dxa"/>
+            <w:vAlign w:val="center"/>
+            <w:hideMark/>
+          </w:tcPr>
+          <w:p>
+            <w:pPr>
               <w:jc w:val="center"/>
               <w:rPr>
-                <w:rFonts w:eastAsia="Times New Roman" w:cs="Arial"/>
-                <w:color w:val="000000"/>
-              </w:rPr>
-            </w:pPr>
-            <w:r>
-              <w:rPr>
-                <w:rFonts w:eastAsia="Times New Roman" w:cs="Arial"/>
-                <w:color w:val="000000"/>
-              </w:rPr>
-              <w:t>23</w:t>
-            </w:r>
-          </w:p>
-        </w:tc>
-        <w:tc>
-          <w:tcPr>
-            <w:tcW w:w="7847" w:type="dxa"/>
-            <w:hideMark/>
-          </w:tcPr>
-          <w:p>
-            <w:pPr>
-              <w:spacing w:before="0"/>
-              <w:rPr>
-                <w:rFonts w:eastAsia="Times New Roman" w:cs="Arial"/>
-                <w:color w:val="000000"/>
-              </w:rPr>
-            </w:pPr>
-            <w:r>
-              <w:rPr>
-                <w:rFonts w:eastAsia="Times New Roman" w:cs="Arial"/>
-                <w:color w:val="000000"/>
-              </w:rPr>
-              <w:t xml:space="preserve">As a Manager, I want to generate dynamic reports filtered by </w:t>
-            </w:r>
-            <w:proofErr w:type="gramStart"/>
-            <w:r>
-              <w:rPr>
-                <w:rFonts w:eastAsia="Times New Roman" w:cs="Arial"/>
-                <w:color w:val="000000"/>
-              </w:rPr>
-              <w:t>supervisor</w:t>
-            </w:r>
-            <w:proofErr w:type="gramEnd"/>
-            <w:r>
-              <w:rPr>
-                <w:rFonts w:eastAsia="Times New Roman" w:cs="Arial"/>
-                <w:color w:val="000000"/>
-              </w:rPr>
-              <w:t xml:space="preserve"> so that individual performance can be assessed.</w:t>
-            </w:r>
-          </w:p>
-        </w:tc>
-        <w:tc>
-          <w:tcPr>
-            <w:tcW w:w="990" w:type="dxa"/>
-            <w:hideMark/>
-          </w:tcPr>
-          <w:p>
-            <w:pPr>
-              <w:spacing w:before="0"/>
+                <w:b/>
+                <w:bCs/>
+              </w:rPr>
+            </w:pPr>
+            <w:r>
+              <w:rPr>
+                <w:b/>
+                <w:bCs/>
+              </w:rPr>
+              <w:t>US1</w:t>
+            </w:r>
+          </w:p>
+        </w:tc>
+        <w:tc>
+          <w:tcPr>
+            <w:tcW w:w="3967" w:type="dxa"/>
+            <w:hideMark/>
+          </w:tcPr>
+          <w:p>
+            <w:pPr>
+              <w:rPr>
+                <w:b/>
+                <w:bCs/>
+              </w:rPr>
+            </w:pPr>
+            <w:r>
+              <w:rPr>
+                <w:b/>
+                <w:bCs/>
+              </w:rPr>
+              <w:t>As a Manager, I want to export reports in Excel format so that further analysis can be performed.</w:t>
+            </w:r>
+          </w:p>
+        </w:tc>
+        <w:tc>
+          <w:tcPr>
+            <w:tcW w:w="2068" w:type="dxa"/>
+            <w:hideMark/>
+          </w:tcPr>
+          <w:p>
+            <w:pPr>
+              <w:rPr>
+                <w:b/>
+                <w:bCs/>
+              </w:rPr>
+            </w:pPr>
+            <w:r>
+              <w:rPr>
+                <w:b/>
+                <w:bCs/>
+              </w:rPr>
+              <w:t>Export reports as Excel</w:t>
+            </w:r>
+          </w:p>
+        </w:tc>
+        <w:tc>
+          <w:tcPr>
+            <w:tcW w:w="957" w:type="dxa"/>
+            <w:vAlign w:val="center"/>
+            <w:hideMark/>
+          </w:tcPr>
+          <w:p>
+            <w:pPr>
               <w:jc w:val="center"/>
               <w:rPr>
-                <w:rFonts w:eastAsia="Times New Roman" w:cs="Arial"/>
-                <w:color w:val="000000"/>
-              </w:rPr>
-            </w:pPr>
-            <w:r>
-              <w:rPr>
-                <w:rFonts w:eastAsia="Times New Roman" w:cs="Arial"/>
-                <w:color w:val="000000"/>
+                <w:b/>
+                <w:bCs/>
+              </w:rPr>
+            </w:pPr>
+            <w:r>
+              <w:rPr>
+                <w:b/>
+                <w:bCs/>
               </w:rPr>
               <w:t>Medium</w:t>
             </w:r>
@@ -7186,22 +7909,22 @@
         </w:tc>
         <w:tc>
           <w:tcPr>
-            <w:tcW w:w="835" w:type="dxa"/>
-            <w:hideMark/>
-          </w:tcPr>
-          <w:p>
-            <w:pPr>
-              <w:spacing w:before="0"/>
+            <w:tcW w:w="997" w:type="dxa"/>
+            <w:vAlign w:val="center"/>
+            <w:hideMark/>
+          </w:tcPr>
+          <w:p>
+            <w:pPr>
               <w:jc w:val="center"/>
               <w:rPr>
-                <w:rFonts w:eastAsia="Times New Roman" w:cs="Arial"/>
-                <w:color w:val="000000"/>
-              </w:rPr>
-            </w:pPr>
-            <w:r>
-              <w:rPr>
-                <w:rFonts w:eastAsia="Times New Roman" w:cs="Arial"/>
-                <w:color w:val="000000"/>
+                <w:b/>
+                <w:bCs/>
+              </w:rPr>
+            </w:pPr>
+            <w:r>
+              <w:rPr>
+                <w:b/>
+                <w:bCs/>
               </w:rPr>
               <w:t>15</w:t>
             </w:r>
@@ -7209,15 +7932,40 @@
         </w:tc>
         <w:tc>
           <w:tcPr>
-            <w:tcW w:w="695" w:type="dxa"/>
-          </w:tcPr>
-          <w:p>
-            <w:pPr>
-              <w:spacing w:before="0"/>
+            <w:tcW w:w="847" w:type="dxa"/>
+            <w:vAlign w:val="center"/>
+            <w:hideMark/>
+          </w:tcPr>
+          <w:p>
+            <w:pPr>
               <w:jc w:val="center"/>
               <w:rPr>
-                <w:rFonts w:eastAsia="Times New Roman" w:cs="Arial"/>
-                <w:color w:val="000000"/>
+                <w:b/>
+                <w:bCs/>
+              </w:rPr>
+            </w:pPr>
+            <w:r>
+              <w:rPr>
+                <w:b/>
+                <w:bCs/>
+              </w:rPr>
+              <w:t>5</w:t>
+            </w:r>
+          </w:p>
+        </w:tc>
+        <w:tc>
+          <w:tcPr>
+            <w:tcW w:w="916" w:type="dxa"/>
+            <w:vMerge/>
+            <w:vAlign w:val="center"/>
+            <w:hideMark/>
+          </w:tcPr>
+          <w:p>
+            <w:pPr>
+              <w:jc w:val="center"/>
+              <w:rPr>
+                <w:b/>
+                <w:bCs/>
               </w:rPr>
             </w:pPr>
           </w:p>
@@ -7229,67 +7977,87 @@
         </w:trPr>
         <w:tc>
           <w:tcPr>
-            <w:tcW w:w="428" w:type="dxa"/>
-            <w:hideMark/>
-          </w:tcPr>
-          <w:p>
-            <w:pPr>
-              <w:spacing w:before="0"/>
+            <w:tcW w:w="704" w:type="dxa"/>
+            <w:vAlign w:val="center"/>
+            <w:hideMark/>
+          </w:tcPr>
+          <w:p>
+            <w:pPr>
               <w:jc w:val="center"/>
               <w:rPr>
-                <w:rFonts w:eastAsia="Times New Roman" w:cs="Arial"/>
-                <w:color w:val="000000"/>
-              </w:rPr>
-            </w:pPr>
-            <w:r>
-              <w:rPr>
-                <w:rFonts w:eastAsia="Times New Roman" w:cs="Arial"/>
-                <w:color w:val="000000"/>
-              </w:rPr>
-              <w:t>24</w:t>
-            </w:r>
-          </w:p>
-        </w:tc>
-        <w:tc>
-          <w:tcPr>
-            <w:tcW w:w="7847" w:type="dxa"/>
-            <w:hideMark/>
-          </w:tcPr>
-          <w:p>
-            <w:pPr>
-              <w:spacing w:before="0"/>
-              <w:rPr>
-                <w:rFonts w:eastAsia="Times New Roman" w:cs="Arial"/>
-                <w:color w:val="000000"/>
-              </w:rPr>
-            </w:pPr>
-            <w:r>
-              <w:rPr>
-                <w:rFonts w:eastAsia="Times New Roman" w:cs="Arial"/>
-                <w:color w:val="000000"/>
-              </w:rPr>
-              <w:t>As a Manager, I want to generate dynamic reports filtered by region so that regional performance can be evaluated.</w:t>
-            </w:r>
-          </w:p>
-        </w:tc>
-        <w:tc>
-          <w:tcPr>
-            <w:tcW w:w="990" w:type="dxa"/>
-            <w:hideMark/>
-          </w:tcPr>
-          <w:p>
-            <w:pPr>
-              <w:spacing w:before="0"/>
+                <w:b/>
+                <w:bCs/>
+              </w:rPr>
+            </w:pPr>
+            <w:r>
+              <w:rPr>
+                <w:b/>
+                <w:bCs/>
+              </w:rPr>
+              <w:t>US15</w:t>
+            </w:r>
+          </w:p>
+        </w:tc>
+        <w:tc>
+          <w:tcPr>
+            <w:tcW w:w="3967" w:type="dxa"/>
+            <w:hideMark/>
+          </w:tcPr>
+          <w:p>
+            <w:pPr>
+              <w:rPr>
+                <w:b/>
+                <w:bCs/>
+              </w:rPr>
+            </w:pPr>
+            <w:r>
+              <w:rPr>
+                <w:b/>
+                <w:bCs/>
+              </w:rPr>
+              <w:t>As a Supervisor, I want to enter data offline so that I can continue working without internet connectivity.</w:t>
+            </w:r>
+          </w:p>
+        </w:tc>
+        <w:tc>
+          <w:tcPr>
+            <w:tcW w:w="2068" w:type="dxa"/>
+            <w:hideMark/>
+          </w:tcPr>
+          <w:p>
+            <w:pPr>
+              <w:rPr>
+                <w:b/>
+                <w:bCs/>
+              </w:rPr>
+            </w:pPr>
+            <w:r>
+              <w:rPr>
+                <w:b/>
+                <w:bCs/>
+              </w:rPr>
+              <w:t>Offline data entry</w:t>
+            </w:r>
+          </w:p>
+        </w:tc>
+        <w:tc>
+          <w:tcPr>
+            <w:tcW w:w="957" w:type="dxa"/>
+            <w:vAlign w:val="center"/>
+            <w:hideMark/>
+          </w:tcPr>
+          <w:p>
+            <w:pPr>
               <w:jc w:val="center"/>
               <w:rPr>
-                <w:rFonts w:eastAsia="Times New Roman" w:cs="Arial"/>
-                <w:color w:val="000000"/>
-              </w:rPr>
-            </w:pPr>
-            <w:r>
-              <w:rPr>
-                <w:rFonts w:eastAsia="Times New Roman" w:cs="Arial"/>
-                <w:color w:val="000000"/>
+                <w:b/>
+                <w:bCs/>
+              </w:rPr>
+            </w:pPr>
+            <w:r>
+              <w:rPr>
+                <w:b/>
+                <w:bCs/>
               </w:rPr>
               <w:t>Medium</w:t>
             </w:r>
@@ -7297,22 +8065,22 @@
         </w:tc>
         <w:tc>
           <w:tcPr>
-            <w:tcW w:w="835" w:type="dxa"/>
-            <w:hideMark/>
-          </w:tcPr>
-          <w:p>
-            <w:pPr>
-              <w:spacing w:before="0"/>
+            <w:tcW w:w="997" w:type="dxa"/>
+            <w:vAlign w:val="center"/>
+            <w:hideMark/>
+          </w:tcPr>
+          <w:p>
+            <w:pPr>
               <w:jc w:val="center"/>
               <w:rPr>
-                <w:rFonts w:eastAsia="Times New Roman" w:cs="Arial"/>
-                <w:color w:val="000000"/>
-              </w:rPr>
-            </w:pPr>
-            <w:r>
-              <w:rPr>
-                <w:rFonts w:eastAsia="Times New Roman" w:cs="Arial"/>
-                <w:color w:val="000000"/>
+                <w:b/>
+                <w:bCs/>
+              </w:rPr>
+            </w:pPr>
+            <w:r>
+              <w:rPr>
+                <w:b/>
+                <w:bCs/>
               </w:rPr>
               <w:t>16</w:t>
             </w:r>
@@ -7320,15 +8088,40 @@
         </w:tc>
         <w:tc>
           <w:tcPr>
-            <w:tcW w:w="695" w:type="dxa"/>
-          </w:tcPr>
-          <w:p>
-            <w:pPr>
-              <w:spacing w:before="0"/>
+            <w:tcW w:w="847" w:type="dxa"/>
+            <w:vAlign w:val="center"/>
+            <w:hideMark/>
+          </w:tcPr>
+          <w:p>
+            <w:pPr>
               <w:jc w:val="center"/>
               <w:rPr>
-                <w:rFonts w:eastAsia="Times New Roman" w:cs="Arial"/>
-                <w:color w:val="000000"/>
+                <w:b/>
+                <w:bCs/>
+              </w:rPr>
+            </w:pPr>
+            <w:r>
+              <w:rPr>
+                <w:b/>
+                <w:bCs/>
+              </w:rPr>
+              <w:t>8</w:t>
+            </w:r>
+          </w:p>
+        </w:tc>
+        <w:tc>
+          <w:tcPr>
+            <w:tcW w:w="916" w:type="dxa"/>
+            <w:vMerge/>
+            <w:vAlign w:val="center"/>
+            <w:hideMark/>
+          </w:tcPr>
+          <w:p>
+            <w:pPr>
+              <w:jc w:val="center"/>
+              <w:rPr>
+                <w:b/>
+                <w:bCs/>
               </w:rPr>
             </w:pPr>
           </w:p>
@@ -7340,67 +8133,103 @@
         </w:trPr>
         <w:tc>
           <w:tcPr>
-            <w:tcW w:w="428" w:type="dxa"/>
-            <w:hideMark/>
-          </w:tcPr>
-          <w:p>
-            <w:pPr>
-              <w:spacing w:before="0"/>
+            <w:tcW w:w="704" w:type="dxa"/>
+            <w:vAlign w:val="center"/>
+            <w:hideMark/>
+          </w:tcPr>
+          <w:p>
+            <w:pPr>
               <w:jc w:val="center"/>
               <w:rPr>
-                <w:rFonts w:eastAsia="Times New Roman" w:cs="Arial"/>
-                <w:color w:val="000000"/>
-              </w:rPr>
-            </w:pPr>
-            <w:r>
-              <w:rPr>
-                <w:rFonts w:eastAsia="Times New Roman" w:cs="Arial"/>
-                <w:color w:val="000000"/>
-              </w:rPr>
-              <w:t>25</w:t>
-            </w:r>
-          </w:p>
-        </w:tc>
-        <w:tc>
-          <w:tcPr>
-            <w:tcW w:w="7847" w:type="dxa"/>
-            <w:hideMark/>
-          </w:tcPr>
-          <w:p>
-            <w:pPr>
-              <w:spacing w:before="0"/>
-              <w:rPr>
-                <w:rFonts w:eastAsia="Times New Roman" w:cs="Arial"/>
-                <w:color w:val="000000"/>
-              </w:rPr>
-            </w:pPr>
-            <w:r>
-              <w:rPr>
-                <w:rFonts w:eastAsia="Times New Roman" w:cs="Arial"/>
-                <w:color w:val="000000"/>
-              </w:rPr>
-              <w:t>As a Manager, I want to export reports in PDF format so that they can be shared easily.</w:t>
-            </w:r>
-          </w:p>
-        </w:tc>
-        <w:tc>
-          <w:tcPr>
-            <w:tcW w:w="990" w:type="dxa"/>
-            <w:hideMark/>
-          </w:tcPr>
-          <w:p>
-            <w:pPr>
-              <w:spacing w:before="0"/>
+                <w:b/>
+                <w:bCs/>
+              </w:rPr>
+            </w:pPr>
+            <w:r>
+              <w:rPr>
+                <w:b/>
+                <w:bCs/>
+              </w:rPr>
+              <w:t>US8</w:t>
+            </w:r>
+          </w:p>
+        </w:tc>
+        <w:tc>
+          <w:tcPr>
+            <w:tcW w:w="3967" w:type="dxa"/>
+            <w:hideMark/>
+          </w:tcPr>
+          <w:p>
+            <w:pPr>
+              <w:rPr>
+                <w:b/>
+                <w:bCs/>
+              </w:rPr>
+            </w:pPr>
+            <w:r>
+              <w:rPr>
+                <w:b/>
+                <w:bCs/>
+              </w:rPr>
+              <w:t xml:space="preserve">As a Manager, I want to receive real-time notifications for pending validations so that I can take </w:t>
+            </w:r>
+            <w:proofErr w:type="gramStart"/>
+            <w:r>
+              <w:rPr>
+                <w:b/>
+                <w:bCs/>
+              </w:rPr>
+              <w:t>necessary</w:t>
+            </w:r>
+            <w:proofErr w:type="gramEnd"/>
+            <w:r>
+              <w:rPr>
+                <w:b/>
+                <w:bCs/>
+              </w:rPr>
+              <w:t xml:space="preserve"> actions.</w:t>
+            </w:r>
+          </w:p>
+        </w:tc>
+        <w:tc>
+          <w:tcPr>
+            <w:tcW w:w="2068" w:type="dxa"/>
+            <w:hideMark/>
+          </w:tcPr>
+          <w:p>
+            <w:pPr>
+              <w:rPr>
+                <w:b/>
+                <w:bCs/>
+              </w:rPr>
+            </w:pPr>
+            <w:r>
+              <w:rPr>
+                <w:b/>
+                <w:bCs/>
+              </w:rPr>
+              <w:t>Real-time pending validation notifications</w:t>
+            </w:r>
+          </w:p>
+        </w:tc>
+        <w:tc>
+          <w:tcPr>
+            <w:tcW w:w="957" w:type="dxa"/>
+            <w:vAlign w:val="center"/>
+            <w:hideMark/>
+          </w:tcPr>
+          <w:p>
+            <w:pPr>
               <w:jc w:val="center"/>
               <w:rPr>
-                <w:rFonts w:eastAsia="Times New Roman" w:cs="Arial"/>
-                <w:color w:val="000000"/>
-              </w:rPr>
-            </w:pPr>
-            <w:r>
-              <w:rPr>
-                <w:rFonts w:eastAsia="Times New Roman" w:cs="Arial"/>
-                <w:color w:val="000000"/>
+                <w:b/>
+                <w:bCs/>
+              </w:rPr>
+            </w:pPr>
+            <w:r>
+              <w:rPr>
+                <w:b/>
+                <w:bCs/>
               </w:rPr>
               <w:t>Medium</w:t>
             </w:r>
@@ -7408,22 +8237,22 @@
         </w:tc>
         <w:tc>
           <w:tcPr>
-            <w:tcW w:w="835" w:type="dxa"/>
-            <w:hideMark/>
-          </w:tcPr>
-          <w:p>
-            <w:pPr>
-              <w:spacing w:before="0"/>
+            <w:tcW w:w="997" w:type="dxa"/>
+            <w:vAlign w:val="center"/>
+            <w:hideMark/>
+          </w:tcPr>
+          <w:p>
+            <w:pPr>
               <w:jc w:val="center"/>
               <w:rPr>
-                <w:rFonts w:eastAsia="Times New Roman" w:cs="Arial"/>
-                <w:color w:val="000000"/>
-              </w:rPr>
-            </w:pPr>
-            <w:r>
-              <w:rPr>
-                <w:rFonts w:eastAsia="Times New Roman" w:cs="Arial"/>
-                <w:color w:val="000000"/>
+                <w:b/>
+                <w:bCs/>
+              </w:rPr>
+            </w:pPr>
+            <w:r>
+              <w:rPr>
+                <w:b/>
+                <w:bCs/>
               </w:rPr>
               <w:t>17</w:t>
             </w:r>
@@ -7431,17 +8260,50 @@
         </w:tc>
         <w:tc>
           <w:tcPr>
-            <w:tcW w:w="695" w:type="dxa"/>
-          </w:tcPr>
-          <w:p>
-            <w:pPr>
-              <w:spacing w:before="0"/>
+            <w:tcW w:w="847" w:type="dxa"/>
+            <w:vAlign w:val="center"/>
+            <w:hideMark/>
+          </w:tcPr>
+          <w:p>
+            <w:pPr>
               <w:jc w:val="center"/>
               <w:rPr>
-                <w:rFonts w:eastAsia="Times New Roman" w:cs="Arial"/>
-                <w:color w:val="000000"/>
-              </w:rPr>
-            </w:pPr>
+                <w:b/>
+                <w:bCs/>
+              </w:rPr>
+            </w:pPr>
+            <w:r>
+              <w:rPr>
+                <w:b/>
+                <w:bCs/>
+              </w:rPr>
+              <w:t>5</w:t>
+            </w:r>
+          </w:p>
+        </w:tc>
+        <w:tc>
+          <w:tcPr>
+            <w:tcW w:w="916" w:type="dxa"/>
+            <w:vMerge w:val="restart"/>
+            <w:noWrap/>
+            <w:vAlign w:val="center"/>
+            <w:hideMark/>
+          </w:tcPr>
+          <w:p>
+            <w:pPr>
+              <w:jc w:val="center"/>
+              <w:rPr>
+                <w:b/>
+                <w:bCs/>
+              </w:rPr>
+            </w:pPr>
+            <w:r>
+              <w:rPr>
+                <w:b/>
+                <w:bCs/>
+              </w:rPr>
+              <w:t>4</w:t>
+            </w:r>
           </w:p>
         </w:tc>
       </w:tr>
@@ -7451,67 +8313,87 @@
         </w:trPr>
         <w:tc>
           <w:tcPr>
-            <w:tcW w:w="428" w:type="dxa"/>
-            <w:hideMark/>
-          </w:tcPr>
-          <w:p>
-            <w:pPr>
-              <w:spacing w:before="0"/>
+            <w:tcW w:w="704" w:type="dxa"/>
+            <w:vAlign w:val="center"/>
+            <w:hideMark/>
+          </w:tcPr>
+          <w:p>
+            <w:pPr>
               <w:jc w:val="center"/>
               <w:rPr>
-                <w:rFonts w:eastAsia="Times New Roman" w:cs="Arial"/>
-                <w:color w:val="000000"/>
-              </w:rPr>
-            </w:pPr>
-            <w:r>
-              <w:rPr>
-                <w:rFonts w:eastAsia="Times New Roman" w:cs="Arial"/>
-                <w:color w:val="000000"/>
-              </w:rPr>
-              <w:t>26</w:t>
-            </w:r>
-          </w:p>
-        </w:tc>
-        <w:tc>
-          <w:tcPr>
-            <w:tcW w:w="7847" w:type="dxa"/>
-            <w:hideMark/>
-          </w:tcPr>
-          <w:p>
-            <w:pPr>
-              <w:spacing w:before="0"/>
-              <w:rPr>
-                <w:rFonts w:eastAsia="Times New Roman" w:cs="Arial"/>
-                <w:color w:val="000000"/>
-              </w:rPr>
-            </w:pPr>
-            <w:r>
-              <w:rPr>
-                <w:rFonts w:eastAsia="Times New Roman" w:cs="Arial"/>
-                <w:color w:val="000000"/>
-              </w:rPr>
-              <w:t>As a Manager, I want to export reports in Excel format so that further analysis can be performed.</w:t>
-            </w:r>
-          </w:p>
-        </w:tc>
-        <w:tc>
-          <w:tcPr>
-            <w:tcW w:w="990" w:type="dxa"/>
-            <w:hideMark/>
-          </w:tcPr>
-          <w:p>
-            <w:pPr>
-              <w:spacing w:before="0"/>
+                <w:b/>
+                <w:bCs/>
+              </w:rPr>
+            </w:pPr>
+            <w:r>
+              <w:rPr>
+                <w:b/>
+                <w:bCs/>
+              </w:rPr>
+              <w:t>US33</w:t>
+            </w:r>
+          </w:p>
+        </w:tc>
+        <w:tc>
+          <w:tcPr>
+            <w:tcW w:w="3967" w:type="dxa"/>
+            <w:hideMark/>
+          </w:tcPr>
+          <w:p>
+            <w:pPr>
+              <w:rPr>
+                <w:b/>
+                <w:bCs/>
+              </w:rPr>
+            </w:pPr>
+            <w:r>
+              <w:rPr>
+                <w:b/>
+                <w:bCs/>
+              </w:rPr>
+              <w:t>As an AI Model, I want to analyze timesheet and visit data to detect irregularities so that potential issues can be flagged.</w:t>
+            </w:r>
+          </w:p>
+        </w:tc>
+        <w:tc>
+          <w:tcPr>
+            <w:tcW w:w="2068" w:type="dxa"/>
+            <w:hideMark/>
+          </w:tcPr>
+          <w:p>
+            <w:pPr>
+              <w:rPr>
+                <w:b/>
+                <w:bCs/>
+              </w:rPr>
+            </w:pPr>
+            <w:r>
+              <w:rPr>
+                <w:b/>
+                <w:bCs/>
+              </w:rPr>
+              <w:t>Detect anomalies in data</w:t>
+            </w:r>
+          </w:p>
+        </w:tc>
+        <w:tc>
+          <w:tcPr>
+            <w:tcW w:w="957" w:type="dxa"/>
+            <w:vAlign w:val="center"/>
+            <w:hideMark/>
+          </w:tcPr>
+          <w:p>
+            <w:pPr>
               <w:jc w:val="center"/>
               <w:rPr>
-                <w:rFonts w:eastAsia="Times New Roman" w:cs="Arial"/>
-                <w:color w:val="000000"/>
-              </w:rPr>
-            </w:pPr>
-            <w:r>
-              <w:rPr>
-                <w:rFonts w:eastAsia="Times New Roman" w:cs="Arial"/>
-                <w:color w:val="000000"/>
+                <w:b/>
+                <w:bCs/>
+              </w:rPr>
+            </w:pPr>
+            <w:r>
+              <w:rPr>
+                <w:b/>
+                <w:bCs/>
               </w:rPr>
               <w:t>Medium</w:t>
             </w:r>
@@ -7519,22 +8401,22 @@
         </w:tc>
         <w:tc>
           <w:tcPr>
-            <w:tcW w:w="835" w:type="dxa"/>
-            <w:hideMark/>
-          </w:tcPr>
-          <w:p>
-            <w:pPr>
-              <w:spacing w:before="0"/>
+            <w:tcW w:w="997" w:type="dxa"/>
+            <w:vAlign w:val="center"/>
+            <w:hideMark/>
+          </w:tcPr>
+          <w:p>
+            <w:pPr>
               <w:jc w:val="center"/>
               <w:rPr>
-                <w:rFonts w:eastAsia="Times New Roman" w:cs="Arial"/>
-                <w:color w:val="000000"/>
-              </w:rPr>
-            </w:pPr>
-            <w:r>
-              <w:rPr>
-                <w:rFonts w:eastAsia="Times New Roman" w:cs="Arial"/>
-                <w:color w:val="000000"/>
+                <w:b/>
+                <w:bCs/>
+              </w:rPr>
+            </w:pPr>
+            <w:r>
+              <w:rPr>
+                <w:b/>
+                <w:bCs/>
               </w:rPr>
               <w:t>18</w:t>
             </w:r>
@@ -7542,15 +8424,40 @@
         </w:tc>
         <w:tc>
           <w:tcPr>
-            <w:tcW w:w="695" w:type="dxa"/>
-          </w:tcPr>
-          <w:p>
-            <w:pPr>
-              <w:spacing w:before="0"/>
+            <w:tcW w:w="847" w:type="dxa"/>
+            <w:vAlign w:val="center"/>
+            <w:hideMark/>
+          </w:tcPr>
+          <w:p>
+            <w:pPr>
               <w:jc w:val="center"/>
               <w:rPr>
-                <w:rFonts w:eastAsia="Times New Roman" w:cs="Arial"/>
-                <w:color w:val="000000"/>
+                <w:b/>
+                <w:bCs/>
+              </w:rPr>
+            </w:pPr>
+            <w:r>
+              <w:rPr>
+                <w:b/>
+                <w:bCs/>
+              </w:rPr>
+              <w:t>21</w:t>
+            </w:r>
+          </w:p>
+        </w:tc>
+        <w:tc>
+          <w:tcPr>
+            <w:tcW w:w="916" w:type="dxa"/>
+            <w:vMerge/>
+            <w:vAlign w:val="center"/>
+            <w:hideMark/>
+          </w:tcPr>
+          <w:p>
+            <w:pPr>
+              <w:jc w:val="center"/>
+              <w:rPr>
+                <w:b/>
+                <w:bCs/>
               </w:rPr>
             </w:pPr>
           </w:p>
@@ -7562,60 +8469,59 @@
         </w:trPr>
         <w:tc>
           <w:tcPr>
-            <w:tcW w:w="428" w:type="dxa"/>
-            <w:hideMark/>
-          </w:tcPr>
-          <w:p>
-            <w:pPr>
-              <w:spacing w:before="0"/>
+            <w:tcW w:w="704" w:type="dxa"/>
+            <w:vAlign w:val="center"/>
+            <w:hideMark/>
+          </w:tcPr>
+          <w:p>
+            <w:pPr>
               <w:jc w:val="center"/>
               <w:rPr>
-                <w:rFonts w:eastAsia="Times New Roman" w:cs="Arial"/>
-                <w:color w:val="000000"/>
-              </w:rPr>
-            </w:pPr>
-            <w:r>
-              <w:rPr>
-                <w:rFonts w:eastAsia="Times New Roman" w:cs="Arial"/>
-                <w:color w:val="000000"/>
-              </w:rPr>
-              <w:t>28</w:t>
-            </w:r>
-          </w:p>
-        </w:tc>
-        <w:tc>
-          <w:tcPr>
-            <w:tcW w:w="7847" w:type="dxa"/>
-            <w:hideMark/>
-          </w:tcPr>
-          <w:p>
-            <w:pPr>
-              <w:spacing w:before="0"/>
-              <w:rPr>
-                <w:rFonts w:eastAsia="Times New Roman" w:cs="Arial"/>
-                <w:color w:val="000000"/>
-              </w:rPr>
-            </w:pPr>
-            <w:r>
-              <w:rPr>
-                <w:rFonts w:eastAsia="Times New Roman" w:cs="Arial"/>
-                <w:color w:val="000000"/>
+                <w:b/>
+                <w:bCs/>
+              </w:rPr>
+            </w:pPr>
+            <w:r>
+              <w:rPr>
+                <w:b/>
+                <w:bCs/>
+              </w:rPr>
+              <w:t>US6</w:t>
+            </w:r>
+          </w:p>
+        </w:tc>
+        <w:tc>
+          <w:tcPr>
+            <w:tcW w:w="3967" w:type="dxa"/>
+            <w:hideMark/>
+          </w:tcPr>
+          <w:p>
+            <w:pPr>
+              <w:rPr>
+                <w:b/>
+                <w:bCs/>
+              </w:rPr>
+            </w:pPr>
+            <w:r>
+              <w:rPr>
+                <w:b/>
+                <w:bCs/>
               </w:rPr>
               <w:t xml:space="preserve">As a Manager, I want to receive anomaly alerts </w:t>
             </w:r>
             <w:proofErr w:type="gramStart"/>
             <w:r>
               <w:rPr>
-                <w:rFonts w:eastAsia="Times New Roman" w:cs="Arial"/>
-                <w:color w:val="000000"/>
+                <w:b/>
+                <w:bCs/>
               </w:rPr>
               <w:t>in</w:t>
             </w:r>
             <w:proofErr w:type="gramEnd"/>
             <w:r>
               <w:rPr>
-                <w:rFonts w:eastAsia="Times New Roman" w:cs="Arial"/>
-                <w:color w:val="000000"/>
+                <w:b/>
+                <w:bCs/>
               </w:rPr>
               <w:t xml:space="preserve"> dashboards so that issues can be addressed promptly.</w:t>
             </w:r>
@@ -7623,22 +8529,43 @@
         </w:tc>
         <w:tc>
           <w:tcPr>
-            <w:tcW w:w="990" w:type="dxa"/>
-            <w:hideMark/>
-          </w:tcPr>
-          <w:p>
-            <w:pPr>
-              <w:spacing w:before="0"/>
+            <w:tcW w:w="2068" w:type="dxa"/>
+            <w:hideMark/>
+          </w:tcPr>
+          <w:p>
+            <w:pPr>
+              <w:rPr>
+                <w:b/>
+                <w:bCs/>
+              </w:rPr>
+            </w:pPr>
+            <w:r>
+              <w:rPr>
+                <w:b/>
+                <w:bCs/>
+              </w:rPr>
+              <w:t>Anomaly alerts in dashboards</w:t>
+            </w:r>
+          </w:p>
+        </w:tc>
+        <w:tc>
+          <w:tcPr>
+            <w:tcW w:w="957" w:type="dxa"/>
+            <w:vAlign w:val="center"/>
+            <w:hideMark/>
+          </w:tcPr>
+          <w:p>
+            <w:pPr>
               <w:jc w:val="center"/>
               <w:rPr>
-                <w:rFonts w:eastAsia="Times New Roman" w:cs="Arial"/>
-                <w:color w:val="000000"/>
-              </w:rPr>
-            </w:pPr>
-            <w:r>
-              <w:rPr>
-                <w:rFonts w:eastAsia="Times New Roman" w:cs="Arial"/>
-                <w:color w:val="000000"/>
+                <w:b/>
+                <w:bCs/>
+              </w:rPr>
+            </w:pPr>
+            <w:r>
+              <w:rPr>
+                <w:b/>
+                <w:bCs/>
               </w:rPr>
               <w:t>Medium</w:t>
             </w:r>
@@ -7646,22 +8573,22 @@
         </w:tc>
         <w:tc>
           <w:tcPr>
-            <w:tcW w:w="835" w:type="dxa"/>
-            <w:hideMark/>
-          </w:tcPr>
-          <w:p>
-            <w:pPr>
-              <w:spacing w:before="0"/>
+            <w:tcW w:w="997" w:type="dxa"/>
+            <w:vAlign w:val="center"/>
+            <w:hideMark/>
+          </w:tcPr>
+          <w:p>
+            <w:pPr>
               <w:jc w:val="center"/>
               <w:rPr>
-                <w:rFonts w:eastAsia="Times New Roman" w:cs="Arial"/>
-                <w:color w:val="000000"/>
-              </w:rPr>
-            </w:pPr>
-            <w:r>
-              <w:rPr>
-                <w:rFonts w:eastAsia="Times New Roman" w:cs="Arial"/>
-                <w:color w:val="000000"/>
+                <w:b/>
+                <w:bCs/>
+              </w:rPr>
+            </w:pPr>
+            <w:r>
+              <w:rPr>
+                <w:b/>
+                <w:bCs/>
               </w:rPr>
               <w:t>19</w:t>
             </w:r>
@@ -7669,15 +8596,40 @@
         </w:tc>
         <w:tc>
           <w:tcPr>
-            <w:tcW w:w="695" w:type="dxa"/>
-          </w:tcPr>
-          <w:p>
-            <w:pPr>
-              <w:spacing w:before="0"/>
+            <w:tcW w:w="847" w:type="dxa"/>
+            <w:vAlign w:val="center"/>
+            <w:hideMark/>
+          </w:tcPr>
+          <w:p>
+            <w:pPr>
               <w:jc w:val="center"/>
               <w:rPr>
-                <w:rFonts w:eastAsia="Times New Roman" w:cs="Arial"/>
-                <w:color w:val="000000"/>
+                <w:b/>
+                <w:bCs/>
+              </w:rPr>
+            </w:pPr>
+            <w:r>
+              <w:rPr>
+                <w:b/>
+                <w:bCs/>
+              </w:rPr>
+              <w:t>5</w:t>
+            </w:r>
+          </w:p>
+        </w:tc>
+        <w:tc>
+          <w:tcPr>
+            <w:tcW w:w="916" w:type="dxa"/>
+            <w:vMerge/>
+            <w:vAlign w:val="center"/>
+            <w:hideMark/>
+          </w:tcPr>
+          <w:p>
+            <w:pPr>
+              <w:jc w:val="center"/>
+              <w:rPr>
+                <w:b/>
+                <w:bCs/>
               </w:rPr>
             </w:pPr>
           </w:p>
@@ -7689,83 +8641,87 @@
         </w:trPr>
         <w:tc>
           <w:tcPr>
-            <w:tcW w:w="428" w:type="dxa"/>
-            <w:hideMark/>
-          </w:tcPr>
-          <w:p>
-            <w:pPr>
-              <w:spacing w:before="0"/>
+            <w:tcW w:w="704" w:type="dxa"/>
+            <w:vAlign w:val="center"/>
+            <w:hideMark/>
+          </w:tcPr>
+          <w:p>
+            <w:pPr>
               <w:jc w:val="center"/>
               <w:rPr>
-                <w:rFonts w:eastAsia="Times New Roman" w:cs="Arial"/>
-                <w:color w:val="000000"/>
-              </w:rPr>
-            </w:pPr>
-            <w:r>
-              <w:rPr>
-                <w:rFonts w:eastAsia="Times New Roman" w:cs="Arial"/>
-                <w:color w:val="000000"/>
-              </w:rPr>
-              <w:t>29</w:t>
-            </w:r>
-          </w:p>
-        </w:tc>
-        <w:tc>
-          <w:tcPr>
-            <w:tcW w:w="7847" w:type="dxa"/>
-            <w:hideMark/>
-          </w:tcPr>
-          <w:p>
-            <w:pPr>
-              <w:spacing w:before="0"/>
-              <w:rPr>
-                <w:rFonts w:eastAsia="Times New Roman" w:cs="Arial"/>
-                <w:color w:val="000000"/>
-              </w:rPr>
-            </w:pPr>
-            <w:r>
-              <w:rPr>
-                <w:rFonts w:eastAsia="Times New Roman" w:cs="Arial"/>
-                <w:color w:val="000000"/>
-              </w:rPr>
-              <w:t xml:space="preserve">As a Manager, I want to receive real-time notifications for pending validations so that I can take </w:t>
-            </w:r>
-            <w:proofErr w:type="gramStart"/>
-            <w:r>
-              <w:rPr>
-                <w:rFonts w:eastAsia="Times New Roman" w:cs="Arial"/>
-                <w:color w:val="000000"/>
-              </w:rPr>
-              <w:t>necessary</w:t>
-            </w:r>
-            <w:proofErr w:type="gramEnd"/>
-            <w:r>
-              <w:rPr>
-                <w:rFonts w:eastAsia="Times New Roman" w:cs="Arial"/>
-                <w:color w:val="000000"/>
-              </w:rPr>
-              <w:t xml:space="preserve"> actions.</w:t>
-            </w:r>
-          </w:p>
-        </w:tc>
-        <w:tc>
-          <w:tcPr>
-            <w:tcW w:w="990" w:type="dxa"/>
-            <w:hideMark/>
-          </w:tcPr>
-          <w:p>
-            <w:pPr>
-              <w:spacing w:before="0"/>
+                <w:b/>
+                <w:bCs/>
+              </w:rPr>
+            </w:pPr>
+            <w:r>
+              <w:rPr>
+                <w:b/>
+                <w:bCs/>
+              </w:rPr>
+              <w:t>US19</w:t>
+            </w:r>
+          </w:p>
+        </w:tc>
+        <w:tc>
+          <w:tcPr>
+            <w:tcW w:w="3967" w:type="dxa"/>
+            <w:hideMark/>
+          </w:tcPr>
+          <w:p>
+            <w:pPr>
+              <w:rPr>
+                <w:b/>
+                <w:bCs/>
+              </w:rPr>
+            </w:pPr>
+            <w:r>
+              <w:rPr>
+                <w:b/>
+                <w:bCs/>
+              </w:rPr>
+              <w:t>As a Supervisor, I want to receive real-time notifications for visits so that I know what to do.</w:t>
+            </w:r>
+          </w:p>
+        </w:tc>
+        <w:tc>
+          <w:tcPr>
+            <w:tcW w:w="2068" w:type="dxa"/>
+            <w:hideMark/>
+          </w:tcPr>
+          <w:p>
+            <w:pPr>
+              <w:rPr>
+                <w:b/>
+                <w:bCs/>
+              </w:rPr>
+            </w:pPr>
+            <w:r>
+              <w:rPr>
+                <w:b/>
+                <w:bCs/>
+              </w:rPr>
+              <w:t>Real-time visit notifications</w:t>
+            </w:r>
+          </w:p>
+        </w:tc>
+        <w:tc>
+          <w:tcPr>
+            <w:tcW w:w="957" w:type="dxa"/>
+            <w:vAlign w:val="center"/>
+            <w:hideMark/>
+          </w:tcPr>
+          <w:p>
+            <w:pPr>
               <w:jc w:val="center"/>
               <w:rPr>
-                <w:rFonts w:eastAsia="Times New Roman" w:cs="Arial"/>
-                <w:color w:val="000000"/>
-              </w:rPr>
-            </w:pPr>
-            <w:r>
-              <w:rPr>
-                <w:rFonts w:eastAsia="Times New Roman" w:cs="Arial"/>
-                <w:color w:val="000000"/>
+                <w:b/>
+                <w:bCs/>
+              </w:rPr>
+            </w:pPr>
+            <w:r>
+              <w:rPr>
+                <w:b/>
+                <w:bCs/>
               </w:rPr>
               <w:t>Medium</w:t>
             </w:r>
@@ -7773,22 +8729,22 @@
         </w:tc>
         <w:tc>
           <w:tcPr>
-            <w:tcW w:w="835" w:type="dxa"/>
-            <w:hideMark/>
-          </w:tcPr>
-          <w:p>
-            <w:pPr>
-              <w:spacing w:before="0"/>
+            <w:tcW w:w="997" w:type="dxa"/>
+            <w:vAlign w:val="center"/>
+            <w:hideMark/>
+          </w:tcPr>
+          <w:p>
+            <w:pPr>
               <w:jc w:val="center"/>
               <w:rPr>
-                <w:rFonts w:eastAsia="Times New Roman" w:cs="Arial"/>
-                <w:color w:val="000000"/>
-              </w:rPr>
-            </w:pPr>
-            <w:r>
-              <w:rPr>
-                <w:rFonts w:eastAsia="Times New Roman" w:cs="Arial"/>
-                <w:color w:val="000000"/>
+                <w:b/>
+                <w:bCs/>
+              </w:rPr>
+            </w:pPr>
+            <w:r>
+              <w:rPr>
+                <w:b/>
+                <w:bCs/>
               </w:rPr>
               <w:t>20</w:t>
             </w:r>
@@ -7796,17 +8752,50 @@
         </w:tc>
         <w:tc>
           <w:tcPr>
-            <w:tcW w:w="695" w:type="dxa"/>
-          </w:tcPr>
-          <w:p>
-            <w:pPr>
-              <w:spacing w:before="0"/>
+            <w:tcW w:w="847" w:type="dxa"/>
+            <w:vAlign w:val="center"/>
+            <w:hideMark/>
+          </w:tcPr>
+          <w:p>
+            <w:pPr>
               <w:jc w:val="center"/>
               <w:rPr>
-                <w:rFonts w:eastAsia="Times New Roman" w:cs="Arial"/>
-                <w:color w:val="000000"/>
-              </w:rPr>
-            </w:pPr>
+                <w:b/>
+                <w:bCs/>
+              </w:rPr>
+            </w:pPr>
+            <w:r>
+              <w:rPr>
+                <w:b/>
+                <w:bCs/>
+              </w:rPr>
+              <w:t>5</w:t>
+            </w:r>
+          </w:p>
+        </w:tc>
+        <w:tc>
+          <w:tcPr>
+            <w:tcW w:w="916" w:type="dxa"/>
+            <w:vMerge w:val="restart"/>
+            <w:noWrap/>
+            <w:vAlign w:val="center"/>
+            <w:hideMark/>
+          </w:tcPr>
+          <w:p>
+            <w:pPr>
+              <w:jc w:val="center"/>
+              <w:rPr>
+                <w:b/>
+                <w:bCs/>
+              </w:rPr>
+            </w:pPr>
+            <w:r>
+              <w:rPr>
+                <w:b/>
+                <w:bCs/>
+              </w:rPr>
+              <w:t>5</w:t>
+            </w:r>
           </w:p>
         </w:tc>
       </w:tr>
@@ -7816,67 +8805,87 @@
         </w:trPr>
         <w:tc>
           <w:tcPr>
-            <w:tcW w:w="428" w:type="dxa"/>
-            <w:hideMark/>
-          </w:tcPr>
-          <w:p>
-            <w:pPr>
-              <w:spacing w:before="0"/>
+            <w:tcW w:w="704" w:type="dxa"/>
+            <w:vAlign w:val="center"/>
+            <w:hideMark/>
+          </w:tcPr>
+          <w:p>
+            <w:pPr>
               <w:jc w:val="center"/>
               <w:rPr>
-                <w:rFonts w:eastAsia="Times New Roman" w:cs="Arial"/>
-                <w:color w:val="000000"/>
-              </w:rPr>
-            </w:pPr>
-            <w:r>
-              <w:rPr>
-                <w:rFonts w:eastAsia="Times New Roman" w:cs="Arial"/>
-                <w:color w:val="000000"/>
-              </w:rPr>
-              <w:t>30</w:t>
-            </w:r>
-          </w:p>
-        </w:tc>
-        <w:tc>
-          <w:tcPr>
-            <w:tcW w:w="7847" w:type="dxa"/>
-            <w:hideMark/>
-          </w:tcPr>
-          <w:p>
-            <w:pPr>
-              <w:spacing w:before="0"/>
-              <w:rPr>
-                <w:rFonts w:eastAsia="Times New Roman" w:cs="Arial"/>
-                <w:color w:val="000000"/>
-              </w:rPr>
-            </w:pPr>
-            <w:r>
-              <w:rPr>
-                <w:rFonts w:eastAsia="Times New Roman" w:cs="Arial"/>
-                <w:color w:val="000000"/>
-              </w:rPr>
-              <w:t>As a Manager, I want to receive real-time notifications for detected anomalies so that timely interventions can occur.</w:t>
-            </w:r>
-          </w:p>
-        </w:tc>
-        <w:tc>
-          <w:tcPr>
-            <w:tcW w:w="990" w:type="dxa"/>
-            <w:hideMark/>
-          </w:tcPr>
-          <w:p>
-            <w:pPr>
-              <w:spacing w:before="0"/>
+                <w:b/>
+                <w:bCs/>
+              </w:rPr>
+            </w:pPr>
+            <w:r>
+              <w:rPr>
+                <w:b/>
+                <w:bCs/>
+              </w:rPr>
+              <w:t>US18</w:t>
+            </w:r>
+          </w:p>
+        </w:tc>
+        <w:tc>
+          <w:tcPr>
+            <w:tcW w:w="3967" w:type="dxa"/>
+            <w:hideMark/>
+          </w:tcPr>
+          <w:p>
+            <w:pPr>
+              <w:rPr>
+                <w:b/>
+                <w:bCs/>
+              </w:rPr>
+            </w:pPr>
+            <w:r>
+              <w:rPr>
+                <w:b/>
+                <w:bCs/>
+              </w:rPr>
+              <w:t>As a Supervisor, I want to receive push notifications on my mobile device so that I stay informed about important updates.</w:t>
+            </w:r>
+          </w:p>
+        </w:tc>
+        <w:tc>
+          <w:tcPr>
+            <w:tcW w:w="2068" w:type="dxa"/>
+            <w:hideMark/>
+          </w:tcPr>
+          <w:p>
+            <w:pPr>
+              <w:rPr>
+                <w:b/>
+                <w:bCs/>
+              </w:rPr>
+            </w:pPr>
+            <w:r>
+              <w:rPr>
+                <w:b/>
+                <w:bCs/>
+              </w:rPr>
+              <w:t>Push notifications</w:t>
+            </w:r>
+          </w:p>
+        </w:tc>
+        <w:tc>
+          <w:tcPr>
+            <w:tcW w:w="957" w:type="dxa"/>
+            <w:vAlign w:val="center"/>
+            <w:hideMark/>
+          </w:tcPr>
+          <w:p>
+            <w:pPr>
               <w:jc w:val="center"/>
               <w:rPr>
-                <w:rFonts w:eastAsia="Times New Roman" w:cs="Arial"/>
-                <w:color w:val="000000"/>
-              </w:rPr>
-            </w:pPr>
-            <w:r>
-              <w:rPr>
-                <w:rFonts w:eastAsia="Times New Roman" w:cs="Arial"/>
-                <w:color w:val="000000"/>
+                <w:b/>
+                <w:bCs/>
+              </w:rPr>
+            </w:pPr>
+            <w:r>
+              <w:rPr>
+                <w:b/>
+                <w:bCs/>
               </w:rPr>
               <w:t>Medium</w:t>
             </w:r>
@@ -7884,22 +8893,22 @@
         </w:tc>
         <w:tc>
           <w:tcPr>
-            <w:tcW w:w="835" w:type="dxa"/>
-            <w:hideMark/>
-          </w:tcPr>
-          <w:p>
-            <w:pPr>
-              <w:spacing w:before="0"/>
+            <w:tcW w:w="997" w:type="dxa"/>
+            <w:vAlign w:val="center"/>
+            <w:hideMark/>
+          </w:tcPr>
+          <w:p>
+            <w:pPr>
               <w:jc w:val="center"/>
               <w:rPr>
-                <w:rFonts w:eastAsia="Times New Roman" w:cs="Arial"/>
-                <w:color w:val="000000"/>
-              </w:rPr>
-            </w:pPr>
-            <w:r>
-              <w:rPr>
-                <w:rFonts w:eastAsia="Times New Roman" w:cs="Arial"/>
-                <w:color w:val="000000"/>
+                <w:b/>
+                <w:bCs/>
+              </w:rPr>
+            </w:pPr>
+            <w:r>
+              <w:rPr>
+                <w:b/>
+                <w:bCs/>
               </w:rPr>
               <w:t>21</w:t>
             </w:r>
@@ -7907,15 +8916,40 @@
         </w:tc>
         <w:tc>
           <w:tcPr>
-            <w:tcW w:w="695" w:type="dxa"/>
-          </w:tcPr>
-          <w:p>
-            <w:pPr>
-              <w:spacing w:before="0"/>
+            <w:tcW w:w="847" w:type="dxa"/>
+            <w:vAlign w:val="center"/>
+            <w:hideMark/>
+          </w:tcPr>
+          <w:p>
+            <w:pPr>
               <w:jc w:val="center"/>
               <w:rPr>
-                <w:rFonts w:eastAsia="Times New Roman" w:cs="Arial"/>
-                <w:color w:val="000000"/>
+                <w:b/>
+                <w:bCs/>
+              </w:rPr>
+            </w:pPr>
+            <w:r>
+              <w:rPr>
+                <w:b/>
+                <w:bCs/>
+              </w:rPr>
+              <w:t>3</w:t>
+            </w:r>
+          </w:p>
+        </w:tc>
+        <w:tc>
+          <w:tcPr>
+            <w:tcW w:w="916" w:type="dxa"/>
+            <w:vMerge/>
+            <w:vAlign w:val="center"/>
+            <w:hideMark/>
+          </w:tcPr>
+          <w:p>
+            <w:pPr>
+              <w:jc w:val="center"/>
+              <w:rPr>
+                <w:b/>
+                <w:bCs/>
               </w:rPr>
             </w:pPr>
           </w:p>
@@ -7927,67 +8961,87 @@
         </w:trPr>
         <w:tc>
           <w:tcPr>
-            <w:tcW w:w="428" w:type="dxa"/>
-            <w:hideMark/>
-          </w:tcPr>
-          <w:p>
-            <w:pPr>
-              <w:spacing w:before="0"/>
+            <w:tcW w:w="704" w:type="dxa"/>
+            <w:vAlign w:val="center"/>
+            <w:hideMark/>
+          </w:tcPr>
+          <w:p>
+            <w:pPr>
               <w:jc w:val="center"/>
               <w:rPr>
-                <w:rFonts w:eastAsia="Times New Roman" w:cs="Arial"/>
-                <w:color w:val="000000"/>
-              </w:rPr>
-            </w:pPr>
-            <w:r>
-              <w:rPr>
-                <w:rFonts w:eastAsia="Times New Roman" w:cs="Arial"/>
-                <w:color w:val="000000"/>
-              </w:rPr>
-              <w:t>33</w:t>
-            </w:r>
-          </w:p>
-        </w:tc>
-        <w:tc>
-          <w:tcPr>
-            <w:tcW w:w="7847" w:type="dxa"/>
-            <w:hideMark/>
-          </w:tcPr>
-          <w:p>
-            <w:pPr>
-              <w:spacing w:before="0"/>
-              <w:rPr>
-                <w:rFonts w:eastAsia="Times New Roman" w:cs="Arial"/>
-                <w:color w:val="000000"/>
-              </w:rPr>
-            </w:pPr>
-            <w:r>
-              <w:rPr>
-                <w:rFonts w:eastAsia="Times New Roman" w:cs="Arial"/>
-                <w:color w:val="000000"/>
-              </w:rPr>
-              <w:t>As an AI Model, I want to generate automated reports using predictive analytics so that comprehensive insights can be provided.</w:t>
-            </w:r>
-          </w:p>
-        </w:tc>
-        <w:tc>
-          <w:tcPr>
-            <w:tcW w:w="990" w:type="dxa"/>
-            <w:hideMark/>
-          </w:tcPr>
-          <w:p>
-            <w:pPr>
-              <w:spacing w:before="0"/>
+                <w:b/>
+                <w:bCs/>
+              </w:rPr>
+            </w:pPr>
+            <w:r>
+              <w:rPr>
+                <w:b/>
+                <w:bCs/>
+              </w:rPr>
+              <w:t>US7</w:t>
+            </w:r>
+          </w:p>
+        </w:tc>
+        <w:tc>
+          <w:tcPr>
+            <w:tcW w:w="3967" w:type="dxa"/>
+            <w:hideMark/>
+          </w:tcPr>
+          <w:p>
+            <w:pPr>
+              <w:rPr>
+                <w:b/>
+                <w:bCs/>
+              </w:rPr>
+            </w:pPr>
+            <w:r>
+              <w:rPr>
+                <w:b/>
+                <w:bCs/>
+              </w:rPr>
+              <w:t>As a Manager, I want to receive real-time notifications for detected anomalies so that timely interventions can occur.</w:t>
+            </w:r>
+          </w:p>
+        </w:tc>
+        <w:tc>
+          <w:tcPr>
+            <w:tcW w:w="2068" w:type="dxa"/>
+            <w:hideMark/>
+          </w:tcPr>
+          <w:p>
+            <w:pPr>
+              <w:rPr>
+                <w:b/>
+                <w:bCs/>
+              </w:rPr>
+            </w:pPr>
+            <w:r>
+              <w:rPr>
+                <w:b/>
+                <w:bCs/>
+              </w:rPr>
+              <w:t>Real-time anomaly notifications</w:t>
+            </w:r>
+          </w:p>
+        </w:tc>
+        <w:tc>
+          <w:tcPr>
+            <w:tcW w:w="957" w:type="dxa"/>
+            <w:vAlign w:val="center"/>
+            <w:hideMark/>
+          </w:tcPr>
+          <w:p>
+            <w:pPr>
               <w:jc w:val="center"/>
               <w:rPr>
-                <w:rFonts w:eastAsia="Times New Roman" w:cs="Arial"/>
-                <w:color w:val="000000"/>
-              </w:rPr>
-            </w:pPr>
-            <w:r>
-              <w:rPr>
-                <w:rFonts w:eastAsia="Times New Roman" w:cs="Arial"/>
-                <w:color w:val="000000"/>
+                <w:b/>
+                <w:bCs/>
+              </w:rPr>
+            </w:pPr>
+            <w:r>
+              <w:rPr>
+                <w:b/>
+                <w:bCs/>
               </w:rPr>
               <w:t>Medium</w:t>
             </w:r>
@@ -7995,22 +9049,22 @@
         </w:tc>
         <w:tc>
           <w:tcPr>
-            <w:tcW w:w="835" w:type="dxa"/>
-            <w:hideMark/>
-          </w:tcPr>
-          <w:p>
-            <w:pPr>
-              <w:spacing w:before="0"/>
+            <w:tcW w:w="997" w:type="dxa"/>
+            <w:vAlign w:val="center"/>
+            <w:hideMark/>
+          </w:tcPr>
+          <w:p>
+            <w:pPr>
               <w:jc w:val="center"/>
               <w:rPr>
-                <w:rFonts w:eastAsia="Times New Roman" w:cs="Arial"/>
-                <w:color w:val="000000"/>
-              </w:rPr>
-            </w:pPr>
-            <w:r>
-              <w:rPr>
-                <w:rFonts w:eastAsia="Times New Roman" w:cs="Arial"/>
-                <w:color w:val="000000"/>
+                <w:b/>
+                <w:bCs/>
+              </w:rPr>
+            </w:pPr>
+            <w:r>
+              <w:rPr>
+                <w:b/>
+                <w:bCs/>
               </w:rPr>
               <w:t>22</w:t>
             </w:r>
@@ -8018,15 +9072,40 @@
         </w:tc>
         <w:tc>
           <w:tcPr>
-            <w:tcW w:w="695" w:type="dxa"/>
-          </w:tcPr>
-          <w:p>
-            <w:pPr>
-              <w:spacing w:before="0"/>
+            <w:tcW w:w="847" w:type="dxa"/>
+            <w:vAlign w:val="center"/>
+            <w:hideMark/>
+          </w:tcPr>
+          <w:p>
+            <w:pPr>
               <w:jc w:val="center"/>
               <w:rPr>
-                <w:rFonts w:eastAsia="Times New Roman" w:cs="Arial"/>
-                <w:color w:val="000000"/>
+                <w:b/>
+                <w:bCs/>
+              </w:rPr>
+            </w:pPr>
+            <w:r>
+              <w:rPr>
+                <w:b/>
+                <w:bCs/>
+              </w:rPr>
+              <w:t>5</w:t>
+            </w:r>
+          </w:p>
+        </w:tc>
+        <w:tc>
+          <w:tcPr>
+            <w:tcW w:w="916" w:type="dxa"/>
+            <w:vMerge/>
+            <w:vAlign w:val="center"/>
+            <w:hideMark/>
+          </w:tcPr>
+          <w:p>
+            <w:pPr>
+              <w:jc w:val="center"/>
+              <w:rPr>
+                <w:b/>
+                <w:bCs/>
               </w:rPr>
             </w:pPr>
           </w:p>
@@ -8038,67 +9117,87 @@
         </w:trPr>
         <w:tc>
           <w:tcPr>
-            <w:tcW w:w="428" w:type="dxa"/>
-            <w:hideMark/>
-          </w:tcPr>
-          <w:p>
-            <w:pPr>
-              <w:spacing w:before="0"/>
+            <w:tcW w:w="704" w:type="dxa"/>
+            <w:vAlign w:val="center"/>
+            <w:hideMark/>
+          </w:tcPr>
+          <w:p>
+            <w:pPr>
               <w:jc w:val="center"/>
               <w:rPr>
-                <w:rFonts w:eastAsia="Times New Roman" w:cs="Arial"/>
-                <w:color w:val="000000"/>
-              </w:rPr>
-            </w:pPr>
-            <w:r>
-              <w:rPr>
-                <w:rFonts w:eastAsia="Times New Roman" w:cs="Arial"/>
-                <w:color w:val="000000"/>
-              </w:rPr>
-              <w:t>34</w:t>
-            </w:r>
-          </w:p>
-        </w:tc>
-        <w:tc>
-          <w:tcPr>
-            <w:tcW w:w="7847" w:type="dxa"/>
-            <w:hideMark/>
-          </w:tcPr>
-          <w:p>
-            <w:pPr>
-              <w:spacing w:before="0"/>
-              <w:rPr>
-                <w:rFonts w:eastAsia="Times New Roman" w:cs="Arial"/>
-                <w:color w:val="000000"/>
-              </w:rPr>
-            </w:pPr>
-            <w:r>
-              <w:rPr>
-                <w:rFonts w:eastAsia="Times New Roman" w:cs="Arial"/>
-                <w:color w:val="000000"/>
-              </w:rPr>
-              <w:t>As an AI Model, I want to send real-time alerts based on findings so that relevant users can act immediately.</w:t>
-            </w:r>
-          </w:p>
-        </w:tc>
-        <w:tc>
-          <w:tcPr>
-            <w:tcW w:w="990" w:type="dxa"/>
-            <w:hideMark/>
-          </w:tcPr>
-          <w:p>
-            <w:pPr>
-              <w:spacing w:before="0"/>
+                <w:b/>
+                <w:bCs/>
+              </w:rPr>
+            </w:pPr>
+            <w:r>
+              <w:rPr>
+                <w:b/>
+                <w:bCs/>
+              </w:rPr>
+              <w:t>US34</w:t>
+            </w:r>
+          </w:p>
+        </w:tc>
+        <w:tc>
+          <w:tcPr>
+            <w:tcW w:w="3967" w:type="dxa"/>
+            <w:hideMark/>
+          </w:tcPr>
+          <w:p>
+            <w:pPr>
+              <w:rPr>
+                <w:b/>
+                <w:bCs/>
+              </w:rPr>
+            </w:pPr>
+            <w:r>
+              <w:rPr>
+                <w:b/>
+                <w:bCs/>
+              </w:rPr>
+              <w:t>As an AI Model, I want to generate automated reports using predictive analytics so that comprehensive insights can be provided.</w:t>
+            </w:r>
+          </w:p>
+        </w:tc>
+        <w:tc>
+          <w:tcPr>
+            <w:tcW w:w="2068" w:type="dxa"/>
+            <w:hideMark/>
+          </w:tcPr>
+          <w:p>
+            <w:pPr>
+              <w:rPr>
+                <w:b/>
+                <w:bCs/>
+              </w:rPr>
+            </w:pPr>
+            <w:r>
+              <w:rPr>
+                <w:b/>
+                <w:bCs/>
+              </w:rPr>
+              <w:t>Predictive analytics for reports</w:t>
+            </w:r>
+          </w:p>
+        </w:tc>
+        <w:tc>
+          <w:tcPr>
+            <w:tcW w:w="957" w:type="dxa"/>
+            <w:vAlign w:val="center"/>
+            <w:hideMark/>
+          </w:tcPr>
+          <w:p>
+            <w:pPr>
               <w:jc w:val="center"/>
               <w:rPr>
-                <w:rFonts w:eastAsia="Times New Roman" w:cs="Arial"/>
-                <w:color w:val="000000"/>
-              </w:rPr>
-            </w:pPr>
-            <w:r>
-              <w:rPr>
-                <w:rFonts w:eastAsia="Times New Roman" w:cs="Arial"/>
-                <w:color w:val="000000"/>
+                <w:b/>
+                <w:bCs/>
+              </w:rPr>
+            </w:pPr>
+            <w:r>
+              <w:rPr>
+                <w:b/>
+                <w:bCs/>
               </w:rPr>
               <w:t>Medium</w:t>
             </w:r>
@@ -8106,22 +9205,22 @@
         </w:tc>
         <w:tc>
           <w:tcPr>
-            <w:tcW w:w="835" w:type="dxa"/>
-            <w:hideMark/>
-          </w:tcPr>
-          <w:p>
-            <w:pPr>
-              <w:spacing w:before="0"/>
+            <w:tcW w:w="997" w:type="dxa"/>
+            <w:vAlign w:val="center"/>
+            <w:hideMark/>
+          </w:tcPr>
+          <w:p>
+            <w:pPr>
               <w:jc w:val="center"/>
               <w:rPr>
-                <w:rFonts w:eastAsia="Times New Roman" w:cs="Arial"/>
-                <w:color w:val="000000"/>
-              </w:rPr>
-            </w:pPr>
-            <w:r>
-              <w:rPr>
-                <w:rFonts w:eastAsia="Times New Roman" w:cs="Arial"/>
-                <w:color w:val="000000"/>
+                <w:b/>
+                <w:bCs/>
+              </w:rPr>
+            </w:pPr>
+            <w:r>
+              <w:rPr>
+                <w:b/>
+                <w:bCs/>
               </w:rPr>
               <w:t>23</w:t>
             </w:r>
@@ -8129,15 +9228,40 @@
         </w:tc>
         <w:tc>
           <w:tcPr>
-            <w:tcW w:w="695" w:type="dxa"/>
-          </w:tcPr>
-          <w:p>
-            <w:pPr>
-              <w:spacing w:before="0"/>
+            <w:tcW w:w="847" w:type="dxa"/>
+            <w:vAlign w:val="center"/>
+            <w:hideMark/>
+          </w:tcPr>
+          <w:p>
+            <w:pPr>
               <w:jc w:val="center"/>
               <w:rPr>
-                <w:rFonts w:eastAsia="Times New Roman" w:cs="Arial"/>
-                <w:color w:val="000000"/>
+                <w:b/>
+                <w:bCs/>
+              </w:rPr>
+            </w:pPr>
+            <w:r>
+              <w:rPr>
+                <w:b/>
+                <w:bCs/>
+              </w:rPr>
+              <w:t>8</w:t>
+            </w:r>
+          </w:p>
+        </w:tc>
+        <w:tc>
+          <w:tcPr>
+            <w:tcW w:w="916" w:type="dxa"/>
+            <w:vMerge/>
+            <w:vAlign w:val="center"/>
+            <w:hideMark/>
+          </w:tcPr>
+          <w:p>
+            <w:pPr>
+              <w:jc w:val="center"/>
+              <w:rPr>
+                <w:b/>
+                <w:bCs/>
               </w:rPr>
             </w:pPr>
           </w:p>
@@ -8149,90 +9273,110 @@
         </w:trPr>
         <w:tc>
           <w:tcPr>
-            <w:tcW w:w="428" w:type="dxa"/>
-            <w:hideMark/>
-          </w:tcPr>
-          <w:p>
-            <w:pPr>
-              <w:spacing w:before="0"/>
+            <w:tcW w:w="704" w:type="dxa"/>
+            <w:vAlign w:val="center"/>
+            <w:hideMark/>
+          </w:tcPr>
+          <w:p>
+            <w:pPr>
               <w:jc w:val="center"/>
               <w:rPr>
-                <w:rFonts w:eastAsia="Times New Roman" w:cs="Arial"/>
-                <w:color w:val="000000"/>
-              </w:rPr>
-            </w:pPr>
-            <w:r>
-              <w:rPr>
-                <w:rFonts w:eastAsia="Times New Roman" w:cs="Arial"/>
-                <w:color w:val="000000"/>
-              </w:rPr>
-              <w:t>2</w:t>
-            </w:r>
-          </w:p>
-        </w:tc>
-        <w:tc>
-          <w:tcPr>
-            <w:tcW w:w="7847" w:type="dxa"/>
-            <w:hideMark/>
-          </w:tcPr>
-          <w:p>
-            <w:pPr>
-              <w:spacing w:before="0"/>
-              <w:rPr>
-                <w:rFonts w:eastAsia="Times New Roman" w:cs="Arial"/>
-                <w:color w:val="000000"/>
-              </w:rPr>
-            </w:pPr>
-            <w:r>
-              <w:rPr>
-                <w:rFonts w:eastAsia="Times New Roman" w:cs="Arial"/>
-                <w:color w:val="000000"/>
-              </w:rPr>
-              <w:t>As a User, I want to edit my own profile information so that my details are accurate.</w:t>
-            </w:r>
-          </w:p>
-        </w:tc>
-        <w:tc>
-          <w:tcPr>
-            <w:tcW w:w="990" w:type="dxa"/>
-            <w:hideMark/>
-          </w:tcPr>
-          <w:p>
-            <w:pPr>
-              <w:spacing w:before="0"/>
+                <w:b/>
+                <w:bCs/>
+              </w:rPr>
+            </w:pPr>
+            <w:r>
+              <w:rPr>
+                <w:b/>
+                <w:bCs/>
+              </w:rPr>
+              <w:t>US35</w:t>
+            </w:r>
+          </w:p>
+        </w:tc>
+        <w:tc>
+          <w:tcPr>
+            <w:tcW w:w="3967" w:type="dxa"/>
+            <w:hideMark/>
+          </w:tcPr>
+          <w:p>
+            <w:pPr>
+              <w:rPr>
+                <w:b/>
+                <w:bCs/>
+              </w:rPr>
+            </w:pPr>
+            <w:r>
+              <w:rPr>
+                <w:b/>
+                <w:bCs/>
+              </w:rPr>
+              <w:t>As an AI Model, I want to send real-time alerts based on findings so that relevant users can act immediately.</w:t>
+            </w:r>
+          </w:p>
+        </w:tc>
+        <w:tc>
+          <w:tcPr>
+            <w:tcW w:w="2068" w:type="dxa"/>
+            <w:hideMark/>
+          </w:tcPr>
+          <w:p>
+            <w:pPr>
+              <w:rPr>
+                <w:b/>
+                <w:bCs/>
+              </w:rPr>
+            </w:pPr>
+            <w:r>
+              <w:rPr>
+                <w:b/>
+                <w:bCs/>
+              </w:rPr>
+              <w:t>Real-time AI-based alerts</w:t>
+            </w:r>
+          </w:p>
+        </w:tc>
+        <w:tc>
+          <w:tcPr>
+            <w:tcW w:w="957" w:type="dxa"/>
+            <w:vAlign w:val="center"/>
+            <w:hideMark/>
+          </w:tcPr>
+          <w:p>
+            <w:pPr>
               <w:jc w:val="center"/>
               <w:rPr>
-                <w:rFonts w:eastAsia="Times New Roman" w:cs="Arial"/>
-                <w:color w:val="000000"/>
-              </w:rPr>
-            </w:pPr>
-            <w:r>
-              <w:rPr>
-                <w:rFonts w:eastAsia="Times New Roman" w:cs="Arial"/>
-                <w:color w:val="000000"/>
-              </w:rPr>
-              <w:t>Low</w:t>
-            </w:r>
-          </w:p>
-        </w:tc>
-        <w:tc>
-          <w:tcPr>
-            <w:tcW w:w="835" w:type="dxa"/>
-            <w:hideMark/>
-          </w:tcPr>
-          <w:p>
-            <w:pPr>
-              <w:spacing w:before="0"/>
+                <w:b/>
+                <w:bCs/>
+              </w:rPr>
+            </w:pPr>
+            <w:r>
+              <w:rPr>
+                <w:b/>
+                <w:bCs/>
+              </w:rPr>
+              <w:t>Medium</w:t>
+            </w:r>
+          </w:p>
+        </w:tc>
+        <w:tc>
+          <w:tcPr>
+            <w:tcW w:w="997" w:type="dxa"/>
+            <w:vAlign w:val="center"/>
+            <w:hideMark/>
+          </w:tcPr>
+          <w:p>
+            <w:pPr>
               <w:jc w:val="center"/>
               <w:rPr>
-                <w:rFonts w:eastAsia="Times New Roman" w:cs="Arial"/>
-                <w:color w:val="000000"/>
-              </w:rPr>
-            </w:pPr>
-            <w:r>
-              <w:rPr>
-                <w:rFonts w:eastAsia="Times New Roman" w:cs="Arial"/>
-                <w:color w:val="000000"/>
+                <w:b/>
+                <w:bCs/>
+              </w:rPr>
+            </w:pPr>
+            <w:r>
+              <w:rPr>
+                <w:b/>
+                <w:bCs/>
               </w:rPr>
               <w:t>24</w:t>
             </w:r>
@@ -8240,15 +9384,40 @@
         </w:tc>
         <w:tc>
           <w:tcPr>
-            <w:tcW w:w="695" w:type="dxa"/>
-          </w:tcPr>
-          <w:p>
-            <w:pPr>
-              <w:spacing w:before="0"/>
+            <w:tcW w:w="847" w:type="dxa"/>
+            <w:vAlign w:val="center"/>
+            <w:hideMark/>
+          </w:tcPr>
+          <w:p>
+            <w:pPr>
               <w:jc w:val="center"/>
               <w:rPr>
-                <w:rFonts w:eastAsia="Times New Roman" w:cs="Arial"/>
-                <w:color w:val="000000"/>
+                <w:b/>
+                <w:bCs/>
+              </w:rPr>
+            </w:pPr>
+            <w:r>
+              <w:rPr>
+                <w:b/>
+                <w:bCs/>
+              </w:rPr>
+              <w:t>5</w:t>
+            </w:r>
+          </w:p>
+        </w:tc>
+        <w:tc>
+          <w:tcPr>
+            <w:tcW w:w="916" w:type="dxa"/>
+            <w:vMerge/>
+            <w:vAlign w:val="center"/>
+            <w:hideMark/>
+          </w:tcPr>
+          <w:p>
+            <w:pPr>
+              <w:jc w:val="center"/>
+              <w:rPr>
+                <w:b/>
+                <w:bCs/>
               </w:rPr>
             </w:pPr>
           </w:p>
@@ -8260,60 +9429,59 @@
         </w:trPr>
         <w:tc>
           <w:tcPr>
-            <w:tcW w:w="428" w:type="dxa"/>
-            <w:hideMark/>
-          </w:tcPr>
-          <w:p>
-            <w:pPr>
-              <w:spacing w:before="0"/>
+            <w:tcW w:w="704" w:type="dxa"/>
+            <w:vAlign w:val="center"/>
+            <w:hideMark/>
+          </w:tcPr>
+          <w:p>
+            <w:pPr>
               <w:jc w:val="center"/>
               <w:rPr>
-                <w:rFonts w:eastAsia="Times New Roman" w:cs="Arial"/>
-                <w:color w:val="000000"/>
-              </w:rPr>
-            </w:pPr>
-            <w:r>
-              <w:rPr>
-                <w:rFonts w:eastAsia="Times New Roman" w:cs="Arial"/>
-                <w:color w:val="000000"/>
-              </w:rPr>
-              <w:t>4</w:t>
-            </w:r>
-          </w:p>
-        </w:tc>
-        <w:tc>
-          <w:tcPr>
-            <w:tcW w:w="7847" w:type="dxa"/>
-            <w:hideMark/>
-          </w:tcPr>
-          <w:p>
-            <w:pPr>
-              <w:spacing w:before="0"/>
-              <w:rPr>
-                <w:rFonts w:eastAsia="Times New Roman" w:cs="Arial"/>
-                <w:color w:val="000000"/>
-              </w:rPr>
-            </w:pPr>
-            <w:r>
-              <w:rPr>
-                <w:rFonts w:eastAsia="Times New Roman" w:cs="Arial"/>
-                <w:color w:val="000000"/>
+                <w:b/>
+                <w:bCs/>
+              </w:rPr>
+            </w:pPr>
+            <w:r>
+              <w:rPr>
+                <w:b/>
+                <w:bCs/>
+              </w:rPr>
+              <w:t>US31</w:t>
+            </w:r>
+          </w:p>
+        </w:tc>
+        <w:tc>
+          <w:tcPr>
+            <w:tcW w:w="3967" w:type="dxa"/>
+            <w:hideMark/>
+          </w:tcPr>
+          <w:p>
+            <w:pPr>
+              <w:rPr>
+                <w:b/>
+                <w:bCs/>
+              </w:rPr>
+            </w:pPr>
+            <w:r>
+              <w:rPr>
+                <w:b/>
+                <w:bCs/>
               </w:rPr>
               <w:t xml:space="preserve">As an Admin, I want to modify existing user accounts so that user information remains </w:t>
             </w:r>
             <w:proofErr w:type="gramStart"/>
             <w:r>
               <w:rPr>
-                <w:rFonts w:eastAsia="Times New Roman" w:cs="Arial"/>
-                <w:color w:val="000000"/>
+                <w:b/>
+                <w:bCs/>
               </w:rPr>
               <w:t>up-to-date</w:t>
             </w:r>
             <w:proofErr w:type="gramEnd"/>
             <w:r>
               <w:rPr>
-                <w:rFonts w:eastAsia="Times New Roman" w:cs="Arial"/>
-                <w:color w:val="000000"/>
+                <w:b/>
+                <w:bCs/>
               </w:rPr>
               <w:t>.</w:t>
             </w:r>
@@ -8321,22 +9489,43 @@
         </w:tc>
         <w:tc>
           <w:tcPr>
-            <w:tcW w:w="990" w:type="dxa"/>
-            <w:hideMark/>
-          </w:tcPr>
-          <w:p>
-            <w:pPr>
-              <w:spacing w:before="0"/>
+            <w:tcW w:w="2068" w:type="dxa"/>
+            <w:hideMark/>
+          </w:tcPr>
+          <w:p>
+            <w:pPr>
+              <w:rPr>
+                <w:b/>
+                <w:bCs/>
+              </w:rPr>
+            </w:pPr>
+            <w:r>
+              <w:rPr>
+                <w:b/>
+                <w:bCs/>
+              </w:rPr>
+              <w:t>Modify user accounts</w:t>
+            </w:r>
+          </w:p>
+        </w:tc>
+        <w:tc>
+          <w:tcPr>
+            <w:tcW w:w="957" w:type="dxa"/>
+            <w:vAlign w:val="center"/>
+            <w:hideMark/>
+          </w:tcPr>
+          <w:p>
+            <w:pPr>
               <w:jc w:val="center"/>
               <w:rPr>
-                <w:rFonts w:eastAsia="Times New Roman" w:cs="Arial"/>
-                <w:color w:val="000000"/>
-              </w:rPr>
-            </w:pPr>
-            <w:r>
-              <w:rPr>
-                <w:rFonts w:eastAsia="Times New Roman" w:cs="Arial"/>
-                <w:color w:val="000000"/>
+                <w:b/>
+                <w:bCs/>
+              </w:rPr>
+            </w:pPr>
+            <w:r>
+              <w:rPr>
+                <w:b/>
+                <w:bCs/>
               </w:rPr>
               <w:t>Low</w:t>
             </w:r>
@@ -8344,22 +9533,22 @@
         </w:tc>
         <w:tc>
           <w:tcPr>
-            <w:tcW w:w="835" w:type="dxa"/>
-            <w:hideMark/>
-          </w:tcPr>
-          <w:p>
-            <w:pPr>
-              <w:spacing w:before="0"/>
+            <w:tcW w:w="997" w:type="dxa"/>
+            <w:vAlign w:val="center"/>
+            <w:hideMark/>
+          </w:tcPr>
+          <w:p>
+            <w:pPr>
               <w:jc w:val="center"/>
               <w:rPr>
-                <w:rFonts w:eastAsia="Times New Roman" w:cs="Arial"/>
-                <w:color w:val="000000"/>
-              </w:rPr>
-            </w:pPr>
-            <w:r>
-              <w:rPr>
-                <w:rFonts w:eastAsia="Times New Roman" w:cs="Arial"/>
-                <w:color w:val="000000"/>
+                <w:b/>
+                <w:bCs/>
+              </w:rPr>
+            </w:pPr>
+            <w:r>
+              <w:rPr>
+                <w:b/>
+                <w:bCs/>
               </w:rPr>
               <w:t>25</w:t>
             </w:r>
@@ -8367,15 +9556,40 @@
         </w:tc>
         <w:tc>
           <w:tcPr>
-            <w:tcW w:w="695" w:type="dxa"/>
-          </w:tcPr>
-          <w:p>
-            <w:pPr>
-              <w:spacing w:before="0"/>
+            <w:tcW w:w="847" w:type="dxa"/>
+            <w:vAlign w:val="center"/>
+            <w:hideMark/>
+          </w:tcPr>
+          <w:p>
+            <w:pPr>
               <w:jc w:val="center"/>
               <w:rPr>
-                <w:rFonts w:eastAsia="Times New Roman" w:cs="Arial"/>
-                <w:color w:val="000000"/>
+                <w:b/>
+                <w:bCs/>
+              </w:rPr>
+            </w:pPr>
+            <w:r>
+              <w:rPr>
+                <w:b/>
+                <w:bCs/>
+              </w:rPr>
+              <w:t>3</w:t>
+            </w:r>
+          </w:p>
+        </w:tc>
+        <w:tc>
+          <w:tcPr>
+            <w:tcW w:w="916" w:type="dxa"/>
+            <w:vMerge/>
+            <w:vAlign w:val="center"/>
+            <w:hideMark/>
+          </w:tcPr>
+          <w:p>
+            <w:pPr>
+              <w:jc w:val="center"/>
+              <w:rPr>
+                <w:b/>
+                <w:bCs/>
               </w:rPr>
             </w:pPr>
           </w:p>
@@ -8387,67 +9601,87 @@
         </w:trPr>
         <w:tc>
           <w:tcPr>
-            <w:tcW w:w="428" w:type="dxa"/>
-            <w:hideMark/>
-          </w:tcPr>
-          <w:p>
-            <w:pPr>
-              <w:spacing w:before="0"/>
+            <w:tcW w:w="704" w:type="dxa"/>
+            <w:vAlign w:val="center"/>
+            <w:hideMark/>
+          </w:tcPr>
+          <w:p>
+            <w:pPr>
               <w:jc w:val="center"/>
               <w:rPr>
-                <w:rFonts w:eastAsia="Times New Roman" w:cs="Arial"/>
-                <w:color w:val="000000"/>
-              </w:rPr>
-            </w:pPr>
-            <w:r>
-              <w:rPr>
-                <w:rFonts w:eastAsia="Times New Roman" w:cs="Arial"/>
-                <w:color w:val="000000"/>
-              </w:rPr>
-              <w:t>5</w:t>
-            </w:r>
-          </w:p>
-        </w:tc>
-        <w:tc>
-          <w:tcPr>
-            <w:tcW w:w="7847" w:type="dxa"/>
-            <w:hideMark/>
-          </w:tcPr>
-          <w:p>
-            <w:pPr>
-              <w:spacing w:before="0"/>
-              <w:rPr>
-                <w:rFonts w:eastAsia="Times New Roman" w:cs="Arial"/>
-                <w:color w:val="000000"/>
-              </w:rPr>
-            </w:pPr>
-            <w:r>
-              <w:rPr>
-                <w:rFonts w:eastAsia="Times New Roman" w:cs="Arial"/>
-                <w:color w:val="000000"/>
-              </w:rPr>
-              <w:t>As an Admin, I want to delete user accounts so that inactive or unnecessary accounts can be removed.</w:t>
-            </w:r>
-          </w:p>
-        </w:tc>
-        <w:tc>
-          <w:tcPr>
-            <w:tcW w:w="990" w:type="dxa"/>
-            <w:hideMark/>
-          </w:tcPr>
-          <w:p>
-            <w:pPr>
-              <w:spacing w:before="0"/>
+                <w:b/>
+                <w:bCs/>
+              </w:rPr>
+            </w:pPr>
+            <w:r>
+              <w:rPr>
+                <w:b/>
+                <w:bCs/>
+              </w:rPr>
+              <w:t>US29</w:t>
+            </w:r>
+          </w:p>
+        </w:tc>
+        <w:tc>
+          <w:tcPr>
+            <w:tcW w:w="3967" w:type="dxa"/>
+            <w:hideMark/>
+          </w:tcPr>
+          <w:p>
+            <w:pPr>
+              <w:rPr>
+                <w:b/>
+                <w:bCs/>
+              </w:rPr>
+            </w:pPr>
+            <w:r>
+              <w:rPr>
+                <w:b/>
+                <w:bCs/>
+              </w:rPr>
+              <w:t>As a Super Admin, I want to create roles of users so that they have appropriate permissions.</w:t>
+            </w:r>
+          </w:p>
+        </w:tc>
+        <w:tc>
+          <w:tcPr>
+            <w:tcW w:w="2068" w:type="dxa"/>
+            <w:hideMark/>
+          </w:tcPr>
+          <w:p>
+            <w:pPr>
+              <w:rPr>
+                <w:b/>
+                <w:bCs/>
+              </w:rPr>
+            </w:pPr>
+            <w:r>
+              <w:rPr>
+                <w:b/>
+                <w:bCs/>
+              </w:rPr>
+              <w:t>Create user roles</w:t>
+            </w:r>
+          </w:p>
+        </w:tc>
+        <w:tc>
+          <w:tcPr>
+            <w:tcW w:w="957" w:type="dxa"/>
+            <w:vAlign w:val="center"/>
+            <w:hideMark/>
+          </w:tcPr>
+          <w:p>
+            <w:pPr>
               <w:jc w:val="center"/>
               <w:rPr>
-                <w:rFonts w:eastAsia="Times New Roman" w:cs="Arial"/>
-                <w:color w:val="000000"/>
-              </w:rPr>
-            </w:pPr>
-            <w:r>
-              <w:rPr>
-                <w:rFonts w:eastAsia="Times New Roman" w:cs="Arial"/>
-                <w:color w:val="000000"/>
+                <w:b/>
+                <w:bCs/>
+              </w:rPr>
+            </w:pPr>
+            <w:r>
+              <w:rPr>
+                <w:b/>
+                <w:bCs/>
               </w:rPr>
               <w:t>Low</w:t>
             </w:r>
@@ -8455,22 +9689,22 @@
         </w:tc>
         <w:tc>
           <w:tcPr>
-            <w:tcW w:w="835" w:type="dxa"/>
-            <w:hideMark/>
-          </w:tcPr>
-          <w:p>
-            <w:pPr>
-              <w:spacing w:before="0"/>
+            <w:tcW w:w="997" w:type="dxa"/>
+            <w:vAlign w:val="center"/>
+            <w:hideMark/>
+          </w:tcPr>
+          <w:p>
+            <w:pPr>
               <w:jc w:val="center"/>
               <w:rPr>
-                <w:rFonts w:eastAsia="Times New Roman" w:cs="Arial"/>
-                <w:color w:val="000000"/>
-              </w:rPr>
-            </w:pPr>
-            <w:r>
-              <w:rPr>
-                <w:rFonts w:eastAsia="Times New Roman" w:cs="Arial"/>
-                <w:color w:val="000000"/>
+                <w:b/>
+                <w:bCs/>
+              </w:rPr>
+            </w:pPr>
+            <w:r>
+              <w:rPr>
+                <w:b/>
+                <w:bCs/>
               </w:rPr>
               <w:t>26</w:t>
             </w:r>
@@ -8478,15 +9712,40 @@
         </w:tc>
         <w:tc>
           <w:tcPr>
-            <w:tcW w:w="695" w:type="dxa"/>
-          </w:tcPr>
-          <w:p>
-            <w:pPr>
-              <w:spacing w:before="0"/>
+            <w:tcW w:w="847" w:type="dxa"/>
+            <w:vAlign w:val="center"/>
+            <w:hideMark/>
+          </w:tcPr>
+          <w:p>
+            <w:pPr>
               <w:jc w:val="center"/>
               <w:rPr>
-                <w:rFonts w:eastAsia="Times New Roman" w:cs="Arial"/>
-                <w:color w:val="000000"/>
+                <w:b/>
+                <w:bCs/>
+              </w:rPr>
+            </w:pPr>
+            <w:r>
+              <w:rPr>
+                <w:b/>
+                <w:bCs/>
+              </w:rPr>
+              <w:t>3</w:t>
+            </w:r>
+          </w:p>
+        </w:tc>
+        <w:tc>
+          <w:tcPr>
+            <w:tcW w:w="916" w:type="dxa"/>
+            <w:vMerge/>
+            <w:vAlign w:val="center"/>
+            <w:hideMark/>
+          </w:tcPr>
+          <w:p>
+            <w:pPr>
+              <w:jc w:val="center"/>
+              <w:rPr>
+                <w:b/>
+                <w:bCs/>
               </w:rPr>
             </w:pPr>
           </w:p>
@@ -8498,67 +9757,87 @@
         </w:trPr>
         <w:tc>
           <w:tcPr>
-            <w:tcW w:w="428" w:type="dxa"/>
-            <w:hideMark/>
-          </w:tcPr>
-          <w:p>
-            <w:pPr>
-              <w:spacing w:before="0"/>
+            <w:tcW w:w="704" w:type="dxa"/>
+            <w:vAlign w:val="center"/>
+            <w:hideMark/>
+          </w:tcPr>
+          <w:p>
+            <w:pPr>
               <w:jc w:val="center"/>
               <w:rPr>
-                <w:rFonts w:eastAsia="Times New Roman" w:cs="Arial"/>
-                <w:color w:val="000000"/>
-              </w:rPr>
-            </w:pPr>
-            <w:r>
-              <w:rPr>
-                <w:rFonts w:eastAsia="Times New Roman" w:cs="Arial"/>
-                <w:color w:val="000000"/>
-              </w:rPr>
-              <w:t>7</w:t>
-            </w:r>
-          </w:p>
-        </w:tc>
-        <w:tc>
-          <w:tcPr>
-            <w:tcW w:w="7847" w:type="dxa"/>
-            <w:hideMark/>
-          </w:tcPr>
-          <w:p>
-            <w:pPr>
-              <w:spacing w:before="0"/>
-              <w:rPr>
-                <w:rFonts w:eastAsia="Times New Roman" w:cs="Arial"/>
-                <w:color w:val="000000"/>
-              </w:rPr>
-            </w:pPr>
-            <w:r>
-              <w:rPr>
-                <w:rFonts w:eastAsia="Times New Roman" w:cs="Arial"/>
-                <w:color w:val="000000"/>
-              </w:rPr>
-              <w:t>As an Admin, I want to revoke roles from users so that permissions can be adjusted as needed.</w:t>
-            </w:r>
-          </w:p>
-        </w:tc>
-        <w:tc>
-          <w:tcPr>
-            <w:tcW w:w="990" w:type="dxa"/>
-            <w:hideMark/>
-          </w:tcPr>
-          <w:p>
-            <w:pPr>
-              <w:spacing w:before="0"/>
+                <w:b/>
+                <w:bCs/>
+              </w:rPr>
+            </w:pPr>
+            <w:r>
+              <w:rPr>
+                <w:b/>
+                <w:bCs/>
+              </w:rPr>
+              <w:t>US27</w:t>
+            </w:r>
+          </w:p>
+        </w:tc>
+        <w:tc>
+          <w:tcPr>
+            <w:tcW w:w="3967" w:type="dxa"/>
+            <w:hideMark/>
+          </w:tcPr>
+          <w:p>
+            <w:pPr>
+              <w:rPr>
+                <w:b/>
+                <w:bCs/>
+              </w:rPr>
+            </w:pPr>
+            <w:r>
+              <w:rPr>
+                <w:b/>
+                <w:bCs/>
+              </w:rPr>
+              <w:t>As a Super Admin, I want to assign roles to users so that they have appropriate permissions.</w:t>
+            </w:r>
+          </w:p>
+        </w:tc>
+        <w:tc>
+          <w:tcPr>
+            <w:tcW w:w="2068" w:type="dxa"/>
+            <w:hideMark/>
+          </w:tcPr>
+          <w:p>
+            <w:pPr>
+              <w:rPr>
+                <w:b/>
+                <w:bCs/>
+              </w:rPr>
+            </w:pPr>
+            <w:r>
+              <w:rPr>
+                <w:b/>
+                <w:bCs/>
+              </w:rPr>
+              <w:t>Assign user roles</w:t>
+            </w:r>
+          </w:p>
+        </w:tc>
+        <w:tc>
+          <w:tcPr>
+            <w:tcW w:w="957" w:type="dxa"/>
+            <w:vAlign w:val="center"/>
+            <w:hideMark/>
+          </w:tcPr>
+          <w:p>
+            <w:pPr>
               <w:jc w:val="center"/>
               <w:rPr>
-                <w:rFonts w:eastAsia="Times New Roman" w:cs="Arial"/>
-                <w:color w:val="000000"/>
-              </w:rPr>
-            </w:pPr>
-            <w:r>
-              <w:rPr>
-                <w:rFonts w:eastAsia="Times New Roman" w:cs="Arial"/>
-                <w:color w:val="000000"/>
+                <w:b/>
+                <w:bCs/>
+              </w:rPr>
+            </w:pPr>
+            <w:r>
+              <w:rPr>
+                <w:b/>
+                <w:bCs/>
               </w:rPr>
               <w:t>Low</w:t>
             </w:r>
@@ -8566,22 +9845,22 @@
         </w:tc>
         <w:tc>
           <w:tcPr>
-            <w:tcW w:w="835" w:type="dxa"/>
-            <w:hideMark/>
-          </w:tcPr>
-          <w:p>
-            <w:pPr>
-              <w:spacing w:before="0"/>
+            <w:tcW w:w="997" w:type="dxa"/>
+            <w:vAlign w:val="center"/>
+            <w:hideMark/>
+          </w:tcPr>
+          <w:p>
+            <w:pPr>
               <w:jc w:val="center"/>
               <w:rPr>
-                <w:rFonts w:eastAsia="Times New Roman" w:cs="Arial"/>
-                <w:color w:val="000000"/>
-              </w:rPr>
-            </w:pPr>
-            <w:r>
-              <w:rPr>
-                <w:rFonts w:eastAsia="Times New Roman" w:cs="Arial"/>
-                <w:color w:val="000000"/>
+                <w:b/>
+                <w:bCs/>
+              </w:rPr>
+            </w:pPr>
+            <w:r>
+              <w:rPr>
+                <w:b/>
+                <w:bCs/>
               </w:rPr>
               <w:t>27</w:t>
             </w:r>
@@ -8589,17 +9868,50 @@
         </w:tc>
         <w:tc>
           <w:tcPr>
-            <w:tcW w:w="695" w:type="dxa"/>
-          </w:tcPr>
-          <w:p>
-            <w:pPr>
-              <w:spacing w:before="0"/>
+            <w:tcW w:w="847" w:type="dxa"/>
+            <w:vAlign w:val="center"/>
+            <w:hideMark/>
+          </w:tcPr>
+          <w:p>
+            <w:pPr>
               <w:jc w:val="center"/>
               <w:rPr>
-                <w:rFonts w:eastAsia="Times New Roman" w:cs="Arial"/>
-                <w:color w:val="000000"/>
-              </w:rPr>
-            </w:pPr>
+                <w:b/>
+                <w:bCs/>
+              </w:rPr>
+            </w:pPr>
+            <w:r>
+              <w:rPr>
+                <w:b/>
+                <w:bCs/>
+              </w:rPr>
+              <w:t>3</w:t>
+            </w:r>
+          </w:p>
+        </w:tc>
+        <w:tc>
+          <w:tcPr>
+            <w:tcW w:w="916" w:type="dxa"/>
+            <w:vMerge w:val="restart"/>
+            <w:noWrap/>
+            <w:vAlign w:val="center"/>
+            <w:hideMark/>
+          </w:tcPr>
+          <w:p>
+            <w:pPr>
+              <w:jc w:val="center"/>
+              <w:rPr>
+                <w:b/>
+                <w:bCs/>
+              </w:rPr>
+            </w:pPr>
+            <w:r>
+              <w:rPr>
+                <w:b/>
+                <w:bCs/>
+              </w:rPr>
+              <w:t>6</w:t>
+            </w:r>
           </w:p>
         </w:tc>
       </w:tr>
@@ -8609,67 +9921,96 @@
         </w:trPr>
         <w:tc>
           <w:tcPr>
-            <w:tcW w:w="428" w:type="dxa"/>
-            <w:hideMark/>
-          </w:tcPr>
-          <w:p>
-            <w:pPr>
-              <w:spacing w:before="0"/>
+            <w:tcW w:w="704" w:type="dxa"/>
+            <w:vAlign w:val="center"/>
+            <w:hideMark/>
+          </w:tcPr>
+          <w:p>
+            <w:pPr>
               <w:jc w:val="center"/>
               <w:rPr>
-                <w:rFonts w:eastAsia="Times New Roman" w:cs="Arial"/>
-                <w:color w:val="000000"/>
-              </w:rPr>
-            </w:pPr>
-            <w:r>
-              <w:rPr>
-                <w:rFonts w:eastAsia="Times New Roman" w:cs="Arial"/>
-                <w:color w:val="000000"/>
-              </w:rPr>
-              <w:t>11</w:t>
-            </w:r>
-          </w:p>
-        </w:tc>
-        <w:tc>
-          <w:tcPr>
-            <w:tcW w:w="7847" w:type="dxa"/>
-            <w:hideMark/>
-          </w:tcPr>
-          <w:p>
-            <w:pPr>
-              <w:spacing w:before="0"/>
-              <w:rPr>
-                <w:rFonts w:eastAsia="Times New Roman" w:cs="Arial"/>
-                <w:color w:val="000000"/>
-              </w:rPr>
-            </w:pPr>
-            <w:r>
-              <w:rPr>
-                <w:rFonts w:eastAsia="Times New Roman" w:cs="Arial"/>
-                <w:color w:val="000000"/>
-              </w:rPr>
-              <w:t>As a Supervisor, I want to upload photos related to the visit so that visual documentation is available.</w:t>
-            </w:r>
-          </w:p>
-        </w:tc>
-        <w:tc>
-          <w:tcPr>
-            <w:tcW w:w="990" w:type="dxa"/>
-            <w:hideMark/>
-          </w:tcPr>
-          <w:p>
-            <w:pPr>
-              <w:spacing w:before="0"/>
+                <w:b/>
+                <w:bCs/>
+              </w:rPr>
+            </w:pPr>
+            <w:r>
+              <w:rPr>
+                <w:b/>
+                <w:bCs/>
+              </w:rPr>
+              <w:t>US28</w:t>
+            </w:r>
+          </w:p>
+        </w:tc>
+        <w:tc>
+          <w:tcPr>
+            <w:tcW w:w="3967" w:type="dxa"/>
+            <w:hideMark/>
+          </w:tcPr>
+          <w:p>
+            <w:pPr>
+              <w:rPr>
+                <w:b/>
+                <w:bCs/>
+              </w:rPr>
+            </w:pPr>
+            <w:r>
+              <w:rPr>
+                <w:b/>
+                <w:bCs/>
+              </w:rPr>
+              <w:t>As a Super Admin, I want to revoke roles of users so that they have appropriate permissions.</w:t>
+            </w:r>
+          </w:p>
+        </w:tc>
+        <w:tc>
+          <w:tcPr>
+            <w:tcW w:w="2068" w:type="dxa"/>
+            <w:hideMark/>
+          </w:tcPr>
+          <w:p>
+            <w:pPr>
+              <w:rPr>
+                <w:b/>
+                <w:bCs/>
+              </w:rPr>
+            </w:pPr>
+            <w:proofErr w:type="spellStart"/>
+            <w:r>
+              <w:rPr>
+                <w:b/>
+                <w:bCs/>
+              </w:rPr>
+              <w:t>Rovoke</w:t>
+            </w:r>
+            <w:proofErr w:type="spellEnd"/>
+            <w:r>
+              <w:rPr>
+                <w:b/>
+                <w:bCs/>
+              </w:rPr>
+              <w:t xml:space="preserve"> user roles</w:t>
+            </w:r>
+          </w:p>
+        </w:tc>
+        <w:tc>
+          <w:tcPr>
+            <w:tcW w:w="957" w:type="dxa"/>
+            <w:vAlign w:val="center"/>
+            <w:hideMark/>
+          </w:tcPr>
+          <w:p>
+            <w:pPr>
               <w:jc w:val="center"/>
               <w:rPr>
-                <w:rFonts w:eastAsia="Times New Roman" w:cs="Arial"/>
-                <w:color w:val="000000"/>
-              </w:rPr>
-            </w:pPr>
-            <w:r>
-              <w:rPr>
-                <w:rFonts w:eastAsia="Times New Roman" w:cs="Arial"/>
-                <w:color w:val="000000"/>
+                <w:b/>
+                <w:bCs/>
+              </w:rPr>
+            </w:pPr>
+            <w:r>
+              <w:rPr>
+                <w:b/>
+                <w:bCs/>
               </w:rPr>
               <w:t>Low</w:t>
             </w:r>
@@ -8677,22 +10018,22 @@
         </w:tc>
         <w:tc>
           <w:tcPr>
-            <w:tcW w:w="835" w:type="dxa"/>
-            <w:hideMark/>
-          </w:tcPr>
-          <w:p>
-            <w:pPr>
-              <w:spacing w:before="0"/>
+            <w:tcW w:w="997" w:type="dxa"/>
+            <w:vAlign w:val="center"/>
+            <w:hideMark/>
+          </w:tcPr>
+          <w:p>
+            <w:pPr>
               <w:jc w:val="center"/>
               <w:rPr>
-                <w:rFonts w:eastAsia="Times New Roman" w:cs="Arial"/>
-                <w:color w:val="000000"/>
-              </w:rPr>
-            </w:pPr>
-            <w:r>
-              <w:rPr>
-                <w:rFonts w:eastAsia="Times New Roman" w:cs="Arial"/>
-                <w:color w:val="000000"/>
+                <w:b/>
+                <w:bCs/>
+              </w:rPr>
+            </w:pPr>
+            <w:r>
+              <w:rPr>
+                <w:b/>
+                <w:bCs/>
               </w:rPr>
               <w:t>28</w:t>
             </w:r>
@@ -8700,15 +10041,40 @@
         </w:tc>
         <w:tc>
           <w:tcPr>
-            <w:tcW w:w="695" w:type="dxa"/>
-          </w:tcPr>
-          <w:p>
-            <w:pPr>
-              <w:spacing w:before="0"/>
+            <w:tcW w:w="847" w:type="dxa"/>
+            <w:vAlign w:val="center"/>
+            <w:hideMark/>
+          </w:tcPr>
+          <w:p>
+            <w:pPr>
               <w:jc w:val="center"/>
               <w:rPr>
-                <w:rFonts w:eastAsia="Times New Roman" w:cs="Arial"/>
-                <w:color w:val="000000"/>
+                <w:b/>
+                <w:bCs/>
+              </w:rPr>
+            </w:pPr>
+            <w:r>
+              <w:rPr>
+                <w:b/>
+                <w:bCs/>
+              </w:rPr>
+              <w:t>1</w:t>
+            </w:r>
+          </w:p>
+        </w:tc>
+        <w:tc>
+          <w:tcPr>
+            <w:tcW w:w="916" w:type="dxa"/>
+            <w:vMerge/>
+            <w:vAlign w:val="center"/>
+            <w:hideMark/>
+          </w:tcPr>
+          <w:p>
+            <w:pPr>
+              <w:jc w:val="center"/>
+              <w:rPr>
+                <w:b/>
+                <w:bCs/>
               </w:rPr>
             </w:pPr>
           </w:p>
@@ -8720,67 +10086,103 @@
         </w:trPr>
         <w:tc>
           <w:tcPr>
-            <w:tcW w:w="428" w:type="dxa"/>
-            <w:hideMark/>
-          </w:tcPr>
-          <w:p>
-            <w:pPr>
-              <w:spacing w:before="0"/>
+            <w:tcW w:w="704" w:type="dxa"/>
+            <w:vAlign w:val="center"/>
+            <w:hideMark/>
+          </w:tcPr>
+          <w:p>
+            <w:pPr>
               <w:jc w:val="center"/>
               <w:rPr>
-                <w:rFonts w:eastAsia="Times New Roman" w:cs="Arial"/>
-                <w:color w:val="000000"/>
-              </w:rPr>
-            </w:pPr>
-            <w:r>
-              <w:rPr>
-                <w:rFonts w:eastAsia="Times New Roman" w:cs="Arial"/>
-                <w:color w:val="000000"/>
-              </w:rPr>
-              <w:t>12</w:t>
-            </w:r>
-          </w:p>
-        </w:tc>
-        <w:tc>
-          <w:tcPr>
-            <w:tcW w:w="7847" w:type="dxa"/>
-            <w:hideMark/>
-          </w:tcPr>
-          <w:p>
-            <w:pPr>
-              <w:spacing w:before="0"/>
-              <w:rPr>
-                <w:rFonts w:eastAsia="Times New Roman" w:cs="Arial"/>
-                <w:color w:val="000000"/>
-              </w:rPr>
-            </w:pPr>
-            <w:r>
-              <w:rPr>
-                <w:rFonts w:eastAsia="Times New Roman" w:cs="Arial"/>
-                <w:color w:val="000000"/>
-              </w:rPr>
-              <w:t>As a Supervisor, I want to add comments to visit logs so that additional context can be provided.</w:t>
-            </w:r>
-          </w:p>
-        </w:tc>
-        <w:tc>
-          <w:tcPr>
-            <w:tcW w:w="990" w:type="dxa"/>
-            <w:hideMark/>
-          </w:tcPr>
-          <w:p>
-            <w:pPr>
-              <w:spacing w:before="0"/>
+                <w:b/>
+                <w:bCs/>
+              </w:rPr>
+            </w:pPr>
+            <w:r>
+              <w:rPr>
+                <w:b/>
+                <w:bCs/>
+              </w:rPr>
+              <w:t>US30</w:t>
+            </w:r>
+          </w:p>
+        </w:tc>
+        <w:tc>
+          <w:tcPr>
+            <w:tcW w:w="3967" w:type="dxa"/>
+            <w:hideMark/>
+          </w:tcPr>
+          <w:p>
+            <w:pPr>
+              <w:rPr>
+                <w:b/>
+                <w:bCs/>
+              </w:rPr>
+            </w:pPr>
+            <w:r>
+              <w:rPr>
+                <w:b/>
+                <w:bCs/>
+              </w:rPr>
+              <w:t xml:space="preserve">As a Super Admin, I want to delete </w:t>
+            </w:r>
+            <w:proofErr w:type="gramStart"/>
+            <w:r>
+              <w:rPr>
+                <w:b/>
+                <w:bCs/>
+              </w:rPr>
+              <w:t>roles</w:t>
+            </w:r>
+            <w:proofErr w:type="gramEnd"/>
+            <w:r>
+              <w:rPr>
+                <w:b/>
+                <w:bCs/>
+              </w:rPr>
+              <w:t xml:space="preserve"> of users so that they have appropriate permissions.</w:t>
+            </w:r>
+          </w:p>
+        </w:tc>
+        <w:tc>
+          <w:tcPr>
+            <w:tcW w:w="2068" w:type="dxa"/>
+            <w:hideMark/>
+          </w:tcPr>
+          <w:p>
+            <w:pPr>
+              <w:rPr>
+                <w:b/>
+                <w:bCs/>
+              </w:rPr>
+            </w:pPr>
+            <w:r>
+              <w:rPr>
+                <w:b/>
+                <w:bCs/>
+              </w:rPr>
+              <w:t>Delete user roles</w:t>
+            </w:r>
+          </w:p>
+        </w:tc>
+        <w:tc>
+          <w:tcPr>
+            <w:tcW w:w="957" w:type="dxa"/>
+            <w:vAlign w:val="center"/>
+            <w:hideMark/>
+          </w:tcPr>
+          <w:p>
+            <w:pPr>
               <w:jc w:val="center"/>
               <w:rPr>
-                <w:rFonts w:eastAsia="Times New Roman" w:cs="Arial"/>
-                <w:color w:val="000000"/>
-              </w:rPr>
-            </w:pPr>
-            <w:r>
-              <w:rPr>
-                <w:rFonts w:eastAsia="Times New Roman" w:cs="Arial"/>
-                <w:color w:val="000000"/>
+                <w:b/>
+                <w:bCs/>
+              </w:rPr>
+            </w:pPr>
+            <w:r>
+              <w:rPr>
+                <w:b/>
+                <w:bCs/>
               </w:rPr>
               <w:t>Low</w:t>
             </w:r>
@@ -8788,22 +10190,22 @@
         </w:tc>
         <w:tc>
           <w:tcPr>
-            <w:tcW w:w="835" w:type="dxa"/>
-            <w:hideMark/>
-          </w:tcPr>
-          <w:p>
-            <w:pPr>
-              <w:spacing w:before="0"/>
+            <w:tcW w:w="997" w:type="dxa"/>
+            <w:vAlign w:val="center"/>
+            <w:hideMark/>
+          </w:tcPr>
+          <w:p>
+            <w:pPr>
               <w:jc w:val="center"/>
               <w:rPr>
-                <w:rFonts w:eastAsia="Times New Roman" w:cs="Arial"/>
-                <w:color w:val="000000"/>
-              </w:rPr>
-            </w:pPr>
-            <w:r>
-              <w:rPr>
-                <w:rFonts w:eastAsia="Times New Roman" w:cs="Arial"/>
-                <w:color w:val="000000"/>
+                <w:b/>
+                <w:bCs/>
+              </w:rPr>
+            </w:pPr>
+            <w:r>
+              <w:rPr>
+                <w:b/>
+                <w:bCs/>
               </w:rPr>
               <w:t>29</w:t>
             </w:r>
@@ -8811,15 +10213,40 @@
         </w:tc>
         <w:tc>
           <w:tcPr>
-            <w:tcW w:w="695" w:type="dxa"/>
-          </w:tcPr>
-          <w:p>
-            <w:pPr>
-              <w:spacing w:before="0"/>
+            <w:tcW w:w="847" w:type="dxa"/>
+            <w:vAlign w:val="center"/>
+            <w:hideMark/>
+          </w:tcPr>
+          <w:p>
+            <w:pPr>
               <w:jc w:val="center"/>
               <w:rPr>
-                <w:rFonts w:eastAsia="Times New Roman" w:cs="Arial"/>
-                <w:color w:val="000000"/>
+                <w:b/>
+                <w:bCs/>
+              </w:rPr>
+            </w:pPr>
+            <w:r>
+              <w:rPr>
+                <w:b/>
+                <w:bCs/>
+              </w:rPr>
+              <w:t>1</w:t>
+            </w:r>
+          </w:p>
+        </w:tc>
+        <w:tc>
+          <w:tcPr>
+            <w:tcW w:w="916" w:type="dxa"/>
+            <w:vMerge/>
+            <w:vAlign w:val="center"/>
+            <w:hideMark/>
+          </w:tcPr>
+          <w:p>
+            <w:pPr>
+              <w:jc w:val="center"/>
+              <w:rPr>
+                <w:b/>
+                <w:bCs/>
               </w:rPr>
             </w:pPr>
           </w:p>
@@ -8831,67 +10258,87 @@
         </w:trPr>
         <w:tc>
           <w:tcPr>
-            <w:tcW w:w="428" w:type="dxa"/>
-            <w:hideMark/>
-          </w:tcPr>
-          <w:p>
-            <w:pPr>
-              <w:spacing w:before="0"/>
+            <w:tcW w:w="704" w:type="dxa"/>
+            <w:vAlign w:val="center"/>
+            <w:hideMark/>
+          </w:tcPr>
+          <w:p>
+            <w:pPr>
               <w:jc w:val="center"/>
               <w:rPr>
-                <w:rFonts w:eastAsia="Times New Roman" w:cs="Arial"/>
-                <w:color w:val="000000"/>
-              </w:rPr>
-            </w:pPr>
-            <w:r>
-              <w:rPr>
-                <w:rFonts w:eastAsia="Times New Roman" w:cs="Arial"/>
-                <w:color w:val="000000"/>
-              </w:rPr>
-              <w:t>13</w:t>
-            </w:r>
-          </w:p>
-        </w:tc>
-        <w:tc>
-          <w:tcPr>
-            <w:tcW w:w="7847" w:type="dxa"/>
-            <w:hideMark/>
-          </w:tcPr>
-          <w:p>
-            <w:pPr>
-              <w:spacing w:before="0"/>
-              <w:rPr>
-                <w:rFonts w:eastAsia="Times New Roman" w:cs="Arial"/>
-                <w:color w:val="000000"/>
-              </w:rPr>
-            </w:pPr>
-            <w:r>
-              <w:rPr>
-                <w:rFonts w:eastAsia="Times New Roman" w:cs="Arial"/>
-                <w:color w:val="000000"/>
-              </w:rPr>
-              <w:t>As a Supervisor, I want to view past visit logs so that I can review historical data.</w:t>
-            </w:r>
-          </w:p>
-        </w:tc>
-        <w:tc>
-          <w:tcPr>
-            <w:tcW w:w="990" w:type="dxa"/>
-            <w:hideMark/>
-          </w:tcPr>
-          <w:p>
-            <w:pPr>
-              <w:spacing w:before="0"/>
+                <w:b/>
+                <w:bCs/>
+              </w:rPr>
+            </w:pPr>
+            <w:r>
+              <w:rPr>
+                <w:b/>
+                <w:bCs/>
+              </w:rPr>
+              <w:t>US31</w:t>
+            </w:r>
+          </w:p>
+        </w:tc>
+        <w:tc>
+          <w:tcPr>
+            <w:tcW w:w="3967" w:type="dxa"/>
+            <w:hideMark/>
+          </w:tcPr>
+          <w:p>
+            <w:pPr>
+              <w:rPr>
+                <w:b/>
+                <w:bCs/>
+              </w:rPr>
+            </w:pPr>
+            <w:r>
+              <w:rPr>
+                <w:b/>
+                <w:bCs/>
+              </w:rPr>
+              <w:t>As a Super Admin, I want to edit roles of users so that they have appropriate permissions.</w:t>
+            </w:r>
+          </w:p>
+        </w:tc>
+        <w:tc>
+          <w:tcPr>
+            <w:tcW w:w="2068" w:type="dxa"/>
+            <w:hideMark/>
+          </w:tcPr>
+          <w:p>
+            <w:pPr>
+              <w:rPr>
+                <w:b/>
+                <w:bCs/>
+              </w:rPr>
+            </w:pPr>
+            <w:r>
+              <w:rPr>
+                <w:b/>
+                <w:bCs/>
+              </w:rPr>
+              <w:t>Edit user roles</w:t>
+            </w:r>
+          </w:p>
+        </w:tc>
+        <w:tc>
+          <w:tcPr>
+            <w:tcW w:w="957" w:type="dxa"/>
+            <w:vAlign w:val="center"/>
+            <w:hideMark/>
+          </w:tcPr>
+          <w:p>
+            <w:pPr>
               <w:jc w:val="center"/>
               <w:rPr>
-                <w:rFonts w:eastAsia="Times New Roman" w:cs="Arial"/>
-                <w:color w:val="000000"/>
-              </w:rPr>
-            </w:pPr>
-            <w:r>
-              <w:rPr>
-                <w:rFonts w:eastAsia="Times New Roman" w:cs="Arial"/>
-                <w:color w:val="000000"/>
+                <w:b/>
+                <w:bCs/>
+              </w:rPr>
+            </w:pPr>
+            <w:r>
+              <w:rPr>
+                <w:b/>
+                <w:bCs/>
               </w:rPr>
               <w:t>Low</w:t>
             </w:r>
@@ -8899,22 +10346,22 @@
         </w:tc>
         <w:tc>
           <w:tcPr>
-            <w:tcW w:w="835" w:type="dxa"/>
-            <w:hideMark/>
-          </w:tcPr>
-          <w:p>
-            <w:pPr>
-              <w:spacing w:before="0"/>
+            <w:tcW w:w="997" w:type="dxa"/>
+            <w:vAlign w:val="center"/>
+            <w:hideMark/>
+          </w:tcPr>
+          <w:p>
+            <w:pPr>
               <w:jc w:val="center"/>
               <w:rPr>
-                <w:rFonts w:eastAsia="Times New Roman" w:cs="Arial"/>
-                <w:color w:val="000000"/>
-              </w:rPr>
-            </w:pPr>
-            <w:r>
-              <w:rPr>
-                <w:rFonts w:eastAsia="Times New Roman" w:cs="Arial"/>
-                <w:color w:val="000000"/>
+                <w:b/>
+                <w:bCs/>
+              </w:rPr>
+            </w:pPr>
+            <w:r>
+              <w:rPr>
+                <w:b/>
+                <w:bCs/>
               </w:rPr>
               <w:t>30</w:t>
             </w:r>
@@ -8922,15 +10369,40 @@
         </w:tc>
         <w:tc>
           <w:tcPr>
-            <w:tcW w:w="695" w:type="dxa"/>
-          </w:tcPr>
-          <w:p>
-            <w:pPr>
-              <w:spacing w:before="0"/>
+            <w:tcW w:w="847" w:type="dxa"/>
+            <w:vAlign w:val="center"/>
+            <w:hideMark/>
+          </w:tcPr>
+          <w:p>
+            <w:pPr>
               <w:jc w:val="center"/>
               <w:rPr>
-                <w:rFonts w:eastAsia="Times New Roman" w:cs="Arial"/>
-                <w:color w:val="000000"/>
+                <w:b/>
+                <w:bCs/>
+              </w:rPr>
+            </w:pPr>
+            <w:r>
+              <w:rPr>
+                <w:b/>
+                <w:bCs/>
+              </w:rPr>
+              <w:t>2</w:t>
+            </w:r>
+          </w:p>
+        </w:tc>
+        <w:tc>
+          <w:tcPr>
+            <w:tcW w:w="916" w:type="dxa"/>
+            <w:vMerge/>
+            <w:vAlign w:val="center"/>
+            <w:hideMark/>
+          </w:tcPr>
+          <w:p>
+            <w:pPr>
+              <w:jc w:val="center"/>
+              <w:rPr>
+                <w:b/>
+                <w:bCs/>
               </w:rPr>
             </w:pPr>
           </w:p>
@@ -8942,67 +10414,87 @@
         </w:trPr>
         <w:tc>
           <w:tcPr>
-            <w:tcW w:w="428" w:type="dxa"/>
-            <w:hideMark/>
-          </w:tcPr>
-          <w:p>
-            <w:pPr>
-              <w:spacing w:before="0"/>
+            <w:tcW w:w="704" w:type="dxa"/>
+            <w:vAlign w:val="center"/>
+            <w:hideMark/>
+          </w:tcPr>
+          <w:p>
+            <w:pPr>
               <w:jc w:val="center"/>
               <w:rPr>
-                <w:rFonts w:eastAsia="Times New Roman" w:cs="Arial"/>
-                <w:color w:val="000000"/>
-              </w:rPr>
-            </w:pPr>
-            <w:r>
-              <w:rPr>
-                <w:rFonts w:eastAsia="Times New Roman" w:cs="Arial"/>
-                <w:color w:val="000000"/>
-              </w:rPr>
-              <w:t>14</w:t>
-            </w:r>
-          </w:p>
-        </w:tc>
-        <w:tc>
-          <w:tcPr>
-            <w:tcW w:w="7847" w:type="dxa"/>
-            <w:hideMark/>
-          </w:tcPr>
-          <w:p>
-            <w:pPr>
-              <w:spacing w:before="0"/>
-              <w:rPr>
-                <w:rFonts w:eastAsia="Times New Roman" w:cs="Arial"/>
-                <w:color w:val="000000"/>
-              </w:rPr>
-            </w:pPr>
-            <w:r>
-              <w:rPr>
-                <w:rFonts w:eastAsia="Times New Roman" w:cs="Arial"/>
-                <w:color w:val="000000"/>
-              </w:rPr>
-              <w:t>As a Supervisor, I want to edit past visit logs so that corrections can be made.</w:t>
-            </w:r>
-          </w:p>
-        </w:tc>
-        <w:tc>
-          <w:tcPr>
-            <w:tcW w:w="990" w:type="dxa"/>
-            <w:hideMark/>
-          </w:tcPr>
-          <w:p>
-            <w:pPr>
-              <w:spacing w:before="0"/>
+                <w:b/>
+                <w:bCs/>
+              </w:rPr>
+            </w:pPr>
+            <w:r>
+              <w:rPr>
+                <w:b/>
+                <w:bCs/>
+              </w:rPr>
+              <w:t>US24</w:t>
+            </w:r>
+          </w:p>
+        </w:tc>
+        <w:tc>
+          <w:tcPr>
+            <w:tcW w:w="3967" w:type="dxa"/>
+            <w:hideMark/>
+          </w:tcPr>
+          <w:p>
+            <w:pPr>
+              <w:rPr>
+                <w:b/>
+                <w:bCs/>
+              </w:rPr>
+            </w:pPr>
+            <w:r>
+              <w:rPr>
+                <w:b/>
+                <w:bCs/>
+              </w:rPr>
+              <w:t>As a User, I want to edit my own profile information so that my details are accurate.</w:t>
+            </w:r>
+          </w:p>
+        </w:tc>
+        <w:tc>
+          <w:tcPr>
+            <w:tcW w:w="2068" w:type="dxa"/>
+            <w:hideMark/>
+          </w:tcPr>
+          <w:p>
+            <w:pPr>
+              <w:rPr>
+                <w:b/>
+                <w:bCs/>
+              </w:rPr>
+            </w:pPr>
+            <w:r>
+              <w:rPr>
+                <w:b/>
+                <w:bCs/>
+              </w:rPr>
+              <w:t>Edit user profile</w:t>
+            </w:r>
+          </w:p>
+        </w:tc>
+        <w:tc>
+          <w:tcPr>
+            <w:tcW w:w="957" w:type="dxa"/>
+            <w:vAlign w:val="center"/>
+            <w:hideMark/>
+          </w:tcPr>
+          <w:p>
+            <w:pPr>
               <w:jc w:val="center"/>
               <w:rPr>
-                <w:rFonts w:eastAsia="Times New Roman" w:cs="Arial"/>
-                <w:color w:val="000000"/>
-              </w:rPr>
-            </w:pPr>
-            <w:r>
-              <w:rPr>
-                <w:rFonts w:eastAsia="Times New Roman" w:cs="Arial"/>
-                <w:color w:val="000000"/>
+                <w:b/>
+                <w:bCs/>
+              </w:rPr>
+            </w:pPr>
+            <w:r>
+              <w:rPr>
+                <w:b/>
+                <w:bCs/>
               </w:rPr>
               <w:t>Low</w:t>
             </w:r>
@@ -9010,22 +10502,22 @@
         </w:tc>
         <w:tc>
           <w:tcPr>
-            <w:tcW w:w="835" w:type="dxa"/>
-            <w:hideMark/>
-          </w:tcPr>
-          <w:p>
-            <w:pPr>
-              <w:spacing w:before="0"/>
+            <w:tcW w:w="997" w:type="dxa"/>
+            <w:vAlign w:val="center"/>
+            <w:hideMark/>
+          </w:tcPr>
+          <w:p>
+            <w:pPr>
               <w:jc w:val="center"/>
               <w:rPr>
-                <w:rFonts w:eastAsia="Times New Roman" w:cs="Arial"/>
-                <w:color w:val="000000"/>
-              </w:rPr>
-            </w:pPr>
-            <w:r>
-              <w:rPr>
-                <w:rFonts w:eastAsia="Times New Roman" w:cs="Arial"/>
-                <w:color w:val="000000"/>
+                <w:b/>
+                <w:bCs/>
+              </w:rPr>
+            </w:pPr>
+            <w:r>
+              <w:rPr>
+                <w:b/>
+                <w:bCs/>
               </w:rPr>
               <w:t>31</w:t>
             </w:r>
@@ -9033,15 +10525,40 @@
         </w:tc>
         <w:tc>
           <w:tcPr>
-            <w:tcW w:w="695" w:type="dxa"/>
-          </w:tcPr>
-          <w:p>
-            <w:pPr>
-              <w:spacing w:before="0"/>
+            <w:tcW w:w="847" w:type="dxa"/>
+            <w:vAlign w:val="center"/>
+            <w:hideMark/>
+          </w:tcPr>
+          <w:p>
+            <w:pPr>
               <w:jc w:val="center"/>
               <w:rPr>
-                <w:rFonts w:eastAsia="Times New Roman" w:cs="Arial"/>
-                <w:color w:val="000000"/>
+                <w:b/>
+                <w:bCs/>
+              </w:rPr>
+            </w:pPr>
+            <w:r>
+              <w:rPr>
+                <w:b/>
+                <w:bCs/>
+              </w:rPr>
+              <w:t>3</w:t>
+            </w:r>
+          </w:p>
+        </w:tc>
+        <w:tc>
+          <w:tcPr>
+            <w:tcW w:w="916" w:type="dxa"/>
+            <w:vMerge/>
+            <w:vAlign w:val="center"/>
+            <w:hideMark/>
+          </w:tcPr>
+          <w:p>
+            <w:pPr>
+              <w:jc w:val="center"/>
+              <w:rPr>
+                <w:b/>
+                <w:bCs/>
               </w:rPr>
             </w:pPr>
           </w:p>
@@ -9053,67 +10570,87 @@
         </w:trPr>
         <w:tc>
           <w:tcPr>
-            <w:tcW w:w="428" w:type="dxa"/>
-            <w:hideMark/>
-          </w:tcPr>
-          <w:p>
-            <w:pPr>
-              <w:spacing w:before="0"/>
+            <w:tcW w:w="704" w:type="dxa"/>
+            <w:vAlign w:val="center"/>
+            <w:hideMark/>
+          </w:tcPr>
+          <w:p>
+            <w:pPr>
               <w:jc w:val="center"/>
               <w:rPr>
-                <w:rFonts w:eastAsia="Times New Roman" w:cs="Arial"/>
-                <w:color w:val="000000"/>
-              </w:rPr>
-            </w:pPr>
-            <w:r>
-              <w:rPr>
-                <w:rFonts w:eastAsia="Times New Roman" w:cs="Arial"/>
-                <w:color w:val="000000"/>
-              </w:rPr>
-              <w:t>15</w:t>
-            </w:r>
-          </w:p>
-        </w:tc>
-        <w:tc>
-          <w:tcPr>
-            <w:tcW w:w="7847" w:type="dxa"/>
-            <w:hideMark/>
-          </w:tcPr>
-          <w:p>
-            <w:pPr>
-              <w:spacing w:before="0"/>
-              <w:rPr>
-                <w:rFonts w:eastAsia="Times New Roman" w:cs="Arial"/>
-                <w:color w:val="000000"/>
-              </w:rPr>
-            </w:pPr>
-            <w:r>
-              <w:rPr>
-                <w:rFonts w:eastAsia="Times New Roman" w:cs="Arial"/>
-                <w:color w:val="000000"/>
-              </w:rPr>
-              <w:t>As a Supervisor, I want to delete visit logs so that incorrect entries can be removed.</w:t>
-            </w:r>
-          </w:p>
-        </w:tc>
-        <w:tc>
-          <w:tcPr>
-            <w:tcW w:w="990" w:type="dxa"/>
-            <w:hideMark/>
-          </w:tcPr>
-          <w:p>
-            <w:pPr>
-              <w:spacing w:before="0"/>
+                <w:b/>
+                <w:bCs/>
+              </w:rPr>
+            </w:pPr>
+            <w:r>
+              <w:rPr>
+                <w:b/>
+                <w:bCs/>
+              </w:rPr>
+              <w:t>US30</w:t>
+            </w:r>
+          </w:p>
+        </w:tc>
+        <w:tc>
+          <w:tcPr>
+            <w:tcW w:w="3967" w:type="dxa"/>
+            <w:hideMark/>
+          </w:tcPr>
+          <w:p>
+            <w:pPr>
+              <w:rPr>
+                <w:b/>
+                <w:bCs/>
+              </w:rPr>
+            </w:pPr>
+            <w:r>
+              <w:rPr>
+                <w:b/>
+                <w:bCs/>
+              </w:rPr>
+              <w:t>As an Admin, I want to delete user accounts so that inactive or unnecessary accounts can be removed.</w:t>
+            </w:r>
+          </w:p>
+        </w:tc>
+        <w:tc>
+          <w:tcPr>
+            <w:tcW w:w="2068" w:type="dxa"/>
+            <w:hideMark/>
+          </w:tcPr>
+          <w:p>
+            <w:pPr>
+              <w:rPr>
+                <w:b/>
+                <w:bCs/>
+              </w:rPr>
+            </w:pPr>
+            <w:r>
+              <w:rPr>
+                <w:b/>
+                <w:bCs/>
+              </w:rPr>
+              <w:t>Delete user accounts</w:t>
+            </w:r>
+          </w:p>
+        </w:tc>
+        <w:tc>
+          <w:tcPr>
+            <w:tcW w:w="957" w:type="dxa"/>
+            <w:vAlign w:val="center"/>
+            <w:hideMark/>
+          </w:tcPr>
+          <w:p>
+            <w:pPr>
               <w:jc w:val="center"/>
               <w:rPr>
-                <w:rFonts w:eastAsia="Times New Roman" w:cs="Arial"/>
-                <w:color w:val="000000"/>
-              </w:rPr>
-            </w:pPr>
-            <w:r>
-              <w:rPr>
-                <w:rFonts w:eastAsia="Times New Roman" w:cs="Arial"/>
-                <w:color w:val="000000"/>
+                <w:b/>
+                <w:bCs/>
+              </w:rPr>
+            </w:pPr>
+            <w:r>
+              <w:rPr>
+                <w:b/>
+                <w:bCs/>
               </w:rPr>
               <w:t>Low</w:t>
             </w:r>
@@ -9121,22 +10658,22 @@
         </w:tc>
         <w:tc>
           <w:tcPr>
-            <w:tcW w:w="835" w:type="dxa"/>
-            <w:hideMark/>
-          </w:tcPr>
-          <w:p>
-            <w:pPr>
-              <w:spacing w:before="0"/>
+            <w:tcW w:w="997" w:type="dxa"/>
+            <w:vAlign w:val="center"/>
+            <w:hideMark/>
+          </w:tcPr>
+          <w:p>
+            <w:pPr>
               <w:jc w:val="center"/>
               <w:rPr>
-                <w:rFonts w:eastAsia="Times New Roman" w:cs="Arial"/>
-                <w:color w:val="000000"/>
-              </w:rPr>
-            </w:pPr>
-            <w:r>
-              <w:rPr>
-                <w:rFonts w:eastAsia="Times New Roman" w:cs="Arial"/>
-                <w:color w:val="000000"/>
+                <w:b/>
+                <w:bCs/>
+              </w:rPr>
+            </w:pPr>
+            <w:r>
+              <w:rPr>
+                <w:b/>
+                <w:bCs/>
               </w:rPr>
               <w:t>32</w:t>
             </w:r>
@@ -9144,15 +10681,40 @@
         </w:tc>
         <w:tc>
           <w:tcPr>
-            <w:tcW w:w="695" w:type="dxa"/>
-          </w:tcPr>
-          <w:p>
-            <w:pPr>
-              <w:spacing w:before="0"/>
+            <w:tcW w:w="847" w:type="dxa"/>
+            <w:vAlign w:val="center"/>
+            <w:hideMark/>
+          </w:tcPr>
+          <w:p>
+            <w:pPr>
               <w:jc w:val="center"/>
               <w:rPr>
-                <w:rFonts w:eastAsia="Times New Roman" w:cs="Arial"/>
-                <w:color w:val="000000"/>
+                <w:b/>
+                <w:bCs/>
+              </w:rPr>
+            </w:pPr>
+            <w:r>
+              <w:rPr>
+                <w:b/>
+                <w:bCs/>
+              </w:rPr>
+              <w:t>2</w:t>
+            </w:r>
+          </w:p>
+        </w:tc>
+        <w:tc>
+          <w:tcPr>
+            <w:tcW w:w="916" w:type="dxa"/>
+            <w:vMerge/>
+            <w:vAlign w:val="center"/>
+            <w:hideMark/>
+          </w:tcPr>
+          <w:p>
+            <w:pPr>
+              <w:jc w:val="center"/>
+              <w:rPr>
+                <w:b/>
+                <w:bCs/>
               </w:rPr>
             </w:pPr>
           </w:p>
@@ -9164,67 +10726,87 @@
         </w:trPr>
         <w:tc>
           <w:tcPr>
-            <w:tcW w:w="428" w:type="dxa"/>
-            <w:hideMark/>
-          </w:tcPr>
-          <w:p>
-            <w:pPr>
-              <w:spacing w:before="0"/>
+            <w:tcW w:w="704" w:type="dxa"/>
+            <w:vAlign w:val="center"/>
+            <w:hideMark/>
+          </w:tcPr>
+          <w:p>
+            <w:pPr>
               <w:jc w:val="center"/>
               <w:rPr>
-                <w:rFonts w:eastAsia="Times New Roman" w:cs="Arial"/>
-                <w:color w:val="000000"/>
-              </w:rPr>
-            </w:pPr>
-            <w:r>
-              <w:rPr>
-                <w:rFonts w:eastAsia="Times New Roman" w:cs="Arial"/>
-                <w:color w:val="000000"/>
-              </w:rPr>
-              <w:t>17</w:t>
-            </w:r>
-          </w:p>
-        </w:tc>
-        <w:tc>
-          <w:tcPr>
-            <w:tcW w:w="7847" w:type="dxa"/>
-            <w:hideMark/>
-          </w:tcPr>
-          <w:p>
-            <w:pPr>
-              <w:spacing w:before="0"/>
-              <w:rPr>
-                <w:rFonts w:eastAsia="Times New Roman" w:cs="Arial"/>
-                <w:color w:val="000000"/>
-              </w:rPr>
-            </w:pPr>
-            <w:r>
-              <w:rPr>
-                <w:rFonts w:eastAsia="Times New Roman" w:cs="Arial"/>
-                <w:color w:val="000000"/>
-              </w:rPr>
-              <w:t>As a Supervisor, I want to update existing timesheets so that changes can be reflected.</w:t>
-            </w:r>
-          </w:p>
-        </w:tc>
-        <w:tc>
-          <w:tcPr>
-            <w:tcW w:w="990" w:type="dxa"/>
-            <w:hideMark/>
-          </w:tcPr>
-          <w:p>
-            <w:pPr>
-              <w:spacing w:before="0"/>
+                <w:b/>
+                <w:bCs/>
+              </w:rPr>
+            </w:pPr>
+            <w:r>
+              <w:rPr>
+                <w:b/>
+                <w:bCs/>
+              </w:rPr>
+              <w:t>US32</w:t>
+            </w:r>
+          </w:p>
+        </w:tc>
+        <w:tc>
+          <w:tcPr>
+            <w:tcW w:w="3967" w:type="dxa"/>
+            <w:hideMark/>
+          </w:tcPr>
+          <w:p>
+            <w:pPr>
+              <w:rPr>
+                <w:b/>
+                <w:bCs/>
+              </w:rPr>
+            </w:pPr>
+            <w:r>
+              <w:rPr>
+                <w:b/>
+                <w:bCs/>
+              </w:rPr>
+              <w:t>As an Admin, I want to revoke roles from users so that permissions can be adjusted as needed.</w:t>
+            </w:r>
+          </w:p>
+        </w:tc>
+        <w:tc>
+          <w:tcPr>
+            <w:tcW w:w="2068" w:type="dxa"/>
+            <w:hideMark/>
+          </w:tcPr>
+          <w:p>
+            <w:pPr>
+              <w:rPr>
+                <w:b/>
+                <w:bCs/>
+              </w:rPr>
+            </w:pPr>
+            <w:r>
+              <w:rPr>
+                <w:b/>
+                <w:bCs/>
+              </w:rPr>
+              <w:t>Revoke user roles</w:t>
+            </w:r>
+          </w:p>
+        </w:tc>
+        <w:tc>
+          <w:tcPr>
+            <w:tcW w:w="957" w:type="dxa"/>
+            <w:vAlign w:val="center"/>
+            <w:hideMark/>
+          </w:tcPr>
+          <w:p>
+            <w:pPr>
               <w:jc w:val="center"/>
               <w:rPr>
-                <w:rFonts w:eastAsia="Times New Roman" w:cs="Arial"/>
-                <w:color w:val="000000"/>
-              </w:rPr>
-            </w:pPr>
-            <w:r>
-              <w:rPr>
-                <w:rFonts w:eastAsia="Times New Roman" w:cs="Arial"/>
-                <w:color w:val="000000"/>
+                <w:b/>
+                <w:bCs/>
+              </w:rPr>
+            </w:pPr>
+            <w:r>
+              <w:rPr>
+                <w:b/>
+                <w:bCs/>
               </w:rPr>
               <w:t>Low</w:t>
             </w:r>
@@ -9232,22 +10814,22 @@
         </w:tc>
         <w:tc>
           <w:tcPr>
-            <w:tcW w:w="835" w:type="dxa"/>
-            <w:hideMark/>
-          </w:tcPr>
-          <w:p>
-            <w:pPr>
-              <w:spacing w:before="0"/>
+            <w:tcW w:w="997" w:type="dxa"/>
+            <w:vAlign w:val="center"/>
+            <w:hideMark/>
+          </w:tcPr>
+          <w:p>
+            <w:pPr>
               <w:jc w:val="center"/>
               <w:rPr>
-                <w:rFonts w:eastAsia="Times New Roman" w:cs="Arial"/>
-                <w:color w:val="000000"/>
-              </w:rPr>
-            </w:pPr>
-            <w:r>
-              <w:rPr>
-                <w:rFonts w:eastAsia="Times New Roman" w:cs="Arial"/>
-                <w:color w:val="000000"/>
+                <w:b/>
+                <w:bCs/>
+              </w:rPr>
+            </w:pPr>
+            <w:r>
+              <w:rPr>
+                <w:b/>
+                <w:bCs/>
               </w:rPr>
               <w:t>33</w:t>
             </w:r>
@@ -9255,15 +10837,40 @@
         </w:tc>
         <w:tc>
           <w:tcPr>
-            <w:tcW w:w="695" w:type="dxa"/>
-          </w:tcPr>
-          <w:p>
-            <w:pPr>
-              <w:spacing w:before="0"/>
+            <w:tcW w:w="847" w:type="dxa"/>
+            <w:vAlign w:val="center"/>
+            <w:hideMark/>
+          </w:tcPr>
+          <w:p>
+            <w:pPr>
               <w:jc w:val="center"/>
               <w:rPr>
-                <w:rFonts w:eastAsia="Times New Roman" w:cs="Arial"/>
-                <w:color w:val="000000"/>
+                <w:b/>
+                <w:bCs/>
+              </w:rPr>
+            </w:pPr>
+            <w:r>
+              <w:rPr>
+                <w:b/>
+                <w:bCs/>
+              </w:rPr>
+              <w:t>3</w:t>
+            </w:r>
+          </w:p>
+        </w:tc>
+        <w:tc>
+          <w:tcPr>
+            <w:tcW w:w="916" w:type="dxa"/>
+            <w:vMerge/>
+            <w:vAlign w:val="center"/>
+            <w:hideMark/>
+          </w:tcPr>
+          <w:p>
+            <w:pPr>
+              <w:jc w:val="center"/>
+              <w:rPr>
+                <w:b/>
+                <w:bCs/>
               </w:rPr>
             </w:pPr>
           </w:p>
@@ -9275,60 +10882,839 @@
         </w:trPr>
         <w:tc>
           <w:tcPr>
-            <w:tcW w:w="428" w:type="dxa"/>
-            <w:hideMark/>
-          </w:tcPr>
-          <w:p>
-            <w:pPr>
-              <w:spacing w:before="0"/>
+            <w:tcW w:w="704" w:type="dxa"/>
+            <w:vAlign w:val="center"/>
+            <w:hideMark/>
+          </w:tcPr>
+          <w:p>
+            <w:pPr>
               <w:jc w:val="center"/>
               <w:rPr>
-                <w:rFonts w:eastAsia="Times New Roman" w:cs="Arial"/>
-                <w:color w:val="000000"/>
-              </w:rPr>
-            </w:pPr>
-            <w:r>
-              <w:rPr>
-                <w:rFonts w:eastAsia="Times New Roman" w:cs="Arial"/>
-                <w:color w:val="000000"/>
-              </w:rPr>
-              <w:t>31</w:t>
-            </w:r>
-          </w:p>
-        </w:tc>
-        <w:tc>
-          <w:tcPr>
-            <w:tcW w:w="7847" w:type="dxa"/>
-            <w:hideMark/>
-          </w:tcPr>
-          <w:p>
-            <w:pPr>
-              <w:spacing w:before="0"/>
-              <w:rPr>
-                <w:rFonts w:eastAsia="Times New Roman" w:cs="Arial"/>
-                <w:color w:val="000000"/>
-              </w:rPr>
-            </w:pPr>
-            <w:r>
-              <w:rPr>
-                <w:rFonts w:eastAsia="Times New Roman" w:cs="Arial"/>
-                <w:color w:val="000000"/>
+                <w:b/>
+                <w:bCs/>
+              </w:rPr>
+            </w:pPr>
+            <w:r>
+              <w:rPr>
+                <w:b/>
+                <w:bCs/>
+              </w:rPr>
+              <w:t>US11</w:t>
+            </w:r>
+          </w:p>
+        </w:tc>
+        <w:tc>
+          <w:tcPr>
+            <w:tcW w:w="3967" w:type="dxa"/>
+            <w:hideMark/>
+          </w:tcPr>
+          <w:p>
+            <w:pPr>
+              <w:rPr>
+                <w:b/>
+                <w:bCs/>
+              </w:rPr>
+            </w:pPr>
+            <w:r>
+              <w:rPr>
+                <w:b/>
+                <w:bCs/>
+              </w:rPr>
+              <w:t>As a Supervisor, I want to add comments to visit logs so that additional context can be provided.</w:t>
+            </w:r>
+          </w:p>
+        </w:tc>
+        <w:tc>
+          <w:tcPr>
+            <w:tcW w:w="2068" w:type="dxa"/>
+            <w:hideMark/>
+          </w:tcPr>
+          <w:p>
+            <w:pPr>
+              <w:rPr>
+                <w:b/>
+                <w:bCs/>
+              </w:rPr>
+            </w:pPr>
+            <w:r>
+              <w:rPr>
+                <w:b/>
+                <w:bCs/>
+              </w:rPr>
+              <w:t>Add comments to visit logs</w:t>
+            </w:r>
+          </w:p>
+        </w:tc>
+        <w:tc>
+          <w:tcPr>
+            <w:tcW w:w="957" w:type="dxa"/>
+            <w:vAlign w:val="center"/>
+            <w:hideMark/>
+          </w:tcPr>
+          <w:p>
+            <w:pPr>
+              <w:jc w:val="center"/>
+              <w:rPr>
+                <w:b/>
+                <w:bCs/>
+              </w:rPr>
+            </w:pPr>
+            <w:r>
+              <w:rPr>
+                <w:b/>
+                <w:bCs/>
+              </w:rPr>
+              <w:t>Low</w:t>
+            </w:r>
+          </w:p>
+        </w:tc>
+        <w:tc>
+          <w:tcPr>
+            <w:tcW w:w="997" w:type="dxa"/>
+            <w:vAlign w:val="center"/>
+            <w:hideMark/>
+          </w:tcPr>
+          <w:p>
+            <w:pPr>
+              <w:jc w:val="center"/>
+              <w:rPr>
+                <w:b/>
+                <w:bCs/>
+              </w:rPr>
+            </w:pPr>
+            <w:r>
+              <w:rPr>
+                <w:b/>
+                <w:bCs/>
+              </w:rPr>
+              <w:t>34</w:t>
+            </w:r>
+          </w:p>
+        </w:tc>
+        <w:tc>
+          <w:tcPr>
+            <w:tcW w:w="847" w:type="dxa"/>
+            <w:vAlign w:val="center"/>
+            <w:hideMark/>
+          </w:tcPr>
+          <w:p>
+            <w:pPr>
+              <w:jc w:val="center"/>
+              <w:rPr>
+                <w:b/>
+                <w:bCs/>
+              </w:rPr>
+            </w:pPr>
+            <w:r>
+              <w:rPr>
+                <w:b/>
+                <w:bCs/>
+              </w:rPr>
+              <w:t>1</w:t>
+            </w:r>
+          </w:p>
+        </w:tc>
+        <w:tc>
+          <w:tcPr>
+            <w:tcW w:w="916" w:type="dxa"/>
+            <w:vMerge/>
+            <w:vAlign w:val="center"/>
+            <w:hideMark/>
+          </w:tcPr>
+          <w:p>
+            <w:pPr>
+              <w:jc w:val="center"/>
+              <w:rPr>
+                <w:b/>
+                <w:bCs/>
+              </w:rPr>
+            </w:pPr>
+          </w:p>
+        </w:tc>
+      </w:tr>
+      <w:tr>
+        <w:trPr>
+          <w:trHeight w:val="300"/>
+        </w:trPr>
+        <w:tc>
+          <w:tcPr>
+            <w:tcW w:w="704" w:type="dxa"/>
+            <w:vAlign w:val="center"/>
+            <w:hideMark/>
+          </w:tcPr>
+          <w:p>
+            <w:pPr>
+              <w:jc w:val="center"/>
+              <w:rPr>
+                <w:b/>
+                <w:bCs/>
+              </w:rPr>
+            </w:pPr>
+            <w:r>
+              <w:rPr>
+                <w:b/>
+                <w:bCs/>
+              </w:rPr>
+              <w:t>US23</w:t>
+            </w:r>
+          </w:p>
+        </w:tc>
+        <w:tc>
+          <w:tcPr>
+            <w:tcW w:w="3967" w:type="dxa"/>
+            <w:hideMark/>
+          </w:tcPr>
+          <w:p>
+            <w:pPr>
+              <w:rPr>
+                <w:b/>
+                <w:bCs/>
+              </w:rPr>
+            </w:pPr>
+            <w:r>
+              <w:rPr>
+                <w:b/>
+                <w:bCs/>
+              </w:rPr>
+              <w:t>As a Supervisor, I want to view past visit logs so that I can review historical data.</w:t>
+            </w:r>
+          </w:p>
+        </w:tc>
+        <w:tc>
+          <w:tcPr>
+            <w:tcW w:w="2068" w:type="dxa"/>
+            <w:hideMark/>
+          </w:tcPr>
+          <w:p>
+            <w:pPr>
+              <w:rPr>
+                <w:b/>
+                <w:bCs/>
+              </w:rPr>
+            </w:pPr>
+            <w:r>
+              <w:rPr>
+                <w:b/>
+                <w:bCs/>
+              </w:rPr>
+              <w:t>View past visit logs</w:t>
+            </w:r>
+          </w:p>
+        </w:tc>
+        <w:tc>
+          <w:tcPr>
+            <w:tcW w:w="957" w:type="dxa"/>
+            <w:vAlign w:val="center"/>
+            <w:hideMark/>
+          </w:tcPr>
+          <w:p>
+            <w:pPr>
+              <w:jc w:val="center"/>
+              <w:rPr>
+                <w:b/>
+                <w:bCs/>
+              </w:rPr>
+            </w:pPr>
+            <w:r>
+              <w:rPr>
+                <w:b/>
+                <w:bCs/>
+              </w:rPr>
+              <w:t>Low</w:t>
+            </w:r>
+          </w:p>
+        </w:tc>
+        <w:tc>
+          <w:tcPr>
+            <w:tcW w:w="997" w:type="dxa"/>
+            <w:vAlign w:val="center"/>
+            <w:hideMark/>
+          </w:tcPr>
+          <w:p>
+            <w:pPr>
+              <w:jc w:val="center"/>
+              <w:rPr>
+                <w:b/>
+                <w:bCs/>
+              </w:rPr>
+            </w:pPr>
+            <w:r>
+              <w:rPr>
+                <w:b/>
+                <w:bCs/>
+              </w:rPr>
+              <w:t>35</w:t>
+            </w:r>
+          </w:p>
+        </w:tc>
+        <w:tc>
+          <w:tcPr>
+            <w:tcW w:w="847" w:type="dxa"/>
+            <w:vAlign w:val="center"/>
+            <w:hideMark/>
+          </w:tcPr>
+          <w:p>
+            <w:pPr>
+              <w:jc w:val="center"/>
+              <w:rPr>
+                <w:b/>
+                <w:bCs/>
+              </w:rPr>
+            </w:pPr>
+            <w:r>
+              <w:rPr>
+                <w:b/>
+                <w:bCs/>
+              </w:rPr>
+              <w:t>3</w:t>
+            </w:r>
+          </w:p>
+        </w:tc>
+        <w:tc>
+          <w:tcPr>
+            <w:tcW w:w="916" w:type="dxa"/>
+            <w:vMerge/>
+            <w:vAlign w:val="center"/>
+            <w:hideMark/>
+          </w:tcPr>
+          <w:p>
+            <w:pPr>
+              <w:jc w:val="center"/>
+              <w:rPr>
+                <w:b/>
+                <w:bCs/>
+              </w:rPr>
+            </w:pPr>
+          </w:p>
+        </w:tc>
+      </w:tr>
+      <w:tr>
+        <w:trPr>
+          <w:trHeight w:val="300"/>
+        </w:trPr>
+        <w:tc>
+          <w:tcPr>
+            <w:tcW w:w="704" w:type="dxa"/>
+            <w:vAlign w:val="center"/>
+            <w:hideMark/>
+          </w:tcPr>
+          <w:p>
+            <w:pPr>
+              <w:jc w:val="center"/>
+              <w:rPr>
+                <w:b/>
+                <w:bCs/>
+              </w:rPr>
+            </w:pPr>
+            <w:r>
+              <w:rPr>
+                <w:b/>
+                <w:bCs/>
+              </w:rPr>
+              <w:t>US14</w:t>
+            </w:r>
+          </w:p>
+        </w:tc>
+        <w:tc>
+          <w:tcPr>
+            <w:tcW w:w="3967" w:type="dxa"/>
+            <w:hideMark/>
+          </w:tcPr>
+          <w:p>
+            <w:pPr>
+              <w:rPr>
+                <w:b/>
+                <w:bCs/>
+              </w:rPr>
+            </w:pPr>
+            <w:r>
+              <w:rPr>
+                <w:b/>
+                <w:bCs/>
+              </w:rPr>
+              <w:t>As a Supervisor, I want to edit past visit logs so that corrections can be made.</w:t>
+            </w:r>
+          </w:p>
+        </w:tc>
+        <w:tc>
+          <w:tcPr>
+            <w:tcW w:w="2068" w:type="dxa"/>
+            <w:hideMark/>
+          </w:tcPr>
+          <w:p>
+            <w:pPr>
+              <w:rPr>
+                <w:b/>
+                <w:bCs/>
+              </w:rPr>
+            </w:pPr>
+            <w:r>
+              <w:rPr>
+                <w:b/>
+                <w:bCs/>
+              </w:rPr>
+              <w:t>Edit past visit logs</w:t>
+            </w:r>
+          </w:p>
+        </w:tc>
+        <w:tc>
+          <w:tcPr>
+            <w:tcW w:w="957" w:type="dxa"/>
+            <w:vAlign w:val="center"/>
+            <w:hideMark/>
+          </w:tcPr>
+          <w:p>
+            <w:pPr>
+              <w:jc w:val="center"/>
+              <w:rPr>
+                <w:b/>
+                <w:bCs/>
+              </w:rPr>
+            </w:pPr>
+            <w:r>
+              <w:rPr>
+                <w:b/>
+                <w:bCs/>
+              </w:rPr>
+              <w:t>Low</w:t>
+            </w:r>
+          </w:p>
+        </w:tc>
+        <w:tc>
+          <w:tcPr>
+            <w:tcW w:w="997" w:type="dxa"/>
+            <w:vAlign w:val="center"/>
+            <w:hideMark/>
+          </w:tcPr>
+          <w:p>
+            <w:pPr>
+              <w:jc w:val="center"/>
+              <w:rPr>
+                <w:b/>
+                <w:bCs/>
+              </w:rPr>
+            </w:pPr>
+            <w:r>
+              <w:rPr>
+                <w:b/>
+                <w:bCs/>
+              </w:rPr>
+              <w:t>36</w:t>
+            </w:r>
+          </w:p>
+        </w:tc>
+        <w:tc>
+          <w:tcPr>
+            <w:tcW w:w="847" w:type="dxa"/>
+            <w:vAlign w:val="center"/>
+            <w:hideMark/>
+          </w:tcPr>
+          <w:p>
+            <w:pPr>
+              <w:jc w:val="center"/>
+              <w:rPr>
+                <w:b/>
+                <w:bCs/>
+              </w:rPr>
+            </w:pPr>
+            <w:r>
+              <w:rPr>
+                <w:b/>
+                <w:bCs/>
+              </w:rPr>
+              <w:t>3</w:t>
+            </w:r>
+          </w:p>
+        </w:tc>
+        <w:tc>
+          <w:tcPr>
+            <w:tcW w:w="916" w:type="dxa"/>
+            <w:vMerge/>
+            <w:vAlign w:val="center"/>
+            <w:hideMark/>
+          </w:tcPr>
+          <w:p>
+            <w:pPr>
+              <w:jc w:val="center"/>
+              <w:rPr>
+                <w:b/>
+                <w:bCs/>
+              </w:rPr>
+            </w:pPr>
+          </w:p>
+        </w:tc>
+      </w:tr>
+      <w:tr>
+        <w:trPr>
+          <w:trHeight w:val="300"/>
+        </w:trPr>
+        <w:tc>
+          <w:tcPr>
+            <w:tcW w:w="704" w:type="dxa"/>
+            <w:vAlign w:val="center"/>
+            <w:hideMark/>
+          </w:tcPr>
+          <w:p>
+            <w:pPr>
+              <w:jc w:val="center"/>
+              <w:rPr>
+                <w:b/>
+                <w:bCs/>
+              </w:rPr>
+            </w:pPr>
+            <w:r>
+              <w:rPr>
+                <w:b/>
+                <w:bCs/>
+              </w:rPr>
+              <w:t>US13</w:t>
+            </w:r>
+          </w:p>
+        </w:tc>
+        <w:tc>
+          <w:tcPr>
+            <w:tcW w:w="3967" w:type="dxa"/>
+            <w:hideMark/>
+          </w:tcPr>
+          <w:p>
+            <w:pPr>
+              <w:rPr>
+                <w:b/>
+                <w:bCs/>
+              </w:rPr>
+            </w:pPr>
+            <w:r>
+              <w:rPr>
+                <w:b/>
+                <w:bCs/>
+              </w:rPr>
+              <w:t>As a Supervisor, I want to delete visit logs so that incorrect entries can be removed.</w:t>
+            </w:r>
+          </w:p>
+        </w:tc>
+        <w:tc>
+          <w:tcPr>
+            <w:tcW w:w="2068" w:type="dxa"/>
+            <w:hideMark/>
+          </w:tcPr>
+          <w:p>
+            <w:pPr>
+              <w:rPr>
+                <w:b/>
+                <w:bCs/>
+              </w:rPr>
+            </w:pPr>
+            <w:r>
+              <w:rPr>
+                <w:b/>
+                <w:bCs/>
+              </w:rPr>
+              <w:t>Delete visit logs</w:t>
+            </w:r>
+          </w:p>
+        </w:tc>
+        <w:tc>
+          <w:tcPr>
+            <w:tcW w:w="957" w:type="dxa"/>
+            <w:vAlign w:val="center"/>
+            <w:hideMark/>
+          </w:tcPr>
+          <w:p>
+            <w:pPr>
+              <w:jc w:val="center"/>
+              <w:rPr>
+                <w:b/>
+                <w:bCs/>
+              </w:rPr>
+            </w:pPr>
+            <w:r>
+              <w:rPr>
+                <w:b/>
+                <w:bCs/>
+              </w:rPr>
+              <w:t>Low</w:t>
+            </w:r>
+          </w:p>
+        </w:tc>
+        <w:tc>
+          <w:tcPr>
+            <w:tcW w:w="997" w:type="dxa"/>
+            <w:vAlign w:val="center"/>
+            <w:hideMark/>
+          </w:tcPr>
+          <w:p>
+            <w:pPr>
+              <w:jc w:val="center"/>
+              <w:rPr>
+                <w:b/>
+                <w:bCs/>
+              </w:rPr>
+            </w:pPr>
+            <w:r>
+              <w:rPr>
+                <w:b/>
+                <w:bCs/>
+              </w:rPr>
+              <w:t>37</w:t>
+            </w:r>
+          </w:p>
+        </w:tc>
+        <w:tc>
+          <w:tcPr>
+            <w:tcW w:w="847" w:type="dxa"/>
+            <w:vAlign w:val="center"/>
+            <w:hideMark/>
+          </w:tcPr>
+          <w:p>
+            <w:pPr>
+              <w:jc w:val="center"/>
+              <w:rPr>
+                <w:b/>
+                <w:bCs/>
+              </w:rPr>
+            </w:pPr>
+            <w:r>
+              <w:rPr>
+                <w:b/>
+                <w:bCs/>
+              </w:rPr>
+              <w:t>3</w:t>
+            </w:r>
+          </w:p>
+        </w:tc>
+        <w:tc>
+          <w:tcPr>
+            <w:tcW w:w="916" w:type="dxa"/>
+            <w:vMerge/>
+            <w:vAlign w:val="center"/>
+            <w:hideMark/>
+          </w:tcPr>
+          <w:p>
+            <w:pPr>
+              <w:jc w:val="center"/>
+              <w:rPr>
+                <w:b/>
+                <w:bCs/>
+              </w:rPr>
+            </w:pPr>
+          </w:p>
+        </w:tc>
+      </w:tr>
+      <w:tr>
+        <w:trPr>
+          <w:trHeight w:val="300"/>
+        </w:trPr>
+        <w:tc>
+          <w:tcPr>
+            <w:tcW w:w="704" w:type="dxa"/>
+            <w:vAlign w:val="center"/>
+            <w:hideMark/>
+          </w:tcPr>
+          <w:p>
+            <w:pPr>
+              <w:jc w:val="center"/>
+              <w:rPr>
+                <w:b/>
+                <w:bCs/>
+              </w:rPr>
+            </w:pPr>
+            <w:r>
+              <w:rPr>
+                <w:b/>
+                <w:bCs/>
+              </w:rPr>
+              <w:t>US20</w:t>
+            </w:r>
+          </w:p>
+        </w:tc>
+        <w:tc>
+          <w:tcPr>
+            <w:tcW w:w="3967" w:type="dxa"/>
+            <w:hideMark/>
+          </w:tcPr>
+          <w:p>
+            <w:pPr>
+              <w:rPr>
+                <w:b/>
+                <w:bCs/>
+              </w:rPr>
+            </w:pPr>
+            <w:r>
+              <w:rPr>
+                <w:b/>
+                <w:bCs/>
+              </w:rPr>
+              <w:t>As a Supervisor, I want to update existing timesheets so that changes can be reflected.</w:t>
+            </w:r>
+          </w:p>
+        </w:tc>
+        <w:tc>
+          <w:tcPr>
+            <w:tcW w:w="2068" w:type="dxa"/>
+            <w:hideMark/>
+          </w:tcPr>
+          <w:p>
+            <w:pPr>
+              <w:rPr>
+                <w:b/>
+                <w:bCs/>
+              </w:rPr>
+            </w:pPr>
+            <w:r>
+              <w:rPr>
+                <w:b/>
+                <w:bCs/>
+              </w:rPr>
+              <w:t>Update timesheets</w:t>
+            </w:r>
+          </w:p>
+        </w:tc>
+        <w:tc>
+          <w:tcPr>
+            <w:tcW w:w="957" w:type="dxa"/>
+            <w:vAlign w:val="center"/>
+            <w:hideMark/>
+          </w:tcPr>
+          <w:p>
+            <w:pPr>
+              <w:jc w:val="center"/>
+              <w:rPr>
+                <w:b/>
+                <w:bCs/>
+              </w:rPr>
+            </w:pPr>
+            <w:r>
+              <w:rPr>
+                <w:b/>
+                <w:bCs/>
+              </w:rPr>
+              <w:t>Low</w:t>
+            </w:r>
+          </w:p>
+        </w:tc>
+        <w:tc>
+          <w:tcPr>
+            <w:tcW w:w="997" w:type="dxa"/>
+            <w:vAlign w:val="center"/>
+            <w:hideMark/>
+          </w:tcPr>
+          <w:p>
+            <w:pPr>
+              <w:jc w:val="center"/>
+              <w:rPr>
+                <w:b/>
+                <w:bCs/>
+              </w:rPr>
+            </w:pPr>
+            <w:r>
+              <w:rPr>
+                <w:b/>
+                <w:bCs/>
+              </w:rPr>
+              <w:t>38</w:t>
+            </w:r>
+          </w:p>
+        </w:tc>
+        <w:tc>
+          <w:tcPr>
+            <w:tcW w:w="847" w:type="dxa"/>
+            <w:vAlign w:val="center"/>
+            <w:hideMark/>
+          </w:tcPr>
+          <w:p>
+            <w:pPr>
+              <w:jc w:val="center"/>
+              <w:rPr>
+                <w:b/>
+                <w:bCs/>
+              </w:rPr>
+            </w:pPr>
+            <w:r>
+              <w:rPr>
+                <w:b/>
+                <w:bCs/>
+              </w:rPr>
+              <w:t>3</w:t>
+            </w:r>
+          </w:p>
+        </w:tc>
+        <w:tc>
+          <w:tcPr>
+            <w:tcW w:w="916" w:type="dxa"/>
+            <w:vMerge/>
+            <w:vAlign w:val="center"/>
+            <w:hideMark/>
+          </w:tcPr>
+          <w:p>
+            <w:pPr>
+              <w:jc w:val="center"/>
+              <w:rPr>
+                <w:b/>
+                <w:bCs/>
+              </w:rPr>
+            </w:pPr>
+          </w:p>
+        </w:tc>
+      </w:tr>
+      <w:tr>
+        <w:trPr>
+          <w:trHeight w:val="300"/>
+        </w:trPr>
+        <w:tc>
+          <w:tcPr>
+            <w:tcW w:w="704" w:type="dxa"/>
+            <w:vAlign w:val="center"/>
+            <w:hideMark/>
+          </w:tcPr>
+          <w:p>
+            <w:pPr>
+              <w:jc w:val="center"/>
+              <w:rPr>
+                <w:b/>
+                <w:bCs/>
+              </w:rPr>
+            </w:pPr>
+            <w:r>
+              <w:rPr>
+                <w:b/>
+                <w:bCs/>
+              </w:rPr>
+              <w:t>US36</w:t>
+            </w:r>
+          </w:p>
+        </w:tc>
+        <w:tc>
+          <w:tcPr>
+            <w:tcW w:w="3967" w:type="dxa"/>
+            <w:hideMark/>
+          </w:tcPr>
+          <w:p>
+            <w:pPr>
+              <w:rPr>
+                <w:b/>
+                <w:bCs/>
+              </w:rPr>
+            </w:pPr>
+            <w:r>
+              <w:rPr>
+                <w:b/>
+                <w:bCs/>
               </w:rPr>
               <w:t xml:space="preserve">As an HR, I want to review </w:t>
             </w:r>
             <w:proofErr w:type="gramStart"/>
             <w:r>
               <w:rPr>
-                <w:rFonts w:eastAsia="Times New Roman" w:cs="Arial"/>
-                <w:color w:val="000000"/>
+                <w:b/>
+                <w:bCs/>
               </w:rPr>
               <w:t>timesheets</w:t>
             </w:r>
             <w:proofErr w:type="gramEnd"/>
             <w:r>
               <w:rPr>
-                <w:rFonts w:eastAsia="Times New Roman" w:cs="Arial"/>
-                <w:color w:val="000000"/>
+                <w:b/>
+                <w:bCs/>
               </w:rPr>
               <w:t xml:space="preserve"> so that employee attendance and performance can be monitored.</w:t>
             </w:r>
@@ -9336,22 +11722,43 @@
         </w:tc>
         <w:tc>
           <w:tcPr>
-            <w:tcW w:w="990" w:type="dxa"/>
-            <w:hideMark/>
-          </w:tcPr>
-          <w:p>
-            <w:pPr>
-              <w:spacing w:before="0"/>
+            <w:tcW w:w="2068" w:type="dxa"/>
+            <w:hideMark/>
+          </w:tcPr>
+          <w:p>
+            <w:pPr>
+              <w:rPr>
+                <w:b/>
+                <w:bCs/>
+              </w:rPr>
+            </w:pPr>
+            <w:r>
+              <w:rPr>
+                <w:b/>
+                <w:bCs/>
+              </w:rPr>
+              <w:t>Review timesheets</w:t>
+            </w:r>
+          </w:p>
+        </w:tc>
+        <w:tc>
+          <w:tcPr>
+            <w:tcW w:w="957" w:type="dxa"/>
+            <w:vAlign w:val="center"/>
+            <w:hideMark/>
+          </w:tcPr>
+          <w:p>
+            <w:pPr>
               <w:jc w:val="center"/>
               <w:rPr>
-                <w:rFonts w:eastAsia="Times New Roman" w:cs="Arial"/>
-                <w:color w:val="000000"/>
-              </w:rPr>
-            </w:pPr>
-            <w:r>
-              <w:rPr>
-                <w:rFonts w:eastAsia="Times New Roman" w:cs="Arial"/>
-                <w:color w:val="000000"/>
+                <w:b/>
+                <w:bCs/>
+              </w:rPr>
+            </w:pPr>
+            <w:r>
+              <w:rPr>
+                <w:b/>
+                <w:bCs/>
               </w:rPr>
               <w:t>Low</w:t>
             </w:r>
@@ -9359,38 +11766,63 @@
         </w:tc>
         <w:tc>
           <w:tcPr>
-            <w:tcW w:w="835" w:type="dxa"/>
-            <w:hideMark/>
-          </w:tcPr>
-          <w:p>
-            <w:pPr>
-              <w:spacing w:before="0"/>
+            <w:tcW w:w="997" w:type="dxa"/>
+            <w:vAlign w:val="center"/>
+            <w:hideMark/>
+          </w:tcPr>
+          <w:p>
+            <w:pPr>
               <w:jc w:val="center"/>
               <w:rPr>
-                <w:rFonts w:eastAsia="Times New Roman" w:cs="Arial"/>
-                <w:color w:val="000000"/>
-              </w:rPr>
-            </w:pPr>
-            <w:r>
-              <w:rPr>
-                <w:rFonts w:eastAsia="Times New Roman" w:cs="Arial"/>
-                <w:color w:val="000000"/>
-              </w:rPr>
-              <w:t>34</w:t>
-            </w:r>
-          </w:p>
-        </w:tc>
-        <w:tc>
-          <w:tcPr>
-            <w:tcW w:w="695" w:type="dxa"/>
-          </w:tcPr>
-          <w:p>
-            <w:pPr>
-              <w:spacing w:before="0"/>
+                <w:b/>
+                <w:bCs/>
+              </w:rPr>
+            </w:pPr>
+            <w:r>
+              <w:rPr>
+                <w:b/>
+                <w:bCs/>
+              </w:rPr>
+              <w:t>39</w:t>
+            </w:r>
+          </w:p>
+        </w:tc>
+        <w:tc>
+          <w:tcPr>
+            <w:tcW w:w="847" w:type="dxa"/>
+            <w:vAlign w:val="center"/>
+            <w:hideMark/>
+          </w:tcPr>
+          <w:p>
+            <w:pPr>
               <w:jc w:val="center"/>
               <w:rPr>
-                <w:rFonts w:eastAsia="Times New Roman" w:cs="Arial"/>
-                <w:color w:val="000000"/>
+                <w:b/>
+                <w:bCs/>
+              </w:rPr>
+            </w:pPr>
+            <w:r>
+              <w:rPr>
+                <w:b/>
+                <w:bCs/>
+              </w:rPr>
+              <w:t>3</w:t>
+            </w:r>
+          </w:p>
+        </w:tc>
+        <w:tc>
+          <w:tcPr>
+            <w:tcW w:w="916" w:type="dxa"/>
+            <w:vMerge/>
+            <w:vAlign w:val="center"/>
+            <w:hideMark/>
+          </w:tcPr>
+          <w:p>
+            <w:pPr>
+              <w:jc w:val="center"/>
+              <w:rPr>
+                <w:b/>
+                <w:bCs/>
               </w:rPr>
             </w:pPr>
           </w:p>
@@ -17771,7 +20203,6 @@
   <w:style w:type="character" w:default="1" w:styleId="DefaultParagraphFont">
     <w:name w:val="Default Paragraph Font"/>
     <w:uiPriority w:val="1"/>
-    <w:semiHidden/>
     <w:unhideWhenUsed/>
   </w:style>
   <w:style w:type="table" w:default="1" w:styleId="TableNormal">
@@ -18247,6 +20678,25 @@
       <w:u w:val="single"/>
     </w:rPr>
   </w:style>
+  <w:style w:type="table" w:styleId="TableGrid">
+    <w:name w:val="Table Grid"/>
+    <w:basedOn w:val="TableNormal"/>
+    <w:uiPriority w:val="39"/>
+    <w:rsid w:val="006D7157"/>
+    <w:pPr>
+      <w:spacing w:before="0" w:after="0" w:line="240" w:lineRule="auto"/>
+    </w:pPr>
+    <w:tblPr>
+      <w:tblBorders>
+        <w:top w:val="single" w:sz="4" w:space="0" w:color="auto"/>
+        <w:left w:val="single" w:sz="4" w:space="0" w:color="auto"/>
+        <w:bottom w:val="single" w:sz="4" w:space="0" w:color="auto"/>
+        <w:right w:val="single" w:sz="4" w:space="0" w:color="auto"/>
+        <w:insideH w:val="single" w:sz="4" w:space="0" w:color="auto"/>
+        <w:insideV w:val="single" w:sz="4" w:space="0" w:color="auto"/>
+      </w:tblBorders>
+    </w:tblPr>
+  </w:style>
 </w:styles>
 </file>
 
